--- a/revisions/Supplementary-Text-Revision-1-CLEAN.docx
+++ b/revisions/Supplementary-Text-Revision-1-CLEAN.docx
@@ -755,7 +755,7 @@
         <w:spacing w:after="200"/>
       </w:pPr>
       <w:r>
-        <w:t xml:space="preserve">Supplementary Figure 5. Apo and holo NNIBP volume distributions. Per-frame pocket volume for the bound state over full production, and for the unliganded state over a matched 10 ns window, since the wild-type apo trajectories are 10 ns and serve as the reference. The unliganded pocket is substantially collapsed relative to the bound state, and the difference between the two medians — the conformational change DOR must pay for — is larger than wild type (129 Å³) for all three genotypes whose ΔΔGbind misses the phenotype: G190E (253 Å³), V106I+F227C and A98G+F227C (172 Å³ each) and K103N+M230L (163 Å³). In two of three G190E apo replicates the measured volume expands beyond what the measurement sphere can contain after roughly 20 ns; those frames are excluded from interpretation.</w:t>
+        <w:t xml:space="preserve">Supplementary Figure 5. Apo and holo NNIBP volume distributions. Per-frame pocket volume for the bound state over full production, and for the unliganded state over a matched 10 ns window, since the wild-type apo trajectories are 10 ns and serve as the reference. The unliganded pocket is substantially collapsed relative to the bound state, and the difference between the two medians — the conformational change DOR must pay for — is larger than wild type (129 Å³) for all three genotypes whose ΔΔGbind misses the phenotype: G190E (253 Å³), V106I+F227C and A98G+F227C (172 Å³ each) and K103N+M230L (163 Å³). In one G190E apo replicate the measured volume expands after roughly 20 ns. This is an artifact of reconstructing periodic images for a chain-broken topology rather than a conformational event: RT's disordered loops leave each chain as several bonded fragments, which image independently and scatter across the box, while the simulation's potential energy stays flat to within 0.5% for the whole run. Those frames are excluded from interpretation; the matched 10 ns window precedes them and is unaffected.</w:t>
       </w:r>
     </w:p>
     <w:sectPr>

--- a/revisions/Supplementary-Text-Revision-1-CLEAN.docx
+++ b/revisions/Supplementary-Text-Revision-1-CLEAN.docx
@@ -731,7 +731,7 @@
         <w:spacing w:after="200"/>
       </w:pPr>
       <w:r>
-        <w:t xml:space="preserve">Supplementary Note 2. Effect of the ligand charge model. MM/GBSA energies recomputed with AM1-BCC partial charges for a subset of genotypes, compared against the Gasteiger values reported in the main text. Addresses Reviewer 2, comment 5.</w:t>
+        <w:t xml:space="preserve">Supplementary Note 2. Effect of the ligand charge model. MM/GBSA energies recomputed with AM1-BCC partial charges for WT, V106A and Y188L, using the same trajectories, snapshots, sampling and relaxation protocol as the main text, so that the ligand charge set is the only difference. The two charge sets are both neutral and correlate at 0.890, but AM1-BCC is more polarised (mean |q| 0.228 e against 0.138 e; RMS difference 0.165 e, maximum 0.390 e), with the largest differences on the triazolinone and pyridinone carbonyl and amide atoms. Absolute binding energies shift by 3.5–4.6 kcal/mol. The WT-referenced ΔΔETotal reported in Table 2 shifts by at most 0.81 kcal/mol (V106A 1.73 → 2.54, Y188L 2.78 → 2.46) with the sign preserved, and the shift falls almost entirely on the charge-dependent components (ΔΔEelec up to 1.20, ΔΔEGB up to 1.32) while ΔΔEvdW moves only 0.27–0.29 kcal/mol. Much of the charge-model effect is therefore common to wild type and mutant and cancels in the WT-referenced difference. This applies to MM/GBSA only; ΔΔGbind is unaffected because DOR is neutral and identically parameterised at both end states of every alchemical leg.</w:t>
       </w:r>
     </w:p>
     <w:p>

--- a/revisions/Supplementary-Text-Revision-1-CLEAN.docx
+++ b/revisions/Supplementary-Text-Revision-1-CLEAN.docx
@@ -731,7 +731,7 @@
         <w:spacing w:after="200"/>
       </w:pPr>
       <w:r>
-        <w:t xml:space="preserve">Supplementary Note 2. Effect of the ligand charge model. MM/GBSA energies recomputed with AM1-BCC partial charges for WT, V106A and Y188L, using the same trajectories, snapshots, sampling and relaxation protocol as the main text, so that the ligand charge set is the only difference. The two charge sets are both neutral and correlate at 0.890, but AM1-BCC is more polarised (mean |q| 0.228 e against 0.138 e; RMS difference 0.165 e, maximum 0.390 e), with the largest differences on the triazolinone and pyridinone carbonyl and amide atoms. Absolute binding energies shift by 3.5–4.6 kcal/mol. The WT-referenced ΔΔETotal reported in Table 2 shifts by at most 0.81 kcal/mol (V106A 1.73 → 2.54, Y188L 2.78 → 2.46) with the sign preserved, and the shift falls almost entirely on the charge-dependent components (ΔΔEelec up to 1.20, ΔΔEGB up to 1.32) while ΔΔEvdW moves only 0.27–0.29 kcal/mol. Much of the charge-model effect is therefore common to wild type and mutant and cancels in the WT-referenced difference. This applies to MM/GBSA only; ΔΔGbind is unaffected because DOR is neutral and identically parameterised at both end states of every alchemical leg.</w:t>
+        <w:t xml:space="preserve">Supplementary Note 2. Effect of the ligand charge model. MM/GBSA energies recomputed with AM1-BCC partial charges for WT, V106A and Y188L, using the same trajectories, snapshots, sampling and relaxation protocol as the main text, so that the ligand charge set is the only difference. The two charge sets are both neutral and correlate at 0.890, but AM1-BCC is more polarised (mean |q| 0.228 e against 0.138 e; RMS difference 0.165 e, maximum 0.390 e), with the largest differences on the triazolinone and pyridinone carbonyl and amide atoms. Absolute binding energies shift by 3.5–4.6 kcal/mol. The WT-referenced ΔΔETotal reported in Table 2 shifts by at most 0.81 kcal/mol (V106A 1.73 → 2.54, Y188L 2.78 → 2.34) with the sign preserved, and the shift falls almost entirely on the charge-dependent components (ΔΔEelec up to 1.17, ΔΔEGB up to 1.32) while ΔΔEvdW moves only 0.23–0.29 kcal/mol. Much of the charge-model effect is therefore common to wild type and mutant and cancels in the WT-referenced difference. This applies to MM/GBSA only; ΔΔGbind is unaffected because DOR is neutral and identically parameterised at both end states of every alchemical leg.</w:t>
       </w:r>
     </w:p>
     <w:p>

--- a/revisions/Supplementary-Text-Revision-1-CLEAN.docx
+++ b/revisions/Supplementary-Text-Revision-1-CLEAN.docx
@@ -699,7 +699,7 @@
         <w:rPr>
           <w:b/>
         </w:rPr>
-        <w:t xml:space="preserve">Additions for Revision 1 (placeholders)</w:t>
+        <w:t xml:space="preserve">Supplementary Notes and Tables added in revision</w:t>
       </w:r>
     </w:p>
     <w:p>
@@ -707,7 +707,7 @@
         <w:spacing w:after="200"/>
       </w:pPr>
       <w:r>
-        <w:t xml:space="preserve">The sections below are referenced from the revised manuscript and are to be completed once the corresponding analyses finish. They are listed here so that every forward reference in the manuscript has a destination.</w:t>
+        <w:t xml:space="preserve">The analyses below were added in response to review. Each is referenced from the revised manuscript at the point where the corresponding choice is made.</w:t>
       </w:r>
     </w:p>
     <w:p>
@@ -716,6 +716,2085 @@
       </w:pPr>
       <w:r>
         <w:t xml:space="preserve">Supplementary Table 5. Sensitivity of MM/GBSA energies to the snapshot relaxation protocol. ΔΔETotal and each component for a subset of genotypes, computed under single-point evaluation (no relaxation), hydrogen-only relaxation with heavy atoms restrained, and the unrestrained full minimization used in the main text. Addresses Reviewer 3, comment 3(b).</w:t>
+      </w:r>
+    </w:p>
+    <w:tbl>
+      <w:tblPr>
+        <w:tblStyle w:val="TableGrid"/>
+        <w:tblW w:w="0" w:type="auto"/>
+        <w:tblBorders>
+          <w:top w:val="single" w:sz="4" w:space="0" w:color="auto"/>
+          <w:left w:val="single" w:sz="4" w:space="0" w:color="auto"/>
+          <w:bottom w:val="single" w:sz="4" w:space="0" w:color="auto"/>
+          <w:right w:val="single" w:sz="4" w:space="0" w:color="auto"/>
+          <w:insideH w:val="single" w:sz="4" w:space="0" w:color="auto"/>
+          <w:insideV w:val="single" w:sz="4" w:space="0" w:color="auto"/>
+        </w:tblBorders>
+      </w:tblPr>
+      <w:tblGrid>
+        <w:gridCol w:w="1500"/>
+        <w:gridCol w:w="1300"/>
+        <w:gridCol w:w="2200"/>
+        <w:gridCol w:w="2000"/>
+        <w:gridCol w:w="1800"/>
+      </w:tblGrid>
+      <w:tr>
+        <w:trPr>
+          <w:tblHeader/>
+        </w:trPr>
+        <w:tc>
+          <w:tcPr>
+            <w:tcW w:w="1500" w:type="dxa"/>
+            <w:vAlign w:val="center"/>
+          </w:tcPr>
+          <w:p>
+            <w:pPr>
+              <w:spacing w:after="0" w:line="240" w:lineRule="auto"/>
+              <w:jc w:val="center"/>
+            </w:pPr>
+            <w:r>
+              <w:rPr>
+                <w:b/>
+                <w:sz w:val="14"/>
+                <w:szCs w:val="14"/>
+              </w:rPr>
+              <w:t xml:space="preserve">Genotype</w:t>
+            </w:r>
+          </w:p>
+        </w:tc>
+        <w:tc>
+          <w:tcPr>
+            <w:tcW w:w="1300" w:type="dxa"/>
+            <w:vAlign w:val="center"/>
+          </w:tcPr>
+          <w:p>
+            <w:pPr>
+              <w:spacing w:after="0" w:line="240" w:lineRule="auto"/>
+              <w:jc w:val="center"/>
+            </w:pPr>
+            <w:r>
+              <w:rPr>
+                <w:b/>
+                <w:sz w:val="14"/>
+                <w:szCs w:val="14"/>
+              </w:rPr>
+              <w:t xml:space="preserve">Component</w:t>
+            </w:r>
+          </w:p>
+        </w:tc>
+        <w:tc>
+          <w:tcPr>
+            <w:tcW w:w="2200" w:type="dxa"/>
+            <w:vAlign w:val="center"/>
+          </w:tcPr>
+          <w:p>
+            <w:pPr>
+              <w:spacing w:after="0" w:line="240" w:lineRule="auto"/>
+              <w:jc w:val="center"/>
+            </w:pPr>
+            <w:r>
+              <w:rPr>
+                <w:b/>
+                <w:sz w:val="14"/>
+                <w:szCs w:val="14"/>
+              </w:rPr>
+              <w:t xml:space="preserve">Single-point</w:t>
+            </w:r>
+          </w:p>
+        </w:tc>
+        <w:tc>
+          <w:tcPr>
+            <w:tcW w:w="2000" w:type="dxa"/>
+            <w:vAlign w:val="center"/>
+          </w:tcPr>
+          <w:p>
+            <w:pPr>
+              <w:spacing w:after="0" w:line="240" w:lineRule="auto"/>
+              <w:jc w:val="center"/>
+            </w:pPr>
+            <w:r>
+              <w:rPr>
+                <w:b/>
+                <w:sz w:val="14"/>
+                <w:szCs w:val="14"/>
+              </w:rPr>
+              <w:t xml:space="preserve">H-only relaxation</w:t>
+            </w:r>
+          </w:p>
+        </w:tc>
+        <w:tc>
+          <w:tcPr>
+            <w:tcW w:w="1800" w:type="dxa"/>
+            <w:vAlign w:val="center"/>
+          </w:tcPr>
+          <w:p>
+            <w:pPr>
+              <w:spacing w:after="0" w:line="240" w:lineRule="auto"/>
+              <w:jc w:val="center"/>
+            </w:pPr>
+            <w:r>
+              <w:rPr>
+                <w:b/>
+                <w:sz w:val="14"/>
+                <w:szCs w:val="14"/>
+              </w:rPr>
+              <w:t xml:space="preserve">Full minimization</w:t>
+            </w:r>
+          </w:p>
+        </w:tc>
+      </w:tr>
+      <w:tr>
+        <w:tc>
+          <w:tcPr>
+            <w:tcW w:w="1500" w:type="dxa"/>
+            <w:vAlign w:val="center"/>
+          </w:tcPr>
+          <w:p>
+            <w:pPr>
+              <w:spacing w:after="0" w:line="240" w:lineRule="auto"/>
+              <w:jc w:val="center"/>
+            </w:pPr>
+            <w:r>
+              <w:rPr>
+                <w:sz w:val="14"/>
+                <w:szCs w:val="14"/>
+              </w:rPr>
+              <w:t xml:space="preserve">G190E</w:t>
+            </w:r>
+          </w:p>
+        </w:tc>
+        <w:tc>
+          <w:tcPr>
+            <w:tcW w:w="1300" w:type="dxa"/>
+            <w:vAlign w:val="center"/>
+          </w:tcPr>
+          <w:p>
+            <w:pPr>
+              <w:spacing w:after="0" w:line="240" w:lineRule="auto"/>
+              <w:jc w:val="center"/>
+            </w:pPr>
+            <w:r>
+              <w:rPr>
+                <w:sz w:val="14"/>
+                <w:szCs w:val="14"/>
+              </w:rPr>
+              <w:t xml:space="preserve">ΔΔE Total</w:t>
+            </w:r>
+          </w:p>
+        </w:tc>
+        <w:tc>
+          <w:tcPr>
+            <w:tcW w:w="2200" w:type="dxa"/>
+            <w:vAlign w:val="center"/>
+          </w:tcPr>
+          <w:p>
+            <w:pPr>
+              <w:spacing w:after="0" w:line="240" w:lineRule="auto"/>
+              <w:jc w:val="center"/>
+            </w:pPr>
+            <w:r>
+              <w:rPr>
+                <w:sz w:val="14"/>
+                <w:szCs w:val="14"/>
+              </w:rPr>
+              <w:t xml:space="preserve">1.74e+06 ± 9.7e+05</w:t>
+            </w:r>
+          </w:p>
+        </w:tc>
+        <w:tc>
+          <w:tcPr>
+            <w:tcW w:w="2000" w:type="dxa"/>
+            <w:vAlign w:val="center"/>
+          </w:tcPr>
+          <w:p>
+            <w:pPr>
+              <w:spacing w:after="0" w:line="240" w:lineRule="auto"/>
+              <w:jc w:val="center"/>
+            </w:pPr>
+            <w:r>
+              <w:rPr>
+                <w:sz w:val="14"/>
+                <w:szCs w:val="14"/>
+              </w:rPr>
+              <w:t xml:space="preserve">28.32 ± 15.12</w:t>
+            </w:r>
+          </w:p>
+        </w:tc>
+        <w:tc>
+          <w:tcPr>
+            <w:tcW w:w="1800" w:type="dxa"/>
+            <w:vAlign w:val="center"/>
+          </w:tcPr>
+          <w:p>
+            <w:pPr>
+              <w:spacing w:after="0" w:line="240" w:lineRule="auto"/>
+              <w:jc w:val="center"/>
+            </w:pPr>
+            <w:r>
+              <w:rPr>
+                <w:sz w:val="14"/>
+                <w:szCs w:val="14"/>
+              </w:rPr>
+              <w:t xml:space="preserve">1.94 ± 0.40</w:t>
+            </w:r>
+          </w:p>
+        </w:tc>
+      </w:tr>
+      <w:tr>
+        <w:tc>
+          <w:tcPr>
+            <w:tcW w:w="1500" w:type="dxa"/>
+            <w:vAlign w:val="center"/>
+          </w:tcPr>
+          <w:p>
+            <w:pPr>
+              <w:spacing w:after="0" w:line="240" w:lineRule="auto"/>
+              <w:jc w:val="center"/>
+            </w:pPr>
+            <w:r>
+              <w:rPr>
+                <w:sz w:val="14"/>
+                <w:szCs w:val="14"/>
+              </w:rPr>
+              <w:t xml:space="preserve">G190E</w:t>
+            </w:r>
+          </w:p>
+        </w:tc>
+        <w:tc>
+          <w:tcPr>
+            <w:tcW w:w="1300" w:type="dxa"/>
+            <w:vAlign w:val="center"/>
+          </w:tcPr>
+          <w:p>
+            <w:pPr>
+              <w:spacing w:after="0" w:line="240" w:lineRule="auto"/>
+              <w:jc w:val="center"/>
+            </w:pPr>
+            <w:r>
+              <w:rPr>
+                <w:sz w:val="14"/>
+                <w:szCs w:val="14"/>
+              </w:rPr>
+              <w:t xml:space="preserve">ΔΔE vdW</w:t>
+            </w:r>
+          </w:p>
+        </w:tc>
+        <w:tc>
+          <w:tcPr>
+            <w:tcW w:w="2200" w:type="dxa"/>
+            <w:vAlign w:val="center"/>
+          </w:tcPr>
+          <w:p>
+            <w:pPr>
+              <w:spacing w:after="0" w:line="240" w:lineRule="auto"/>
+              <w:jc w:val="center"/>
+            </w:pPr>
+            <w:r>
+              <w:rPr>
+                <w:sz w:val="14"/>
+                <w:szCs w:val="14"/>
+              </w:rPr>
+              <w:t xml:space="preserve">1.74e+06 ± 9.7e+05</w:t>
+            </w:r>
+          </w:p>
+        </w:tc>
+        <w:tc>
+          <w:tcPr>
+            <w:tcW w:w="2000" w:type="dxa"/>
+            <w:vAlign w:val="center"/>
+          </w:tcPr>
+          <w:p>
+            <w:pPr>
+              <w:spacing w:after="0" w:line="240" w:lineRule="auto"/>
+              <w:jc w:val="center"/>
+            </w:pPr>
+            <w:r>
+              <w:rPr>
+                <w:sz w:val="14"/>
+                <w:szCs w:val="14"/>
+              </w:rPr>
+              <w:t xml:space="preserve">26.37 ± 14.81</w:t>
+            </w:r>
+          </w:p>
+        </w:tc>
+        <w:tc>
+          <w:tcPr>
+            <w:tcW w:w="1800" w:type="dxa"/>
+            <w:vAlign w:val="center"/>
+          </w:tcPr>
+          <w:p>
+            <w:pPr>
+              <w:spacing w:after="0" w:line="240" w:lineRule="auto"/>
+              <w:jc w:val="center"/>
+            </w:pPr>
+            <w:r>
+              <w:rPr>
+                <w:sz w:val="14"/>
+                <w:szCs w:val="14"/>
+              </w:rPr>
+              <w:t xml:space="preserve">0.88 ± 0.61</w:t>
+            </w:r>
+          </w:p>
+        </w:tc>
+      </w:tr>
+      <w:tr>
+        <w:tc>
+          <w:tcPr>
+            <w:tcW w:w="1500" w:type="dxa"/>
+            <w:vAlign w:val="center"/>
+          </w:tcPr>
+          <w:p>
+            <w:pPr>
+              <w:spacing w:after="0" w:line="240" w:lineRule="auto"/>
+              <w:jc w:val="center"/>
+            </w:pPr>
+            <w:r>
+              <w:rPr>
+                <w:sz w:val="14"/>
+                <w:szCs w:val="14"/>
+              </w:rPr>
+              <w:t xml:space="preserve">G190E</w:t>
+            </w:r>
+          </w:p>
+        </w:tc>
+        <w:tc>
+          <w:tcPr>
+            <w:tcW w:w="1300" w:type="dxa"/>
+            <w:vAlign w:val="center"/>
+          </w:tcPr>
+          <w:p>
+            <w:pPr>
+              <w:spacing w:after="0" w:line="240" w:lineRule="auto"/>
+              <w:jc w:val="center"/>
+            </w:pPr>
+            <w:r>
+              <w:rPr>
+                <w:sz w:val="14"/>
+                <w:szCs w:val="14"/>
+              </w:rPr>
+              <w:t xml:space="preserve">ΔΔE elec</w:t>
+            </w:r>
+          </w:p>
+        </w:tc>
+        <w:tc>
+          <w:tcPr>
+            <w:tcW w:w="2200" w:type="dxa"/>
+            <w:vAlign w:val="center"/>
+          </w:tcPr>
+          <w:p>
+            <w:pPr>
+              <w:spacing w:after="0" w:line="240" w:lineRule="auto"/>
+              <w:jc w:val="center"/>
+            </w:pPr>
+            <w:r>
+              <w:rPr>
+                <w:sz w:val="14"/>
+                <w:szCs w:val="14"/>
+              </w:rPr>
+              <w:t xml:space="preserve">0.65 ± 0.57</w:t>
+            </w:r>
+          </w:p>
+        </w:tc>
+        <w:tc>
+          <w:tcPr>
+            <w:tcW w:w="2000" w:type="dxa"/>
+            <w:vAlign w:val="center"/>
+          </w:tcPr>
+          <w:p>
+            <w:pPr>
+              <w:spacing w:after="0" w:line="240" w:lineRule="auto"/>
+              <w:jc w:val="center"/>
+            </w:pPr>
+            <w:r>
+              <w:rPr>
+                <w:sz w:val="14"/>
+                <w:szCs w:val="14"/>
+              </w:rPr>
+              <w:t xml:space="preserve">0.71 ± 0.87</w:t>
+            </w:r>
+          </w:p>
+        </w:tc>
+        <w:tc>
+          <w:tcPr>
+            <w:tcW w:w="1800" w:type="dxa"/>
+            <w:vAlign w:val="center"/>
+          </w:tcPr>
+          <w:p>
+            <w:pPr>
+              <w:spacing w:after="0" w:line="240" w:lineRule="auto"/>
+              <w:jc w:val="center"/>
+            </w:pPr>
+            <w:r>
+              <w:rPr>
+                <w:sz w:val="14"/>
+                <w:szCs w:val="14"/>
+              </w:rPr>
+              <w:t xml:space="preserve">-1.37 ± 0.43</w:t>
+            </w:r>
+          </w:p>
+        </w:tc>
+      </w:tr>
+      <w:tr>
+        <w:tc>
+          <w:tcPr>
+            <w:tcW w:w="1500" w:type="dxa"/>
+            <w:vAlign w:val="center"/>
+          </w:tcPr>
+          <w:p>
+            <w:pPr>
+              <w:spacing w:after="0" w:line="240" w:lineRule="auto"/>
+              <w:jc w:val="center"/>
+            </w:pPr>
+            <w:r>
+              <w:rPr>
+                <w:sz w:val="14"/>
+                <w:szCs w:val="14"/>
+              </w:rPr>
+              <w:t xml:space="preserve">G190E</w:t>
+            </w:r>
+          </w:p>
+        </w:tc>
+        <w:tc>
+          <w:tcPr>
+            <w:tcW w:w="1300" w:type="dxa"/>
+            <w:vAlign w:val="center"/>
+          </w:tcPr>
+          <w:p>
+            <w:pPr>
+              <w:spacing w:after="0" w:line="240" w:lineRule="auto"/>
+              <w:jc w:val="center"/>
+            </w:pPr>
+            <w:r>
+              <w:rPr>
+                <w:sz w:val="14"/>
+                <w:szCs w:val="14"/>
+              </w:rPr>
+              <w:t xml:space="preserve">ΔΔE GB</w:t>
+            </w:r>
+          </w:p>
+        </w:tc>
+        <w:tc>
+          <w:tcPr>
+            <w:tcW w:w="2200" w:type="dxa"/>
+            <w:vAlign w:val="center"/>
+          </w:tcPr>
+          <w:p>
+            <w:pPr>
+              <w:spacing w:after="0" w:line="240" w:lineRule="auto"/>
+              <w:jc w:val="center"/>
+            </w:pPr>
+            <w:r>
+              <w:rPr>
+                <w:sz w:val="14"/>
+                <w:szCs w:val="14"/>
+              </w:rPr>
+              <w:t xml:space="preserve">1.35 ± 0.54</w:t>
+            </w:r>
+          </w:p>
+        </w:tc>
+        <w:tc>
+          <w:tcPr>
+            <w:tcW w:w="2000" w:type="dxa"/>
+            <w:vAlign w:val="center"/>
+          </w:tcPr>
+          <w:p>
+            <w:pPr>
+              <w:spacing w:after="0" w:line="240" w:lineRule="auto"/>
+              <w:jc w:val="center"/>
+            </w:pPr>
+            <w:r>
+              <w:rPr>
+                <w:sz w:val="14"/>
+                <w:szCs w:val="14"/>
+              </w:rPr>
+              <w:t xml:space="preserve">1.31 ± 0.60</w:t>
+            </w:r>
+          </w:p>
+        </w:tc>
+        <w:tc>
+          <w:tcPr>
+            <w:tcW w:w="1800" w:type="dxa"/>
+            <w:vAlign w:val="center"/>
+          </w:tcPr>
+          <w:p>
+            <w:pPr>
+              <w:spacing w:after="0" w:line="240" w:lineRule="auto"/>
+              <w:jc w:val="center"/>
+            </w:pPr>
+            <w:r>
+              <w:rPr>
+                <w:sz w:val="14"/>
+                <w:szCs w:val="14"/>
+              </w:rPr>
+              <w:t xml:space="preserve">2.50 ± 0.32</w:t>
+            </w:r>
+          </w:p>
+        </w:tc>
+      </w:tr>
+      <w:tr>
+        <w:tc>
+          <w:tcPr>
+            <w:tcW w:w="1500" w:type="dxa"/>
+            <w:vAlign w:val="center"/>
+          </w:tcPr>
+          <w:p>
+            <w:pPr>
+              <w:spacing w:after="0" w:line="240" w:lineRule="auto"/>
+              <w:jc w:val="center"/>
+            </w:pPr>
+            <w:r>
+              <w:rPr>
+                <w:sz w:val="14"/>
+                <w:szCs w:val="14"/>
+              </w:rPr>
+              <w:t xml:space="preserve">K103N</w:t>
+            </w:r>
+          </w:p>
+        </w:tc>
+        <w:tc>
+          <w:tcPr>
+            <w:tcW w:w="1300" w:type="dxa"/>
+            <w:vAlign w:val="center"/>
+          </w:tcPr>
+          <w:p>
+            <w:pPr>
+              <w:spacing w:after="0" w:line="240" w:lineRule="auto"/>
+              <w:jc w:val="center"/>
+            </w:pPr>
+            <w:r>
+              <w:rPr>
+                <w:sz w:val="14"/>
+                <w:szCs w:val="14"/>
+              </w:rPr>
+              <w:t xml:space="preserve">ΔΔE Total</w:t>
+            </w:r>
+          </w:p>
+        </w:tc>
+        <w:tc>
+          <w:tcPr>
+            <w:tcW w:w="2200" w:type="dxa"/>
+            <w:vAlign w:val="center"/>
+          </w:tcPr>
+          <w:p>
+            <w:pPr>
+              <w:spacing w:after="0" w:line="240" w:lineRule="auto"/>
+              <w:jc w:val="center"/>
+            </w:pPr>
+            <w:r>
+              <w:rPr>
+                <w:sz w:val="14"/>
+                <w:szCs w:val="14"/>
+              </w:rPr>
+              <w:t xml:space="preserve">2.99e+04 ± 3.8e+04</w:t>
+            </w:r>
+          </w:p>
+        </w:tc>
+        <w:tc>
+          <w:tcPr>
+            <w:tcW w:w="2000" w:type="dxa"/>
+            <w:vAlign w:val="center"/>
+          </w:tcPr>
+          <w:p>
+            <w:pPr>
+              <w:spacing w:after="0" w:line="240" w:lineRule="auto"/>
+              <w:jc w:val="center"/>
+            </w:pPr>
+            <w:r>
+              <w:rPr>
+                <w:sz w:val="14"/>
+                <w:szCs w:val="14"/>
+              </w:rPr>
+              <w:t xml:space="preserve">5.71 ± 9.49</w:t>
+            </w:r>
+          </w:p>
+        </w:tc>
+        <w:tc>
+          <w:tcPr>
+            <w:tcW w:w="1800" w:type="dxa"/>
+            <w:vAlign w:val="center"/>
+          </w:tcPr>
+          <w:p>
+            <w:pPr>
+              <w:spacing w:after="0" w:line="240" w:lineRule="auto"/>
+              <w:jc w:val="center"/>
+            </w:pPr>
+            <w:r>
+              <w:rPr>
+                <w:sz w:val="14"/>
+                <w:szCs w:val="14"/>
+              </w:rPr>
+              <w:t xml:space="preserve">-0.75 ± 0.13</w:t>
+            </w:r>
+          </w:p>
+        </w:tc>
+      </w:tr>
+      <w:tr>
+        <w:tc>
+          <w:tcPr>
+            <w:tcW w:w="1500" w:type="dxa"/>
+            <w:vAlign w:val="center"/>
+          </w:tcPr>
+          <w:p>
+            <w:pPr>
+              <w:spacing w:after="0" w:line="240" w:lineRule="auto"/>
+              <w:jc w:val="center"/>
+            </w:pPr>
+            <w:r>
+              <w:rPr>
+                <w:sz w:val="14"/>
+                <w:szCs w:val="14"/>
+              </w:rPr>
+              <w:t xml:space="preserve">K103N</w:t>
+            </w:r>
+          </w:p>
+        </w:tc>
+        <w:tc>
+          <w:tcPr>
+            <w:tcW w:w="1300" w:type="dxa"/>
+            <w:vAlign w:val="center"/>
+          </w:tcPr>
+          <w:p>
+            <w:pPr>
+              <w:spacing w:after="0" w:line="240" w:lineRule="auto"/>
+              <w:jc w:val="center"/>
+            </w:pPr>
+            <w:r>
+              <w:rPr>
+                <w:sz w:val="14"/>
+                <w:szCs w:val="14"/>
+              </w:rPr>
+              <w:t xml:space="preserve">ΔΔE vdW</w:t>
+            </w:r>
+          </w:p>
+        </w:tc>
+        <w:tc>
+          <w:tcPr>
+            <w:tcW w:w="2200" w:type="dxa"/>
+            <w:vAlign w:val="center"/>
+          </w:tcPr>
+          <w:p>
+            <w:pPr>
+              <w:spacing w:after="0" w:line="240" w:lineRule="auto"/>
+              <w:jc w:val="center"/>
+            </w:pPr>
+            <w:r>
+              <w:rPr>
+                <w:sz w:val="14"/>
+                <w:szCs w:val="14"/>
+              </w:rPr>
+              <w:t xml:space="preserve">2.99e+04 ± 3.8e+04</w:t>
+            </w:r>
+          </w:p>
+        </w:tc>
+        <w:tc>
+          <w:tcPr>
+            <w:tcW w:w="2000" w:type="dxa"/>
+            <w:vAlign w:val="center"/>
+          </w:tcPr>
+          <w:p>
+            <w:pPr>
+              <w:spacing w:after="0" w:line="240" w:lineRule="auto"/>
+              <w:jc w:val="center"/>
+            </w:pPr>
+            <w:r>
+              <w:rPr>
+                <w:sz w:val="14"/>
+                <w:szCs w:val="14"/>
+              </w:rPr>
+              <w:t xml:space="preserve">5.48 ± 9.34</w:t>
+            </w:r>
+          </w:p>
+        </w:tc>
+        <w:tc>
+          <w:tcPr>
+            <w:tcW w:w="1800" w:type="dxa"/>
+            <w:vAlign w:val="center"/>
+          </w:tcPr>
+          <w:p>
+            <w:pPr>
+              <w:spacing w:after="0" w:line="240" w:lineRule="auto"/>
+              <w:jc w:val="center"/>
+            </w:pPr>
+            <w:r>
+              <w:rPr>
+                <w:sz w:val="14"/>
+                <w:szCs w:val="14"/>
+              </w:rPr>
+              <w:t xml:space="preserve">-0.60 ± 0.11</w:t>
+            </w:r>
+          </w:p>
+        </w:tc>
+      </w:tr>
+      <w:tr>
+        <w:tc>
+          <w:tcPr>
+            <w:tcW w:w="1500" w:type="dxa"/>
+            <w:vAlign w:val="center"/>
+          </w:tcPr>
+          <w:p>
+            <w:pPr>
+              <w:spacing w:after="0" w:line="240" w:lineRule="auto"/>
+              <w:jc w:val="center"/>
+            </w:pPr>
+            <w:r>
+              <w:rPr>
+                <w:sz w:val="14"/>
+                <w:szCs w:val="14"/>
+              </w:rPr>
+              <w:t xml:space="preserve">K103N</w:t>
+            </w:r>
+          </w:p>
+        </w:tc>
+        <w:tc>
+          <w:tcPr>
+            <w:tcW w:w="1300" w:type="dxa"/>
+            <w:vAlign w:val="center"/>
+          </w:tcPr>
+          <w:p>
+            <w:pPr>
+              <w:spacing w:after="0" w:line="240" w:lineRule="auto"/>
+              <w:jc w:val="center"/>
+            </w:pPr>
+            <w:r>
+              <w:rPr>
+                <w:sz w:val="14"/>
+                <w:szCs w:val="14"/>
+              </w:rPr>
+              <w:t xml:space="preserve">ΔΔE elec</w:t>
+            </w:r>
+          </w:p>
+        </w:tc>
+        <w:tc>
+          <w:tcPr>
+            <w:tcW w:w="2200" w:type="dxa"/>
+            <w:vAlign w:val="center"/>
+          </w:tcPr>
+          <w:p>
+            <w:pPr>
+              <w:spacing w:after="0" w:line="240" w:lineRule="auto"/>
+              <w:jc w:val="center"/>
+            </w:pPr>
+            <w:r>
+              <w:rPr>
+                <w:sz w:val="14"/>
+                <w:szCs w:val="14"/>
+              </w:rPr>
+              <w:t xml:space="preserve">-2.01 ± 0.36</w:t>
+            </w:r>
+          </w:p>
+        </w:tc>
+        <w:tc>
+          <w:tcPr>
+            <w:tcW w:w="2000" w:type="dxa"/>
+            <w:vAlign w:val="center"/>
+          </w:tcPr>
+          <w:p>
+            <w:pPr>
+              <w:spacing w:after="0" w:line="240" w:lineRule="auto"/>
+              <w:jc w:val="center"/>
+            </w:pPr>
+            <w:r>
+              <w:rPr>
+                <w:sz w:val="14"/>
+                <w:szCs w:val="14"/>
+              </w:rPr>
+              <w:t xml:space="preserve">-2.21 ± 0.23</w:t>
+            </w:r>
+          </w:p>
+        </w:tc>
+        <w:tc>
+          <w:tcPr>
+            <w:tcW w:w="1800" w:type="dxa"/>
+            <w:vAlign w:val="center"/>
+          </w:tcPr>
+          <w:p>
+            <w:pPr>
+              <w:spacing w:after="0" w:line="240" w:lineRule="auto"/>
+              <w:jc w:val="center"/>
+            </w:pPr>
+            <w:r>
+              <w:rPr>
+                <w:sz w:val="14"/>
+                <w:szCs w:val="14"/>
+              </w:rPr>
+              <w:t xml:space="preserve">-2.10 ± 0.19</w:t>
+            </w:r>
+          </w:p>
+        </w:tc>
+      </w:tr>
+      <w:tr>
+        <w:tc>
+          <w:tcPr>
+            <w:tcW w:w="1500" w:type="dxa"/>
+            <w:vAlign w:val="center"/>
+          </w:tcPr>
+          <w:p>
+            <w:pPr>
+              <w:spacing w:after="0" w:line="240" w:lineRule="auto"/>
+              <w:jc w:val="center"/>
+            </w:pPr>
+            <w:r>
+              <w:rPr>
+                <w:sz w:val="14"/>
+                <w:szCs w:val="14"/>
+              </w:rPr>
+              <w:t xml:space="preserve">K103N</w:t>
+            </w:r>
+          </w:p>
+        </w:tc>
+        <w:tc>
+          <w:tcPr>
+            <w:tcW w:w="1300" w:type="dxa"/>
+            <w:vAlign w:val="center"/>
+          </w:tcPr>
+          <w:p>
+            <w:pPr>
+              <w:spacing w:after="0" w:line="240" w:lineRule="auto"/>
+              <w:jc w:val="center"/>
+            </w:pPr>
+            <w:r>
+              <w:rPr>
+                <w:sz w:val="14"/>
+                <w:szCs w:val="14"/>
+              </w:rPr>
+              <w:t xml:space="preserve">ΔΔE GB</w:t>
+            </w:r>
+          </w:p>
+        </w:tc>
+        <w:tc>
+          <w:tcPr>
+            <w:tcW w:w="2200" w:type="dxa"/>
+            <w:vAlign w:val="center"/>
+          </w:tcPr>
+          <w:p>
+            <w:pPr>
+              <w:spacing w:after="0" w:line="240" w:lineRule="auto"/>
+              <w:jc w:val="center"/>
+            </w:pPr>
+            <w:r>
+              <w:rPr>
+                <w:sz w:val="14"/>
+                <w:szCs w:val="14"/>
+              </w:rPr>
+              <w:t xml:space="preserve">2.41 ± 0.23</w:t>
+            </w:r>
+          </w:p>
+        </w:tc>
+        <w:tc>
+          <w:tcPr>
+            <w:tcW w:w="2000" w:type="dxa"/>
+            <w:vAlign w:val="center"/>
+          </w:tcPr>
+          <w:p>
+            <w:pPr>
+              <w:spacing w:after="0" w:line="240" w:lineRule="auto"/>
+              <w:jc w:val="center"/>
+            </w:pPr>
+            <w:r>
+              <w:rPr>
+                <w:sz w:val="14"/>
+                <w:szCs w:val="14"/>
+              </w:rPr>
+              <w:t xml:space="preserve">2.47 ± 0.19</w:t>
+            </w:r>
+          </w:p>
+        </w:tc>
+        <w:tc>
+          <w:tcPr>
+            <w:tcW w:w="1800" w:type="dxa"/>
+            <w:vAlign w:val="center"/>
+          </w:tcPr>
+          <w:p>
+            <w:pPr>
+              <w:spacing w:after="0" w:line="240" w:lineRule="auto"/>
+              <w:jc w:val="center"/>
+            </w:pPr>
+            <w:r>
+              <w:rPr>
+                <w:sz w:val="14"/>
+                <w:szCs w:val="14"/>
+              </w:rPr>
+              <w:t xml:space="preserve">2.00 ± 0.17</w:t>
+            </w:r>
+          </w:p>
+        </w:tc>
+      </w:tr>
+      <w:tr>
+        <w:tc>
+          <w:tcPr>
+            <w:tcW w:w="1500" w:type="dxa"/>
+            <w:vAlign w:val="center"/>
+          </w:tcPr>
+          <w:p>
+            <w:pPr>
+              <w:spacing w:after="0" w:line="240" w:lineRule="auto"/>
+              <w:jc w:val="center"/>
+            </w:pPr>
+            <w:r>
+              <w:rPr>
+                <w:sz w:val="14"/>
+                <w:szCs w:val="14"/>
+              </w:rPr>
+              <w:t xml:space="preserve">V106A</w:t>
+            </w:r>
+          </w:p>
+        </w:tc>
+        <w:tc>
+          <w:tcPr>
+            <w:tcW w:w="1300" w:type="dxa"/>
+            <w:vAlign w:val="center"/>
+          </w:tcPr>
+          <w:p>
+            <w:pPr>
+              <w:spacing w:after="0" w:line="240" w:lineRule="auto"/>
+              <w:jc w:val="center"/>
+            </w:pPr>
+            <w:r>
+              <w:rPr>
+                <w:sz w:val="14"/>
+                <w:szCs w:val="14"/>
+              </w:rPr>
+              <w:t xml:space="preserve">ΔΔE Total</w:t>
+            </w:r>
+          </w:p>
+        </w:tc>
+        <w:tc>
+          <w:tcPr>
+            <w:tcW w:w="2200" w:type="dxa"/>
+            <w:vAlign w:val="center"/>
+          </w:tcPr>
+          <w:p>
+            <w:pPr>
+              <w:spacing w:after="0" w:line="240" w:lineRule="auto"/>
+              <w:jc w:val="center"/>
+            </w:pPr>
+            <w:r>
+              <w:rPr>
+                <w:sz w:val="14"/>
+                <w:szCs w:val="14"/>
+              </w:rPr>
+              <w:t xml:space="preserve">-8938.51 ± 4769.13</w:t>
+            </w:r>
+          </w:p>
+        </w:tc>
+        <w:tc>
+          <w:tcPr>
+            <w:tcW w:w="2000" w:type="dxa"/>
+            <w:vAlign w:val="center"/>
+          </w:tcPr>
+          <w:p>
+            <w:pPr>
+              <w:spacing w:after="0" w:line="240" w:lineRule="auto"/>
+              <w:jc w:val="center"/>
+            </w:pPr>
+            <w:r>
+              <w:rPr>
+                <w:sz w:val="14"/>
+                <w:szCs w:val="14"/>
+              </w:rPr>
+              <w:t xml:space="preserve">2.48 ± 6.91</w:t>
+            </w:r>
+          </w:p>
+        </w:tc>
+        <w:tc>
+          <w:tcPr>
+            <w:tcW w:w="1800" w:type="dxa"/>
+            <w:vAlign w:val="center"/>
+          </w:tcPr>
+          <w:p>
+            <w:pPr>
+              <w:spacing w:after="0" w:line="240" w:lineRule="auto"/>
+              <w:jc w:val="center"/>
+            </w:pPr>
+            <w:r>
+              <w:rPr>
+                <w:sz w:val="14"/>
+                <w:szCs w:val="14"/>
+              </w:rPr>
+              <w:t xml:space="preserve">1.73 ± 0.41</w:t>
+            </w:r>
+          </w:p>
+        </w:tc>
+      </w:tr>
+      <w:tr>
+        <w:tc>
+          <w:tcPr>
+            <w:tcW w:w="1500" w:type="dxa"/>
+            <w:vAlign w:val="center"/>
+          </w:tcPr>
+          <w:p>
+            <w:pPr>
+              <w:spacing w:after="0" w:line="240" w:lineRule="auto"/>
+              <w:jc w:val="center"/>
+            </w:pPr>
+            <w:r>
+              <w:rPr>
+                <w:sz w:val="14"/>
+                <w:szCs w:val="14"/>
+              </w:rPr>
+              <w:t xml:space="preserve">V106A</w:t>
+            </w:r>
+          </w:p>
+        </w:tc>
+        <w:tc>
+          <w:tcPr>
+            <w:tcW w:w="1300" w:type="dxa"/>
+            <w:vAlign w:val="center"/>
+          </w:tcPr>
+          <w:p>
+            <w:pPr>
+              <w:spacing w:after="0" w:line="240" w:lineRule="auto"/>
+              <w:jc w:val="center"/>
+            </w:pPr>
+            <w:r>
+              <w:rPr>
+                <w:sz w:val="14"/>
+                <w:szCs w:val="14"/>
+              </w:rPr>
+              <w:t xml:space="preserve">ΔΔE vdW</w:t>
+            </w:r>
+          </w:p>
+        </w:tc>
+        <w:tc>
+          <w:tcPr>
+            <w:tcW w:w="2200" w:type="dxa"/>
+            <w:vAlign w:val="center"/>
+          </w:tcPr>
+          <w:p>
+            <w:pPr>
+              <w:spacing w:after="0" w:line="240" w:lineRule="auto"/>
+              <w:jc w:val="center"/>
+            </w:pPr>
+            <w:r>
+              <w:rPr>
+                <w:sz w:val="14"/>
+                <w:szCs w:val="14"/>
+              </w:rPr>
+              <w:t xml:space="preserve">-8940.19 ± 4768.84</w:t>
+            </w:r>
+          </w:p>
+        </w:tc>
+        <w:tc>
+          <w:tcPr>
+            <w:tcW w:w="2000" w:type="dxa"/>
+            <w:vAlign w:val="center"/>
+          </w:tcPr>
+          <w:p>
+            <w:pPr>
+              <w:spacing w:after="0" w:line="240" w:lineRule="auto"/>
+              <w:jc w:val="center"/>
+            </w:pPr>
+            <w:r>
+              <w:rPr>
+                <w:sz w:val="14"/>
+                <w:szCs w:val="14"/>
+              </w:rPr>
+              <w:t xml:space="preserve">0.92 ± 6.79</w:t>
+            </w:r>
+          </w:p>
+        </w:tc>
+        <w:tc>
+          <w:tcPr>
+            <w:tcW w:w="1800" w:type="dxa"/>
+            <w:vAlign w:val="center"/>
+          </w:tcPr>
+          <w:p>
+            <w:pPr>
+              <w:spacing w:after="0" w:line="240" w:lineRule="auto"/>
+              <w:jc w:val="center"/>
+            </w:pPr>
+            <w:r>
+              <w:rPr>
+                <w:sz w:val="14"/>
+                <w:szCs w:val="14"/>
+              </w:rPr>
+              <w:t xml:space="preserve">0.73 ± 0.20</w:t>
+            </w:r>
+          </w:p>
+        </w:tc>
+      </w:tr>
+      <w:tr>
+        <w:tc>
+          <w:tcPr>
+            <w:tcW w:w="1500" w:type="dxa"/>
+            <w:vAlign w:val="center"/>
+          </w:tcPr>
+          <w:p>
+            <w:pPr>
+              <w:spacing w:after="0" w:line="240" w:lineRule="auto"/>
+              <w:jc w:val="center"/>
+            </w:pPr>
+            <w:r>
+              <w:rPr>
+                <w:sz w:val="14"/>
+                <w:szCs w:val="14"/>
+              </w:rPr>
+              <w:t xml:space="preserve">V106A</w:t>
+            </w:r>
+          </w:p>
+        </w:tc>
+        <w:tc>
+          <w:tcPr>
+            <w:tcW w:w="1300" w:type="dxa"/>
+            <w:vAlign w:val="center"/>
+          </w:tcPr>
+          <w:p>
+            <w:pPr>
+              <w:spacing w:after="0" w:line="240" w:lineRule="auto"/>
+              <w:jc w:val="center"/>
+            </w:pPr>
+            <w:r>
+              <w:rPr>
+                <w:sz w:val="14"/>
+                <w:szCs w:val="14"/>
+              </w:rPr>
+              <w:t xml:space="preserve">ΔΔE elec</w:t>
+            </w:r>
+          </w:p>
+        </w:tc>
+        <w:tc>
+          <w:tcPr>
+            <w:tcW w:w="2200" w:type="dxa"/>
+            <w:vAlign w:val="center"/>
+          </w:tcPr>
+          <w:p>
+            <w:pPr>
+              <w:spacing w:after="0" w:line="240" w:lineRule="auto"/>
+              <w:jc w:val="center"/>
+            </w:pPr>
+            <w:r>
+              <w:rPr>
+                <w:sz w:val="14"/>
+                <w:szCs w:val="14"/>
+              </w:rPr>
+              <w:t xml:space="preserve">0.39 ± 0.60</w:t>
+            </w:r>
+          </w:p>
+        </w:tc>
+        <w:tc>
+          <w:tcPr>
+            <w:tcW w:w="2000" w:type="dxa"/>
+            <w:vAlign w:val="center"/>
+          </w:tcPr>
+          <w:p>
+            <w:pPr>
+              <w:spacing w:after="0" w:line="240" w:lineRule="auto"/>
+              <w:jc w:val="center"/>
+            </w:pPr>
+            <w:r>
+              <w:rPr>
+                <w:sz w:val="14"/>
+                <w:szCs w:val="14"/>
+              </w:rPr>
+              <w:t xml:space="preserve">0.22 ± 0.50</w:t>
+            </w:r>
+          </w:p>
+        </w:tc>
+        <w:tc>
+          <w:tcPr>
+            <w:tcW w:w="1800" w:type="dxa"/>
+            <w:vAlign w:val="center"/>
+          </w:tcPr>
+          <w:p>
+            <w:pPr>
+              <w:spacing w:after="0" w:line="240" w:lineRule="auto"/>
+              <w:jc w:val="center"/>
+            </w:pPr>
+            <w:r>
+              <w:rPr>
+                <w:sz w:val="14"/>
+                <w:szCs w:val="14"/>
+              </w:rPr>
+              <w:t xml:space="preserve">-0.06 ± 0.77</w:t>
+            </w:r>
+          </w:p>
+        </w:tc>
+      </w:tr>
+      <w:tr>
+        <w:tc>
+          <w:tcPr>
+            <w:tcW w:w="1500" w:type="dxa"/>
+            <w:vAlign w:val="center"/>
+          </w:tcPr>
+          <w:p>
+            <w:pPr>
+              <w:spacing w:after="0" w:line="240" w:lineRule="auto"/>
+              <w:jc w:val="center"/>
+            </w:pPr>
+            <w:r>
+              <w:rPr>
+                <w:sz w:val="14"/>
+                <w:szCs w:val="14"/>
+              </w:rPr>
+              <w:t xml:space="preserve">V106A</w:t>
+            </w:r>
+          </w:p>
+        </w:tc>
+        <w:tc>
+          <w:tcPr>
+            <w:tcW w:w="1300" w:type="dxa"/>
+            <w:vAlign w:val="center"/>
+          </w:tcPr>
+          <w:p>
+            <w:pPr>
+              <w:spacing w:after="0" w:line="240" w:lineRule="auto"/>
+              <w:jc w:val="center"/>
+            </w:pPr>
+            <w:r>
+              <w:rPr>
+                <w:sz w:val="14"/>
+                <w:szCs w:val="14"/>
+              </w:rPr>
+              <w:t xml:space="preserve">ΔΔE GB</w:t>
+            </w:r>
+          </w:p>
+        </w:tc>
+        <w:tc>
+          <w:tcPr>
+            <w:tcW w:w="2200" w:type="dxa"/>
+            <w:vAlign w:val="center"/>
+          </w:tcPr>
+          <w:p>
+            <w:pPr>
+              <w:spacing w:after="0" w:line="240" w:lineRule="auto"/>
+              <w:jc w:val="center"/>
+            </w:pPr>
+            <w:r>
+              <w:rPr>
+                <w:sz w:val="14"/>
+                <w:szCs w:val="14"/>
+              </w:rPr>
+              <w:t xml:space="preserve">1.27 ± 0.96</w:t>
+            </w:r>
+          </w:p>
+        </w:tc>
+        <w:tc>
+          <w:tcPr>
+            <w:tcW w:w="2000" w:type="dxa"/>
+            <w:vAlign w:val="center"/>
+          </w:tcPr>
+          <w:p>
+            <w:pPr>
+              <w:spacing w:after="0" w:line="240" w:lineRule="auto"/>
+              <w:jc w:val="center"/>
+            </w:pPr>
+            <w:r>
+              <w:rPr>
+                <w:sz w:val="14"/>
+                <w:szCs w:val="14"/>
+              </w:rPr>
+              <w:t xml:space="preserve">1.33 ± 0.63</w:t>
+            </w:r>
+          </w:p>
+        </w:tc>
+        <w:tc>
+          <w:tcPr>
+            <w:tcW w:w="1800" w:type="dxa"/>
+            <w:vAlign w:val="center"/>
+          </w:tcPr>
+          <w:p>
+            <w:pPr>
+              <w:spacing w:after="0" w:line="240" w:lineRule="auto"/>
+              <w:jc w:val="center"/>
+            </w:pPr>
+            <w:r>
+              <w:rPr>
+                <w:sz w:val="14"/>
+                <w:szCs w:val="14"/>
+              </w:rPr>
+              <w:t xml:space="preserve">1.05 ± 0.64</w:t>
+            </w:r>
+          </w:p>
+        </w:tc>
+      </w:tr>
+      <w:tr>
+        <w:tc>
+          <w:tcPr>
+            <w:tcW w:w="1500" w:type="dxa"/>
+            <w:vAlign w:val="center"/>
+          </w:tcPr>
+          <w:p>
+            <w:pPr>
+              <w:spacing w:after="0" w:line="240" w:lineRule="auto"/>
+              <w:jc w:val="center"/>
+            </w:pPr>
+            <w:r>
+              <w:rPr>
+                <w:sz w:val="14"/>
+                <w:szCs w:val="14"/>
+              </w:rPr>
+              <w:t xml:space="preserve">V106I+F227C</w:t>
+            </w:r>
+          </w:p>
+        </w:tc>
+        <w:tc>
+          <w:tcPr>
+            <w:tcW w:w="1300" w:type="dxa"/>
+            <w:vAlign w:val="center"/>
+          </w:tcPr>
+          <w:p>
+            <w:pPr>
+              <w:spacing w:after="0" w:line="240" w:lineRule="auto"/>
+              <w:jc w:val="center"/>
+            </w:pPr>
+            <w:r>
+              <w:rPr>
+                <w:sz w:val="14"/>
+                <w:szCs w:val="14"/>
+              </w:rPr>
+              <w:t xml:space="preserve">ΔΔE Total</w:t>
+            </w:r>
+          </w:p>
+        </w:tc>
+        <w:tc>
+          <w:tcPr>
+            <w:tcW w:w="2200" w:type="dxa"/>
+            <w:vAlign w:val="center"/>
+          </w:tcPr>
+          <w:p>
+            <w:pPr>
+              <w:spacing w:after="0" w:line="240" w:lineRule="auto"/>
+              <w:jc w:val="center"/>
+            </w:pPr>
+            <w:r>
+              <w:rPr>
+                <w:sz w:val="14"/>
+                <w:szCs w:val="14"/>
+              </w:rPr>
+              <w:t xml:space="preserve">5.72e+04 ± 3.8e+04</w:t>
+            </w:r>
+          </w:p>
+        </w:tc>
+        <w:tc>
+          <w:tcPr>
+            <w:tcW w:w="2000" w:type="dxa"/>
+            <w:vAlign w:val="center"/>
+          </w:tcPr>
+          <w:p>
+            <w:pPr>
+              <w:spacing w:after="0" w:line="240" w:lineRule="auto"/>
+              <w:jc w:val="center"/>
+            </w:pPr>
+            <w:r>
+              <w:rPr>
+                <w:sz w:val="14"/>
+                <w:szCs w:val="14"/>
+              </w:rPr>
+              <w:t xml:space="preserve">14.89 ± 12.64</w:t>
+            </w:r>
+          </w:p>
+        </w:tc>
+        <w:tc>
+          <w:tcPr>
+            <w:tcW w:w="1800" w:type="dxa"/>
+            <w:vAlign w:val="center"/>
+          </w:tcPr>
+          <w:p>
+            <w:pPr>
+              <w:spacing w:after="0" w:line="240" w:lineRule="auto"/>
+              <w:jc w:val="center"/>
+            </w:pPr>
+            <w:r>
+              <w:rPr>
+                <w:sz w:val="14"/>
+                <w:szCs w:val="14"/>
+              </w:rPr>
+              <w:t xml:space="preserve">0.99 ± 0.54</w:t>
+            </w:r>
+          </w:p>
+        </w:tc>
+      </w:tr>
+      <w:tr>
+        <w:tc>
+          <w:tcPr>
+            <w:tcW w:w="1500" w:type="dxa"/>
+            <w:vAlign w:val="center"/>
+          </w:tcPr>
+          <w:p>
+            <w:pPr>
+              <w:spacing w:after="0" w:line="240" w:lineRule="auto"/>
+              <w:jc w:val="center"/>
+            </w:pPr>
+            <w:r>
+              <w:rPr>
+                <w:sz w:val="14"/>
+                <w:szCs w:val="14"/>
+              </w:rPr>
+              <w:t xml:space="preserve">V106I+F227C</w:t>
+            </w:r>
+          </w:p>
+        </w:tc>
+        <w:tc>
+          <w:tcPr>
+            <w:tcW w:w="1300" w:type="dxa"/>
+            <w:vAlign w:val="center"/>
+          </w:tcPr>
+          <w:p>
+            <w:pPr>
+              <w:spacing w:after="0" w:line="240" w:lineRule="auto"/>
+              <w:jc w:val="center"/>
+            </w:pPr>
+            <w:r>
+              <w:rPr>
+                <w:sz w:val="14"/>
+                <w:szCs w:val="14"/>
+              </w:rPr>
+              <w:t xml:space="preserve">ΔΔE vdW</w:t>
+            </w:r>
+          </w:p>
+        </w:tc>
+        <w:tc>
+          <w:tcPr>
+            <w:tcW w:w="2200" w:type="dxa"/>
+            <w:vAlign w:val="center"/>
+          </w:tcPr>
+          <w:p>
+            <w:pPr>
+              <w:spacing w:after="0" w:line="240" w:lineRule="auto"/>
+              <w:jc w:val="center"/>
+            </w:pPr>
+            <w:r>
+              <w:rPr>
+                <w:sz w:val="14"/>
+                <w:szCs w:val="14"/>
+              </w:rPr>
+              <w:t xml:space="preserve">5.72e+04 ± 3.8e+04</w:t>
+            </w:r>
+          </w:p>
+        </w:tc>
+        <w:tc>
+          <w:tcPr>
+            <w:tcW w:w="2000" w:type="dxa"/>
+            <w:vAlign w:val="center"/>
+          </w:tcPr>
+          <w:p>
+            <w:pPr>
+              <w:spacing w:after="0" w:line="240" w:lineRule="auto"/>
+              <w:jc w:val="center"/>
+            </w:pPr>
+            <w:r>
+              <w:rPr>
+                <w:sz w:val="14"/>
+                <w:szCs w:val="14"/>
+              </w:rPr>
+              <w:t xml:space="preserve">14.09 ± 11.98</w:t>
+            </w:r>
+          </w:p>
+        </w:tc>
+        <w:tc>
+          <w:tcPr>
+            <w:tcW w:w="1800" w:type="dxa"/>
+            <w:vAlign w:val="center"/>
+          </w:tcPr>
+          <w:p>
+            <w:pPr>
+              <w:spacing w:after="0" w:line="240" w:lineRule="auto"/>
+              <w:jc w:val="center"/>
+            </w:pPr>
+            <w:r>
+              <w:rPr>
+                <w:sz w:val="14"/>
+                <w:szCs w:val="14"/>
+              </w:rPr>
+              <w:t xml:space="preserve">1.05 ± 0.57</w:t>
+            </w:r>
+          </w:p>
+        </w:tc>
+      </w:tr>
+      <w:tr>
+        <w:tc>
+          <w:tcPr>
+            <w:tcW w:w="1500" w:type="dxa"/>
+            <w:vAlign w:val="center"/>
+          </w:tcPr>
+          <w:p>
+            <w:pPr>
+              <w:spacing w:after="0" w:line="240" w:lineRule="auto"/>
+              <w:jc w:val="center"/>
+            </w:pPr>
+            <w:r>
+              <w:rPr>
+                <w:sz w:val="14"/>
+                <w:szCs w:val="14"/>
+              </w:rPr>
+              <w:t xml:space="preserve">V106I+F227C</w:t>
+            </w:r>
+          </w:p>
+        </w:tc>
+        <w:tc>
+          <w:tcPr>
+            <w:tcW w:w="1300" w:type="dxa"/>
+            <w:vAlign w:val="center"/>
+          </w:tcPr>
+          <w:p>
+            <w:pPr>
+              <w:spacing w:after="0" w:line="240" w:lineRule="auto"/>
+              <w:jc w:val="center"/>
+            </w:pPr>
+            <w:r>
+              <w:rPr>
+                <w:sz w:val="14"/>
+                <w:szCs w:val="14"/>
+              </w:rPr>
+              <w:t xml:space="preserve">ΔΔE elec</w:t>
+            </w:r>
+          </w:p>
+        </w:tc>
+        <w:tc>
+          <w:tcPr>
+            <w:tcW w:w="2200" w:type="dxa"/>
+            <w:vAlign w:val="center"/>
+          </w:tcPr>
+          <w:p>
+            <w:pPr>
+              <w:spacing w:after="0" w:line="240" w:lineRule="auto"/>
+              <w:jc w:val="center"/>
+            </w:pPr>
+            <w:r>
+              <w:rPr>
+                <w:sz w:val="14"/>
+                <w:szCs w:val="14"/>
+              </w:rPr>
+              <w:t xml:space="preserve">0.34 ± 0.35</w:t>
+            </w:r>
+          </w:p>
+        </w:tc>
+        <w:tc>
+          <w:tcPr>
+            <w:tcW w:w="2000" w:type="dxa"/>
+            <w:vAlign w:val="center"/>
+          </w:tcPr>
+          <w:p>
+            <w:pPr>
+              <w:spacing w:after="0" w:line="240" w:lineRule="auto"/>
+              <w:jc w:val="center"/>
+            </w:pPr>
+            <w:r>
+              <w:rPr>
+                <w:sz w:val="14"/>
+                <w:szCs w:val="14"/>
+              </w:rPr>
+              <w:t xml:space="preserve">0.67 ± 0.39</w:t>
+            </w:r>
+          </w:p>
+        </w:tc>
+        <w:tc>
+          <w:tcPr>
+            <w:tcW w:w="1800" w:type="dxa"/>
+            <w:vAlign w:val="center"/>
+          </w:tcPr>
+          <w:p>
+            <w:pPr>
+              <w:spacing w:after="0" w:line="240" w:lineRule="auto"/>
+              <w:jc w:val="center"/>
+            </w:pPr>
+            <w:r>
+              <w:rPr>
+                <w:sz w:val="14"/>
+                <w:szCs w:val="14"/>
+              </w:rPr>
+              <w:t xml:space="preserve">-0.05 ± 0.26</w:t>
+            </w:r>
+          </w:p>
+        </w:tc>
+      </w:tr>
+      <w:tr>
+        <w:tc>
+          <w:tcPr>
+            <w:tcW w:w="1500" w:type="dxa"/>
+            <w:vAlign w:val="center"/>
+          </w:tcPr>
+          <w:p>
+            <w:pPr>
+              <w:spacing w:after="0" w:line="240" w:lineRule="auto"/>
+              <w:jc w:val="center"/>
+            </w:pPr>
+            <w:r>
+              <w:rPr>
+                <w:sz w:val="14"/>
+                <w:szCs w:val="14"/>
+              </w:rPr>
+              <w:t xml:space="preserve">V106I+F227C</w:t>
+            </w:r>
+          </w:p>
+        </w:tc>
+        <w:tc>
+          <w:tcPr>
+            <w:tcW w:w="1300" w:type="dxa"/>
+            <w:vAlign w:val="center"/>
+          </w:tcPr>
+          <w:p>
+            <w:pPr>
+              <w:spacing w:after="0" w:line="240" w:lineRule="auto"/>
+              <w:jc w:val="center"/>
+            </w:pPr>
+            <w:r>
+              <w:rPr>
+                <w:sz w:val="14"/>
+                <w:szCs w:val="14"/>
+              </w:rPr>
+              <w:t xml:space="preserve">ΔΔE GB</w:t>
+            </w:r>
+          </w:p>
+        </w:tc>
+        <w:tc>
+          <w:tcPr>
+            <w:tcW w:w="2200" w:type="dxa"/>
+            <w:vAlign w:val="center"/>
+          </w:tcPr>
+          <w:p>
+            <w:pPr>
+              <w:spacing w:after="0" w:line="240" w:lineRule="auto"/>
+              <w:jc w:val="center"/>
+            </w:pPr>
+            <w:r>
+              <w:rPr>
+                <w:sz w:val="14"/>
+                <w:szCs w:val="14"/>
+              </w:rPr>
+              <w:t xml:space="preserve">0.45 ± 1.33</w:t>
+            </w:r>
+          </w:p>
+        </w:tc>
+        <w:tc>
+          <w:tcPr>
+            <w:tcW w:w="2000" w:type="dxa"/>
+            <w:vAlign w:val="center"/>
+          </w:tcPr>
+          <w:p>
+            <w:pPr>
+              <w:spacing w:after="0" w:line="240" w:lineRule="auto"/>
+              <w:jc w:val="center"/>
+            </w:pPr>
+            <w:r>
+              <w:rPr>
+                <w:sz w:val="14"/>
+                <w:szCs w:val="14"/>
+              </w:rPr>
+              <w:t xml:space="preserve">0.12 ± 0.87</w:t>
+            </w:r>
+          </w:p>
+        </w:tc>
+        <w:tc>
+          <w:tcPr>
+            <w:tcW w:w="1800" w:type="dxa"/>
+            <w:vAlign w:val="center"/>
+          </w:tcPr>
+          <w:p>
+            <w:pPr>
+              <w:spacing w:after="0" w:line="240" w:lineRule="auto"/>
+              <w:jc w:val="center"/>
+            </w:pPr>
+            <w:r>
+              <w:rPr>
+                <w:sz w:val="14"/>
+                <w:szCs w:val="14"/>
+              </w:rPr>
+              <w:t xml:space="preserve">-0.02 ± 0.26</w:t>
+            </w:r>
+          </w:p>
+        </w:tc>
+      </w:tr>
+      <w:tr>
+        <w:tc>
+          <w:tcPr>
+            <w:tcW w:w="1500" w:type="dxa"/>
+            <w:vAlign w:val="center"/>
+          </w:tcPr>
+          <w:p>
+            <w:pPr>
+              <w:spacing w:after="0" w:line="240" w:lineRule="auto"/>
+              <w:jc w:val="center"/>
+            </w:pPr>
+            <w:r>
+              <w:rPr>
+                <w:sz w:val="14"/>
+                <w:szCs w:val="14"/>
+              </w:rPr>
+              <w:t xml:space="preserve">Y188L</w:t>
+            </w:r>
+          </w:p>
+        </w:tc>
+        <w:tc>
+          <w:tcPr>
+            <w:tcW w:w="1300" w:type="dxa"/>
+            <w:vAlign w:val="center"/>
+          </w:tcPr>
+          <w:p>
+            <w:pPr>
+              <w:spacing w:after="0" w:line="240" w:lineRule="auto"/>
+              <w:jc w:val="center"/>
+            </w:pPr>
+            <w:r>
+              <w:rPr>
+                <w:sz w:val="14"/>
+                <w:szCs w:val="14"/>
+              </w:rPr>
+              <w:t xml:space="preserve">ΔΔE Total</w:t>
+            </w:r>
+          </w:p>
+        </w:tc>
+        <w:tc>
+          <w:tcPr>
+            <w:tcW w:w="2200" w:type="dxa"/>
+            <w:vAlign w:val="center"/>
+          </w:tcPr>
+          <w:p>
+            <w:pPr>
+              <w:spacing w:after="0" w:line="240" w:lineRule="auto"/>
+              <w:jc w:val="center"/>
+            </w:pPr>
+            <w:r>
+              <w:rPr>
+                <w:sz w:val="14"/>
+                <w:szCs w:val="14"/>
+              </w:rPr>
+              <w:t xml:space="preserve">7.16e+08 ± 7.2e+08</w:t>
+            </w:r>
+          </w:p>
+        </w:tc>
+        <w:tc>
+          <w:tcPr>
+            <w:tcW w:w="2000" w:type="dxa"/>
+            <w:vAlign w:val="center"/>
+          </w:tcPr>
+          <w:p>
+            <w:pPr>
+              <w:spacing w:after="0" w:line="240" w:lineRule="auto"/>
+              <w:jc w:val="center"/>
+            </w:pPr>
+            <w:r>
+              <w:rPr>
+                <w:sz w:val="14"/>
+                <w:szCs w:val="14"/>
+              </w:rPr>
+              <w:t xml:space="preserve">22.55 ± 26.51</w:t>
+            </w:r>
+          </w:p>
+        </w:tc>
+        <w:tc>
+          <w:tcPr>
+            <w:tcW w:w="1800" w:type="dxa"/>
+            <w:vAlign w:val="center"/>
+          </w:tcPr>
+          <w:p>
+            <w:pPr>
+              <w:spacing w:after="0" w:line="240" w:lineRule="auto"/>
+              <w:jc w:val="center"/>
+            </w:pPr>
+            <w:r>
+              <w:rPr>
+                <w:sz w:val="14"/>
+                <w:szCs w:val="14"/>
+              </w:rPr>
+              <w:t xml:space="preserve">2.78 ± 0.42</w:t>
+            </w:r>
+          </w:p>
+        </w:tc>
+      </w:tr>
+      <w:tr>
+        <w:tc>
+          <w:tcPr>
+            <w:tcW w:w="1500" w:type="dxa"/>
+            <w:vAlign w:val="center"/>
+          </w:tcPr>
+          <w:p>
+            <w:pPr>
+              <w:spacing w:after="0" w:line="240" w:lineRule="auto"/>
+              <w:jc w:val="center"/>
+            </w:pPr>
+            <w:r>
+              <w:rPr>
+                <w:sz w:val="14"/>
+                <w:szCs w:val="14"/>
+              </w:rPr>
+              <w:t xml:space="preserve">Y188L</w:t>
+            </w:r>
+          </w:p>
+        </w:tc>
+        <w:tc>
+          <w:tcPr>
+            <w:tcW w:w="1300" w:type="dxa"/>
+            <w:vAlign w:val="center"/>
+          </w:tcPr>
+          <w:p>
+            <w:pPr>
+              <w:spacing w:after="0" w:line="240" w:lineRule="auto"/>
+              <w:jc w:val="center"/>
+            </w:pPr>
+            <w:r>
+              <w:rPr>
+                <w:sz w:val="14"/>
+                <w:szCs w:val="14"/>
+              </w:rPr>
+              <w:t xml:space="preserve">ΔΔE vdW</w:t>
+            </w:r>
+          </w:p>
+        </w:tc>
+        <w:tc>
+          <w:tcPr>
+            <w:tcW w:w="2200" w:type="dxa"/>
+            <w:vAlign w:val="center"/>
+          </w:tcPr>
+          <w:p>
+            <w:pPr>
+              <w:spacing w:after="0" w:line="240" w:lineRule="auto"/>
+              <w:jc w:val="center"/>
+            </w:pPr>
+            <w:r>
+              <w:rPr>
+                <w:sz w:val="14"/>
+                <w:szCs w:val="14"/>
+              </w:rPr>
+              <w:t xml:space="preserve">7.16e+08 ± 7.2e+08</w:t>
+            </w:r>
+          </w:p>
+        </w:tc>
+        <w:tc>
+          <w:tcPr>
+            <w:tcW w:w="2000" w:type="dxa"/>
+            <w:vAlign w:val="center"/>
+          </w:tcPr>
+          <w:p>
+            <w:pPr>
+              <w:spacing w:after="0" w:line="240" w:lineRule="auto"/>
+              <w:jc w:val="center"/>
+            </w:pPr>
+            <w:r>
+              <w:rPr>
+                <w:sz w:val="14"/>
+                <w:szCs w:val="14"/>
+              </w:rPr>
+              <w:t xml:space="preserve">20.60 ± 24.55</w:t>
+            </w:r>
+          </w:p>
+        </w:tc>
+        <w:tc>
+          <w:tcPr>
+            <w:tcW w:w="1800" w:type="dxa"/>
+            <w:vAlign w:val="center"/>
+          </w:tcPr>
+          <w:p>
+            <w:pPr>
+              <w:spacing w:after="0" w:line="240" w:lineRule="auto"/>
+              <w:jc w:val="center"/>
+            </w:pPr>
+            <w:r>
+              <w:rPr>
+                <w:sz w:val="14"/>
+                <w:szCs w:val="14"/>
+              </w:rPr>
+              <w:t xml:space="preserve">2.25 ± 0.20</w:t>
+            </w:r>
+          </w:p>
+        </w:tc>
+      </w:tr>
+      <w:tr>
+        <w:tc>
+          <w:tcPr>
+            <w:tcW w:w="1500" w:type="dxa"/>
+            <w:vAlign w:val="center"/>
+          </w:tcPr>
+          <w:p>
+            <w:pPr>
+              <w:spacing w:after="0" w:line="240" w:lineRule="auto"/>
+              <w:jc w:val="center"/>
+            </w:pPr>
+            <w:r>
+              <w:rPr>
+                <w:sz w:val="14"/>
+                <w:szCs w:val="14"/>
+              </w:rPr>
+              <w:t xml:space="preserve">Y188L</w:t>
+            </w:r>
+          </w:p>
+        </w:tc>
+        <w:tc>
+          <w:tcPr>
+            <w:tcW w:w="1300" w:type="dxa"/>
+            <w:vAlign w:val="center"/>
+          </w:tcPr>
+          <w:p>
+            <w:pPr>
+              <w:spacing w:after="0" w:line="240" w:lineRule="auto"/>
+              <w:jc w:val="center"/>
+            </w:pPr>
+            <w:r>
+              <w:rPr>
+                <w:sz w:val="14"/>
+                <w:szCs w:val="14"/>
+              </w:rPr>
+              <w:t xml:space="preserve">ΔΔE elec</w:t>
+            </w:r>
+          </w:p>
+        </w:tc>
+        <w:tc>
+          <w:tcPr>
+            <w:tcW w:w="2200" w:type="dxa"/>
+            <w:vAlign w:val="center"/>
+          </w:tcPr>
+          <w:p>
+            <w:pPr>
+              <w:spacing w:after="0" w:line="240" w:lineRule="auto"/>
+              <w:jc w:val="center"/>
+            </w:pPr>
+            <w:r>
+              <w:rPr>
+                <w:sz w:val="14"/>
+                <w:szCs w:val="14"/>
+              </w:rPr>
+              <w:t xml:space="preserve">1.51 ± 1.30</w:t>
+            </w:r>
+          </w:p>
+        </w:tc>
+        <w:tc>
+          <w:tcPr>
+            <w:tcW w:w="2000" w:type="dxa"/>
+            <w:vAlign w:val="center"/>
+          </w:tcPr>
+          <w:p>
+            <w:pPr>
+              <w:spacing w:after="0" w:line="240" w:lineRule="auto"/>
+              <w:jc w:val="center"/>
+            </w:pPr>
+            <w:r>
+              <w:rPr>
+                <w:sz w:val="14"/>
+                <w:szCs w:val="14"/>
+              </w:rPr>
+              <w:t xml:space="preserve">1.82 ± 1.73</w:t>
+            </w:r>
+          </w:p>
+        </w:tc>
+        <w:tc>
+          <w:tcPr>
+            <w:tcW w:w="1800" w:type="dxa"/>
+            <w:vAlign w:val="center"/>
+          </w:tcPr>
+          <w:p>
+            <w:pPr>
+              <w:spacing w:after="0" w:line="240" w:lineRule="auto"/>
+              <w:jc w:val="center"/>
+            </w:pPr>
+            <w:r>
+              <w:rPr>
+                <w:sz w:val="14"/>
+                <w:szCs w:val="14"/>
+              </w:rPr>
+              <w:t xml:space="preserve">0.31 ± 0.26</w:t>
+            </w:r>
+          </w:p>
+        </w:tc>
+      </w:tr>
+      <w:tr>
+        <w:tc>
+          <w:tcPr>
+            <w:tcW w:w="1500" w:type="dxa"/>
+            <w:vAlign w:val="center"/>
+          </w:tcPr>
+          <w:p>
+            <w:pPr>
+              <w:spacing w:after="0" w:line="240" w:lineRule="auto"/>
+              <w:jc w:val="center"/>
+            </w:pPr>
+            <w:r>
+              <w:rPr>
+                <w:sz w:val="14"/>
+                <w:szCs w:val="14"/>
+              </w:rPr>
+              <w:t xml:space="preserve">Y188L</w:t>
+            </w:r>
+          </w:p>
+        </w:tc>
+        <w:tc>
+          <w:tcPr>
+            <w:tcW w:w="1300" w:type="dxa"/>
+            <w:vAlign w:val="center"/>
+          </w:tcPr>
+          <w:p>
+            <w:pPr>
+              <w:spacing w:after="0" w:line="240" w:lineRule="auto"/>
+              <w:jc w:val="center"/>
+            </w:pPr>
+            <w:r>
+              <w:rPr>
+                <w:sz w:val="14"/>
+                <w:szCs w:val="14"/>
+              </w:rPr>
+              <w:t xml:space="preserve">ΔΔE GB</w:t>
+            </w:r>
+          </w:p>
+        </w:tc>
+        <w:tc>
+          <w:tcPr>
+            <w:tcW w:w="2200" w:type="dxa"/>
+            <w:vAlign w:val="center"/>
+          </w:tcPr>
+          <w:p>
+            <w:pPr>
+              <w:spacing w:after="0" w:line="240" w:lineRule="auto"/>
+              <w:jc w:val="center"/>
+            </w:pPr>
+            <w:r>
+              <w:rPr>
+                <w:sz w:val="14"/>
+                <w:szCs w:val="14"/>
+              </w:rPr>
+              <w:t xml:space="preserve">0.94 ± 1.25</w:t>
+            </w:r>
+          </w:p>
+        </w:tc>
+        <w:tc>
+          <w:tcPr>
+            <w:tcW w:w="2000" w:type="dxa"/>
+            <w:vAlign w:val="center"/>
+          </w:tcPr>
+          <w:p>
+            <w:pPr>
+              <w:spacing w:after="0" w:line="240" w:lineRule="auto"/>
+              <w:jc w:val="center"/>
+            </w:pPr>
+            <w:r>
+              <w:rPr>
+                <w:sz w:val="14"/>
+                <w:szCs w:val="14"/>
+              </w:rPr>
+              <w:t xml:space="preserve">0.16 ± 0.22</w:t>
+            </w:r>
+          </w:p>
+        </w:tc>
+        <w:tc>
+          <w:tcPr>
+            <w:tcW w:w="1800" w:type="dxa"/>
+            <w:vAlign w:val="center"/>
+          </w:tcPr>
+          <w:p>
+            <w:pPr>
+              <w:spacing w:after="0" w:line="240" w:lineRule="auto"/>
+              <w:jc w:val="center"/>
+            </w:pPr>
+            <w:r>
+              <w:rPr>
+                <w:sz w:val="14"/>
+                <w:szCs w:val="14"/>
+              </w:rPr>
+              <w:t xml:space="preserve">0.26 ± 0.12</w:t>
+            </w:r>
+          </w:p>
+        </w:tc>
+      </w:tr>
+    </w:tbl>
+    <w:p>
+      <w:pPr>
+        <w:spacing w:after="0"/>
+      </w:pPr>
+    </w:p>
+    <w:p>
+      <w:pPr>
+        <w:spacing w:after="200"/>
+      </w:pPr>
+      <w:r>
+        <w:t xml:space="preserve">Supplementary Note 4. Sensitivity of the MM/GBSA energies to snapshot relaxation. Each snapshot is energy-minimized before its energy is evaluated. We compared three treatments on six genotypes: no relaxation, hydrogen atoms only with heavy atoms restrained, and the full minimization used in the main text. Supplementary Table 5 gives ΔΔETotal and its components under all three. The differences between the three treatments fall almost entirely in the van der Waals term. The electrostatic and polar solvation terms agree to within 1 to 2 kcal/mol across all three. Without relaxation the van der Waals term is dominated by close atomic contacts in the stored snapshots, and ΔΔETotal reaches values as large as 7 × 10⁸ kcal/mol. The effect depends on the genotype. In wild type, none of the 100 scored snapshots gives a value above +100 kcal/mol; in G190E, half of them do. Hydrogen-only relaxation reduces these contacts but does not remove them, and leaves replicate standard errors of 6.9 to 26.5 kcal/mol, which are larger than the shifts being measured. With full minimization the replicate standard errors are 0.13 to 0.54 kcal/mol. Full minimization may also shift the individual components, and these data cannot separate that from the reduction in noise.</w:t>
       </w:r>
     </w:p>
     <w:p>
@@ -739,6 +2818,921 @@
         <w:spacing w:after="200"/>
       </w:pPr>
       <w:r>
+        <w:t xml:space="preserve">Supplementary Table 6. Effect of the ligand charge model on WT-referenced MM/GBSA energies. The same trajectories and snapshots re-scored with Gasteiger and with AM1-BCC partial charges, three replicates per genotype. Values are kcal/mol, mean ± SEM over replicates.</w:t>
+      </w:r>
+    </w:p>
+    <w:tbl>
+      <w:tblPr>
+        <w:tblStyle w:val="TableGrid"/>
+        <w:tblW w:w="0" w:type="auto"/>
+        <w:tblBorders>
+          <w:top w:val="single" w:sz="4" w:space="0" w:color="auto"/>
+          <w:left w:val="single" w:sz="4" w:space="0" w:color="auto"/>
+          <w:bottom w:val="single" w:sz="4" w:space="0" w:color="auto"/>
+          <w:right w:val="single" w:sz="4" w:space="0" w:color="auto"/>
+          <w:insideH w:val="single" w:sz="4" w:space="0" w:color="auto"/>
+          <w:insideV w:val="single" w:sz="4" w:space="0" w:color="auto"/>
+        </w:tblBorders>
+      </w:tblPr>
+      <w:tblGrid>
+        <w:gridCol w:w="1700"/>
+        <w:gridCol w:w="1500"/>
+        <w:gridCol w:w="2000"/>
+        <w:gridCol w:w="2000"/>
+        <w:gridCol w:w="1400"/>
+      </w:tblGrid>
+      <w:tr>
+        <w:trPr>
+          <w:tblHeader/>
+        </w:trPr>
+        <w:tc>
+          <w:tcPr>
+            <w:tcW w:w="1700" w:type="dxa"/>
+            <w:vAlign w:val="center"/>
+          </w:tcPr>
+          <w:p>
+            <w:pPr>
+              <w:spacing w:after="0" w:line="240" w:lineRule="auto"/>
+              <w:jc w:val="center"/>
+            </w:pPr>
+            <w:r>
+              <w:rPr>
+                <w:b/>
+                <w:sz w:val="16"/>
+                <w:szCs w:val="16"/>
+              </w:rPr>
+              <w:t xml:space="preserve">Genotype</w:t>
+            </w:r>
+          </w:p>
+        </w:tc>
+        <w:tc>
+          <w:tcPr>
+            <w:tcW w:w="1500" w:type="dxa"/>
+            <w:vAlign w:val="center"/>
+          </w:tcPr>
+          <w:p>
+            <w:pPr>
+              <w:spacing w:after="0" w:line="240" w:lineRule="auto"/>
+              <w:jc w:val="center"/>
+            </w:pPr>
+            <w:r>
+              <w:rPr>
+                <w:b/>
+                <w:sz w:val="16"/>
+                <w:szCs w:val="16"/>
+              </w:rPr>
+              <w:t xml:space="preserve">Component</w:t>
+            </w:r>
+          </w:p>
+        </w:tc>
+        <w:tc>
+          <w:tcPr>
+            <w:tcW w:w="2000" w:type="dxa"/>
+            <w:vAlign w:val="center"/>
+          </w:tcPr>
+          <w:p>
+            <w:pPr>
+              <w:spacing w:after="0" w:line="240" w:lineRule="auto"/>
+              <w:jc w:val="center"/>
+            </w:pPr>
+            <w:r>
+              <w:rPr>
+                <w:b/>
+                <w:sz w:val="16"/>
+                <w:szCs w:val="16"/>
+              </w:rPr>
+              <w:t xml:space="preserve">Gasteiger</w:t>
+            </w:r>
+          </w:p>
+        </w:tc>
+        <w:tc>
+          <w:tcPr>
+            <w:tcW w:w="2000" w:type="dxa"/>
+            <w:vAlign w:val="center"/>
+          </w:tcPr>
+          <w:p>
+            <w:pPr>
+              <w:spacing w:after="0" w:line="240" w:lineRule="auto"/>
+              <w:jc w:val="center"/>
+            </w:pPr>
+            <w:r>
+              <w:rPr>
+                <w:b/>
+                <w:sz w:val="16"/>
+                <w:szCs w:val="16"/>
+              </w:rPr>
+              <w:t xml:space="preserve">AM1-BCC</w:t>
+            </w:r>
+          </w:p>
+        </w:tc>
+        <w:tc>
+          <w:tcPr>
+            <w:tcW w:w="1400" w:type="dxa"/>
+            <w:vAlign w:val="center"/>
+          </w:tcPr>
+          <w:p>
+            <w:pPr>
+              <w:spacing w:after="0" w:line="240" w:lineRule="auto"/>
+              <w:jc w:val="center"/>
+            </w:pPr>
+            <w:r>
+              <w:rPr>
+                <w:b/>
+                <w:sz w:val="16"/>
+                <w:szCs w:val="16"/>
+              </w:rPr>
+              <w:t xml:space="preserve">Difference</w:t>
+            </w:r>
+          </w:p>
+        </w:tc>
+      </w:tr>
+      <w:tr>
+        <w:tc>
+          <w:tcPr>
+            <w:tcW w:w="1700" w:type="dxa"/>
+            <w:vAlign w:val="center"/>
+          </w:tcPr>
+          <w:p>
+            <w:pPr>
+              <w:spacing w:after="0" w:line="240" w:lineRule="auto"/>
+              <w:jc w:val="center"/>
+            </w:pPr>
+            <w:r>
+              <w:rPr>
+                <w:sz w:val="16"/>
+                <w:szCs w:val="16"/>
+              </w:rPr>
+              <w:t xml:space="preserve">V106A</w:t>
+            </w:r>
+          </w:p>
+        </w:tc>
+        <w:tc>
+          <w:tcPr>
+            <w:tcW w:w="1500" w:type="dxa"/>
+            <w:vAlign w:val="center"/>
+          </w:tcPr>
+          <w:p>
+            <w:pPr>
+              <w:spacing w:after="0" w:line="240" w:lineRule="auto"/>
+              <w:jc w:val="center"/>
+            </w:pPr>
+            <w:r>
+              <w:rPr>
+                <w:sz w:val="16"/>
+                <w:szCs w:val="16"/>
+              </w:rPr>
+              <w:t xml:space="preserve">ΔΔE Total</w:t>
+            </w:r>
+          </w:p>
+        </w:tc>
+        <w:tc>
+          <w:tcPr>
+            <w:tcW w:w="2000" w:type="dxa"/>
+            <w:vAlign w:val="center"/>
+          </w:tcPr>
+          <w:p>
+            <w:pPr>
+              <w:spacing w:after="0" w:line="240" w:lineRule="auto"/>
+              <w:jc w:val="center"/>
+            </w:pPr>
+            <w:r>
+              <w:rPr>
+                <w:sz w:val="16"/>
+                <w:szCs w:val="16"/>
+              </w:rPr>
+              <w:t xml:space="preserve">1.73 ± 0.41</w:t>
+            </w:r>
+          </w:p>
+        </w:tc>
+        <w:tc>
+          <w:tcPr>
+            <w:tcW w:w="2000" w:type="dxa"/>
+            <w:vAlign w:val="center"/>
+          </w:tcPr>
+          <w:p>
+            <w:pPr>
+              <w:spacing w:after="0" w:line="240" w:lineRule="auto"/>
+              <w:jc w:val="center"/>
+            </w:pPr>
+            <w:r>
+              <w:rPr>
+                <w:sz w:val="16"/>
+                <w:szCs w:val="16"/>
+              </w:rPr>
+              <w:t xml:space="preserve">2.54 ± 0.55</w:t>
+            </w:r>
+          </w:p>
+        </w:tc>
+        <w:tc>
+          <w:tcPr>
+            <w:tcW w:w="1400" w:type="dxa"/>
+            <w:vAlign w:val="center"/>
+          </w:tcPr>
+          <w:p>
+            <w:pPr>
+              <w:spacing w:after="0" w:line="240" w:lineRule="auto"/>
+              <w:jc w:val="center"/>
+            </w:pPr>
+            <w:r>
+              <w:rPr>
+                <w:sz w:val="16"/>
+                <w:szCs w:val="16"/>
+              </w:rPr>
+              <w:t xml:space="preserve">+0.81</w:t>
+            </w:r>
+          </w:p>
+        </w:tc>
+      </w:tr>
+      <w:tr>
+        <w:tc>
+          <w:tcPr>
+            <w:tcW w:w="1700" w:type="dxa"/>
+            <w:vAlign w:val="center"/>
+          </w:tcPr>
+          <w:p>
+            <w:pPr>
+              <w:spacing w:after="0" w:line="240" w:lineRule="auto"/>
+              <w:jc w:val="center"/>
+            </w:pPr>
+            <w:r>
+              <w:rPr>
+                <w:sz w:val="16"/>
+                <w:szCs w:val="16"/>
+              </w:rPr>
+              <w:t xml:space="preserve">V106A</w:t>
+            </w:r>
+          </w:p>
+        </w:tc>
+        <w:tc>
+          <w:tcPr>
+            <w:tcW w:w="1500" w:type="dxa"/>
+            <w:vAlign w:val="center"/>
+          </w:tcPr>
+          <w:p>
+            <w:pPr>
+              <w:spacing w:after="0" w:line="240" w:lineRule="auto"/>
+              <w:jc w:val="center"/>
+            </w:pPr>
+            <w:r>
+              <w:rPr>
+                <w:sz w:val="16"/>
+                <w:szCs w:val="16"/>
+              </w:rPr>
+              <w:t xml:space="preserve">ΔΔE vdW</w:t>
+            </w:r>
+          </w:p>
+        </w:tc>
+        <w:tc>
+          <w:tcPr>
+            <w:tcW w:w="2000" w:type="dxa"/>
+            <w:vAlign w:val="center"/>
+          </w:tcPr>
+          <w:p>
+            <w:pPr>
+              <w:spacing w:after="0" w:line="240" w:lineRule="auto"/>
+              <w:jc w:val="center"/>
+            </w:pPr>
+            <w:r>
+              <w:rPr>
+                <w:sz w:val="16"/>
+                <w:szCs w:val="16"/>
+              </w:rPr>
+              <w:t xml:space="preserve">0.73 ± 0.20</w:t>
+            </w:r>
+          </w:p>
+        </w:tc>
+        <w:tc>
+          <w:tcPr>
+            <w:tcW w:w="2000" w:type="dxa"/>
+            <w:vAlign w:val="center"/>
+          </w:tcPr>
+          <w:p>
+            <w:pPr>
+              <w:spacing w:after="0" w:line="240" w:lineRule="auto"/>
+              <w:jc w:val="center"/>
+            </w:pPr>
+            <w:r>
+              <w:rPr>
+                <w:sz w:val="16"/>
+                <w:szCs w:val="16"/>
+              </w:rPr>
+              <w:t xml:space="preserve">1.02 ± 0.20</w:t>
+            </w:r>
+          </w:p>
+        </w:tc>
+        <w:tc>
+          <w:tcPr>
+            <w:tcW w:w="1400" w:type="dxa"/>
+            <w:vAlign w:val="center"/>
+          </w:tcPr>
+          <w:p>
+            <w:pPr>
+              <w:spacing w:after="0" w:line="240" w:lineRule="auto"/>
+              <w:jc w:val="center"/>
+            </w:pPr>
+            <w:r>
+              <w:rPr>
+                <w:sz w:val="16"/>
+                <w:szCs w:val="16"/>
+              </w:rPr>
+              <w:t xml:space="preserve">+0.29</w:t>
+            </w:r>
+          </w:p>
+        </w:tc>
+      </w:tr>
+      <w:tr>
+        <w:tc>
+          <w:tcPr>
+            <w:tcW w:w="1700" w:type="dxa"/>
+            <w:vAlign w:val="center"/>
+          </w:tcPr>
+          <w:p>
+            <w:pPr>
+              <w:spacing w:after="0" w:line="240" w:lineRule="auto"/>
+              <w:jc w:val="center"/>
+            </w:pPr>
+            <w:r>
+              <w:rPr>
+                <w:sz w:val="16"/>
+                <w:szCs w:val="16"/>
+              </w:rPr>
+              <w:t xml:space="preserve">V106A</w:t>
+            </w:r>
+          </w:p>
+        </w:tc>
+        <w:tc>
+          <w:tcPr>
+            <w:tcW w:w="1500" w:type="dxa"/>
+            <w:vAlign w:val="center"/>
+          </w:tcPr>
+          <w:p>
+            <w:pPr>
+              <w:spacing w:after="0" w:line="240" w:lineRule="auto"/>
+              <w:jc w:val="center"/>
+            </w:pPr>
+            <w:r>
+              <w:rPr>
+                <w:sz w:val="16"/>
+                <w:szCs w:val="16"/>
+              </w:rPr>
+              <w:t xml:space="preserve">ΔΔE elec</w:t>
+            </w:r>
+          </w:p>
+        </w:tc>
+        <w:tc>
+          <w:tcPr>
+            <w:tcW w:w="2000" w:type="dxa"/>
+            <w:vAlign w:val="center"/>
+          </w:tcPr>
+          <w:p>
+            <w:pPr>
+              <w:spacing w:after="0" w:line="240" w:lineRule="auto"/>
+              <w:jc w:val="center"/>
+            </w:pPr>
+            <w:r>
+              <w:rPr>
+                <w:sz w:val="16"/>
+                <w:szCs w:val="16"/>
+              </w:rPr>
+              <w:t xml:space="preserve">-0.07 ± 0.77</w:t>
+            </w:r>
+          </w:p>
+        </w:tc>
+        <w:tc>
+          <w:tcPr>
+            <w:tcW w:w="2000" w:type="dxa"/>
+            <w:vAlign w:val="center"/>
+          </w:tcPr>
+          <w:p>
+            <w:pPr>
+              <w:spacing w:after="0" w:line="240" w:lineRule="auto"/>
+              <w:jc w:val="center"/>
+            </w:pPr>
+            <w:r>
+              <w:rPr>
+                <w:sz w:val="16"/>
+                <w:szCs w:val="16"/>
+              </w:rPr>
+              <w:t xml:space="preserve">-0.88 ± 1.51</w:t>
+            </w:r>
+          </w:p>
+        </w:tc>
+        <w:tc>
+          <w:tcPr>
+            <w:tcW w:w="1400" w:type="dxa"/>
+            <w:vAlign w:val="center"/>
+          </w:tcPr>
+          <w:p>
+            <w:pPr>
+              <w:spacing w:after="0" w:line="240" w:lineRule="auto"/>
+              <w:jc w:val="center"/>
+            </w:pPr>
+            <w:r>
+              <w:rPr>
+                <w:sz w:val="16"/>
+                <w:szCs w:val="16"/>
+              </w:rPr>
+              <w:t xml:space="preserve">-0.81</w:t>
+            </w:r>
+          </w:p>
+        </w:tc>
+      </w:tr>
+      <w:tr>
+        <w:tc>
+          <w:tcPr>
+            <w:tcW w:w="1700" w:type="dxa"/>
+            <w:vAlign w:val="center"/>
+          </w:tcPr>
+          <w:p>
+            <w:pPr>
+              <w:spacing w:after="0" w:line="240" w:lineRule="auto"/>
+              <w:jc w:val="center"/>
+            </w:pPr>
+            <w:r>
+              <w:rPr>
+                <w:sz w:val="16"/>
+                <w:szCs w:val="16"/>
+              </w:rPr>
+              <w:t xml:space="preserve">V106A</w:t>
+            </w:r>
+          </w:p>
+        </w:tc>
+        <w:tc>
+          <w:tcPr>
+            <w:tcW w:w="1500" w:type="dxa"/>
+            <w:vAlign w:val="center"/>
+          </w:tcPr>
+          <w:p>
+            <w:pPr>
+              <w:spacing w:after="0" w:line="240" w:lineRule="auto"/>
+              <w:jc w:val="center"/>
+            </w:pPr>
+            <w:r>
+              <w:rPr>
+                <w:sz w:val="16"/>
+                <w:szCs w:val="16"/>
+              </w:rPr>
+              <w:t xml:space="preserve">ΔΔE GB</w:t>
+            </w:r>
+          </w:p>
+        </w:tc>
+        <w:tc>
+          <w:tcPr>
+            <w:tcW w:w="2000" w:type="dxa"/>
+            <w:vAlign w:val="center"/>
+          </w:tcPr>
+          <w:p>
+            <w:pPr>
+              <w:spacing w:after="0" w:line="240" w:lineRule="auto"/>
+              <w:jc w:val="center"/>
+            </w:pPr>
+            <w:r>
+              <w:rPr>
+                <w:sz w:val="16"/>
+                <w:szCs w:val="16"/>
+              </w:rPr>
+              <w:t xml:space="preserve">1.05 ± 0.64</w:t>
+            </w:r>
+          </w:p>
+        </w:tc>
+        <w:tc>
+          <w:tcPr>
+            <w:tcW w:w="2000" w:type="dxa"/>
+            <w:vAlign w:val="center"/>
+          </w:tcPr>
+          <w:p>
+            <w:pPr>
+              <w:spacing w:after="0" w:line="240" w:lineRule="auto"/>
+              <w:jc w:val="center"/>
+            </w:pPr>
+            <w:r>
+              <w:rPr>
+                <w:sz w:val="16"/>
+                <w:szCs w:val="16"/>
+              </w:rPr>
+              <w:t xml:space="preserve">2.37 ± 1.16</w:t>
+            </w:r>
+          </w:p>
+        </w:tc>
+        <w:tc>
+          <w:tcPr>
+            <w:tcW w:w="1400" w:type="dxa"/>
+            <w:vAlign w:val="center"/>
+          </w:tcPr>
+          <w:p>
+            <w:pPr>
+              <w:spacing w:after="0" w:line="240" w:lineRule="auto"/>
+              <w:jc w:val="center"/>
+            </w:pPr>
+            <w:r>
+              <w:rPr>
+                <w:sz w:val="16"/>
+                <w:szCs w:val="16"/>
+              </w:rPr>
+              <w:t xml:space="preserve">+1.32</w:t>
+            </w:r>
+          </w:p>
+        </w:tc>
+      </w:tr>
+      <w:tr>
+        <w:tc>
+          <w:tcPr>
+            <w:tcW w:w="1700" w:type="dxa"/>
+            <w:vAlign w:val="center"/>
+          </w:tcPr>
+          <w:p>
+            <w:pPr>
+              <w:spacing w:after="0" w:line="240" w:lineRule="auto"/>
+              <w:jc w:val="center"/>
+            </w:pPr>
+            <w:r>
+              <w:rPr>
+                <w:sz w:val="16"/>
+                <w:szCs w:val="16"/>
+              </w:rPr>
+              <w:t xml:space="preserve">Y188L</w:t>
+            </w:r>
+          </w:p>
+        </w:tc>
+        <w:tc>
+          <w:tcPr>
+            <w:tcW w:w="1500" w:type="dxa"/>
+            <w:vAlign w:val="center"/>
+          </w:tcPr>
+          <w:p>
+            <w:pPr>
+              <w:spacing w:after="0" w:line="240" w:lineRule="auto"/>
+              <w:jc w:val="center"/>
+            </w:pPr>
+            <w:r>
+              <w:rPr>
+                <w:sz w:val="16"/>
+                <w:szCs w:val="16"/>
+              </w:rPr>
+              <w:t xml:space="preserve">ΔΔE Total</w:t>
+            </w:r>
+          </w:p>
+        </w:tc>
+        <w:tc>
+          <w:tcPr>
+            <w:tcW w:w="2000" w:type="dxa"/>
+            <w:vAlign w:val="center"/>
+          </w:tcPr>
+          <w:p>
+            <w:pPr>
+              <w:spacing w:after="0" w:line="240" w:lineRule="auto"/>
+              <w:jc w:val="center"/>
+            </w:pPr>
+            <w:r>
+              <w:rPr>
+                <w:sz w:val="16"/>
+                <w:szCs w:val="16"/>
+              </w:rPr>
+              <w:t xml:space="preserve">2.78 ± 0.42</w:t>
+            </w:r>
+          </w:p>
+        </w:tc>
+        <w:tc>
+          <w:tcPr>
+            <w:tcW w:w="2000" w:type="dxa"/>
+            <w:vAlign w:val="center"/>
+          </w:tcPr>
+          <w:p>
+            <w:pPr>
+              <w:spacing w:after="0" w:line="240" w:lineRule="auto"/>
+              <w:jc w:val="center"/>
+            </w:pPr>
+            <w:r>
+              <w:rPr>
+                <w:sz w:val="16"/>
+                <w:szCs w:val="16"/>
+              </w:rPr>
+              <w:t xml:space="preserve">2.34 ± 0.14</w:t>
+            </w:r>
+          </w:p>
+        </w:tc>
+        <w:tc>
+          <w:tcPr>
+            <w:tcW w:w="1400" w:type="dxa"/>
+            <w:vAlign w:val="center"/>
+          </w:tcPr>
+          <w:p>
+            <w:pPr>
+              <w:spacing w:after="0" w:line="240" w:lineRule="auto"/>
+              <w:jc w:val="center"/>
+            </w:pPr>
+            <w:r>
+              <w:rPr>
+                <w:sz w:val="16"/>
+                <w:szCs w:val="16"/>
+              </w:rPr>
+              <w:t xml:space="preserve">-0.45</w:t>
+            </w:r>
+          </w:p>
+        </w:tc>
+      </w:tr>
+      <w:tr>
+        <w:tc>
+          <w:tcPr>
+            <w:tcW w:w="1700" w:type="dxa"/>
+            <w:vAlign w:val="center"/>
+          </w:tcPr>
+          <w:p>
+            <w:pPr>
+              <w:spacing w:after="0" w:line="240" w:lineRule="auto"/>
+              <w:jc w:val="center"/>
+            </w:pPr>
+            <w:r>
+              <w:rPr>
+                <w:sz w:val="16"/>
+                <w:szCs w:val="16"/>
+              </w:rPr>
+              <w:t xml:space="preserve">Y188L</w:t>
+            </w:r>
+          </w:p>
+        </w:tc>
+        <w:tc>
+          <w:tcPr>
+            <w:tcW w:w="1500" w:type="dxa"/>
+            <w:vAlign w:val="center"/>
+          </w:tcPr>
+          <w:p>
+            <w:pPr>
+              <w:spacing w:after="0" w:line="240" w:lineRule="auto"/>
+              <w:jc w:val="center"/>
+            </w:pPr>
+            <w:r>
+              <w:rPr>
+                <w:sz w:val="16"/>
+                <w:szCs w:val="16"/>
+              </w:rPr>
+              <w:t xml:space="preserve">ΔΔE vdW</w:t>
+            </w:r>
+          </w:p>
+        </w:tc>
+        <w:tc>
+          <w:tcPr>
+            <w:tcW w:w="2000" w:type="dxa"/>
+            <w:vAlign w:val="center"/>
+          </w:tcPr>
+          <w:p>
+            <w:pPr>
+              <w:spacing w:after="0" w:line="240" w:lineRule="auto"/>
+              <w:jc w:val="center"/>
+            </w:pPr>
+            <w:r>
+              <w:rPr>
+                <w:sz w:val="16"/>
+                <w:szCs w:val="16"/>
+              </w:rPr>
+              <w:t xml:space="preserve">2.25 ± 0.20</w:t>
+            </w:r>
+          </w:p>
+        </w:tc>
+        <w:tc>
+          <w:tcPr>
+            <w:tcW w:w="2000" w:type="dxa"/>
+            <w:vAlign w:val="center"/>
+          </w:tcPr>
+          <w:p>
+            <w:pPr>
+              <w:spacing w:after="0" w:line="240" w:lineRule="auto"/>
+              <w:jc w:val="center"/>
+            </w:pPr>
+            <w:r>
+              <w:rPr>
+                <w:sz w:val="16"/>
+                <w:szCs w:val="16"/>
+              </w:rPr>
+              <w:t xml:space="preserve">2.48 ± 0.23</w:t>
+            </w:r>
+          </w:p>
+        </w:tc>
+        <w:tc>
+          <w:tcPr>
+            <w:tcW w:w="1400" w:type="dxa"/>
+            <w:vAlign w:val="center"/>
+          </w:tcPr>
+          <w:p>
+            <w:pPr>
+              <w:spacing w:after="0" w:line="240" w:lineRule="auto"/>
+              <w:jc w:val="center"/>
+            </w:pPr>
+            <w:r>
+              <w:rPr>
+                <w:sz w:val="16"/>
+                <w:szCs w:val="16"/>
+              </w:rPr>
+              <w:t xml:space="preserve">+0.23</w:t>
+            </w:r>
+          </w:p>
+        </w:tc>
+      </w:tr>
+      <w:tr>
+        <w:tc>
+          <w:tcPr>
+            <w:tcW w:w="1700" w:type="dxa"/>
+            <w:vAlign w:val="center"/>
+          </w:tcPr>
+          <w:p>
+            <w:pPr>
+              <w:spacing w:after="0" w:line="240" w:lineRule="auto"/>
+              <w:jc w:val="center"/>
+            </w:pPr>
+            <w:r>
+              <w:rPr>
+                <w:sz w:val="16"/>
+                <w:szCs w:val="16"/>
+              </w:rPr>
+              <w:t xml:space="preserve">Y188L</w:t>
+            </w:r>
+          </w:p>
+        </w:tc>
+        <w:tc>
+          <w:tcPr>
+            <w:tcW w:w="1500" w:type="dxa"/>
+            <w:vAlign w:val="center"/>
+          </w:tcPr>
+          <w:p>
+            <w:pPr>
+              <w:spacing w:after="0" w:line="240" w:lineRule="auto"/>
+              <w:jc w:val="center"/>
+            </w:pPr>
+            <w:r>
+              <w:rPr>
+                <w:sz w:val="16"/>
+                <w:szCs w:val="16"/>
+              </w:rPr>
+              <w:t xml:space="preserve">ΔΔE elec</w:t>
+            </w:r>
+          </w:p>
+        </w:tc>
+        <w:tc>
+          <w:tcPr>
+            <w:tcW w:w="2000" w:type="dxa"/>
+            <w:vAlign w:val="center"/>
+          </w:tcPr>
+          <w:p>
+            <w:pPr>
+              <w:spacing w:after="0" w:line="240" w:lineRule="auto"/>
+              <w:jc w:val="center"/>
+            </w:pPr>
+            <w:r>
+              <w:rPr>
+                <w:sz w:val="16"/>
+                <w:szCs w:val="16"/>
+              </w:rPr>
+              <w:t xml:space="preserve">0.31 ± 0.26</w:t>
+            </w:r>
+          </w:p>
+        </w:tc>
+        <w:tc>
+          <w:tcPr>
+            <w:tcW w:w="2000" w:type="dxa"/>
+            <w:vAlign w:val="center"/>
+          </w:tcPr>
+          <w:p>
+            <w:pPr>
+              <w:spacing w:after="0" w:line="240" w:lineRule="auto"/>
+              <w:jc w:val="center"/>
+            </w:pPr>
+            <w:r>
+              <w:rPr>
+                <w:sz w:val="16"/>
+                <w:szCs w:val="16"/>
+              </w:rPr>
+              <w:t xml:space="preserve">-0.85 ± 0.38</w:t>
+            </w:r>
+          </w:p>
+        </w:tc>
+        <w:tc>
+          <w:tcPr>
+            <w:tcW w:w="1400" w:type="dxa"/>
+            <w:vAlign w:val="center"/>
+          </w:tcPr>
+          <w:p>
+            <w:pPr>
+              <w:spacing w:after="0" w:line="240" w:lineRule="auto"/>
+              <w:jc w:val="center"/>
+            </w:pPr>
+            <w:r>
+              <w:rPr>
+                <w:sz w:val="16"/>
+                <w:szCs w:val="16"/>
+              </w:rPr>
+              <w:t xml:space="preserve">-1.17</w:t>
+            </w:r>
+          </w:p>
+        </w:tc>
+      </w:tr>
+      <w:tr>
+        <w:tc>
+          <w:tcPr>
+            <w:tcW w:w="1700" w:type="dxa"/>
+            <w:vAlign w:val="center"/>
+          </w:tcPr>
+          <w:p>
+            <w:pPr>
+              <w:spacing w:after="0" w:line="240" w:lineRule="auto"/>
+              <w:jc w:val="center"/>
+            </w:pPr>
+            <w:r>
+              <w:rPr>
+                <w:sz w:val="16"/>
+                <w:szCs w:val="16"/>
+              </w:rPr>
+              <w:t xml:space="preserve">Y188L</w:t>
+            </w:r>
+          </w:p>
+        </w:tc>
+        <w:tc>
+          <w:tcPr>
+            <w:tcW w:w="1500" w:type="dxa"/>
+            <w:vAlign w:val="center"/>
+          </w:tcPr>
+          <w:p>
+            <w:pPr>
+              <w:spacing w:after="0" w:line="240" w:lineRule="auto"/>
+              <w:jc w:val="center"/>
+            </w:pPr>
+            <w:r>
+              <w:rPr>
+                <w:sz w:val="16"/>
+                <w:szCs w:val="16"/>
+              </w:rPr>
+              <w:t xml:space="preserve">ΔΔE GB</w:t>
+            </w:r>
+          </w:p>
+        </w:tc>
+        <w:tc>
+          <w:tcPr>
+            <w:tcW w:w="2000" w:type="dxa"/>
+            <w:vAlign w:val="center"/>
+          </w:tcPr>
+          <w:p>
+            <w:pPr>
+              <w:spacing w:after="0" w:line="240" w:lineRule="auto"/>
+              <w:jc w:val="center"/>
+            </w:pPr>
+            <w:r>
+              <w:rPr>
+                <w:sz w:val="16"/>
+                <w:szCs w:val="16"/>
+              </w:rPr>
+              <w:t xml:space="preserve">0.26 ± 0.12</w:t>
+            </w:r>
+          </w:p>
+        </w:tc>
+        <w:tc>
+          <w:tcPr>
+            <w:tcW w:w="2000" w:type="dxa"/>
+            <w:vAlign w:val="center"/>
+          </w:tcPr>
+          <w:p>
+            <w:pPr>
+              <w:spacing w:after="0" w:line="240" w:lineRule="auto"/>
+              <w:jc w:val="center"/>
+            </w:pPr>
+            <w:r>
+              <w:rPr>
+                <w:sz w:val="16"/>
+                <w:szCs w:val="16"/>
+              </w:rPr>
+              <w:t xml:space="preserve">0.74 ± 0.14</w:t>
+            </w:r>
+          </w:p>
+        </w:tc>
+        <w:tc>
+          <w:tcPr>
+            <w:tcW w:w="1400" w:type="dxa"/>
+            <w:vAlign w:val="center"/>
+          </w:tcPr>
+          <w:p>
+            <w:pPr>
+              <w:spacing w:after="0" w:line="240" w:lineRule="auto"/>
+              <w:jc w:val="center"/>
+            </w:pPr>
+            <w:r>
+              <w:rPr>
+                <w:sz w:val="16"/>
+                <w:szCs w:val="16"/>
+              </w:rPr>
+              <w:t xml:space="preserve">+0.48</w:t>
+            </w:r>
+          </w:p>
+        </w:tc>
+      </w:tr>
+    </w:tbl>
+    <w:p>
+      <w:pPr>
+        <w:spacing w:after="0"/>
+      </w:pPr>
+    </w:p>
+    <w:p>
+      <w:pPr>
+        <w:spacing w:after="200"/>
+      </w:pPr>
+      <w:r>
         <w:t xml:space="preserve">Supplementary Figure 3. Convergence diagnostics. Block averages over the production trajectories, together with integrated autocorrelation times estimated by Geyer's initial positive sequence and the resulting effective sample sizes, for six structural observables across all 60 holo replicates. Median autocorrelation times are 1.0–3.7 ns, giving a median effective sample size of 14–50 per 100 ns replicate; per-genotype median values range from 8 (V106M) to 73 (F227C). These bound the precision of the reported replicate means. They do not establish that the sampled basin is the only relevant one: an autocorrelation time measures motion within the basin a replicate occupies, so a trajectory that never leaves its starting basin can show a short correlation time and a healthy effective sample size regardless.</w:t>
       </w:r>
     </w:p>
@@ -755,8 +3749,1107 @@
         <w:spacing w:after="200"/>
       </w:pPr>
       <w:r>
-        <w:t xml:space="preserve">Supplementary Figure 5. Apo and holo NNIBP volume distributions. Per-frame pocket volume for the bound state over full production, and for the unliganded state over a matched 10 ns window, since the wild-type apo trajectories are 10 ns and serve as the reference. The unliganded pocket is substantially collapsed relative to the bound state, and the difference between the two medians — the conformational change DOR must pay for — is larger than wild type (129 Å³) for all three genotypes whose ΔΔGbind misses the phenotype: G190E (253 Å³), V106I+F227C and A98G+F227C (172 Å³ each) and K103N+M230L (163 Å³). In one G190E apo replicate the measured volume expands after roughly 20 ns. This is an artifact of reconstructing periodic images for a chain-broken topology rather than a conformational event: RT's disordered loops leave each chain as several bonded fragments, which image independently and scatter across the box, while the simulation's potential energy stays flat to within 0.5% for the whole run. Those frames are excluded from interpretation; the matched 10 ns window precedes them and is unaffected.</w:t>
+        <w:t xml:space="preserve">Supplementary Figure 5. Apo and holo NNIBP volume distributions. Per-frame pocket volume for the bound state over full production, and for the unliganded state over a matched 10 ns window. The wild-type apo trajectories are 10 ns and set that window. The unliganded pocket is much smaller than the bound pocket in every genotype; per-genotype values are given in Supplementary Table 7. In all three G190E apo simulations RT became extended, after 18.5, 23 and 71 ns, with the chain spanning more than the box edge while every covalent bond stayed intact at 1.2 Å. Those frames are excluded. The matched 10 ns window comes before the change in every replicate, and no holo trajectory behaves this way.</w:t>
       </w:r>
+    </w:p>
+    <w:p>
+      <w:pPr>
+        <w:spacing w:after="200"/>
+      </w:pPr>
+      <w:r>
+        <w:t xml:space="preserve">Supplementary Note 3. The unliganded (apo) pocket. The NNIBP is not an open cavity in RT on its own. DOR has to open it, and that costs free energy. The thermodynamic cycle introduces each mutation twice, once in the DOR-bound state and once in the unliganded state. A mutation that changes the cost of opening the pocket therefore changes both legs in the same direction, and the two changes largely cancel in ΔΔGbind. We ran apo simulations for wild type and seven genotypes. Wild-type apo is 10 ns, so every apo trajectory was cut to a matched 10 ns window for comparison. Supplementary Table 7 gives the unliganded pocket volume on that window beside the bound-state volume from Table 3. Every apo pocket is smaller than its bound counterpart. The difference between the two states is larger than wild type (137 Å³) for the three genotypes whose ΔΔGbind misses the phenotype: G190E (242 Å³), V106I+F227C (178 Å³) and A98G+F227C (176 Å³).</w:t>
+      </w:r>
+    </w:p>
+    <w:p>
+      <w:pPr>
+        <w:spacing w:after="200"/>
+      </w:pPr>
+      <w:r>
+        <w:t xml:space="preserve">Supplementary Table 7. Unliganded (apo) and bound (holo) NNIBP pocket volume. Apo values are the mean ± SD over the matched 10 ns window across three replicates; holo values are the replicate means from Table 3. The induced-fit gap is holo minus apo. Genotypes are ordered by apo pocket volume.</w:t>
+      </w:r>
+      <w:r>
+        <w:t xml:space="preserve"> *In all three G190E apo simulations RT became extended after 18.5 ns or later, and the trajectories were not usable past that point. The value shown comes from the matched 10 ns window, which precedes the change in every replicate.</w:t>
+      </w:r>
+    </w:p>
+    <w:tbl>
+      <w:tblPr>
+        <w:tblStyle w:val="TableGrid"/>
+        <w:tblW w:w="0" w:type="auto"/>
+        <w:tblBorders>
+          <w:top w:val="single" w:sz="4" w:space="0" w:color="auto"/>
+          <w:left w:val="single" w:sz="4" w:space="0" w:color="auto"/>
+          <w:bottom w:val="single" w:sz="4" w:space="0" w:color="auto"/>
+          <w:right w:val="single" w:sz="4" w:space="0" w:color="auto"/>
+          <w:insideH w:val="single" w:sz="4" w:space="0" w:color="auto"/>
+          <w:insideV w:val="single" w:sz="4" w:space="0" w:color="auto"/>
+        </w:tblBorders>
+      </w:tblPr>
+      <w:tblGrid>
+        <w:gridCol w:w="1700"/>
+        <w:gridCol w:w="1100"/>
+        <w:gridCol w:w="1800"/>
+        <w:gridCol w:w="1700"/>
+        <w:gridCol w:w="1700"/>
+        <w:gridCol w:w="1500"/>
+      </w:tblGrid>
+      <w:tr>
+        <w:trPr>
+          <w:tblHeader/>
+        </w:trPr>
+        <w:tc>
+          <w:tcPr>
+            <w:tcW w:w="1700" w:type="dxa"/>
+            <w:vAlign w:val="center"/>
+          </w:tcPr>
+          <w:p>
+            <w:pPr>
+              <w:spacing w:after="0" w:line="240" w:lineRule="auto"/>
+              <w:jc w:val="center"/>
+            </w:pPr>
+            <w:r>
+              <w:rPr>
+                <w:b/>
+                <w:sz w:val="16"/>
+                <w:szCs w:val="16"/>
+              </w:rPr>
+              <w:t xml:space="preserve">Genotype</w:t>
+            </w:r>
+          </w:p>
+        </w:tc>
+        <w:tc>
+          <w:tcPr>
+            <w:tcW w:w="1100" w:type="dxa"/>
+            <w:vAlign w:val="center"/>
+          </w:tcPr>
+          <w:p>
+            <w:pPr>
+              <w:spacing w:after="0" w:line="240" w:lineRule="auto"/>
+              <w:jc w:val="center"/>
+            </w:pPr>
+            <w:r>
+              <w:rPr>
+                <w:b/>
+                <w:sz w:val="16"/>
+                <w:szCs w:val="16"/>
+              </w:rPr>
+              <w:t xml:space="preserve">Replicates</w:t>
+            </w:r>
+          </w:p>
+        </w:tc>
+        <w:tc>
+          <w:tcPr>
+            <w:tcW w:w="1800" w:type="dxa"/>
+            <w:vAlign w:val="center"/>
+          </w:tcPr>
+          <w:p>
+            <w:pPr>
+              <w:spacing w:after="0" w:line="240" w:lineRule="auto"/>
+              <w:jc w:val="center"/>
+            </w:pPr>
+            <w:r>
+              <w:rPr>
+                <w:b/>
+                <w:sz w:val="16"/>
+                <w:szCs w:val="16"/>
+              </w:rPr>
+              <w:t xml:space="preserve">Apo V(NNIBP) (Å³)</w:t>
+            </w:r>
+          </w:p>
+        </w:tc>
+        <w:tc>
+          <w:tcPr>
+            <w:tcW w:w="1700" w:type="dxa"/>
+            <w:vAlign w:val="center"/>
+          </w:tcPr>
+          <w:p>
+            <w:pPr>
+              <w:spacing w:after="0" w:line="240" w:lineRule="auto"/>
+              <w:jc w:val="center"/>
+            </w:pPr>
+            <w:r>
+              <w:rPr>
+                <w:b/>
+                <w:sz w:val="16"/>
+                <w:szCs w:val="16"/>
+              </w:rPr>
+              <w:t xml:space="preserve">Holo V(NNIBP) (Å³)</w:t>
+            </w:r>
+          </w:p>
+        </w:tc>
+        <w:tc>
+          <w:tcPr>
+            <w:tcW w:w="1700" w:type="dxa"/>
+            <w:vAlign w:val="center"/>
+          </w:tcPr>
+          <w:p>
+            <w:pPr>
+              <w:spacing w:after="0" w:line="240" w:lineRule="auto"/>
+              <w:jc w:val="center"/>
+            </w:pPr>
+            <w:r>
+              <w:rPr>
+                <w:b/>
+                <w:sz w:val="16"/>
+                <w:szCs w:val="16"/>
+              </w:rPr>
+              <w:t xml:space="preserve">Induced-fit gap (Å³)</w:t>
+            </w:r>
+          </w:p>
+        </w:tc>
+        <w:tc>
+          <w:tcPr>
+            <w:tcW w:w="1500" w:type="dxa"/>
+            <w:vAlign w:val="center"/>
+          </w:tcPr>
+          <w:p>
+            <w:pPr>
+              <w:spacing w:after="0" w:line="240" w:lineRule="auto"/>
+              <w:jc w:val="center"/>
+            </w:pPr>
+            <w:r>
+              <w:rPr>
+                <w:b/>
+                <w:sz w:val="16"/>
+                <w:szCs w:val="16"/>
+              </w:rPr>
+              <w:t xml:space="preserve">ΔApo vs WT (Å³)</w:t>
+            </w:r>
+          </w:p>
+        </w:tc>
+      </w:tr>
+      <w:tr>
+        <w:tc>
+          <w:tcPr>
+            <w:tcW w:w="1700" w:type="dxa"/>
+            <w:vAlign w:val="center"/>
+          </w:tcPr>
+          <w:p>
+            <w:pPr>
+              <w:spacing w:after="0" w:line="240" w:lineRule="auto"/>
+              <w:jc w:val="center"/>
+            </w:pPr>
+            <w:r>
+              <w:rPr>
+                <w:sz w:val="16"/>
+                <w:szCs w:val="16"/>
+              </w:rPr>
+              <w:t xml:space="preserve">G190E*</w:t>
+            </w:r>
+          </w:p>
+        </w:tc>
+        <w:tc>
+          <w:tcPr>
+            <w:tcW w:w="1100" w:type="dxa"/>
+            <w:vAlign w:val="center"/>
+          </w:tcPr>
+          <w:p>
+            <w:pPr>
+              <w:spacing w:after="0" w:line="240" w:lineRule="auto"/>
+              <w:jc w:val="center"/>
+            </w:pPr>
+            <w:r>
+              <w:rPr>
+                <w:sz w:val="16"/>
+                <w:szCs w:val="16"/>
+              </w:rPr>
+              <w:t xml:space="preserve">3</w:t>
+            </w:r>
+          </w:p>
+        </w:tc>
+        <w:tc>
+          <w:tcPr>
+            <w:tcW w:w="1800" w:type="dxa"/>
+            <w:vAlign w:val="center"/>
+          </w:tcPr>
+          <w:p>
+            <w:pPr>
+              <w:spacing w:after="0" w:line="240" w:lineRule="auto"/>
+              <w:jc w:val="center"/>
+            </w:pPr>
+            <w:r>
+              <w:rPr>
+                <w:sz w:val="16"/>
+                <w:szCs w:val="16"/>
+              </w:rPr>
+              <w:t xml:space="preserve">42.0 ± 16.6</w:t>
+            </w:r>
+          </w:p>
+        </w:tc>
+        <w:tc>
+          <w:tcPr>
+            <w:tcW w:w="1700" w:type="dxa"/>
+            <w:vAlign w:val="center"/>
+          </w:tcPr>
+          <w:p>
+            <w:pPr>
+              <w:spacing w:after="0" w:line="240" w:lineRule="auto"/>
+              <w:jc w:val="center"/>
+            </w:pPr>
+            <w:r>
+              <w:rPr>
+                <w:sz w:val="16"/>
+                <w:szCs w:val="16"/>
+              </w:rPr>
+              <w:t xml:space="preserve">284.3</w:t>
+            </w:r>
+          </w:p>
+        </w:tc>
+        <w:tc>
+          <w:tcPr>
+            <w:tcW w:w="1700" w:type="dxa"/>
+            <w:vAlign w:val="center"/>
+          </w:tcPr>
+          <w:p>
+            <w:pPr>
+              <w:spacing w:after="0" w:line="240" w:lineRule="auto"/>
+              <w:jc w:val="center"/>
+            </w:pPr>
+            <w:r>
+              <w:rPr>
+                <w:sz w:val="16"/>
+                <w:szCs w:val="16"/>
+              </w:rPr>
+              <w:t xml:space="preserve">242</w:t>
+            </w:r>
+          </w:p>
+        </w:tc>
+        <w:tc>
+          <w:tcPr>
+            <w:tcW w:w="1500" w:type="dxa"/>
+            <w:vAlign w:val="center"/>
+          </w:tcPr>
+          <w:p>
+            <w:pPr>
+              <w:spacing w:after="0" w:line="240" w:lineRule="auto"/>
+              <w:jc w:val="center"/>
+            </w:pPr>
+            <w:r>
+              <w:rPr>
+                <w:sz w:val="16"/>
+                <w:szCs w:val="16"/>
+              </w:rPr>
+              <w:t xml:space="preserve">-49.0</w:t>
+            </w:r>
+          </w:p>
+        </w:tc>
+      </w:tr>
+      <w:tr>
+        <w:tc>
+          <w:tcPr>
+            <w:tcW w:w="1700" w:type="dxa"/>
+            <w:vAlign w:val="center"/>
+          </w:tcPr>
+          <w:p>
+            <w:pPr>
+              <w:spacing w:after="0" w:line="240" w:lineRule="auto"/>
+              <w:jc w:val="center"/>
+            </w:pPr>
+            <w:r>
+              <w:rPr>
+                <w:sz w:val="16"/>
+                <w:szCs w:val="16"/>
+              </w:rPr>
+              <w:t xml:space="preserve">V106I+F227C</w:t>
+            </w:r>
+          </w:p>
+        </w:tc>
+        <w:tc>
+          <w:tcPr>
+            <w:tcW w:w="1100" w:type="dxa"/>
+            <w:vAlign w:val="center"/>
+          </w:tcPr>
+          <w:p>
+            <w:pPr>
+              <w:spacing w:after="0" w:line="240" w:lineRule="auto"/>
+              <w:jc w:val="center"/>
+            </w:pPr>
+            <w:r>
+              <w:rPr>
+                <w:sz w:val="16"/>
+                <w:szCs w:val="16"/>
+              </w:rPr>
+              <w:t xml:space="preserve">3</w:t>
+            </w:r>
+          </w:p>
+        </w:tc>
+        <w:tc>
+          <w:tcPr>
+            <w:tcW w:w="1800" w:type="dxa"/>
+            <w:vAlign w:val="center"/>
+          </w:tcPr>
+          <w:p>
+            <w:pPr>
+              <w:spacing w:after="0" w:line="240" w:lineRule="auto"/>
+              <w:jc w:val="center"/>
+            </w:pPr>
+            <w:r>
+              <w:rPr>
+                <w:sz w:val="16"/>
+                <w:szCs w:val="16"/>
+              </w:rPr>
+              <w:t xml:space="preserve">54.4 ± 27.6</w:t>
+            </w:r>
+          </w:p>
+        </w:tc>
+        <w:tc>
+          <w:tcPr>
+            <w:tcW w:w="1700" w:type="dxa"/>
+            <w:vAlign w:val="center"/>
+          </w:tcPr>
+          <w:p>
+            <w:pPr>
+              <w:spacing w:after="0" w:line="240" w:lineRule="auto"/>
+              <w:jc w:val="center"/>
+            </w:pPr>
+            <w:r>
+              <w:rPr>
+                <w:sz w:val="16"/>
+                <w:szCs w:val="16"/>
+              </w:rPr>
+              <w:t xml:space="preserve">232.8</w:t>
+            </w:r>
+          </w:p>
+        </w:tc>
+        <w:tc>
+          <w:tcPr>
+            <w:tcW w:w="1700" w:type="dxa"/>
+            <w:vAlign w:val="center"/>
+          </w:tcPr>
+          <w:p>
+            <w:pPr>
+              <w:spacing w:after="0" w:line="240" w:lineRule="auto"/>
+              <w:jc w:val="center"/>
+            </w:pPr>
+            <w:r>
+              <w:rPr>
+                <w:sz w:val="16"/>
+                <w:szCs w:val="16"/>
+              </w:rPr>
+              <w:t xml:space="preserve">178</w:t>
+            </w:r>
+          </w:p>
+        </w:tc>
+        <w:tc>
+          <w:tcPr>
+            <w:tcW w:w="1500" w:type="dxa"/>
+            <w:vAlign w:val="center"/>
+          </w:tcPr>
+          <w:p>
+            <w:pPr>
+              <w:spacing w:after="0" w:line="240" w:lineRule="auto"/>
+              <w:jc w:val="center"/>
+            </w:pPr>
+            <w:r>
+              <w:rPr>
+                <w:sz w:val="16"/>
+                <w:szCs w:val="16"/>
+              </w:rPr>
+              <w:t xml:space="preserve">-36.6</w:t>
+            </w:r>
+          </w:p>
+        </w:tc>
+      </w:tr>
+      <w:tr>
+        <w:tc>
+          <w:tcPr>
+            <w:tcW w:w="1700" w:type="dxa"/>
+            <w:vAlign w:val="center"/>
+          </w:tcPr>
+          <w:p>
+            <w:pPr>
+              <w:spacing w:after="0" w:line="240" w:lineRule="auto"/>
+              <w:jc w:val="center"/>
+            </w:pPr>
+            <w:r>
+              <w:rPr>
+                <w:sz w:val="16"/>
+                <w:szCs w:val="16"/>
+              </w:rPr>
+              <w:t xml:space="preserve">A98G+F227C</w:t>
+            </w:r>
+          </w:p>
+        </w:tc>
+        <w:tc>
+          <w:tcPr>
+            <w:tcW w:w="1100" w:type="dxa"/>
+            <w:vAlign w:val="center"/>
+          </w:tcPr>
+          <w:p>
+            <w:pPr>
+              <w:spacing w:after="0" w:line="240" w:lineRule="auto"/>
+              <w:jc w:val="center"/>
+            </w:pPr>
+            <w:r>
+              <w:rPr>
+                <w:sz w:val="16"/>
+                <w:szCs w:val="16"/>
+              </w:rPr>
+              <w:t xml:space="preserve">3</w:t>
+            </w:r>
+          </w:p>
+        </w:tc>
+        <w:tc>
+          <w:tcPr>
+            <w:tcW w:w="1800" w:type="dxa"/>
+            <w:vAlign w:val="center"/>
+          </w:tcPr>
+          <w:p>
+            <w:pPr>
+              <w:spacing w:after="0" w:line="240" w:lineRule="auto"/>
+              <w:jc w:val="center"/>
+            </w:pPr>
+            <w:r>
+              <w:rPr>
+                <w:sz w:val="16"/>
+                <w:szCs w:val="16"/>
+              </w:rPr>
+              <w:t xml:space="preserve">62.6 ± 21.0</w:t>
+            </w:r>
+          </w:p>
+        </w:tc>
+        <w:tc>
+          <w:tcPr>
+            <w:tcW w:w="1700" w:type="dxa"/>
+            <w:vAlign w:val="center"/>
+          </w:tcPr>
+          <w:p>
+            <w:pPr>
+              <w:spacing w:after="0" w:line="240" w:lineRule="auto"/>
+              <w:jc w:val="center"/>
+            </w:pPr>
+            <w:r>
+              <w:rPr>
+                <w:sz w:val="16"/>
+                <w:szCs w:val="16"/>
+              </w:rPr>
+              <w:t xml:space="preserve">238.1</w:t>
+            </w:r>
+          </w:p>
+        </w:tc>
+        <w:tc>
+          <w:tcPr>
+            <w:tcW w:w="1700" w:type="dxa"/>
+            <w:vAlign w:val="center"/>
+          </w:tcPr>
+          <w:p>
+            <w:pPr>
+              <w:spacing w:after="0" w:line="240" w:lineRule="auto"/>
+              <w:jc w:val="center"/>
+            </w:pPr>
+            <w:r>
+              <w:rPr>
+                <w:sz w:val="16"/>
+                <w:szCs w:val="16"/>
+              </w:rPr>
+              <w:t xml:space="preserve">176</w:t>
+            </w:r>
+          </w:p>
+        </w:tc>
+        <w:tc>
+          <w:tcPr>
+            <w:tcW w:w="1500" w:type="dxa"/>
+            <w:vAlign w:val="center"/>
+          </w:tcPr>
+          <w:p>
+            <w:pPr>
+              <w:spacing w:after="0" w:line="240" w:lineRule="auto"/>
+              <w:jc w:val="center"/>
+            </w:pPr>
+            <w:r>
+              <w:rPr>
+                <w:sz w:val="16"/>
+                <w:szCs w:val="16"/>
+              </w:rPr>
+              <w:t xml:space="preserve">-28.4</w:t>
+            </w:r>
+          </w:p>
+        </w:tc>
+      </w:tr>
+      <w:tr>
+        <w:tc>
+          <w:tcPr>
+            <w:tcW w:w="1700" w:type="dxa"/>
+            <w:vAlign w:val="center"/>
+          </w:tcPr>
+          <w:p>
+            <w:pPr>
+              <w:spacing w:after="0" w:line="240" w:lineRule="auto"/>
+              <w:jc w:val="center"/>
+            </w:pPr>
+            <w:r>
+              <w:rPr>
+                <w:sz w:val="16"/>
+                <w:szCs w:val="16"/>
+              </w:rPr>
+              <w:t xml:space="preserve">F227C</w:t>
+            </w:r>
+          </w:p>
+        </w:tc>
+        <w:tc>
+          <w:tcPr>
+            <w:tcW w:w="1100" w:type="dxa"/>
+            <w:vAlign w:val="center"/>
+          </w:tcPr>
+          <w:p>
+            <w:pPr>
+              <w:spacing w:after="0" w:line="240" w:lineRule="auto"/>
+              <w:jc w:val="center"/>
+            </w:pPr>
+            <w:r>
+              <w:rPr>
+                <w:sz w:val="16"/>
+                <w:szCs w:val="16"/>
+              </w:rPr>
+              <w:t xml:space="preserve">3</w:t>
+            </w:r>
+          </w:p>
+        </w:tc>
+        <w:tc>
+          <w:tcPr>
+            <w:tcW w:w="1800" w:type="dxa"/>
+            <w:vAlign w:val="center"/>
+          </w:tcPr>
+          <w:p>
+            <w:pPr>
+              <w:spacing w:after="0" w:line="240" w:lineRule="auto"/>
+              <w:jc w:val="center"/>
+            </w:pPr>
+            <w:r>
+              <w:rPr>
+                <w:sz w:val="16"/>
+                <w:szCs w:val="16"/>
+              </w:rPr>
+              <w:t xml:space="preserve">74.8 ± 25.7</w:t>
+            </w:r>
+          </w:p>
+        </w:tc>
+        <w:tc>
+          <w:tcPr>
+            <w:tcW w:w="1700" w:type="dxa"/>
+            <w:vAlign w:val="center"/>
+          </w:tcPr>
+          <w:p>
+            <w:pPr>
+              <w:spacing w:after="0" w:line="240" w:lineRule="auto"/>
+              <w:jc w:val="center"/>
+            </w:pPr>
+            <w:r>
+              <w:rPr>
+                <w:sz w:val="16"/>
+                <w:szCs w:val="16"/>
+              </w:rPr>
+              <w:t xml:space="preserve">n/a</w:t>
+            </w:r>
+          </w:p>
+        </w:tc>
+        <w:tc>
+          <w:tcPr>
+            <w:tcW w:w="1700" w:type="dxa"/>
+            <w:vAlign w:val="center"/>
+          </w:tcPr>
+          <w:p>
+            <w:pPr>
+              <w:spacing w:after="0" w:line="240" w:lineRule="auto"/>
+              <w:jc w:val="center"/>
+            </w:pPr>
+            <w:r>
+              <w:rPr>
+                <w:sz w:val="16"/>
+                <w:szCs w:val="16"/>
+              </w:rPr>
+              <w:t xml:space="preserve">n/a</w:t>
+            </w:r>
+          </w:p>
+        </w:tc>
+        <w:tc>
+          <w:tcPr>
+            <w:tcW w:w="1500" w:type="dxa"/>
+            <w:vAlign w:val="center"/>
+          </w:tcPr>
+          <w:p>
+            <w:pPr>
+              <w:spacing w:after="0" w:line="240" w:lineRule="auto"/>
+              <w:jc w:val="center"/>
+            </w:pPr>
+            <w:r>
+              <w:rPr>
+                <w:sz w:val="16"/>
+                <w:szCs w:val="16"/>
+              </w:rPr>
+              <w:t xml:space="preserve">-16.2</w:t>
+            </w:r>
+          </w:p>
+        </w:tc>
+      </w:tr>
+      <w:tr>
+        <w:tc>
+          <w:tcPr>
+            <w:tcW w:w="1700" w:type="dxa"/>
+            <w:vAlign w:val="center"/>
+          </w:tcPr>
+          <w:p>
+            <w:pPr>
+              <w:spacing w:after="0" w:line="240" w:lineRule="auto"/>
+              <w:jc w:val="center"/>
+            </w:pPr>
+            <w:r>
+              <w:rPr>
+                <w:sz w:val="16"/>
+                <w:szCs w:val="16"/>
+              </w:rPr>
+              <w:t xml:space="preserve">WT</w:t>
+            </w:r>
+          </w:p>
+        </w:tc>
+        <w:tc>
+          <w:tcPr>
+            <w:tcW w:w="1100" w:type="dxa"/>
+            <w:vAlign w:val="center"/>
+          </w:tcPr>
+          <w:p>
+            <w:pPr>
+              <w:spacing w:after="0" w:line="240" w:lineRule="auto"/>
+              <w:jc w:val="center"/>
+            </w:pPr>
+            <w:r>
+              <w:rPr>
+                <w:sz w:val="16"/>
+                <w:szCs w:val="16"/>
+              </w:rPr>
+              <w:t xml:space="preserve">3</w:t>
+            </w:r>
+          </w:p>
+        </w:tc>
+        <w:tc>
+          <w:tcPr>
+            <w:tcW w:w="1800" w:type="dxa"/>
+            <w:vAlign w:val="center"/>
+          </w:tcPr>
+          <w:p>
+            <w:pPr>
+              <w:spacing w:after="0" w:line="240" w:lineRule="auto"/>
+              <w:jc w:val="center"/>
+            </w:pPr>
+            <w:r>
+              <w:rPr>
+                <w:sz w:val="16"/>
+                <w:szCs w:val="16"/>
+              </w:rPr>
+              <w:t xml:space="preserve">91.0 ± 23.7</w:t>
+            </w:r>
+          </w:p>
+        </w:tc>
+        <w:tc>
+          <w:tcPr>
+            <w:tcW w:w="1700" w:type="dxa"/>
+            <w:vAlign w:val="center"/>
+          </w:tcPr>
+          <w:p>
+            <w:pPr>
+              <w:spacing w:after="0" w:line="240" w:lineRule="auto"/>
+              <w:jc w:val="center"/>
+            </w:pPr>
+            <w:r>
+              <w:rPr>
+                <w:sz w:val="16"/>
+                <w:szCs w:val="16"/>
+              </w:rPr>
+              <w:t xml:space="preserve">228.4</w:t>
+            </w:r>
+          </w:p>
+        </w:tc>
+        <w:tc>
+          <w:tcPr>
+            <w:tcW w:w="1700" w:type="dxa"/>
+            <w:vAlign w:val="center"/>
+          </w:tcPr>
+          <w:p>
+            <w:pPr>
+              <w:spacing w:after="0" w:line="240" w:lineRule="auto"/>
+              <w:jc w:val="center"/>
+            </w:pPr>
+            <w:r>
+              <w:rPr>
+                <w:sz w:val="16"/>
+                <w:szCs w:val="16"/>
+              </w:rPr>
+              <w:t xml:space="preserve">137</w:t>
+            </w:r>
+          </w:p>
+        </w:tc>
+        <w:tc>
+          <w:tcPr>
+            <w:tcW w:w="1500" w:type="dxa"/>
+            <w:vAlign w:val="center"/>
+          </w:tcPr>
+          <w:p>
+            <w:pPr>
+              <w:spacing w:after="0" w:line="240" w:lineRule="auto"/>
+              <w:jc w:val="center"/>
+            </w:pPr>
+            <w:r>
+              <w:rPr>
+                <w:sz w:val="16"/>
+                <w:szCs w:val="16"/>
+              </w:rPr>
+              <w:t xml:space="preserve">+0.0</w:t>
+            </w:r>
+          </w:p>
+        </w:tc>
+      </w:tr>
+      <w:tr>
+        <w:tc>
+          <w:tcPr>
+            <w:tcW w:w="1700" w:type="dxa"/>
+            <w:vAlign w:val="center"/>
+          </w:tcPr>
+          <w:p>
+            <w:pPr>
+              <w:spacing w:after="0" w:line="240" w:lineRule="auto"/>
+              <w:jc w:val="center"/>
+            </w:pPr>
+            <w:r>
+              <w:rPr>
+                <w:sz w:val="16"/>
+                <w:szCs w:val="16"/>
+              </w:rPr>
+              <w:t xml:space="preserve">K103N+M230L</w:t>
+            </w:r>
+          </w:p>
+        </w:tc>
+        <w:tc>
+          <w:tcPr>
+            <w:tcW w:w="1100" w:type="dxa"/>
+            <w:vAlign w:val="center"/>
+          </w:tcPr>
+          <w:p>
+            <w:pPr>
+              <w:spacing w:after="0" w:line="240" w:lineRule="auto"/>
+              <w:jc w:val="center"/>
+            </w:pPr>
+            <w:r>
+              <w:rPr>
+                <w:sz w:val="16"/>
+                <w:szCs w:val="16"/>
+              </w:rPr>
+              <w:t xml:space="preserve">3</w:t>
+            </w:r>
+          </w:p>
+        </w:tc>
+        <w:tc>
+          <w:tcPr>
+            <w:tcW w:w="1800" w:type="dxa"/>
+            <w:vAlign w:val="center"/>
+          </w:tcPr>
+          <w:p>
+            <w:pPr>
+              <w:spacing w:after="0" w:line="240" w:lineRule="auto"/>
+              <w:jc w:val="center"/>
+            </w:pPr>
+            <w:r>
+              <w:rPr>
+                <w:sz w:val="16"/>
+                <w:szCs w:val="16"/>
+              </w:rPr>
+              <w:t xml:space="preserve">93.0 ± 23.8</w:t>
+            </w:r>
+          </w:p>
+        </w:tc>
+        <w:tc>
+          <w:tcPr>
+            <w:tcW w:w="1700" w:type="dxa"/>
+            <w:vAlign w:val="center"/>
+          </w:tcPr>
+          <w:p>
+            <w:pPr>
+              <w:spacing w:after="0" w:line="240" w:lineRule="auto"/>
+              <w:jc w:val="center"/>
+            </w:pPr>
+            <w:r>
+              <w:rPr>
+                <w:sz w:val="16"/>
+                <w:szCs w:val="16"/>
+              </w:rPr>
+              <w:t xml:space="preserve">250.5</w:t>
+            </w:r>
+          </w:p>
+        </w:tc>
+        <w:tc>
+          <w:tcPr>
+            <w:tcW w:w="1700" w:type="dxa"/>
+            <w:vAlign w:val="center"/>
+          </w:tcPr>
+          <w:p>
+            <w:pPr>
+              <w:spacing w:after="0" w:line="240" w:lineRule="auto"/>
+              <w:jc w:val="center"/>
+            </w:pPr>
+            <w:r>
+              <w:rPr>
+                <w:sz w:val="16"/>
+                <w:szCs w:val="16"/>
+              </w:rPr>
+              <w:t xml:space="preserve">158</w:t>
+            </w:r>
+          </w:p>
+        </w:tc>
+        <w:tc>
+          <w:tcPr>
+            <w:tcW w:w="1500" w:type="dxa"/>
+            <w:vAlign w:val="center"/>
+          </w:tcPr>
+          <w:p>
+            <w:pPr>
+              <w:spacing w:after="0" w:line="240" w:lineRule="auto"/>
+              <w:jc w:val="center"/>
+            </w:pPr>
+            <w:r>
+              <w:rPr>
+                <w:sz w:val="16"/>
+                <w:szCs w:val="16"/>
+              </w:rPr>
+              <w:t xml:space="preserve">+2.0</w:t>
+            </w:r>
+          </w:p>
+        </w:tc>
+      </w:tr>
+      <w:tr>
+        <w:tc>
+          <w:tcPr>
+            <w:tcW w:w="1700" w:type="dxa"/>
+            <w:vAlign w:val="center"/>
+          </w:tcPr>
+          <w:p>
+            <w:pPr>
+              <w:spacing w:after="0" w:line="240" w:lineRule="auto"/>
+              <w:jc w:val="center"/>
+            </w:pPr>
+            <w:r>
+              <w:rPr>
+                <w:sz w:val="16"/>
+                <w:szCs w:val="16"/>
+              </w:rPr>
+              <w:t xml:space="preserve">V106A</w:t>
+            </w:r>
+          </w:p>
+        </w:tc>
+        <w:tc>
+          <w:tcPr>
+            <w:tcW w:w="1100" w:type="dxa"/>
+            <w:vAlign w:val="center"/>
+          </w:tcPr>
+          <w:p>
+            <w:pPr>
+              <w:spacing w:after="0" w:line="240" w:lineRule="auto"/>
+              <w:jc w:val="center"/>
+            </w:pPr>
+            <w:r>
+              <w:rPr>
+                <w:sz w:val="16"/>
+                <w:szCs w:val="16"/>
+              </w:rPr>
+              <w:t xml:space="preserve">3</w:t>
+            </w:r>
+          </w:p>
+        </w:tc>
+        <w:tc>
+          <w:tcPr>
+            <w:tcW w:w="1800" w:type="dxa"/>
+            <w:vAlign w:val="center"/>
+          </w:tcPr>
+          <w:p>
+            <w:pPr>
+              <w:spacing w:after="0" w:line="240" w:lineRule="auto"/>
+              <w:jc w:val="center"/>
+            </w:pPr>
+            <w:r>
+              <w:rPr>
+                <w:sz w:val="16"/>
+                <w:szCs w:val="16"/>
+              </w:rPr>
+              <w:t xml:space="preserve">103.5 ± 42.0</w:t>
+            </w:r>
+          </w:p>
+        </w:tc>
+        <w:tc>
+          <w:tcPr>
+            <w:tcW w:w="1700" w:type="dxa"/>
+            <w:vAlign w:val="center"/>
+          </w:tcPr>
+          <w:p>
+            <w:pPr>
+              <w:spacing w:after="0" w:line="240" w:lineRule="auto"/>
+              <w:jc w:val="center"/>
+            </w:pPr>
+            <w:r>
+              <w:rPr>
+                <w:sz w:val="16"/>
+                <w:szCs w:val="16"/>
+              </w:rPr>
+              <w:t xml:space="preserve">250.5</w:t>
+            </w:r>
+          </w:p>
+        </w:tc>
+        <w:tc>
+          <w:tcPr>
+            <w:tcW w:w="1700" w:type="dxa"/>
+            <w:vAlign w:val="center"/>
+          </w:tcPr>
+          <w:p>
+            <w:pPr>
+              <w:spacing w:after="0" w:line="240" w:lineRule="auto"/>
+              <w:jc w:val="center"/>
+            </w:pPr>
+            <w:r>
+              <w:rPr>
+                <w:sz w:val="16"/>
+                <w:szCs w:val="16"/>
+              </w:rPr>
+              <w:t xml:space="preserve">147</w:t>
+            </w:r>
+          </w:p>
+        </w:tc>
+        <w:tc>
+          <w:tcPr>
+            <w:tcW w:w="1500" w:type="dxa"/>
+            <w:vAlign w:val="center"/>
+          </w:tcPr>
+          <w:p>
+            <w:pPr>
+              <w:spacing w:after="0" w:line="240" w:lineRule="auto"/>
+              <w:jc w:val="center"/>
+            </w:pPr>
+            <w:r>
+              <w:rPr>
+                <w:sz w:val="16"/>
+                <w:szCs w:val="16"/>
+              </w:rPr>
+              <w:t xml:space="preserve">+12.5</w:t>
+            </w:r>
+          </w:p>
+        </w:tc>
+      </w:tr>
+      <w:tr>
+        <w:tc>
+          <w:tcPr>
+            <w:tcW w:w="1700" w:type="dxa"/>
+            <w:vAlign w:val="center"/>
+          </w:tcPr>
+          <w:p>
+            <w:pPr>
+              <w:spacing w:after="0" w:line="240" w:lineRule="auto"/>
+              <w:jc w:val="center"/>
+            </w:pPr>
+            <w:r>
+              <w:rPr>
+                <w:sz w:val="16"/>
+                <w:szCs w:val="16"/>
+              </w:rPr>
+              <w:t xml:space="preserve">V106A+P225H</w:t>
+            </w:r>
+          </w:p>
+        </w:tc>
+        <w:tc>
+          <w:tcPr>
+            <w:tcW w:w="1100" w:type="dxa"/>
+            <w:vAlign w:val="center"/>
+          </w:tcPr>
+          <w:p>
+            <w:pPr>
+              <w:spacing w:after="0" w:line="240" w:lineRule="auto"/>
+              <w:jc w:val="center"/>
+            </w:pPr>
+            <w:r>
+              <w:rPr>
+                <w:sz w:val="16"/>
+                <w:szCs w:val="16"/>
+              </w:rPr>
+              <w:t xml:space="preserve">3</w:t>
+            </w:r>
+          </w:p>
+        </w:tc>
+        <w:tc>
+          <w:tcPr>
+            <w:tcW w:w="1800" w:type="dxa"/>
+            <w:vAlign w:val="center"/>
+          </w:tcPr>
+          <w:p>
+            <w:pPr>
+              <w:spacing w:after="0" w:line="240" w:lineRule="auto"/>
+              <w:jc w:val="center"/>
+            </w:pPr>
+            <w:r>
+              <w:rPr>
+                <w:sz w:val="16"/>
+                <w:szCs w:val="16"/>
+              </w:rPr>
+              <w:t xml:space="preserve">106.7 ± 26.0</w:t>
+            </w:r>
+          </w:p>
+        </w:tc>
+        <w:tc>
+          <w:tcPr>
+            <w:tcW w:w="1700" w:type="dxa"/>
+            <w:vAlign w:val="center"/>
+          </w:tcPr>
+          <w:p>
+            <w:pPr>
+              <w:spacing w:after="0" w:line="240" w:lineRule="auto"/>
+              <w:jc w:val="center"/>
+            </w:pPr>
+            <w:r>
+              <w:rPr>
+                <w:sz w:val="16"/>
+                <w:szCs w:val="16"/>
+              </w:rPr>
+              <w:t xml:space="preserve">223.3</w:t>
+            </w:r>
+          </w:p>
+        </w:tc>
+        <w:tc>
+          <w:tcPr>
+            <w:tcW w:w="1700" w:type="dxa"/>
+            <w:vAlign w:val="center"/>
+          </w:tcPr>
+          <w:p>
+            <w:pPr>
+              <w:spacing w:after="0" w:line="240" w:lineRule="auto"/>
+              <w:jc w:val="center"/>
+            </w:pPr>
+            <w:r>
+              <w:rPr>
+                <w:sz w:val="16"/>
+                <w:szCs w:val="16"/>
+              </w:rPr>
+              <w:t xml:space="preserve">117</w:t>
+            </w:r>
+          </w:p>
+        </w:tc>
+        <w:tc>
+          <w:tcPr>
+            <w:tcW w:w="1500" w:type="dxa"/>
+            <w:vAlign w:val="center"/>
+          </w:tcPr>
+          <w:p>
+            <w:pPr>
+              <w:spacing w:after="0" w:line="240" w:lineRule="auto"/>
+              <w:jc w:val="center"/>
+            </w:pPr>
+            <w:r>
+              <w:rPr>
+                <w:sz w:val="16"/>
+                <w:szCs w:val="16"/>
+              </w:rPr>
+              <w:t xml:space="preserve">+15.7</w:t>
+            </w:r>
+          </w:p>
+        </w:tc>
+      </w:tr>
+    </w:tbl>
+    <w:p>
+      <w:pPr>
+        <w:spacing w:after="0"/>
+      </w:pPr>
     </w:p>
     <w:sectPr>
       <w:pgSz w:w="12240" w:h="15840"/>

--- a/revisions/Supplementary-Text-Revision-1-CLEAN.docx
+++ b/revisions/Supplementary-Text-Revision-1-CLEAN.docx
@@ -70,6 +70,11 @@
             </a:graphic>
           </wp:inline>
         </w:drawing>
+      </w:r>
+      <w:r>
+        <w:rPr>
+          <w:noProof/>
+        </w:rPr>
         <w:drawing>
           <wp:inline distT="0" distB="0" distL="0" distR="0" wp14:anchorId="3E366904" wp14:editId="62FB8BAB">
             <wp:extent cx="2898181" cy="1899139"/>
@@ -138,7 +143,7 @@
           <w:sz w:val="20"/>
           <w:szCs w:val="16"/>
         </w:rPr>
-        <w:t xml:space="preserve">Supplementary Figure 1. DOR Root Mean Squared Deviation (RMSD) and distance between centers of mass (COM) of DOR and RT indicate 100ns runtime is sufficient for DOR-RT interactions to stabilize.</w:t>
+        <w:t>Supplementary Figure 1. DOR Root Mean Squared Deviation (RMSD) and distance between centers of mass (COM) of DOR and RT indicate 100ns runtime is sufficient for DOR-RT interactions to stabilize.</w:t>
       </w:r>
       <w:r>
         <w:rPr>
@@ -473,7 +478,7 @@
         </w:rPr>
         <w:lastRenderedPageBreak/>
         <w:drawing>
-          <wp:anchor distT="0" distB="0" distL="114300" distR="114300" simplePos="0" relativeHeight="251658240" behindDoc="0" locked="0" layoutInCell="1" allowOverlap="1" wp14:anchorId="204E281E" wp14:editId="78A1126C">
+          <wp:anchor distT="0" distB="0" distL="114300" distR="114300" simplePos="0" relativeHeight="251658240" behindDoc="0" locked="0" layoutInCell="1" allowOverlap="1" wp14:anchorId="204E281E" wp14:editId="58C59C23">
             <wp:simplePos x="0" y="0"/>
             <wp:positionH relativeFrom="column">
               <wp:posOffset>0</wp:posOffset>
@@ -536,7 +541,7 @@
           <w:sz w:val="20"/>
           <w:szCs w:val="16"/>
         </w:rPr>
-        <w:t xml:space="preserve">Supplementary Figure 2. Non-equilibrium switching work distributions for all alchemical transformations.</w:t>
+        <w:t>Supplementary Figure 2. Non-equilibrium switching work distributions for all alchemical transformations.</w:t>
       </w:r>
       <w:r>
         <w:rPr>
@@ -699,7 +704,8 @@
         <w:rPr>
           <w:b/>
         </w:rPr>
-        <w:t xml:space="preserve">Supplementary Notes and Tables added in revision</w:t>
+        <w:lastRenderedPageBreak/>
+        <w:t>Supplementary Notes and Tables added in revision</w:t>
       </w:r>
     </w:p>
     <w:p>
@@ -707,7 +713,6049 @@
         <w:spacing w:after="200"/>
       </w:pPr>
       <w:r>
-        <w:t xml:space="preserve">The analyses below were added in response to review. Each is referenced from the revised manuscript at the point where the corresponding choice is made.</w:t>
+        <w:t xml:space="preserve">Supplementary Table 5. Sensitivity of MM/GBSA energies to the snapshot relaxation protocol. ΔΔETotal and each component for all 19 mutant genotypes, computed under hydrogen-only relaxation with heavy atoms restrained and under the unrestrained full minimization used in the main text. Values are kcal/mol, mean ± SEM over three replicates. Addresses Reviewer 3, comment 3(b).</w:t>
+      </w:r>
+    </w:p>
+    <w:tbl>
+      <w:tblPr>
+        <w:tblStyle w:val="TableGrid"/>
+        <w:tblW w:w="0" w:type="auto"/>
+        <w:tblBorders>
+          <w:top w:val="single" w:sz="4" w:space="0" w:color="auto"/>
+          <w:left w:val="single" w:sz="4" w:space="0" w:color="auto"/>
+          <w:bottom w:val="single" w:sz="4" w:space="0" w:color="auto"/>
+          <w:right w:val="single" w:sz="4" w:space="0" w:color="auto"/>
+          <w:insideH w:val="single" w:sz="4" w:space="0" w:color="auto"/>
+          <w:insideV w:val="single" w:sz="4" w:space="0" w:color="auto"/>
+        </w:tblBorders>
+      </w:tblPr>
+      <w:tblGrid>
+        <w:gridCol w:w="2000"/>
+        <w:gridCol w:w="1500"/>
+        <w:gridCol w:w="2400"/>
+        <w:gridCol w:w="2400"/>
+      </w:tblGrid>
+      <w:tr>
+        <w:trPr>
+          <w:tblHeader/>
+        </w:trPr>
+        <w:tc>
+          <w:tcPr>
+            <w:tcW w:w="2000" w:type="dxa"/>
+            <w:vAlign w:val="center"/>
+          </w:tcPr>
+          <w:p>
+            <w:pPr>
+              <w:spacing w:after="0" w:line="240" w:lineRule="auto"/>
+              <w:jc w:val="center"/>
+            </w:pPr>
+            <w:r>
+              <w:rPr>
+                <w:b/>
+                <w:sz w:val="13"/>
+                <w:szCs w:val="13"/>
+              </w:rPr>
+              <w:t xml:space="preserve">Genotype</w:t>
+            </w:r>
+          </w:p>
+        </w:tc>
+        <w:tc>
+          <w:tcPr>
+            <w:tcW w:w="1500" w:type="dxa"/>
+            <w:vAlign w:val="center"/>
+          </w:tcPr>
+          <w:p>
+            <w:pPr>
+              <w:spacing w:after="0" w:line="240" w:lineRule="auto"/>
+              <w:jc w:val="center"/>
+            </w:pPr>
+            <w:r>
+              <w:rPr>
+                <w:b/>
+                <w:sz w:val="13"/>
+                <w:szCs w:val="13"/>
+              </w:rPr>
+              <w:t xml:space="preserve">Component</w:t>
+            </w:r>
+          </w:p>
+        </w:tc>
+        <w:tc>
+          <w:tcPr>
+            <w:tcW w:w="2400" w:type="dxa"/>
+            <w:vAlign w:val="center"/>
+          </w:tcPr>
+          <w:p>
+            <w:pPr>
+              <w:spacing w:after="0" w:line="240" w:lineRule="auto"/>
+              <w:jc w:val="center"/>
+            </w:pPr>
+            <w:r>
+              <w:rPr>
+                <w:b/>
+                <w:sz w:val="13"/>
+                <w:szCs w:val="13"/>
+              </w:rPr>
+              <w:t xml:space="preserve">H-only relaxation</w:t>
+            </w:r>
+          </w:p>
+        </w:tc>
+        <w:tc>
+          <w:tcPr>
+            <w:tcW w:w="2400" w:type="dxa"/>
+            <w:vAlign w:val="center"/>
+          </w:tcPr>
+          <w:p>
+            <w:pPr>
+              <w:spacing w:after="0" w:line="240" w:lineRule="auto"/>
+              <w:jc w:val="center"/>
+            </w:pPr>
+            <w:r>
+              <w:rPr>
+                <w:b/>
+                <w:sz w:val="13"/>
+                <w:szCs w:val="13"/>
+              </w:rPr>
+              <w:t xml:space="preserve">Full minimization</w:t>
+            </w:r>
+          </w:p>
+        </w:tc>
+      </w:tr>
+      <w:tr>
+        <w:tc>
+          <w:tcPr>
+            <w:tcW w:w="2000" w:type="dxa"/>
+            <w:vAlign w:val="center"/>
+          </w:tcPr>
+          <w:p>
+            <w:pPr>
+              <w:spacing w:after="0" w:line="240" w:lineRule="auto"/>
+              <w:jc w:val="center"/>
+            </w:pPr>
+            <w:r>
+              <w:rPr>
+                <w:sz w:val="13"/>
+                <w:szCs w:val="13"/>
+              </w:rPr>
+              <w:t xml:space="preserve">A98G+F227C</w:t>
+            </w:r>
+          </w:p>
+        </w:tc>
+        <w:tc>
+          <w:tcPr>
+            <w:tcW w:w="1500" w:type="dxa"/>
+            <w:vAlign w:val="center"/>
+          </w:tcPr>
+          <w:p>
+            <w:pPr>
+              <w:spacing w:after="0" w:line="240" w:lineRule="auto"/>
+              <w:jc w:val="center"/>
+            </w:pPr>
+            <w:r>
+              <w:rPr>
+                <w:sz w:val="13"/>
+                <w:szCs w:val="13"/>
+              </w:rPr>
+              <w:t xml:space="preserve">ΔΔE Total</w:t>
+            </w:r>
+          </w:p>
+        </w:tc>
+        <w:tc>
+          <w:tcPr>
+            <w:tcW w:w="2400" w:type="dxa"/>
+            <w:vAlign w:val="center"/>
+          </w:tcPr>
+          <w:p>
+            <w:pPr>
+              <w:spacing w:after="0" w:line="240" w:lineRule="auto"/>
+              <w:jc w:val="center"/>
+            </w:pPr>
+            <w:r>
+              <w:rPr>
+                <w:sz w:val="13"/>
+                <w:szCs w:val="13"/>
+              </w:rPr>
+              <w:t xml:space="preserve">-5.27 ± 1.93</w:t>
+            </w:r>
+          </w:p>
+        </w:tc>
+        <w:tc>
+          <w:tcPr>
+            <w:tcW w:w="2400" w:type="dxa"/>
+            <w:vAlign w:val="center"/>
+          </w:tcPr>
+          <w:p>
+            <w:pPr>
+              <w:spacing w:after="0" w:line="240" w:lineRule="auto"/>
+              <w:jc w:val="center"/>
+            </w:pPr>
+            <w:r>
+              <w:rPr>
+                <w:sz w:val="13"/>
+                <w:szCs w:val="13"/>
+              </w:rPr>
+              <w:t xml:space="preserve">2.47 ± 0.24</w:t>
+            </w:r>
+          </w:p>
+        </w:tc>
+      </w:tr>
+      <w:tr>
+        <w:tc>
+          <w:tcPr>
+            <w:tcW w:w="2000" w:type="dxa"/>
+            <w:vAlign w:val="center"/>
+          </w:tcPr>
+          <w:p>
+            <w:pPr>
+              <w:spacing w:after="0" w:line="240" w:lineRule="auto"/>
+              <w:jc w:val="center"/>
+            </w:pPr>
+            <w:r>
+              <w:rPr>
+                <w:sz w:val="13"/>
+                <w:szCs w:val="13"/>
+              </w:rPr>
+              <w:t xml:space="preserve">A98G+F227C</w:t>
+            </w:r>
+          </w:p>
+        </w:tc>
+        <w:tc>
+          <w:tcPr>
+            <w:tcW w:w="1500" w:type="dxa"/>
+            <w:vAlign w:val="center"/>
+          </w:tcPr>
+          <w:p>
+            <w:pPr>
+              <w:spacing w:after="0" w:line="240" w:lineRule="auto"/>
+              <w:jc w:val="center"/>
+            </w:pPr>
+            <w:r>
+              <w:rPr>
+                <w:sz w:val="13"/>
+                <w:szCs w:val="13"/>
+              </w:rPr>
+              <w:t xml:space="preserve">ΔΔE vdW</w:t>
+            </w:r>
+          </w:p>
+        </w:tc>
+        <w:tc>
+          <w:tcPr>
+            <w:tcW w:w="2400" w:type="dxa"/>
+            <w:vAlign w:val="center"/>
+          </w:tcPr>
+          <w:p>
+            <w:pPr>
+              <w:spacing w:after="0" w:line="240" w:lineRule="auto"/>
+              <w:jc w:val="center"/>
+            </w:pPr>
+            <w:r>
+              <w:rPr>
+                <w:sz w:val="13"/>
+                <w:szCs w:val="13"/>
+              </w:rPr>
+              <w:t xml:space="preserve">-5.63 ± 1.73</w:t>
+            </w:r>
+          </w:p>
+        </w:tc>
+        <w:tc>
+          <w:tcPr>
+            <w:tcW w:w="2400" w:type="dxa"/>
+            <w:vAlign w:val="center"/>
+          </w:tcPr>
+          <w:p>
+            <w:pPr>
+              <w:spacing w:after="0" w:line="240" w:lineRule="auto"/>
+              <w:jc w:val="center"/>
+            </w:pPr>
+            <w:r>
+              <w:rPr>
+                <w:sz w:val="13"/>
+                <w:szCs w:val="13"/>
+              </w:rPr>
+              <w:t xml:space="preserve">1.81 ± 0.27</w:t>
+            </w:r>
+          </w:p>
+        </w:tc>
+      </w:tr>
+      <w:tr>
+        <w:tc>
+          <w:tcPr>
+            <w:tcW w:w="2000" w:type="dxa"/>
+            <w:vAlign w:val="center"/>
+          </w:tcPr>
+          <w:p>
+            <w:pPr>
+              <w:spacing w:after="0" w:line="240" w:lineRule="auto"/>
+              <w:jc w:val="center"/>
+            </w:pPr>
+            <w:r>
+              <w:rPr>
+                <w:sz w:val="13"/>
+                <w:szCs w:val="13"/>
+              </w:rPr>
+              <w:t xml:space="preserve">A98G+F227C</w:t>
+            </w:r>
+          </w:p>
+        </w:tc>
+        <w:tc>
+          <w:tcPr>
+            <w:tcW w:w="1500" w:type="dxa"/>
+            <w:vAlign w:val="center"/>
+          </w:tcPr>
+          <w:p>
+            <w:pPr>
+              <w:spacing w:after="0" w:line="240" w:lineRule="auto"/>
+              <w:jc w:val="center"/>
+            </w:pPr>
+            <w:r>
+              <w:rPr>
+                <w:sz w:val="13"/>
+                <w:szCs w:val="13"/>
+              </w:rPr>
+              <w:t xml:space="preserve">ΔΔE elec</w:t>
+            </w:r>
+          </w:p>
+        </w:tc>
+        <w:tc>
+          <w:tcPr>
+            <w:tcW w:w="2400" w:type="dxa"/>
+            <w:vAlign w:val="center"/>
+          </w:tcPr>
+          <w:p>
+            <w:pPr>
+              <w:spacing w:after="0" w:line="240" w:lineRule="auto"/>
+              <w:jc w:val="center"/>
+            </w:pPr>
+            <w:r>
+              <w:rPr>
+                <w:sz w:val="13"/>
+                <w:szCs w:val="13"/>
+              </w:rPr>
+              <w:t xml:space="preserve">-0.56 ± 0.16</w:t>
+            </w:r>
+          </w:p>
+        </w:tc>
+        <w:tc>
+          <w:tcPr>
+            <w:tcW w:w="2400" w:type="dxa"/>
+            <w:vAlign w:val="center"/>
+          </w:tcPr>
+          <w:p>
+            <w:pPr>
+              <w:spacing w:after="0" w:line="240" w:lineRule="auto"/>
+              <w:jc w:val="center"/>
+            </w:pPr>
+            <w:r>
+              <w:rPr>
+                <w:sz w:val="13"/>
+                <w:szCs w:val="13"/>
+              </w:rPr>
+              <w:t xml:space="preserve">0.30 ± 0.22</w:t>
+            </w:r>
+          </w:p>
+        </w:tc>
+      </w:tr>
+      <w:tr>
+        <w:tc>
+          <w:tcPr>
+            <w:tcW w:w="2000" w:type="dxa"/>
+            <w:vAlign w:val="center"/>
+          </w:tcPr>
+          <w:p>
+            <w:pPr>
+              <w:spacing w:after="0" w:line="240" w:lineRule="auto"/>
+              <w:jc w:val="center"/>
+            </w:pPr>
+            <w:r>
+              <w:rPr>
+                <w:sz w:val="13"/>
+                <w:szCs w:val="13"/>
+              </w:rPr>
+              <w:t xml:space="preserve">A98G+F227C</w:t>
+            </w:r>
+          </w:p>
+        </w:tc>
+        <w:tc>
+          <w:tcPr>
+            <w:tcW w:w="1500" w:type="dxa"/>
+            <w:vAlign w:val="center"/>
+          </w:tcPr>
+          <w:p>
+            <w:pPr>
+              <w:spacing w:after="0" w:line="240" w:lineRule="auto"/>
+              <w:jc w:val="center"/>
+            </w:pPr>
+            <w:r>
+              <w:rPr>
+                <w:sz w:val="13"/>
+                <w:szCs w:val="13"/>
+              </w:rPr>
+              <w:t xml:space="preserve">ΔΔE GB</w:t>
+            </w:r>
+          </w:p>
+        </w:tc>
+        <w:tc>
+          <w:tcPr>
+            <w:tcW w:w="2400" w:type="dxa"/>
+            <w:vAlign w:val="center"/>
+          </w:tcPr>
+          <w:p>
+            <w:pPr>
+              <w:spacing w:after="0" w:line="240" w:lineRule="auto"/>
+              <w:jc w:val="center"/>
+            </w:pPr>
+            <w:r>
+              <w:rPr>
+                <w:sz w:val="13"/>
+                <w:szCs w:val="13"/>
+              </w:rPr>
+              <w:t xml:space="preserve">0.91 ± 0.13</w:t>
+            </w:r>
+          </w:p>
+        </w:tc>
+        <w:tc>
+          <w:tcPr>
+            <w:tcW w:w="2400" w:type="dxa"/>
+            <w:vAlign w:val="center"/>
+          </w:tcPr>
+          <w:p>
+            <w:pPr>
+              <w:spacing w:after="0" w:line="240" w:lineRule="auto"/>
+              <w:jc w:val="center"/>
+            </w:pPr>
+            <w:r>
+              <w:rPr>
+                <w:sz w:val="13"/>
+                <w:szCs w:val="13"/>
+              </w:rPr>
+              <w:t xml:space="preserve">0.31 ± 0.15</w:t>
+            </w:r>
+          </w:p>
+        </w:tc>
+      </w:tr>
+      <w:tr>
+        <w:tc>
+          <w:tcPr>
+            <w:tcW w:w="2000" w:type="dxa"/>
+            <w:vAlign w:val="center"/>
+          </w:tcPr>
+          <w:p>
+            <w:pPr>
+              <w:spacing w:after="0" w:line="240" w:lineRule="auto"/>
+              <w:jc w:val="center"/>
+            </w:pPr>
+            <w:r>
+              <w:rPr>
+                <w:sz w:val="13"/>
+                <w:szCs w:val="13"/>
+              </w:rPr>
+              <w:t xml:space="preserve">F227C</w:t>
+            </w:r>
+          </w:p>
+        </w:tc>
+        <w:tc>
+          <w:tcPr>
+            <w:tcW w:w="1500" w:type="dxa"/>
+            <w:vAlign w:val="center"/>
+          </w:tcPr>
+          <w:p>
+            <w:pPr>
+              <w:spacing w:after="0" w:line="240" w:lineRule="auto"/>
+              <w:jc w:val="center"/>
+            </w:pPr>
+            <w:r>
+              <w:rPr>
+                <w:sz w:val="13"/>
+                <w:szCs w:val="13"/>
+              </w:rPr>
+              <w:t xml:space="preserve">ΔΔE Total</w:t>
+            </w:r>
+          </w:p>
+        </w:tc>
+        <w:tc>
+          <w:tcPr>
+            <w:tcW w:w="2400" w:type="dxa"/>
+            <w:vAlign w:val="center"/>
+          </w:tcPr>
+          <w:p>
+            <w:pPr>
+              <w:spacing w:after="0" w:line="240" w:lineRule="auto"/>
+              <w:jc w:val="center"/>
+            </w:pPr>
+            <w:r>
+              <w:rPr>
+                <w:sz w:val="13"/>
+                <w:szCs w:val="13"/>
+              </w:rPr>
+              <w:t xml:space="preserve">-8.89 ± 0.19</w:t>
+            </w:r>
+          </w:p>
+        </w:tc>
+        <w:tc>
+          <w:tcPr>
+            <w:tcW w:w="2400" w:type="dxa"/>
+            <w:vAlign w:val="center"/>
+          </w:tcPr>
+          <w:p>
+            <w:pPr>
+              <w:spacing w:after="0" w:line="240" w:lineRule="auto"/>
+              <w:jc w:val="center"/>
+            </w:pPr>
+            <w:r>
+              <w:rPr>
+                <w:sz w:val="13"/>
+                <w:szCs w:val="13"/>
+              </w:rPr>
+              <w:t xml:space="preserve">1.15 ± 0.31</w:t>
+            </w:r>
+          </w:p>
+        </w:tc>
+      </w:tr>
+      <w:tr>
+        <w:tc>
+          <w:tcPr>
+            <w:tcW w:w="2000" w:type="dxa"/>
+            <w:vAlign w:val="center"/>
+          </w:tcPr>
+          <w:p>
+            <w:pPr>
+              <w:spacing w:after="0" w:line="240" w:lineRule="auto"/>
+              <w:jc w:val="center"/>
+            </w:pPr>
+            <w:r>
+              <w:rPr>
+                <w:sz w:val="13"/>
+                <w:szCs w:val="13"/>
+              </w:rPr>
+              <w:t xml:space="preserve">F227C</w:t>
+            </w:r>
+          </w:p>
+        </w:tc>
+        <w:tc>
+          <w:tcPr>
+            <w:tcW w:w="1500" w:type="dxa"/>
+            <w:vAlign w:val="center"/>
+          </w:tcPr>
+          <w:p>
+            <w:pPr>
+              <w:spacing w:after="0" w:line="240" w:lineRule="auto"/>
+              <w:jc w:val="center"/>
+            </w:pPr>
+            <w:r>
+              <w:rPr>
+                <w:sz w:val="13"/>
+                <w:szCs w:val="13"/>
+              </w:rPr>
+              <w:t xml:space="preserve">ΔΔE vdW</w:t>
+            </w:r>
+          </w:p>
+        </w:tc>
+        <w:tc>
+          <w:tcPr>
+            <w:tcW w:w="2400" w:type="dxa"/>
+            <w:vAlign w:val="center"/>
+          </w:tcPr>
+          <w:p>
+            <w:pPr>
+              <w:spacing w:after="0" w:line="240" w:lineRule="auto"/>
+              <w:jc w:val="center"/>
+            </w:pPr>
+            <w:r>
+              <w:rPr>
+                <w:sz w:val="13"/>
+                <w:szCs w:val="13"/>
+              </w:rPr>
+              <w:t xml:space="preserve">-8.69 ± 0.16</w:t>
+            </w:r>
+          </w:p>
+        </w:tc>
+        <w:tc>
+          <w:tcPr>
+            <w:tcW w:w="2400" w:type="dxa"/>
+            <w:vAlign w:val="center"/>
+          </w:tcPr>
+          <w:p>
+            <w:pPr>
+              <w:spacing w:after="0" w:line="240" w:lineRule="auto"/>
+              <w:jc w:val="center"/>
+            </w:pPr>
+            <w:r>
+              <w:rPr>
+                <w:sz w:val="13"/>
+                <w:szCs w:val="13"/>
+              </w:rPr>
+              <w:t xml:space="preserve">1.17 ± 0.29</w:t>
+            </w:r>
+          </w:p>
+        </w:tc>
+      </w:tr>
+      <w:tr>
+        <w:tc>
+          <w:tcPr>
+            <w:tcW w:w="2000" w:type="dxa"/>
+            <w:vAlign w:val="center"/>
+          </w:tcPr>
+          <w:p>
+            <w:pPr>
+              <w:spacing w:after="0" w:line="240" w:lineRule="auto"/>
+              <w:jc w:val="center"/>
+            </w:pPr>
+            <w:r>
+              <w:rPr>
+                <w:sz w:val="13"/>
+                <w:szCs w:val="13"/>
+              </w:rPr>
+              <w:t xml:space="preserve">F227C</w:t>
+            </w:r>
+          </w:p>
+        </w:tc>
+        <w:tc>
+          <w:tcPr>
+            <w:tcW w:w="1500" w:type="dxa"/>
+            <w:vAlign w:val="center"/>
+          </w:tcPr>
+          <w:p>
+            <w:pPr>
+              <w:spacing w:after="0" w:line="240" w:lineRule="auto"/>
+              <w:jc w:val="center"/>
+            </w:pPr>
+            <w:r>
+              <w:rPr>
+                <w:sz w:val="13"/>
+                <w:szCs w:val="13"/>
+              </w:rPr>
+              <w:t xml:space="preserve">ΔΔE elec</w:t>
+            </w:r>
+          </w:p>
+        </w:tc>
+        <w:tc>
+          <w:tcPr>
+            <w:tcW w:w="2400" w:type="dxa"/>
+            <w:vAlign w:val="center"/>
+          </w:tcPr>
+          <w:p>
+            <w:pPr>
+              <w:spacing w:after="0" w:line="240" w:lineRule="auto"/>
+              <w:jc w:val="center"/>
+            </w:pPr>
+            <w:r>
+              <w:rPr>
+                <w:sz w:val="13"/>
+                <w:szCs w:val="13"/>
+              </w:rPr>
+              <w:t xml:space="preserve">-1.34 ± 0.43</w:t>
+            </w:r>
+          </w:p>
+        </w:tc>
+        <w:tc>
+          <w:tcPr>
+            <w:tcW w:w="2400" w:type="dxa"/>
+            <w:vAlign w:val="center"/>
+          </w:tcPr>
+          <w:p>
+            <w:pPr>
+              <w:spacing w:after="0" w:line="240" w:lineRule="auto"/>
+              <w:jc w:val="center"/>
+            </w:pPr>
+            <w:r>
+              <w:rPr>
+                <w:sz w:val="13"/>
+                <w:szCs w:val="13"/>
+              </w:rPr>
+              <w:t xml:space="preserve">-0.01 ± 0.32</w:t>
+            </w:r>
+          </w:p>
+        </w:tc>
+      </w:tr>
+      <w:tr>
+        <w:tc>
+          <w:tcPr>
+            <w:tcW w:w="2000" w:type="dxa"/>
+            <w:vAlign w:val="center"/>
+          </w:tcPr>
+          <w:p>
+            <w:pPr>
+              <w:spacing w:after="0" w:line="240" w:lineRule="auto"/>
+              <w:jc w:val="center"/>
+            </w:pPr>
+            <w:r>
+              <w:rPr>
+                <w:sz w:val="13"/>
+                <w:szCs w:val="13"/>
+              </w:rPr>
+              <w:t xml:space="preserve">F227C</w:t>
+            </w:r>
+          </w:p>
+        </w:tc>
+        <w:tc>
+          <w:tcPr>
+            <w:tcW w:w="1500" w:type="dxa"/>
+            <w:vAlign w:val="center"/>
+          </w:tcPr>
+          <w:p>
+            <w:pPr>
+              <w:spacing w:after="0" w:line="240" w:lineRule="auto"/>
+              <w:jc w:val="center"/>
+            </w:pPr>
+            <w:r>
+              <w:rPr>
+                <w:sz w:val="13"/>
+                <w:szCs w:val="13"/>
+              </w:rPr>
+              <w:t xml:space="preserve">ΔΔE GB</w:t>
+            </w:r>
+          </w:p>
+        </w:tc>
+        <w:tc>
+          <w:tcPr>
+            <w:tcW w:w="2400" w:type="dxa"/>
+            <w:vAlign w:val="center"/>
+          </w:tcPr>
+          <w:p>
+            <w:pPr>
+              <w:spacing w:after="0" w:line="240" w:lineRule="auto"/>
+              <w:jc w:val="center"/>
+            </w:pPr>
+            <w:r>
+              <w:rPr>
+                <w:sz w:val="13"/>
+                <w:szCs w:val="13"/>
+              </w:rPr>
+              <w:t xml:space="preserve">1.14 ± 0.36</w:t>
+            </w:r>
+          </w:p>
+        </w:tc>
+        <w:tc>
+          <w:tcPr>
+            <w:tcW w:w="2400" w:type="dxa"/>
+            <w:vAlign w:val="center"/>
+          </w:tcPr>
+          <w:p>
+            <w:pPr>
+              <w:spacing w:after="0" w:line="240" w:lineRule="auto"/>
+              <w:jc w:val="center"/>
+            </w:pPr>
+            <w:r>
+              <w:rPr>
+                <w:sz w:val="13"/>
+                <w:szCs w:val="13"/>
+              </w:rPr>
+              <w:t xml:space="preserve">-0.03 ± 0.28</w:t>
+            </w:r>
+          </w:p>
+        </w:tc>
+      </w:tr>
+      <w:tr>
+        <w:tc>
+          <w:tcPr>
+            <w:tcW w:w="2000" w:type="dxa"/>
+            <w:vAlign w:val="center"/>
+          </w:tcPr>
+          <w:p>
+            <w:pPr>
+              <w:spacing w:after="0" w:line="240" w:lineRule="auto"/>
+              <w:jc w:val="center"/>
+            </w:pPr>
+            <w:r>
+              <w:rPr>
+                <w:sz w:val="13"/>
+                <w:szCs w:val="13"/>
+              </w:rPr>
+              <w:t xml:space="preserve">G190A</w:t>
+            </w:r>
+          </w:p>
+        </w:tc>
+        <w:tc>
+          <w:tcPr>
+            <w:tcW w:w="1500" w:type="dxa"/>
+            <w:vAlign w:val="center"/>
+          </w:tcPr>
+          <w:p>
+            <w:pPr>
+              <w:spacing w:after="0" w:line="240" w:lineRule="auto"/>
+              <w:jc w:val="center"/>
+            </w:pPr>
+            <w:r>
+              <w:rPr>
+                <w:sz w:val="13"/>
+                <w:szCs w:val="13"/>
+              </w:rPr>
+              <w:t xml:space="preserve">ΔΔE Total</w:t>
+            </w:r>
+          </w:p>
+        </w:tc>
+        <w:tc>
+          <w:tcPr>
+            <w:tcW w:w="2400" w:type="dxa"/>
+            <w:vAlign w:val="center"/>
+          </w:tcPr>
+          <w:p>
+            <w:pPr>
+              <w:spacing w:after="0" w:line="240" w:lineRule="auto"/>
+              <w:jc w:val="center"/>
+            </w:pPr>
+            <w:r>
+              <w:rPr>
+                <w:sz w:val="13"/>
+                <w:szCs w:val="13"/>
+              </w:rPr>
+              <w:t xml:space="preserve">6.04 ± 5.34</w:t>
+            </w:r>
+          </w:p>
+        </w:tc>
+        <w:tc>
+          <w:tcPr>
+            <w:tcW w:w="2400" w:type="dxa"/>
+            <w:vAlign w:val="center"/>
+          </w:tcPr>
+          <w:p>
+            <w:pPr>
+              <w:spacing w:after="0" w:line="240" w:lineRule="auto"/>
+              <w:jc w:val="center"/>
+            </w:pPr>
+            <w:r>
+              <w:rPr>
+                <w:sz w:val="13"/>
+                <w:szCs w:val="13"/>
+              </w:rPr>
+              <w:t xml:space="preserve">1.57 ± 0.23</w:t>
+            </w:r>
+          </w:p>
+        </w:tc>
+      </w:tr>
+      <w:tr>
+        <w:tc>
+          <w:tcPr>
+            <w:tcW w:w="2000" w:type="dxa"/>
+            <w:vAlign w:val="center"/>
+          </w:tcPr>
+          <w:p>
+            <w:pPr>
+              <w:spacing w:after="0" w:line="240" w:lineRule="auto"/>
+              <w:jc w:val="center"/>
+            </w:pPr>
+            <w:r>
+              <w:rPr>
+                <w:sz w:val="13"/>
+                <w:szCs w:val="13"/>
+              </w:rPr>
+              <w:t xml:space="preserve">G190A</w:t>
+            </w:r>
+          </w:p>
+        </w:tc>
+        <w:tc>
+          <w:tcPr>
+            <w:tcW w:w="1500" w:type="dxa"/>
+            <w:vAlign w:val="center"/>
+          </w:tcPr>
+          <w:p>
+            <w:pPr>
+              <w:spacing w:after="0" w:line="240" w:lineRule="auto"/>
+              <w:jc w:val="center"/>
+            </w:pPr>
+            <w:r>
+              <w:rPr>
+                <w:sz w:val="13"/>
+                <w:szCs w:val="13"/>
+              </w:rPr>
+              <w:t xml:space="preserve">ΔΔE vdW</w:t>
+            </w:r>
+          </w:p>
+        </w:tc>
+        <w:tc>
+          <w:tcPr>
+            <w:tcW w:w="2400" w:type="dxa"/>
+            <w:vAlign w:val="center"/>
+          </w:tcPr>
+          <w:p>
+            <w:pPr>
+              <w:spacing w:after="0" w:line="240" w:lineRule="auto"/>
+              <w:jc w:val="center"/>
+            </w:pPr>
+            <w:r>
+              <w:rPr>
+                <w:sz w:val="13"/>
+                <w:szCs w:val="13"/>
+              </w:rPr>
+              <w:t xml:space="preserve">5.58 ± 5.11</w:t>
+            </w:r>
+          </w:p>
+        </w:tc>
+        <w:tc>
+          <w:tcPr>
+            <w:tcW w:w="2400" w:type="dxa"/>
+            <w:vAlign w:val="center"/>
+          </w:tcPr>
+          <w:p>
+            <w:pPr>
+              <w:spacing w:after="0" w:line="240" w:lineRule="auto"/>
+              <w:jc w:val="center"/>
+            </w:pPr>
+            <w:r>
+              <w:rPr>
+                <w:sz w:val="13"/>
+                <w:szCs w:val="13"/>
+              </w:rPr>
+              <w:t xml:space="preserve">1.35 ± 0.37</w:t>
+            </w:r>
+          </w:p>
+        </w:tc>
+      </w:tr>
+      <w:tr>
+        <w:tc>
+          <w:tcPr>
+            <w:tcW w:w="2000" w:type="dxa"/>
+            <w:vAlign w:val="center"/>
+          </w:tcPr>
+          <w:p>
+            <w:pPr>
+              <w:spacing w:after="0" w:line="240" w:lineRule="auto"/>
+              <w:jc w:val="center"/>
+            </w:pPr>
+            <w:r>
+              <w:rPr>
+                <w:sz w:val="13"/>
+                <w:szCs w:val="13"/>
+              </w:rPr>
+              <w:t xml:space="preserve">G190A</w:t>
+            </w:r>
+          </w:p>
+        </w:tc>
+        <w:tc>
+          <w:tcPr>
+            <w:tcW w:w="1500" w:type="dxa"/>
+            <w:vAlign w:val="center"/>
+          </w:tcPr>
+          <w:p>
+            <w:pPr>
+              <w:spacing w:after="0" w:line="240" w:lineRule="auto"/>
+              <w:jc w:val="center"/>
+            </w:pPr>
+            <w:r>
+              <w:rPr>
+                <w:sz w:val="13"/>
+                <w:szCs w:val="13"/>
+              </w:rPr>
+              <w:t xml:space="preserve">ΔΔE elec</w:t>
+            </w:r>
+          </w:p>
+        </w:tc>
+        <w:tc>
+          <w:tcPr>
+            <w:tcW w:w="2400" w:type="dxa"/>
+            <w:vAlign w:val="center"/>
+          </w:tcPr>
+          <w:p>
+            <w:pPr>
+              <w:spacing w:after="0" w:line="240" w:lineRule="auto"/>
+              <w:jc w:val="center"/>
+            </w:pPr>
+            <w:r>
+              <w:rPr>
+                <w:sz w:val="13"/>
+                <w:szCs w:val="13"/>
+              </w:rPr>
+              <w:t xml:space="preserve">1.08 ± 0.37</w:t>
+            </w:r>
+          </w:p>
+        </w:tc>
+        <w:tc>
+          <w:tcPr>
+            <w:tcW w:w="2400" w:type="dxa"/>
+            <w:vAlign w:val="center"/>
+          </w:tcPr>
+          <w:p>
+            <w:pPr>
+              <w:spacing w:after="0" w:line="240" w:lineRule="auto"/>
+              <w:jc w:val="center"/>
+            </w:pPr>
+            <w:r>
+              <w:rPr>
+                <w:sz w:val="13"/>
+                <w:szCs w:val="13"/>
+              </w:rPr>
+              <w:t xml:space="preserve">0.34 ± 0.23</w:t>
+            </w:r>
+          </w:p>
+        </w:tc>
+      </w:tr>
+      <w:tr>
+        <w:tc>
+          <w:tcPr>
+            <w:tcW w:w="2000" w:type="dxa"/>
+            <w:vAlign w:val="center"/>
+          </w:tcPr>
+          <w:p>
+            <w:pPr>
+              <w:spacing w:after="0" w:line="240" w:lineRule="auto"/>
+              <w:jc w:val="center"/>
+            </w:pPr>
+            <w:r>
+              <w:rPr>
+                <w:sz w:val="13"/>
+                <w:szCs w:val="13"/>
+              </w:rPr>
+              <w:t xml:space="preserve">G190A</w:t>
+            </w:r>
+          </w:p>
+        </w:tc>
+        <w:tc>
+          <w:tcPr>
+            <w:tcW w:w="1500" w:type="dxa"/>
+            <w:vAlign w:val="center"/>
+          </w:tcPr>
+          <w:p>
+            <w:pPr>
+              <w:spacing w:after="0" w:line="240" w:lineRule="auto"/>
+              <w:jc w:val="center"/>
+            </w:pPr>
+            <w:r>
+              <w:rPr>
+                <w:sz w:val="13"/>
+                <w:szCs w:val="13"/>
+              </w:rPr>
+              <w:t xml:space="preserve">ΔΔE GB</w:t>
+            </w:r>
+          </w:p>
+        </w:tc>
+        <w:tc>
+          <w:tcPr>
+            <w:tcW w:w="2400" w:type="dxa"/>
+            <w:vAlign w:val="center"/>
+          </w:tcPr>
+          <w:p>
+            <w:pPr>
+              <w:spacing w:after="0" w:line="240" w:lineRule="auto"/>
+              <w:jc w:val="center"/>
+            </w:pPr>
+            <w:r>
+              <w:rPr>
+                <w:sz w:val="13"/>
+                <w:szCs w:val="13"/>
+              </w:rPr>
+              <w:t xml:space="preserve">-0.59 ± 0.62</w:t>
+            </w:r>
+          </w:p>
+        </w:tc>
+        <w:tc>
+          <w:tcPr>
+            <w:tcW w:w="2400" w:type="dxa"/>
+            <w:vAlign w:val="center"/>
+          </w:tcPr>
+          <w:p>
+            <w:pPr>
+              <w:spacing w:after="0" w:line="240" w:lineRule="auto"/>
+              <w:jc w:val="center"/>
+            </w:pPr>
+            <w:r>
+              <w:rPr>
+                <w:sz w:val="13"/>
+                <w:szCs w:val="13"/>
+              </w:rPr>
+              <w:t xml:space="preserve">-0.14 ± 0.36</w:t>
+            </w:r>
+          </w:p>
+        </w:tc>
+      </w:tr>
+      <w:tr>
+        <w:tc>
+          <w:tcPr>
+            <w:tcW w:w="2000" w:type="dxa"/>
+            <w:vAlign w:val="center"/>
+          </w:tcPr>
+          <w:p>
+            <w:pPr>
+              <w:spacing w:after="0" w:line="240" w:lineRule="auto"/>
+              <w:jc w:val="center"/>
+            </w:pPr>
+            <w:r>
+              <w:rPr>
+                <w:sz w:val="13"/>
+                <w:szCs w:val="13"/>
+              </w:rPr>
+              <w:t xml:space="preserve">G190E</w:t>
+            </w:r>
+          </w:p>
+        </w:tc>
+        <w:tc>
+          <w:tcPr>
+            <w:tcW w:w="1500" w:type="dxa"/>
+            <w:vAlign w:val="center"/>
+          </w:tcPr>
+          <w:p>
+            <w:pPr>
+              <w:spacing w:after="0" w:line="240" w:lineRule="auto"/>
+              <w:jc w:val="center"/>
+            </w:pPr>
+            <w:r>
+              <w:rPr>
+                <w:sz w:val="13"/>
+                <w:szCs w:val="13"/>
+              </w:rPr>
+              <w:t xml:space="preserve">ΔΔE Total</w:t>
+            </w:r>
+          </w:p>
+        </w:tc>
+        <w:tc>
+          <w:tcPr>
+            <w:tcW w:w="2400" w:type="dxa"/>
+            <w:vAlign w:val="center"/>
+          </w:tcPr>
+          <w:p>
+            <w:pPr>
+              <w:spacing w:after="0" w:line="240" w:lineRule="auto"/>
+              <w:jc w:val="center"/>
+            </w:pPr>
+            <w:r>
+              <w:rPr>
+                <w:sz w:val="13"/>
+                <w:szCs w:val="13"/>
+              </w:rPr>
+              <w:t xml:space="preserve">28.32 ± 15.12</w:t>
+            </w:r>
+          </w:p>
+        </w:tc>
+        <w:tc>
+          <w:tcPr>
+            <w:tcW w:w="2400" w:type="dxa"/>
+            <w:vAlign w:val="center"/>
+          </w:tcPr>
+          <w:p>
+            <w:pPr>
+              <w:spacing w:after="0" w:line="240" w:lineRule="auto"/>
+              <w:jc w:val="center"/>
+            </w:pPr>
+            <w:r>
+              <w:rPr>
+                <w:sz w:val="13"/>
+                <w:szCs w:val="13"/>
+              </w:rPr>
+              <w:t xml:space="preserve">1.94 ± 0.40</w:t>
+            </w:r>
+          </w:p>
+        </w:tc>
+      </w:tr>
+      <w:tr>
+        <w:tc>
+          <w:tcPr>
+            <w:tcW w:w="2000" w:type="dxa"/>
+            <w:vAlign w:val="center"/>
+          </w:tcPr>
+          <w:p>
+            <w:pPr>
+              <w:spacing w:after="0" w:line="240" w:lineRule="auto"/>
+              <w:jc w:val="center"/>
+            </w:pPr>
+            <w:r>
+              <w:rPr>
+                <w:sz w:val="13"/>
+                <w:szCs w:val="13"/>
+              </w:rPr>
+              <w:t xml:space="preserve">G190E</w:t>
+            </w:r>
+          </w:p>
+        </w:tc>
+        <w:tc>
+          <w:tcPr>
+            <w:tcW w:w="1500" w:type="dxa"/>
+            <w:vAlign w:val="center"/>
+          </w:tcPr>
+          <w:p>
+            <w:pPr>
+              <w:spacing w:after="0" w:line="240" w:lineRule="auto"/>
+              <w:jc w:val="center"/>
+            </w:pPr>
+            <w:r>
+              <w:rPr>
+                <w:sz w:val="13"/>
+                <w:szCs w:val="13"/>
+              </w:rPr>
+              <w:t xml:space="preserve">ΔΔE vdW</w:t>
+            </w:r>
+          </w:p>
+        </w:tc>
+        <w:tc>
+          <w:tcPr>
+            <w:tcW w:w="2400" w:type="dxa"/>
+            <w:vAlign w:val="center"/>
+          </w:tcPr>
+          <w:p>
+            <w:pPr>
+              <w:spacing w:after="0" w:line="240" w:lineRule="auto"/>
+              <w:jc w:val="center"/>
+            </w:pPr>
+            <w:r>
+              <w:rPr>
+                <w:sz w:val="13"/>
+                <w:szCs w:val="13"/>
+              </w:rPr>
+              <w:t xml:space="preserve">26.37 ± 14.81</w:t>
+            </w:r>
+          </w:p>
+        </w:tc>
+        <w:tc>
+          <w:tcPr>
+            <w:tcW w:w="2400" w:type="dxa"/>
+            <w:vAlign w:val="center"/>
+          </w:tcPr>
+          <w:p>
+            <w:pPr>
+              <w:spacing w:after="0" w:line="240" w:lineRule="auto"/>
+              <w:jc w:val="center"/>
+            </w:pPr>
+            <w:r>
+              <w:rPr>
+                <w:sz w:val="13"/>
+                <w:szCs w:val="13"/>
+              </w:rPr>
+              <w:t xml:space="preserve">0.88 ± 0.61</w:t>
+            </w:r>
+          </w:p>
+        </w:tc>
+      </w:tr>
+      <w:tr>
+        <w:tc>
+          <w:tcPr>
+            <w:tcW w:w="2000" w:type="dxa"/>
+            <w:vAlign w:val="center"/>
+          </w:tcPr>
+          <w:p>
+            <w:pPr>
+              <w:spacing w:after="0" w:line="240" w:lineRule="auto"/>
+              <w:jc w:val="center"/>
+            </w:pPr>
+            <w:r>
+              <w:rPr>
+                <w:sz w:val="13"/>
+                <w:szCs w:val="13"/>
+              </w:rPr>
+              <w:t xml:space="preserve">G190E</w:t>
+            </w:r>
+          </w:p>
+        </w:tc>
+        <w:tc>
+          <w:tcPr>
+            <w:tcW w:w="1500" w:type="dxa"/>
+            <w:vAlign w:val="center"/>
+          </w:tcPr>
+          <w:p>
+            <w:pPr>
+              <w:spacing w:after="0" w:line="240" w:lineRule="auto"/>
+              <w:jc w:val="center"/>
+            </w:pPr>
+            <w:r>
+              <w:rPr>
+                <w:sz w:val="13"/>
+                <w:szCs w:val="13"/>
+              </w:rPr>
+              <w:t xml:space="preserve">ΔΔE elec</w:t>
+            </w:r>
+          </w:p>
+        </w:tc>
+        <w:tc>
+          <w:tcPr>
+            <w:tcW w:w="2400" w:type="dxa"/>
+            <w:vAlign w:val="center"/>
+          </w:tcPr>
+          <w:p>
+            <w:pPr>
+              <w:spacing w:after="0" w:line="240" w:lineRule="auto"/>
+              <w:jc w:val="center"/>
+            </w:pPr>
+            <w:r>
+              <w:rPr>
+                <w:sz w:val="13"/>
+                <w:szCs w:val="13"/>
+              </w:rPr>
+              <w:t xml:space="preserve">0.71 ± 0.87</w:t>
+            </w:r>
+          </w:p>
+        </w:tc>
+        <w:tc>
+          <w:tcPr>
+            <w:tcW w:w="2400" w:type="dxa"/>
+            <w:vAlign w:val="center"/>
+          </w:tcPr>
+          <w:p>
+            <w:pPr>
+              <w:spacing w:after="0" w:line="240" w:lineRule="auto"/>
+              <w:jc w:val="center"/>
+            </w:pPr>
+            <w:r>
+              <w:rPr>
+                <w:sz w:val="13"/>
+                <w:szCs w:val="13"/>
+              </w:rPr>
+              <w:t xml:space="preserve">-1.37 ± 0.43</w:t>
+            </w:r>
+          </w:p>
+        </w:tc>
+      </w:tr>
+      <w:tr>
+        <w:tc>
+          <w:tcPr>
+            <w:tcW w:w="2000" w:type="dxa"/>
+            <w:vAlign w:val="center"/>
+          </w:tcPr>
+          <w:p>
+            <w:pPr>
+              <w:spacing w:after="0" w:line="240" w:lineRule="auto"/>
+              <w:jc w:val="center"/>
+            </w:pPr>
+            <w:r>
+              <w:rPr>
+                <w:sz w:val="13"/>
+                <w:szCs w:val="13"/>
+              </w:rPr>
+              <w:t xml:space="preserve">G190E</w:t>
+            </w:r>
+          </w:p>
+        </w:tc>
+        <w:tc>
+          <w:tcPr>
+            <w:tcW w:w="1500" w:type="dxa"/>
+            <w:vAlign w:val="center"/>
+          </w:tcPr>
+          <w:p>
+            <w:pPr>
+              <w:spacing w:after="0" w:line="240" w:lineRule="auto"/>
+              <w:jc w:val="center"/>
+            </w:pPr>
+            <w:r>
+              <w:rPr>
+                <w:sz w:val="13"/>
+                <w:szCs w:val="13"/>
+              </w:rPr>
+              <w:t xml:space="preserve">ΔΔE GB</w:t>
+            </w:r>
+          </w:p>
+        </w:tc>
+        <w:tc>
+          <w:tcPr>
+            <w:tcW w:w="2400" w:type="dxa"/>
+            <w:vAlign w:val="center"/>
+          </w:tcPr>
+          <w:p>
+            <w:pPr>
+              <w:spacing w:after="0" w:line="240" w:lineRule="auto"/>
+              <w:jc w:val="center"/>
+            </w:pPr>
+            <w:r>
+              <w:rPr>
+                <w:sz w:val="13"/>
+                <w:szCs w:val="13"/>
+              </w:rPr>
+              <w:t xml:space="preserve">1.31 ± 0.60</w:t>
+            </w:r>
+          </w:p>
+        </w:tc>
+        <w:tc>
+          <w:tcPr>
+            <w:tcW w:w="2400" w:type="dxa"/>
+            <w:vAlign w:val="center"/>
+          </w:tcPr>
+          <w:p>
+            <w:pPr>
+              <w:spacing w:after="0" w:line="240" w:lineRule="auto"/>
+              <w:jc w:val="center"/>
+            </w:pPr>
+            <w:r>
+              <w:rPr>
+                <w:sz w:val="13"/>
+                <w:szCs w:val="13"/>
+              </w:rPr>
+              <w:t xml:space="preserve">2.50 ± 0.32</w:t>
+            </w:r>
+          </w:p>
+        </w:tc>
+      </w:tr>
+      <w:tr>
+        <w:tc>
+          <w:tcPr>
+            <w:tcW w:w="2000" w:type="dxa"/>
+            <w:vAlign w:val="center"/>
+          </w:tcPr>
+          <w:p>
+            <w:pPr>
+              <w:spacing w:after="0" w:line="240" w:lineRule="auto"/>
+              <w:jc w:val="center"/>
+            </w:pPr>
+            <w:r>
+              <w:rPr>
+                <w:sz w:val="13"/>
+                <w:szCs w:val="13"/>
+              </w:rPr>
+              <w:t xml:space="preserve">G190S</w:t>
+            </w:r>
+          </w:p>
+        </w:tc>
+        <w:tc>
+          <w:tcPr>
+            <w:tcW w:w="1500" w:type="dxa"/>
+            <w:vAlign w:val="center"/>
+          </w:tcPr>
+          <w:p>
+            <w:pPr>
+              <w:spacing w:after="0" w:line="240" w:lineRule="auto"/>
+              <w:jc w:val="center"/>
+            </w:pPr>
+            <w:r>
+              <w:rPr>
+                <w:sz w:val="13"/>
+                <w:szCs w:val="13"/>
+              </w:rPr>
+              <w:t xml:space="preserve">ΔΔE Total</w:t>
+            </w:r>
+          </w:p>
+        </w:tc>
+        <w:tc>
+          <w:tcPr>
+            <w:tcW w:w="2400" w:type="dxa"/>
+            <w:vAlign w:val="center"/>
+          </w:tcPr>
+          <w:p>
+            <w:pPr>
+              <w:spacing w:after="0" w:line="240" w:lineRule="auto"/>
+              <w:jc w:val="center"/>
+            </w:pPr>
+            <w:r>
+              <w:rPr>
+                <w:sz w:val="13"/>
+                <w:szCs w:val="13"/>
+              </w:rPr>
+              <w:t xml:space="preserve">20.95 ± 17.46</w:t>
+            </w:r>
+          </w:p>
+        </w:tc>
+        <w:tc>
+          <w:tcPr>
+            <w:tcW w:w="2400" w:type="dxa"/>
+            <w:vAlign w:val="center"/>
+          </w:tcPr>
+          <w:p>
+            <w:pPr>
+              <w:spacing w:after="0" w:line="240" w:lineRule="auto"/>
+              <w:jc w:val="center"/>
+            </w:pPr>
+            <w:r>
+              <w:rPr>
+                <w:sz w:val="13"/>
+                <w:szCs w:val="13"/>
+              </w:rPr>
+              <w:t xml:space="preserve">3.01 ± 1.13</w:t>
+            </w:r>
+          </w:p>
+        </w:tc>
+      </w:tr>
+      <w:tr>
+        <w:tc>
+          <w:tcPr>
+            <w:tcW w:w="2000" w:type="dxa"/>
+            <w:vAlign w:val="center"/>
+          </w:tcPr>
+          <w:p>
+            <w:pPr>
+              <w:spacing w:after="0" w:line="240" w:lineRule="auto"/>
+              <w:jc w:val="center"/>
+            </w:pPr>
+            <w:r>
+              <w:rPr>
+                <w:sz w:val="13"/>
+                <w:szCs w:val="13"/>
+              </w:rPr>
+              <w:t xml:space="preserve">G190S</w:t>
+            </w:r>
+          </w:p>
+        </w:tc>
+        <w:tc>
+          <w:tcPr>
+            <w:tcW w:w="1500" w:type="dxa"/>
+            <w:vAlign w:val="center"/>
+          </w:tcPr>
+          <w:p>
+            <w:pPr>
+              <w:spacing w:after="0" w:line="240" w:lineRule="auto"/>
+              <w:jc w:val="center"/>
+            </w:pPr>
+            <w:r>
+              <w:rPr>
+                <w:sz w:val="13"/>
+                <w:szCs w:val="13"/>
+              </w:rPr>
+              <w:t xml:space="preserve">ΔΔE vdW</w:t>
+            </w:r>
+          </w:p>
+        </w:tc>
+        <w:tc>
+          <w:tcPr>
+            <w:tcW w:w="2400" w:type="dxa"/>
+            <w:vAlign w:val="center"/>
+          </w:tcPr>
+          <w:p>
+            <w:pPr>
+              <w:spacing w:after="0" w:line="240" w:lineRule="auto"/>
+              <w:jc w:val="center"/>
+            </w:pPr>
+            <w:r>
+              <w:rPr>
+                <w:sz w:val="13"/>
+                <w:szCs w:val="13"/>
+              </w:rPr>
+              <w:t xml:space="preserve">19.23 ± 16.81</w:t>
+            </w:r>
+          </w:p>
+        </w:tc>
+        <w:tc>
+          <w:tcPr>
+            <w:tcW w:w="2400" w:type="dxa"/>
+            <w:vAlign w:val="center"/>
+          </w:tcPr>
+          <w:p>
+            <w:pPr>
+              <w:spacing w:after="0" w:line="240" w:lineRule="auto"/>
+              <w:jc w:val="center"/>
+            </w:pPr>
+            <w:r>
+              <w:rPr>
+                <w:sz w:val="13"/>
+                <w:szCs w:val="13"/>
+              </w:rPr>
+              <w:t xml:space="preserve">1.92 ± 0.90</w:t>
+            </w:r>
+          </w:p>
+        </w:tc>
+      </w:tr>
+      <w:tr>
+        <w:tc>
+          <w:tcPr>
+            <w:tcW w:w="2000" w:type="dxa"/>
+            <w:vAlign w:val="center"/>
+          </w:tcPr>
+          <w:p>
+            <w:pPr>
+              <w:spacing w:after="0" w:line="240" w:lineRule="auto"/>
+              <w:jc w:val="center"/>
+            </w:pPr>
+            <w:r>
+              <w:rPr>
+                <w:sz w:val="13"/>
+                <w:szCs w:val="13"/>
+              </w:rPr>
+              <w:t xml:space="preserve">G190S</w:t>
+            </w:r>
+          </w:p>
+        </w:tc>
+        <w:tc>
+          <w:tcPr>
+            <w:tcW w:w="1500" w:type="dxa"/>
+            <w:vAlign w:val="center"/>
+          </w:tcPr>
+          <w:p>
+            <w:pPr>
+              <w:spacing w:after="0" w:line="240" w:lineRule="auto"/>
+              <w:jc w:val="center"/>
+            </w:pPr>
+            <w:r>
+              <w:rPr>
+                <w:sz w:val="13"/>
+                <w:szCs w:val="13"/>
+              </w:rPr>
+              <w:t xml:space="preserve">ΔΔE elec</w:t>
+            </w:r>
+          </w:p>
+        </w:tc>
+        <w:tc>
+          <w:tcPr>
+            <w:tcW w:w="2400" w:type="dxa"/>
+            <w:vAlign w:val="center"/>
+          </w:tcPr>
+          <w:p>
+            <w:pPr>
+              <w:spacing w:after="0" w:line="240" w:lineRule="auto"/>
+              <w:jc w:val="center"/>
+            </w:pPr>
+            <w:r>
+              <w:rPr>
+                <w:sz w:val="13"/>
+                <w:szCs w:val="13"/>
+              </w:rPr>
+              <w:t xml:space="preserve">0.88 ± 0.64</w:t>
+            </w:r>
+          </w:p>
+        </w:tc>
+        <w:tc>
+          <w:tcPr>
+            <w:tcW w:w="2400" w:type="dxa"/>
+            <w:vAlign w:val="center"/>
+          </w:tcPr>
+          <w:p>
+            <w:pPr>
+              <w:spacing w:after="0" w:line="240" w:lineRule="auto"/>
+              <w:jc w:val="center"/>
+            </w:pPr>
+            <w:r>
+              <w:rPr>
+                <w:sz w:val="13"/>
+                <w:szCs w:val="13"/>
+              </w:rPr>
+              <w:t xml:space="preserve">0.23 ± 0.22</w:t>
+            </w:r>
+          </w:p>
+        </w:tc>
+      </w:tr>
+      <w:tr>
+        <w:tc>
+          <w:tcPr>
+            <w:tcW w:w="2000" w:type="dxa"/>
+            <w:vAlign w:val="center"/>
+          </w:tcPr>
+          <w:p>
+            <w:pPr>
+              <w:spacing w:after="0" w:line="240" w:lineRule="auto"/>
+              <w:jc w:val="center"/>
+            </w:pPr>
+            <w:r>
+              <w:rPr>
+                <w:sz w:val="13"/>
+                <w:szCs w:val="13"/>
+              </w:rPr>
+              <w:t xml:space="preserve">G190S</w:t>
+            </w:r>
+          </w:p>
+        </w:tc>
+        <w:tc>
+          <w:tcPr>
+            <w:tcW w:w="1500" w:type="dxa"/>
+            <w:vAlign w:val="center"/>
+          </w:tcPr>
+          <w:p>
+            <w:pPr>
+              <w:spacing w:after="0" w:line="240" w:lineRule="auto"/>
+              <w:jc w:val="center"/>
+            </w:pPr>
+            <w:r>
+              <w:rPr>
+                <w:sz w:val="13"/>
+                <w:szCs w:val="13"/>
+              </w:rPr>
+              <w:t xml:space="preserve">ΔΔE GB</w:t>
+            </w:r>
+          </w:p>
+        </w:tc>
+        <w:tc>
+          <w:tcPr>
+            <w:tcW w:w="2400" w:type="dxa"/>
+            <w:vAlign w:val="center"/>
+          </w:tcPr>
+          <w:p>
+            <w:pPr>
+              <w:spacing w:after="0" w:line="240" w:lineRule="auto"/>
+              <w:jc w:val="center"/>
+            </w:pPr>
+            <w:r>
+              <w:rPr>
+                <w:sz w:val="13"/>
+                <w:szCs w:val="13"/>
+              </w:rPr>
+              <w:t xml:space="preserve">0.82 ± 0.15</w:t>
+            </w:r>
+          </w:p>
+        </w:tc>
+        <w:tc>
+          <w:tcPr>
+            <w:tcW w:w="2400" w:type="dxa"/>
+            <w:vAlign w:val="center"/>
+          </w:tcPr>
+          <w:p>
+            <w:pPr>
+              <w:spacing w:after="0" w:line="240" w:lineRule="auto"/>
+              <w:jc w:val="center"/>
+            </w:pPr>
+            <w:r>
+              <w:rPr>
+                <w:sz w:val="13"/>
+                <w:szCs w:val="13"/>
+              </w:rPr>
+              <w:t xml:space="preserve">0.87 ± 0.11</w:t>
+            </w:r>
+          </w:p>
+        </w:tc>
+      </w:tr>
+      <w:tr>
+        <w:tc>
+          <w:tcPr>
+            <w:tcW w:w="2000" w:type="dxa"/>
+            <w:vAlign w:val="center"/>
+          </w:tcPr>
+          <w:p>
+            <w:pPr>
+              <w:spacing w:after="0" w:line="240" w:lineRule="auto"/>
+              <w:jc w:val="center"/>
+            </w:pPr>
+            <w:r>
+              <w:rPr>
+                <w:sz w:val="13"/>
+                <w:szCs w:val="13"/>
+              </w:rPr>
+              <w:t xml:space="preserve">K103N</w:t>
+            </w:r>
+          </w:p>
+        </w:tc>
+        <w:tc>
+          <w:tcPr>
+            <w:tcW w:w="1500" w:type="dxa"/>
+            <w:vAlign w:val="center"/>
+          </w:tcPr>
+          <w:p>
+            <w:pPr>
+              <w:spacing w:after="0" w:line="240" w:lineRule="auto"/>
+              <w:jc w:val="center"/>
+            </w:pPr>
+            <w:r>
+              <w:rPr>
+                <w:sz w:val="13"/>
+                <w:szCs w:val="13"/>
+              </w:rPr>
+              <w:t xml:space="preserve">ΔΔE Total</w:t>
+            </w:r>
+          </w:p>
+        </w:tc>
+        <w:tc>
+          <w:tcPr>
+            <w:tcW w:w="2400" w:type="dxa"/>
+            <w:vAlign w:val="center"/>
+          </w:tcPr>
+          <w:p>
+            <w:pPr>
+              <w:spacing w:after="0" w:line="240" w:lineRule="auto"/>
+              <w:jc w:val="center"/>
+            </w:pPr>
+            <w:r>
+              <w:rPr>
+                <w:sz w:val="13"/>
+                <w:szCs w:val="13"/>
+              </w:rPr>
+              <w:t xml:space="preserve">5.71 ± 9.49</w:t>
+            </w:r>
+          </w:p>
+        </w:tc>
+        <w:tc>
+          <w:tcPr>
+            <w:tcW w:w="2400" w:type="dxa"/>
+            <w:vAlign w:val="center"/>
+          </w:tcPr>
+          <w:p>
+            <w:pPr>
+              <w:spacing w:after="0" w:line="240" w:lineRule="auto"/>
+              <w:jc w:val="center"/>
+            </w:pPr>
+            <w:r>
+              <w:rPr>
+                <w:sz w:val="13"/>
+                <w:szCs w:val="13"/>
+              </w:rPr>
+              <w:t xml:space="preserve">-0.75 ± 0.13</w:t>
+            </w:r>
+          </w:p>
+        </w:tc>
+      </w:tr>
+      <w:tr>
+        <w:tc>
+          <w:tcPr>
+            <w:tcW w:w="2000" w:type="dxa"/>
+            <w:vAlign w:val="center"/>
+          </w:tcPr>
+          <w:p>
+            <w:pPr>
+              <w:spacing w:after="0" w:line="240" w:lineRule="auto"/>
+              <w:jc w:val="center"/>
+            </w:pPr>
+            <w:r>
+              <w:rPr>
+                <w:sz w:val="13"/>
+                <w:szCs w:val="13"/>
+              </w:rPr>
+              <w:t xml:space="preserve">K103N</w:t>
+            </w:r>
+          </w:p>
+        </w:tc>
+        <w:tc>
+          <w:tcPr>
+            <w:tcW w:w="1500" w:type="dxa"/>
+            <w:vAlign w:val="center"/>
+          </w:tcPr>
+          <w:p>
+            <w:pPr>
+              <w:spacing w:after="0" w:line="240" w:lineRule="auto"/>
+              <w:jc w:val="center"/>
+            </w:pPr>
+            <w:r>
+              <w:rPr>
+                <w:sz w:val="13"/>
+                <w:szCs w:val="13"/>
+              </w:rPr>
+              <w:t xml:space="preserve">ΔΔE vdW</w:t>
+            </w:r>
+          </w:p>
+        </w:tc>
+        <w:tc>
+          <w:tcPr>
+            <w:tcW w:w="2400" w:type="dxa"/>
+            <w:vAlign w:val="center"/>
+          </w:tcPr>
+          <w:p>
+            <w:pPr>
+              <w:spacing w:after="0" w:line="240" w:lineRule="auto"/>
+              <w:jc w:val="center"/>
+            </w:pPr>
+            <w:r>
+              <w:rPr>
+                <w:sz w:val="13"/>
+                <w:szCs w:val="13"/>
+              </w:rPr>
+              <w:t xml:space="preserve">5.48 ± 9.34</w:t>
+            </w:r>
+          </w:p>
+        </w:tc>
+        <w:tc>
+          <w:tcPr>
+            <w:tcW w:w="2400" w:type="dxa"/>
+            <w:vAlign w:val="center"/>
+          </w:tcPr>
+          <w:p>
+            <w:pPr>
+              <w:spacing w:after="0" w:line="240" w:lineRule="auto"/>
+              <w:jc w:val="center"/>
+            </w:pPr>
+            <w:r>
+              <w:rPr>
+                <w:sz w:val="13"/>
+                <w:szCs w:val="13"/>
+              </w:rPr>
+              <w:t xml:space="preserve">-0.60 ± 0.11</w:t>
+            </w:r>
+          </w:p>
+        </w:tc>
+      </w:tr>
+      <w:tr>
+        <w:tc>
+          <w:tcPr>
+            <w:tcW w:w="2000" w:type="dxa"/>
+            <w:vAlign w:val="center"/>
+          </w:tcPr>
+          <w:p>
+            <w:pPr>
+              <w:spacing w:after="0" w:line="240" w:lineRule="auto"/>
+              <w:jc w:val="center"/>
+            </w:pPr>
+            <w:r>
+              <w:rPr>
+                <w:sz w:val="13"/>
+                <w:szCs w:val="13"/>
+              </w:rPr>
+              <w:t xml:space="preserve">K103N</w:t>
+            </w:r>
+          </w:p>
+        </w:tc>
+        <w:tc>
+          <w:tcPr>
+            <w:tcW w:w="1500" w:type="dxa"/>
+            <w:vAlign w:val="center"/>
+          </w:tcPr>
+          <w:p>
+            <w:pPr>
+              <w:spacing w:after="0" w:line="240" w:lineRule="auto"/>
+              <w:jc w:val="center"/>
+            </w:pPr>
+            <w:r>
+              <w:rPr>
+                <w:sz w:val="13"/>
+                <w:szCs w:val="13"/>
+              </w:rPr>
+              <w:t xml:space="preserve">ΔΔE elec</w:t>
+            </w:r>
+          </w:p>
+        </w:tc>
+        <w:tc>
+          <w:tcPr>
+            <w:tcW w:w="2400" w:type="dxa"/>
+            <w:vAlign w:val="center"/>
+          </w:tcPr>
+          <w:p>
+            <w:pPr>
+              <w:spacing w:after="0" w:line="240" w:lineRule="auto"/>
+              <w:jc w:val="center"/>
+            </w:pPr>
+            <w:r>
+              <w:rPr>
+                <w:sz w:val="13"/>
+                <w:szCs w:val="13"/>
+              </w:rPr>
+              <w:t xml:space="preserve">-2.21 ± 0.23</w:t>
+            </w:r>
+          </w:p>
+        </w:tc>
+        <w:tc>
+          <w:tcPr>
+            <w:tcW w:w="2400" w:type="dxa"/>
+            <w:vAlign w:val="center"/>
+          </w:tcPr>
+          <w:p>
+            <w:pPr>
+              <w:spacing w:after="0" w:line="240" w:lineRule="auto"/>
+              <w:jc w:val="center"/>
+            </w:pPr>
+            <w:r>
+              <w:rPr>
+                <w:sz w:val="13"/>
+                <w:szCs w:val="13"/>
+              </w:rPr>
+              <w:t xml:space="preserve">-2.10 ± 0.19</w:t>
+            </w:r>
+          </w:p>
+        </w:tc>
+      </w:tr>
+      <w:tr>
+        <w:tc>
+          <w:tcPr>
+            <w:tcW w:w="2000" w:type="dxa"/>
+            <w:vAlign w:val="center"/>
+          </w:tcPr>
+          <w:p>
+            <w:pPr>
+              <w:spacing w:after="0" w:line="240" w:lineRule="auto"/>
+              <w:jc w:val="center"/>
+            </w:pPr>
+            <w:r>
+              <w:rPr>
+                <w:sz w:val="13"/>
+                <w:szCs w:val="13"/>
+              </w:rPr>
+              <w:t xml:space="preserve">K103N</w:t>
+            </w:r>
+          </w:p>
+        </w:tc>
+        <w:tc>
+          <w:tcPr>
+            <w:tcW w:w="1500" w:type="dxa"/>
+            <w:vAlign w:val="center"/>
+          </w:tcPr>
+          <w:p>
+            <w:pPr>
+              <w:spacing w:after="0" w:line="240" w:lineRule="auto"/>
+              <w:jc w:val="center"/>
+            </w:pPr>
+            <w:r>
+              <w:rPr>
+                <w:sz w:val="13"/>
+                <w:szCs w:val="13"/>
+              </w:rPr>
+              <w:t xml:space="preserve">ΔΔE GB</w:t>
+            </w:r>
+          </w:p>
+        </w:tc>
+        <w:tc>
+          <w:tcPr>
+            <w:tcW w:w="2400" w:type="dxa"/>
+            <w:vAlign w:val="center"/>
+          </w:tcPr>
+          <w:p>
+            <w:pPr>
+              <w:spacing w:after="0" w:line="240" w:lineRule="auto"/>
+              <w:jc w:val="center"/>
+            </w:pPr>
+            <w:r>
+              <w:rPr>
+                <w:sz w:val="13"/>
+                <w:szCs w:val="13"/>
+              </w:rPr>
+              <w:t xml:space="preserve">2.47 ± 0.19</w:t>
+            </w:r>
+          </w:p>
+        </w:tc>
+        <w:tc>
+          <w:tcPr>
+            <w:tcW w:w="2400" w:type="dxa"/>
+            <w:vAlign w:val="center"/>
+          </w:tcPr>
+          <w:p>
+            <w:pPr>
+              <w:spacing w:after="0" w:line="240" w:lineRule="auto"/>
+              <w:jc w:val="center"/>
+            </w:pPr>
+            <w:r>
+              <w:rPr>
+                <w:sz w:val="13"/>
+                <w:szCs w:val="13"/>
+              </w:rPr>
+              <w:t xml:space="preserve">2.00 ± 0.17</w:t>
+            </w:r>
+          </w:p>
+        </w:tc>
+      </w:tr>
+      <w:tr>
+        <w:tc>
+          <w:tcPr>
+            <w:tcW w:w="2000" w:type="dxa"/>
+            <w:vAlign w:val="center"/>
+          </w:tcPr>
+          <w:p>
+            <w:pPr>
+              <w:spacing w:after="0" w:line="240" w:lineRule="auto"/>
+              <w:jc w:val="center"/>
+            </w:pPr>
+            <w:r>
+              <w:rPr>
+                <w:sz w:val="13"/>
+                <w:szCs w:val="13"/>
+              </w:rPr>
+              <w:t xml:space="preserve">K103N+M230L</w:t>
+            </w:r>
+          </w:p>
+        </w:tc>
+        <w:tc>
+          <w:tcPr>
+            <w:tcW w:w="1500" w:type="dxa"/>
+            <w:vAlign w:val="center"/>
+          </w:tcPr>
+          <w:p>
+            <w:pPr>
+              <w:spacing w:after="0" w:line="240" w:lineRule="auto"/>
+              <w:jc w:val="center"/>
+            </w:pPr>
+            <w:r>
+              <w:rPr>
+                <w:sz w:val="13"/>
+                <w:szCs w:val="13"/>
+              </w:rPr>
+              <w:t xml:space="preserve">ΔΔE Total</w:t>
+            </w:r>
+          </w:p>
+        </w:tc>
+        <w:tc>
+          <w:tcPr>
+            <w:tcW w:w="2400" w:type="dxa"/>
+            <w:vAlign w:val="center"/>
+          </w:tcPr>
+          <w:p>
+            <w:pPr>
+              <w:spacing w:after="0" w:line="240" w:lineRule="auto"/>
+              <w:jc w:val="center"/>
+            </w:pPr>
+            <w:r>
+              <w:rPr>
+                <w:sz w:val="13"/>
+                <w:szCs w:val="13"/>
+              </w:rPr>
+              <w:t xml:space="preserve">6.00 ± 13.11</w:t>
+            </w:r>
+          </w:p>
+        </w:tc>
+        <w:tc>
+          <w:tcPr>
+            <w:tcW w:w="2400" w:type="dxa"/>
+            <w:vAlign w:val="center"/>
+          </w:tcPr>
+          <w:p>
+            <w:pPr>
+              <w:spacing w:after="0" w:line="240" w:lineRule="auto"/>
+              <w:jc w:val="center"/>
+            </w:pPr>
+            <w:r>
+              <w:rPr>
+                <w:sz w:val="13"/>
+                <w:szCs w:val="13"/>
+              </w:rPr>
+              <w:t xml:space="preserve">-1.42 ± 0.67</w:t>
+            </w:r>
+          </w:p>
+        </w:tc>
+      </w:tr>
+      <w:tr>
+        <w:tc>
+          <w:tcPr>
+            <w:tcW w:w="2000" w:type="dxa"/>
+            <w:vAlign w:val="center"/>
+          </w:tcPr>
+          <w:p>
+            <w:pPr>
+              <w:spacing w:after="0" w:line="240" w:lineRule="auto"/>
+              <w:jc w:val="center"/>
+            </w:pPr>
+            <w:r>
+              <w:rPr>
+                <w:sz w:val="13"/>
+                <w:szCs w:val="13"/>
+              </w:rPr>
+              <w:t xml:space="preserve">K103N+M230L</w:t>
+            </w:r>
+          </w:p>
+        </w:tc>
+        <w:tc>
+          <w:tcPr>
+            <w:tcW w:w="1500" w:type="dxa"/>
+            <w:vAlign w:val="center"/>
+          </w:tcPr>
+          <w:p>
+            <w:pPr>
+              <w:spacing w:after="0" w:line="240" w:lineRule="auto"/>
+              <w:jc w:val="center"/>
+            </w:pPr>
+            <w:r>
+              <w:rPr>
+                <w:sz w:val="13"/>
+                <w:szCs w:val="13"/>
+              </w:rPr>
+              <w:t xml:space="preserve">ΔΔE vdW</w:t>
+            </w:r>
+          </w:p>
+        </w:tc>
+        <w:tc>
+          <w:tcPr>
+            <w:tcW w:w="2400" w:type="dxa"/>
+            <w:vAlign w:val="center"/>
+          </w:tcPr>
+          <w:p>
+            <w:pPr>
+              <w:spacing w:after="0" w:line="240" w:lineRule="auto"/>
+              <w:jc w:val="center"/>
+            </w:pPr>
+            <w:r>
+              <w:rPr>
+                <w:sz w:val="13"/>
+                <w:szCs w:val="13"/>
+              </w:rPr>
+              <w:t xml:space="preserve">6.18 ± 12.98</w:t>
+            </w:r>
+          </w:p>
+        </w:tc>
+        <w:tc>
+          <w:tcPr>
+            <w:tcW w:w="2400" w:type="dxa"/>
+            <w:vAlign w:val="center"/>
+          </w:tcPr>
+          <w:p>
+            <w:pPr>
+              <w:spacing w:after="0" w:line="240" w:lineRule="auto"/>
+              <w:jc w:val="center"/>
+            </w:pPr>
+            <w:r>
+              <w:rPr>
+                <w:sz w:val="13"/>
+                <w:szCs w:val="13"/>
+              </w:rPr>
+              <w:t xml:space="preserve">-0.95 ± 0.53</w:t>
+            </w:r>
+          </w:p>
+        </w:tc>
+      </w:tr>
+      <w:tr>
+        <w:tc>
+          <w:tcPr>
+            <w:tcW w:w="2000" w:type="dxa"/>
+            <w:vAlign w:val="center"/>
+          </w:tcPr>
+          <w:p>
+            <w:pPr>
+              <w:spacing w:after="0" w:line="240" w:lineRule="auto"/>
+              <w:jc w:val="center"/>
+            </w:pPr>
+            <w:r>
+              <w:rPr>
+                <w:sz w:val="13"/>
+                <w:szCs w:val="13"/>
+              </w:rPr>
+              <w:t xml:space="preserve">K103N+M230L</w:t>
+            </w:r>
+          </w:p>
+        </w:tc>
+        <w:tc>
+          <w:tcPr>
+            <w:tcW w:w="1500" w:type="dxa"/>
+            <w:vAlign w:val="center"/>
+          </w:tcPr>
+          <w:p>
+            <w:pPr>
+              <w:spacing w:after="0" w:line="240" w:lineRule="auto"/>
+              <w:jc w:val="center"/>
+            </w:pPr>
+            <w:r>
+              <w:rPr>
+                <w:sz w:val="13"/>
+                <w:szCs w:val="13"/>
+              </w:rPr>
+              <w:t xml:space="preserve">ΔΔE elec</w:t>
+            </w:r>
+          </w:p>
+        </w:tc>
+        <w:tc>
+          <w:tcPr>
+            <w:tcW w:w="2400" w:type="dxa"/>
+            <w:vAlign w:val="center"/>
+          </w:tcPr>
+          <w:p>
+            <w:pPr>
+              <w:spacing w:after="0" w:line="240" w:lineRule="auto"/>
+              <w:jc w:val="center"/>
+            </w:pPr>
+            <w:r>
+              <w:rPr>
+                <w:sz w:val="13"/>
+                <w:szCs w:val="13"/>
+              </w:rPr>
+              <w:t xml:space="preserve">-2.92 ± 0.86</w:t>
+            </w:r>
+          </w:p>
+        </w:tc>
+        <w:tc>
+          <w:tcPr>
+            <w:tcW w:w="2400" w:type="dxa"/>
+            <w:vAlign w:val="center"/>
+          </w:tcPr>
+          <w:p>
+            <w:pPr>
+              <w:spacing w:after="0" w:line="240" w:lineRule="auto"/>
+              <w:jc w:val="center"/>
+            </w:pPr>
+            <w:r>
+              <w:rPr>
+                <w:sz w:val="13"/>
+                <w:szCs w:val="13"/>
+              </w:rPr>
+              <w:t xml:space="preserve">-2.74 ± 0.56</w:t>
+            </w:r>
+          </w:p>
+        </w:tc>
+      </w:tr>
+      <w:tr>
+        <w:tc>
+          <w:tcPr>
+            <w:tcW w:w="2000" w:type="dxa"/>
+            <w:vAlign w:val="center"/>
+          </w:tcPr>
+          <w:p>
+            <w:pPr>
+              <w:spacing w:after="0" w:line="240" w:lineRule="auto"/>
+              <w:jc w:val="center"/>
+            </w:pPr>
+            <w:r>
+              <w:rPr>
+                <w:sz w:val="13"/>
+                <w:szCs w:val="13"/>
+              </w:rPr>
+              <w:t xml:space="preserve">K103N+M230L</w:t>
+            </w:r>
+          </w:p>
+        </w:tc>
+        <w:tc>
+          <w:tcPr>
+            <w:tcW w:w="1500" w:type="dxa"/>
+            <w:vAlign w:val="center"/>
+          </w:tcPr>
+          <w:p>
+            <w:pPr>
+              <w:spacing w:after="0" w:line="240" w:lineRule="auto"/>
+              <w:jc w:val="center"/>
+            </w:pPr>
+            <w:r>
+              <w:rPr>
+                <w:sz w:val="13"/>
+                <w:szCs w:val="13"/>
+              </w:rPr>
+              <w:t xml:space="preserve">ΔΔE GB</w:t>
+            </w:r>
+          </w:p>
+        </w:tc>
+        <w:tc>
+          <w:tcPr>
+            <w:tcW w:w="2400" w:type="dxa"/>
+            <w:vAlign w:val="center"/>
+          </w:tcPr>
+          <w:p>
+            <w:pPr>
+              <w:spacing w:after="0" w:line="240" w:lineRule="auto"/>
+              <w:jc w:val="center"/>
+            </w:pPr>
+            <w:r>
+              <w:rPr>
+                <w:sz w:val="13"/>
+                <w:szCs w:val="13"/>
+              </w:rPr>
+              <w:t xml:space="preserve">2.80 ± 0.84</w:t>
+            </w:r>
+          </w:p>
+        </w:tc>
+        <w:tc>
+          <w:tcPr>
+            <w:tcW w:w="2400" w:type="dxa"/>
+            <w:vAlign w:val="center"/>
+          </w:tcPr>
+          <w:p>
+            <w:pPr>
+              <w:spacing w:after="0" w:line="240" w:lineRule="auto"/>
+              <w:jc w:val="center"/>
+            </w:pPr>
+            <w:r>
+              <w:rPr>
+                <w:sz w:val="13"/>
+                <w:szCs w:val="13"/>
+              </w:rPr>
+              <w:t xml:space="preserve">2.33 ± 0.57</w:t>
+            </w:r>
+          </w:p>
+        </w:tc>
+      </w:tr>
+      <w:tr>
+        <w:tc>
+          <w:tcPr>
+            <w:tcW w:w="2000" w:type="dxa"/>
+            <w:vAlign w:val="center"/>
+          </w:tcPr>
+          <w:p>
+            <w:pPr>
+              <w:spacing w:after="0" w:line="240" w:lineRule="auto"/>
+              <w:jc w:val="center"/>
+            </w:pPr>
+            <w:r>
+              <w:rPr>
+                <w:sz w:val="13"/>
+                <w:szCs w:val="13"/>
+              </w:rPr>
+              <w:t xml:space="preserve">K103N+P225H</w:t>
+            </w:r>
+          </w:p>
+        </w:tc>
+        <w:tc>
+          <w:tcPr>
+            <w:tcW w:w="1500" w:type="dxa"/>
+            <w:vAlign w:val="center"/>
+          </w:tcPr>
+          <w:p>
+            <w:pPr>
+              <w:spacing w:after="0" w:line="240" w:lineRule="auto"/>
+              <w:jc w:val="center"/>
+            </w:pPr>
+            <w:r>
+              <w:rPr>
+                <w:sz w:val="13"/>
+                <w:szCs w:val="13"/>
+              </w:rPr>
+              <w:t xml:space="preserve">ΔΔE Total</w:t>
+            </w:r>
+          </w:p>
+        </w:tc>
+        <w:tc>
+          <w:tcPr>
+            <w:tcW w:w="2400" w:type="dxa"/>
+            <w:vAlign w:val="center"/>
+          </w:tcPr>
+          <w:p>
+            <w:pPr>
+              <w:spacing w:after="0" w:line="240" w:lineRule="auto"/>
+              <w:jc w:val="center"/>
+            </w:pPr>
+            <w:r>
+              <w:rPr>
+                <w:sz w:val="13"/>
+                <w:szCs w:val="13"/>
+              </w:rPr>
+              <w:t xml:space="preserve">-2.27 ± 6.11</w:t>
+            </w:r>
+          </w:p>
+        </w:tc>
+        <w:tc>
+          <w:tcPr>
+            <w:tcW w:w="2400" w:type="dxa"/>
+            <w:vAlign w:val="center"/>
+          </w:tcPr>
+          <w:p>
+            <w:pPr>
+              <w:spacing w:after="0" w:line="240" w:lineRule="auto"/>
+              <w:jc w:val="center"/>
+            </w:pPr>
+            <w:r>
+              <w:rPr>
+                <w:sz w:val="13"/>
+                <w:szCs w:val="13"/>
+              </w:rPr>
+              <w:t xml:space="preserve">0.70 ± 0.30</w:t>
+            </w:r>
+          </w:p>
+        </w:tc>
+      </w:tr>
+      <w:tr>
+        <w:tc>
+          <w:tcPr>
+            <w:tcW w:w="2000" w:type="dxa"/>
+            <w:vAlign w:val="center"/>
+          </w:tcPr>
+          <w:p>
+            <w:pPr>
+              <w:spacing w:after="0" w:line="240" w:lineRule="auto"/>
+              <w:jc w:val="center"/>
+            </w:pPr>
+            <w:r>
+              <w:rPr>
+                <w:sz w:val="13"/>
+                <w:szCs w:val="13"/>
+              </w:rPr>
+              <w:t xml:space="preserve">K103N+P225H</w:t>
+            </w:r>
+          </w:p>
+        </w:tc>
+        <w:tc>
+          <w:tcPr>
+            <w:tcW w:w="1500" w:type="dxa"/>
+            <w:vAlign w:val="center"/>
+          </w:tcPr>
+          <w:p>
+            <w:pPr>
+              <w:spacing w:after="0" w:line="240" w:lineRule="auto"/>
+              <w:jc w:val="center"/>
+            </w:pPr>
+            <w:r>
+              <w:rPr>
+                <w:sz w:val="13"/>
+                <w:szCs w:val="13"/>
+              </w:rPr>
+              <w:t xml:space="preserve">ΔΔE vdW</w:t>
+            </w:r>
+          </w:p>
+        </w:tc>
+        <w:tc>
+          <w:tcPr>
+            <w:tcW w:w="2400" w:type="dxa"/>
+            <w:vAlign w:val="center"/>
+          </w:tcPr>
+          <w:p>
+            <w:pPr>
+              <w:spacing w:after="0" w:line="240" w:lineRule="auto"/>
+              <w:jc w:val="center"/>
+            </w:pPr>
+            <w:r>
+              <w:rPr>
+                <w:sz w:val="13"/>
+                <w:szCs w:val="13"/>
+              </w:rPr>
+              <w:t xml:space="preserve">-2.97 ± 6.04</w:t>
+            </w:r>
+          </w:p>
+        </w:tc>
+        <w:tc>
+          <w:tcPr>
+            <w:tcW w:w="2400" w:type="dxa"/>
+            <w:vAlign w:val="center"/>
+          </w:tcPr>
+          <w:p>
+            <w:pPr>
+              <w:spacing w:after="0" w:line="240" w:lineRule="auto"/>
+              <w:jc w:val="center"/>
+            </w:pPr>
+            <w:r>
+              <w:rPr>
+                <w:sz w:val="13"/>
+                <w:szCs w:val="13"/>
+              </w:rPr>
+              <w:t xml:space="preserve">0.39 ± 0.13</w:t>
+            </w:r>
+          </w:p>
+        </w:tc>
+      </w:tr>
+      <w:tr>
+        <w:tc>
+          <w:tcPr>
+            <w:tcW w:w="2000" w:type="dxa"/>
+            <w:vAlign w:val="center"/>
+          </w:tcPr>
+          <w:p>
+            <w:pPr>
+              <w:spacing w:after="0" w:line="240" w:lineRule="auto"/>
+              <w:jc w:val="center"/>
+            </w:pPr>
+            <w:r>
+              <w:rPr>
+                <w:sz w:val="13"/>
+                <w:szCs w:val="13"/>
+              </w:rPr>
+              <w:t xml:space="preserve">K103N+P225H</w:t>
+            </w:r>
+          </w:p>
+        </w:tc>
+        <w:tc>
+          <w:tcPr>
+            <w:tcW w:w="1500" w:type="dxa"/>
+            <w:vAlign w:val="center"/>
+          </w:tcPr>
+          <w:p>
+            <w:pPr>
+              <w:spacing w:after="0" w:line="240" w:lineRule="auto"/>
+              <w:jc w:val="center"/>
+            </w:pPr>
+            <w:r>
+              <w:rPr>
+                <w:sz w:val="13"/>
+                <w:szCs w:val="13"/>
+              </w:rPr>
+              <w:t xml:space="preserve">ΔΔE elec</w:t>
+            </w:r>
+          </w:p>
+        </w:tc>
+        <w:tc>
+          <w:tcPr>
+            <w:tcW w:w="2400" w:type="dxa"/>
+            <w:vAlign w:val="center"/>
+          </w:tcPr>
+          <w:p>
+            <w:pPr>
+              <w:spacing w:after="0" w:line="240" w:lineRule="auto"/>
+              <w:jc w:val="center"/>
+            </w:pPr>
+            <w:r>
+              <w:rPr>
+                <w:sz w:val="13"/>
+                <w:szCs w:val="13"/>
+              </w:rPr>
+              <w:t xml:space="preserve">-2.28 ± 0.23</w:t>
+            </w:r>
+          </w:p>
+        </w:tc>
+        <w:tc>
+          <w:tcPr>
+            <w:tcW w:w="2400" w:type="dxa"/>
+            <w:vAlign w:val="center"/>
+          </w:tcPr>
+          <w:p>
+            <w:pPr>
+              <w:spacing w:after="0" w:line="240" w:lineRule="auto"/>
+              <w:jc w:val="center"/>
+            </w:pPr>
+            <w:r>
+              <w:rPr>
+                <w:sz w:val="13"/>
+                <w:szCs w:val="13"/>
+              </w:rPr>
+              <w:t xml:space="preserve">-2.07 ± 0.53</w:t>
+            </w:r>
+          </w:p>
+        </w:tc>
+      </w:tr>
+      <w:tr>
+        <w:tc>
+          <w:tcPr>
+            <w:tcW w:w="2000" w:type="dxa"/>
+            <w:vAlign w:val="center"/>
+          </w:tcPr>
+          <w:p>
+            <w:pPr>
+              <w:spacing w:after="0" w:line="240" w:lineRule="auto"/>
+              <w:jc w:val="center"/>
+            </w:pPr>
+            <w:r>
+              <w:rPr>
+                <w:sz w:val="13"/>
+                <w:szCs w:val="13"/>
+              </w:rPr>
+              <w:t xml:space="preserve">K103N+P225H</w:t>
+            </w:r>
+          </w:p>
+        </w:tc>
+        <w:tc>
+          <w:tcPr>
+            <w:tcW w:w="1500" w:type="dxa"/>
+            <w:vAlign w:val="center"/>
+          </w:tcPr>
+          <w:p>
+            <w:pPr>
+              <w:spacing w:after="0" w:line="240" w:lineRule="auto"/>
+              <w:jc w:val="center"/>
+            </w:pPr>
+            <w:r>
+              <w:rPr>
+                <w:sz w:val="13"/>
+                <w:szCs w:val="13"/>
+              </w:rPr>
+              <w:t xml:space="preserve">ΔΔE GB</w:t>
+            </w:r>
+          </w:p>
+        </w:tc>
+        <w:tc>
+          <w:tcPr>
+            <w:tcW w:w="2400" w:type="dxa"/>
+            <w:vAlign w:val="center"/>
+          </w:tcPr>
+          <w:p>
+            <w:pPr>
+              <w:spacing w:after="0" w:line="240" w:lineRule="auto"/>
+              <w:jc w:val="center"/>
+            </w:pPr>
+            <w:r>
+              <w:rPr>
+                <w:sz w:val="13"/>
+                <w:szCs w:val="13"/>
+              </w:rPr>
+              <w:t xml:space="preserve">3.06 ± 0.17</w:t>
+            </w:r>
+          </w:p>
+        </w:tc>
+        <w:tc>
+          <w:tcPr>
+            <w:tcW w:w="2400" w:type="dxa"/>
+            <w:vAlign w:val="center"/>
+          </w:tcPr>
+          <w:p>
+            <w:pPr>
+              <w:spacing w:after="0" w:line="240" w:lineRule="auto"/>
+              <w:jc w:val="center"/>
+            </w:pPr>
+            <w:r>
+              <w:rPr>
+                <w:sz w:val="13"/>
+                <w:szCs w:val="13"/>
+              </w:rPr>
+              <w:t xml:space="preserve">2.43 ± 0.30</w:t>
+            </w:r>
+          </w:p>
+        </w:tc>
+      </w:tr>
+      <w:tr>
+        <w:tc>
+          <w:tcPr>
+            <w:tcW w:w="2000" w:type="dxa"/>
+            <w:vAlign w:val="center"/>
+          </w:tcPr>
+          <w:p>
+            <w:pPr>
+              <w:spacing w:after="0" w:line="240" w:lineRule="auto"/>
+              <w:jc w:val="center"/>
+            </w:pPr>
+            <w:r>
+              <w:rPr>
+                <w:sz w:val="13"/>
+                <w:szCs w:val="13"/>
+              </w:rPr>
+              <w:t xml:space="preserve">L100I+K103N</w:t>
+            </w:r>
+          </w:p>
+        </w:tc>
+        <w:tc>
+          <w:tcPr>
+            <w:tcW w:w="1500" w:type="dxa"/>
+            <w:vAlign w:val="center"/>
+          </w:tcPr>
+          <w:p>
+            <w:pPr>
+              <w:spacing w:after="0" w:line="240" w:lineRule="auto"/>
+              <w:jc w:val="center"/>
+            </w:pPr>
+            <w:r>
+              <w:rPr>
+                <w:sz w:val="13"/>
+                <w:szCs w:val="13"/>
+              </w:rPr>
+              <w:t xml:space="preserve">ΔΔE Total</w:t>
+            </w:r>
+          </w:p>
+        </w:tc>
+        <w:tc>
+          <w:tcPr>
+            <w:tcW w:w="2400" w:type="dxa"/>
+            <w:vAlign w:val="center"/>
+          </w:tcPr>
+          <w:p>
+            <w:pPr>
+              <w:spacing w:after="0" w:line="240" w:lineRule="auto"/>
+              <w:jc w:val="center"/>
+            </w:pPr>
+            <w:r>
+              <w:rPr>
+                <w:sz w:val="13"/>
+                <w:szCs w:val="13"/>
+              </w:rPr>
+              <w:t xml:space="preserve">-5.65 ± 2.39</w:t>
+            </w:r>
+          </w:p>
+        </w:tc>
+        <w:tc>
+          <w:tcPr>
+            <w:tcW w:w="2400" w:type="dxa"/>
+            <w:vAlign w:val="center"/>
+          </w:tcPr>
+          <w:p>
+            <w:pPr>
+              <w:spacing w:after="0" w:line="240" w:lineRule="auto"/>
+              <w:jc w:val="center"/>
+            </w:pPr>
+            <w:r>
+              <w:rPr>
+                <w:sz w:val="13"/>
+                <w:szCs w:val="13"/>
+              </w:rPr>
+              <w:t xml:space="preserve">-0.59 ± 1.01</w:t>
+            </w:r>
+          </w:p>
+        </w:tc>
+      </w:tr>
+      <w:tr>
+        <w:tc>
+          <w:tcPr>
+            <w:tcW w:w="2000" w:type="dxa"/>
+            <w:vAlign w:val="center"/>
+          </w:tcPr>
+          <w:p>
+            <w:pPr>
+              <w:spacing w:after="0" w:line="240" w:lineRule="auto"/>
+              <w:jc w:val="center"/>
+            </w:pPr>
+            <w:r>
+              <w:rPr>
+                <w:sz w:val="13"/>
+                <w:szCs w:val="13"/>
+              </w:rPr>
+              <w:t xml:space="preserve">L100I+K103N</w:t>
+            </w:r>
+          </w:p>
+        </w:tc>
+        <w:tc>
+          <w:tcPr>
+            <w:tcW w:w="1500" w:type="dxa"/>
+            <w:vAlign w:val="center"/>
+          </w:tcPr>
+          <w:p>
+            <w:pPr>
+              <w:spacing w:after="0" w:line="240" w:lineRule="auto"/>
+              <w:jc w:val="center"/>
+            </w:pPr>
+            <w:r>
+              <w:rPr>
+                <w:sz w:val="13"/>
+                <w:szCs w:val="13"/>
+              </w:rPr>
+              <w:t xml:space="preserve">ΔΔE vdW</w:t>
+            </w:r>
+          </w:p>
+        </w:tc>
+        <w:tc>
+          <w:tcPr>
+            <w:tcW w:w="2400" w:type="dxa"/>
+            <w:vAlign w:val="center"/>
+          </w:tcPr>
+          <w:p>
+            <w:pPr>
+              <w:spacing w:after="0" w:line="240" w:lineRule="auto"/>
+              <w:jc w:val="center"/>
+            </w:pPr>
+            <w:r>
+              <w:rPr>
+                <w:sz w:val="13"/>
+                <w:szCs w:val="13"/>
+              </w:rPr>
+              <w:t xml:space="preserve">-5.77 ± 2.77</w:t>
+            </w:r>
+          </w:p>
+        </w:tc>
+        <w:tc>
+          <w:tcPr>
+            <w:tcW w:w="2400" w:type="dxa"/>
+            <w:vAlign w:val="center"/>
+          </w:tcPr>
+          <w:p>
+            <w:pPr>
+              <w:spacing w:after="0" w:line="240" w:lineRule="auto"/>
+              <w:jc w:val="center"/>
+            </w:pPr>
+            <w:r>
+              <w:rPr>
+                <w:sz w:val="13"/>
+                <w:szCs w:val="13"/>
+              </w:rPr>
+              <w:t xml:space="preserve">-0.56 ± 0.57</w:t>
+            </w:r>
+          </w:p>
+        </w:tc>
+      </w:tr>
+      <w:tr>
+        <w:tc>
+          <w:tcPr>
+            <w:tcW w:w="2000" w:type="dxa"/>
+            <w:vAlign w:val="center"/>
+          </w:tcPr>
+          <w:p>
+            <w:pPr>
+              <w:spacing w:after="0" w:line="240" w:lineRule="auto"/>
+              <w:jc w:val="center"/>
+            </w:pPr>
+            <w:r>
+              <w:rPr>
+                <w:sz w:val="13"/>
+                <w:szCs w:val="13"/>
+              </w:rPr>
+              <w:t xml:space="preserve">L100I+K103N</w:t>
+            </w:r>
+          </w:p>
+        </w:tc>
+        <w:tc>
+          <w:tcPr>
+            <w:tcW w:w="1500" w:type="dxa"/>
+            <w:vAlign w:val="center"/>
+          </w:tcPr>
+          <w:p>
+            <w:pPr>
+              <w:spacing w:after="0" w:line="240" w:lineRule="auto"/>
+              <w:jc w:val="center"/>
+            </w:pPr>
+            <w:r>
+              <w:rPr>
+                <w:sz w:val="13"/>
+                <w:szCs w:val="13"/>
+              </w:rPr>
+              <w:t xml:space="preserve">ΔΔE elec</w:t>
+            </w:r>
+          </w:p>
+        </w:tc>
+        <w:tc>
+          <w:tcPr>
+            <w:tcW w:w="2400" w:type="dxa"/>
+            <w:vAlign w:val="center"/>
+          </w:tcPr>
+          <w:p>
+            <w:pPr>
+              <w:spacing w:after="0" w:line="240" w:lineRule="auto"/>
+              <w:jc w:val="center"/>
+            </w:pPr>
+            <w:r>
+              <w:rPr>
+                <w:sz w:val="13"/>
+                <w:szCs w:val="13"/>
+              </w:rPr>
+              <w:t xml:space="preserve">-2.85 ± 0.90</w:t>
+            </w:r>
+          </w:p>
+        </w:tc>
+        <w:tc>
+          <w:tcPr>
+            <w:tcW w:w="2400" w:type="dxa"/>
+            <w:vAlign w:val="center"/>
+          </w:tcPr>
+          <w:p>
+            <w:pPr>
+              <w:spacing w:after="0" w:line="240" w:lineRule="auto"/>
+              <w:jc w:val="center"/>
+            </w:pPr>
+            <w:r>
+              <w:rPr>
+                <w:sz w:val="13"/>
+                <w:szCs w:val="13"/>
+              </w:rPr>
+              <w:t xml:space="preserve">-1.82 ± 0.67</w:t>
+            </w:r>
+          </w:p>
+        </w:tc>
+      </w:tr>
+      <w:tr>
+        <w:tc>
+          <w:tcPr>
+            <w:tcW w:w="2000" w:type="dxa"/>
+            <w:vAlign w:val="center"/>
+          </w:tcPr>
+          <w:p>
+            <w:pPr>
+              <w:spacing w:after="0" w:line="240" w:lineRule="auto"/>
+              <w:jc w:val="center"/>
+            </w:pPr>
+            <w:r>
+              <w:rPr>
+                <w:sz w:val="13"/>
+                <w:szCs w:val="13"/>
+              </w:rPr>
+              <w:t xml:space="preserve">L100I+K103N</w:t>
+            </w:r>
+          </w:p>
+        </w:tc>
+        <w:tc>
+          <w:tcPr>
+            <w:tcW w:w="1500" w:type="dxa"/>
+            <w:vAlign w:val="center"/>
+          </w:tcPr>
+          <w:p>
+            <w:pPr>
+              <w:spacing w:after="0" w:line="240" w:lineRule="auto"/>
+              <w:jc w:val="center"/>
+            </w:pPr>
+            <w:r>
+              <w:rPr>
+                <w:sz w:val="13"/>
+                <w:szCs w:val="13"/>
+              </w:rPr>
+              <w:t xml:space="preserve">ΔΔE GB</w:t>
+            </w:r>
+          </w:p>
+        </w:tc>
+        <w:tc>
+          <w:tcPr>
+            <w:tcW w:w="2400" w:type="dxa"/>
+            <w:vAlign w:val="center"/>
+          </w:tcPr>
+          <w:p>
+            <w:pPr>
+              <w:spacing w:after="0" w:line="240" w:lineRule="auto"/>
+              <w:jc w:val="center"/>
+            </w:pPr>
+            <w:r>
+              <w:rPr>
+                <w:sz w:val="13"/>
+                <w:szCs w:val="13"/>
+              </w:rPr>
+              <w:t xml:space="preserve">3.01 ± 0.53</w:t>
+            </w:r>
+          </w:p>
+        </w:tc>
+        <w:tc>
+          <w:tcPr>
+            <w:tcW w:w="2400" w:type="dxa"/>
+            <w:vAlign w:val="center"/>
+          </w:tcPr>
+          <w:p>
+            <w:pPr>
+              <w:spacing w:after="0" w:line="240" w:lineRule="auto"/>
+              <w:jc w:val="center"/>
+            </w:pPr>
+            <w:r>
+              <w:rPr>
+                <w:sz w:val="13"/>
+                <w:szCs w:val="13"/>
+              </w:rPr>
+              <w:t xml:space="preserve">1.81 ± 0.45</w:t>
+            </w:r>
+          </w:p>
+        </w:tc>
+      </w:tr>
+      <w:tr>
+        <w:tc>
+          <w:tcPr>
+            <w:tcW w:w="2000" w:type="dxa"/>
+            <w:vAlign w:val="center"/>
+          </w:tcPr>
+          <w:p>
+            <w:pPr>
+              <w:spacing w:after="0" w:line="240" w:lineRule="auto"/>
+              <w:jc w:val="center"/>
+            </w:pPr>
+            <w:r>
+              <w:rPr>
+                <w:sz w:val="13"/>
+                <w:szCs w:val="13"/>
+              </w:rPr>
+              <w:t xml:space="preserve">V106A</w:t>
+            </w:r>
+          </w:p>
+        </w:tc>
+        <w:tc>
+          <w:tcPr>
+            <w:tcW w:w="1500" w:type="dxa"/>
+            <w:vAlign w:val="center"/>
+          </w:tcPr>
+          <w:p>
+            <w:pPr>
+              <w:spacing w:after="0" w:line="240" w:lineRule="auto"/>
+              <w:jc w:val="center"/>
+            </w:pPr>
+            <w:r>
+              <w:rPr>
+                <w:sz w:val="13"/>
+                <w:szCs w:val="13"/>
+              </w:rPr>
+              <w:t xml:space="preserve">ΔΔE Total</w:t>
+            </w:r>
+          </w:p>
+        </w:tc>
+        <w:tc>
+          <w:tcPr>
+            <w:tcW w:w="2400" w:type="dxa"/>
+            <w:vAlign w:val="center"/>
+          </w:tcPr>
+          <w:p>
+            <w:pPr>
+              <w:spacing w:after="0" w:line="240" w:lineRule="auto"/>
+              <w:jc w:val="center"/>
+            </w:pPr>
+            <w:r>
+              <w:rPr>
+                <w:sz w:val="13"/>
+                <w:szCs w:val="13"/>
+              </w:rPr>
+              <w:t xml:space="preserve">2.48 ± 6.91</w:t>
+            </w:r>
+          </w:p>
+        </w:tc>
+        <w:tc>
+          <w:tcPr>
+            <w:tcW w:w="2400" w:type="dxa"/>
+            <w:vAlign w:val="center"/>
+          </w:tcPr>
+          <w:p>
+            <w:pPr>
+              <w:spacing w:after="0" w:line="240" w:lineRule="auto"/>
+              <w:jc w:val="center"/>
+            </w:pPr>
+            <w:r>
+              <w:rPr>
+                <w:sz w:val="13"/>
+                <w:szCs w:val="13"/>
+              </w:rPr>
+              <w:t xml:space="preserve">1.73 ± 0.41</w:t>
+            </w:r>
+          </w:p>
+        </w:tc>
+      </w:tr>
+      <w:tr>
+        <w:tc>
+          <w:tcPr>
+            <w:tcW w:w="2000" w:type="dxa"/>
+            <w:vAlign w:val="center"/>
+          </w:tcPr>
+          <w:p>
+            <w:pPr>
+              <w:spacing w:after="0" w:line="240" w:lineRule="auto"/>
+              <w:jc w:val="center"/>
+            </w:pPr>
+            <w:r>
+              <w:rPr>
+                <w:sz w:val="13"/>
+                <w:szCs w:val="13"/>
+              </w:rPr>
+              <w:t xml:space="preserve">V106A</w:t>
+            </w:r>
+          </w:p>
+        </w:tc>
+        <w:tc>
+          <w:tcPr>
+            <w:tcW w:w="1500" w:type="dxa"/>
+            <w:vAlign w:val="center"/>
+          </w:tcPr>
+          <w:p>
+            <w:pPr>
+              <w:spacing w:after="0" w:line="240" w:lineRule="auto"/>
+              <w:jc w:val="center"/>
+            </w:pPr>
+            <w:r>
+              <w:rPr>
+                <w:sz w:val="13"/>
+                <w:szCs w:val="13"/>
+              </w:rPr>
+              <w:t xml:space="preserve">ΔΔE vdW</w:t>
+            </w:r>
+          </w:p>
+        </w:tc>
+        <w:tc>
+          <w:tcPr>
+            <w:tcW w:w="2400" w:type="dxa"/>
+            <w:vAlign w:val="center"/>
+          </w:tcPr>
+          <w:p>
+            <w:pPr>
+              <w:spacing w:after="0" w:line="240" w:lineRule="auto"/>
+              <w:jc w:val="center"/>
+            </w:pPr>
+            <w:r>
+              <w:rPr>
+                <w:sz w:val="13"/>
+                <w:szCs w:val="13"/>
+              </w:rPr>
+              <w:t xml:space="preserve">0.92 ± 6.79</w:t>
+            </w:r>
+          </w:p>
+        </w:tc>
+        <w:tc>
+          <w:tcPr>
+            <w:tcW w:w="2400" w:type="dxa"/>
+            <w:vAlign w:val="center"/>
+          </w:tcPr>
+          <w:p>
+            <w:pPr>
+              <w:spacing w:after="0" w:line="240" w:lineRule="auto"/>
+              <w:jc w:val="center"/>
+            </w:pPr>
+            <w:r>
+              <w:rPr>
+                <w:sz w:val="13"/>
+                <w:szCs w:val="13"/>
+              </w:rPr>
+              <w:t xml:space="preserve">0.73 ± 0.20</w:t>
+            </w:r>
+          </w:p>
+        </w:tc>
+      </w:tr>
+      <w:tr>
+        <w:tc>
+          <w:tcPr>
+            <w:tcW w:w="2000" w:type="dxa"/>
+            <w:vAlign w:val="center"/>
+          </w:tcPr>
+          <w:p>
+            <w:pPr>
+              <w:spacing w:after="0" w:line="240" w:lineRule="auto"/>
+              <w:jc w:val="center"/>
+            </w:pPr>
+            <w:r>
+              <w:rPr>
+                <w:sz w:val="13"/>
+                <w:szCs w:val="13"/>
+              </w:rPr>
+              <w:t xml:space="preserve">V106A</w:t>
+            </w:r>
+          </w:p>
+        </w:tc>
+        <w:tc>
+          <w:tcPr>
+            <w:tcW w:w="1500" w:type="dxa"/>
+            <w:vAlign w:val="center"/>
+          </w:tcPr>
+          <w:p>
+            <w:pPr>
+              <w:spacing w:after="0" w:line="240" w:lineRule="auto"/>
+              <w:jc w:val="center"/>
+            </w:pPr>
+            <w:r>
+              <w:rPr>
+                <w:sz w:val="13"/>
+                <w:szCs w:val="13"/>
+              </w:rPr>
+              <w:t xml:space="preserve">ΔΔE elec</w:t>
+            </w:r>
+          </w:p>
+        </w:tc>
+        <w:tc>
+          <w:tcPr>
+            <w:tcW w:w="2400" w:type="dxa"/>
+            <w:vAlign w:val="center"/>
+          </w:tcPr>
+          <w:p>
+            <w:pPr>
+              <w:spacing w:after="0" w:line="240" w:lineRule="auto"/>
+              <w:jc w:val="center"/>
+            </w:pPr>
+            <w:r>
+              <w:rPr>
+                <w:sz w:val="13"/>
+                <w:szCs w:val="13"/>
+              </w:rPr>
+              <w:t xml:space="preserve">0.22 ± 0.50</w:t>
+            </w:r>
+          </w:p>
+        </w:tc>
+        <w:tc>
+          <w:tcPr>
+            <w:tcW w:w="2400" w:type="dxa"/>
+            <w:vAlign w:val="center"/>
+          </w:tcPr>
+          <w:p>
+            <w:pPr>
+              <w:spacing w:after="0" w:line="240" w:lineRule="auto"/>
+              <w:jc w:val="center"/>
+            </w:pPr>
+            <w:r>
+              <w:rPr>
+                <w:sz w:val="13"/>
+                <w:szCs w:val="13"/>
+              </w:rPr>
+              <w:t xml:space="preserve">-0.06 ± 0.77</w:t>
+            </w:r>
+          </w:p>
+        </w:tc>
+      </w:tr>
+      <w:tr>
+        <w:tc>
+          <w:tcPr>
+            <w:tcW w:w="2000" w:type="dxa"/>
+            <w:vAlign w:val="center"/>
+          </w:tcPr>
+          <w:p>
+            <w:pPr>
+              <w:spacing w:after="0" w:line="240" w:lineRule="auto"/>
+              <w:jc w:val="center"/>
+            </w:pPr>
+            <w:r>
+              <w:rPr>
+                <w:sz w:val="13"/>
+                <w:szCs w:val="13"/>
+              </w:rPr>
+              <w:t xml:space="preserve">V106A</w:t>
+            </w:r>
+          </w:p>
+        </w:tc>
+        <w:tc>
+          <w:tcPr>
+            <w:tcW w:w="1500" w:type="dxa"/>
+            <w:vAlign w:val="center"/>
+          </w:tcPr>
+          <w:p>
+            <w:pPr>
+              <w:spacing w:after="0" w:line="240" w:lineRule="auto"/>
+              <w:jc w:val="center"/>
+            </w:pPr>
+            <w:r>
+              <w:rPr>
+                <w:sz w:val="13"/>
+                <w:szCs w:val="13"/>
+              </w:rPr>
+              <w:t xml:space="preserve">ΔΔE GB</w:t>
+            </w:r>
+          </w:p>
+        </w:tc>
+        <w:tc>
+          <w:tcPr>
+            <w:tcW w:w="2400" w:type="dxa"/>
+            <w:vAlign w:val="center"/>
+          </w:tcPr>
+          <w:p>
+            <w:pPr>
+              <w:spacing w:after="0" w:line="240" w:lineRule="auto"/>
+              <w:jc w:val="center"/>
+            </w:pPr>
+            <w:r>
+              <w:rPr>
+                <w:sz w:val="13"/>
+                <w:szCs w:val="13"/>
+              </w:rPr>
+              <w:t xml:space="preserve">1.33 ± 0.63</w:t>
+            </w:r>
+          </w:p>
+        </w:tc>
+        <w:tc>
+          <w:tcPr>
+            <w:tcW w:w="2400" w:type="dxa"/>
+            <w:vAlign w:val="center"/>
+          </w:tcPr>
+          <w:p>
+            <w:pPr>
+              <w:spacing w:after="0" w:line="240" w:lineRule="auto"/>
+              <w:jc w:val="center"/>
+            </w:pPr>
+            <w:r>
+              <w:rPr>
+                <w:sz w:val="13"/>
+                <w:szCs w:val="13"/>
+              </w:rPr>
+              <w:t xml:space="preserve">1.05 ± 0.64</w:t>
+            </w:r>
+          </w:p>
+        </w:tc>
+      </w:tr>
+      <w:tr>
+        <w:tc>
+          <w:tcPr>
+            <w:tcW w:w="2000" w:type="dxa"/>
+            <w:vAlign w:val="center"/>
+          </w:tcPr>
+          <w:p>
+            <w:pPr>
+              <w:spacing w:after="0" w:line="240" w:lineRule="auto"/>
+              <w:jc w:val="center"/>
+            </w:pPr>
+            <w:r>
+              <w:rPr>
+                <w:sz w:val="13"/>
+                <w:szCs w:val="13"/>
+              </w:rPr>
+              <w:t xml:space="preserve">V106A+F227L</w:t>
+            </w:r>
+          </w:p>
+        </w:tc>
+        <w:tc>
+          <w:tcPr>
+            <w:tcW w:w="1500" w:type="dxa"/>
+            <w:vAlign w:val="center"/>
+          </w:tcPr>
+          <w:p>
+            <w:pPr>
+              <w:spacing w:after="0" w:line="240" w:lineRule="auto"/>
+              <w:jc w:val="center"/>
+            </w:pPr>
+            <w:r>
+              <w:rPr>
+                <w:sz w:val="13"/>
+                <w:szCs w:val="13"/>
+              </w:rPr>
+              <w:t xml:space="preserve">ΔΔE Total</w:t>
+            </w:r>
+          </w:p>
+        </w:tc>
+        <w:tc>
+          <w:tcPr>
+            <w:tcW w:w="2400" w:type="dxa"/>
+            <w:vAlign w:val="center"/>
+          </w:tcPr>
+          <w:p>
+            <w:pPr>
+              <w:spacing w:after="0" w:line="240" w:lineRule="auto"/>
+              <w:jc w:val="center"/>
+            </w:pPr>
+            <w:r>
+              <w:rPr>
+                <w:sz w:val="13"/>
+                <w:szCs w:val="13"/>
+              </w:rPr>
+              <w:t xml:space="preserve">-6.92 ± 0.72</w:t>
+            </w:r>
+          </w:p>
+        </w:tc>
+        <w:tc>
+          <w:tcPr>
+            <w:tcW w:w="2400" w:type="dxa"/>
+            <w:vAlign w:val="center"/>
+          </w:tcPr>
+          <w:p>
+            <w:pPr>
+              <w:spacing w:after="0" w:line="240" w:lineRule="auto"/>
+              <w:jc w:val="center"/>
+            </w:pPr>
+            <w:r>
+              <w:rPr>
+                <w:sz w:val="13"/>
+                <w:szCs w:val="13"/>
+              </w:rPr>
+              <w:t xml:space="preserve">2.70 ± 0.58</w:t>
+            </w:r>
+          </w:p>
+        </w:tc>
+      </w:tr>
+      <w:tr>
+        <w:tc>
+          <w:tcPr>
+            <w:tcW w:w="2000" w:type="dxa"/>
+            <w:vAlign w:val="center"/>
+          </w:tcPr>
+          <w:p>
+            <w:pPr>
+              <w:spacing w:after="0" w:line="240" w:lineRule="auto"/>
+              <w:jc w:val="center"/>
+            </w:pPr>
+            <w:r>
+              <w:rPr>
+                <w:sz w:val="13"/>
+                <w:szCs w:val="13"/>
+              </w:rPr>
+              <w:t xml:space="preserve">V106A+F227L</w:t>
+            </w:r>
+          </w:p>
+        </w:tc>
+        <w:tc>
+          <w:tcPr>
+            <w:tcW w:w="1500" w:type="dxa"/>
+            <w:vAlign w:val="center"/>
+          </w:tcPr>
+          <w:p>
+            <w:pPr>
+              <w:spacing w:after="0" w:line="240" w:lineRule="auto"/>
+              <w:jc w:val="center"/>
+            </w:pPr>
+            <w:r>
+              <w:rPr>
+                <w:sz w:val="13"/>
+                <w:szCs w:val="13"/>
+              </w:rPr>
+              <w:t xml:space="preserve">ΔΔE vdW</w:t>
+            </w:r>
+          </w:p>
+        </w:tc>
+        <w:tc>
+          <w:tcPr>
+            <w:tcW w:w="2400" w:type="dxa"/>
+            <w:vAlign w:val="center"/>
+          </w:tcPr>
+          <w:p>
+            <w:pPr>
+              <w:spacing w:after="0" w:line="240" w:lineRule="auto"/>
+              <w:jc w:val="center"/>
+            </w:pPr>
+            <w:r>
+              <w:rPr>
+                <w:sz w:val="13"/>
+                <w:szCs w:val="13"/>
+              </w:rPr>
+              <w:t xml:space="preserve">-8.52 ± 0.81</w:t>
+            </w:r>
+          </w:p>
+        </w:tc>
+        <w:tc>
+          <w:tcPr>
+            <w:tcW w:w="2400" w:type="dxa"/>
+            <w:vAlign w:val="center"/>
+          </w:tcPr>
+          <w:p>
+            <w:pPr>
+              <w:spacing w:after="0" w:line="240" w:lineRule="auto"/>
+              <w:jc w:val="center"/>
+            </w:pPr>
+            <w:r>
+              <w:rPr>
+                <w:sz w:val="13"/>
+                <w:szCs w:val="13"/>
+              </w:rPr>
+              <w:t xml:space="preserve">1.00 ± 0.90</w:t>
+            </w:r>
+          </w:p>
+        </w:tc>
+      </w:tr>
+      <w:tr>
+        <w:tc>
+          <w:tcPr>
+            <w:tcW w:w="2000" w:type="dxa"/>
+            <w:vAlign w:val="center"/>
+          </w:tcPr>
+          <w:p>
+            <w:pPr>
+              <w:spacing w:after="0" w:line="240" w:lineRule="auto"/>
+              <w:jc w:val="center"/>
+            </w:pPr>
+            <w:r>
+              <w:rPr>
+                <w:sz w:val="13"/>
+                <w:szCs w:val="13"/>
+              </w:rPr>
+              <w:t xml:space="preserve">V106A+F227L</w:t>
+            </w:r>
+          </w:p>
+        </w:tc>
+        <w:tc>
+          <w:tcPr>
+            <w:tcW w:w="1500" w:type="dxa"/>
+            <w:vAlign w:val="center"/>
+          </w:tcPr>
+          <w:p>
+            <w:pPr>
+              <w:spacing w:after="0" w:line="240" w:lineRule="auto"/>
+              <w:jc w:val="center"/>
+            </w:pPr>
+            <w:r>
+              <w:rPr>
+                <w:sz w:val="13"/>
+                <w:szCs w:val="13"/>
+              </w:rPr>
+              <w:t xml:space="preserve">ΔΔE elec</w:t>
+            </w:r>
+          </w:p>
+        </w:tc>
+        <w:tc>
+          <w:tcPr>
+            <w:tcW w:w="2400" w:type="dxa"/>
+            <w:vAlign w:val="center"/>
+          </w:tcPr>
+          <w:p>
+            <w:pPr>
+              <w:spacing w:after="0" w:line="240" w:lineRule="auto"/>
+              <w:jc w:val="center"/>
+            </w:pPr>
+            <w:r>
+              <w:rPr>
+                <w:sz w:val="13"/>
+                <w:szCs w:val="13"/>
+              </w:rPr>
+              <w:t xml:space="preserve">0.97 ± 0.54</w:t>
+            </w:r>
+          </w:p>
+        </w:tc>
+        <w:tc>
+          <w:tcPr>
+            <w:tcW w:w="2400" w:type="dxa"/>
+            <w:vAlign w:val="center"/>
+          </w:tcPr>
+          <w:p>
+            <w:pPr>
+              <w:spacing w:after="0" w:line="240" w:lineRule="auto"/>
+              <w:jc w:val="center"/>
+            </w:pPr>
+            <w:r>
+              <w:rPr>
+                <w:sz w:val="13"/>
+                <w:szCs w:val="13"/>
+              </w:rPr>
+              <w:t xml:space="preserve">0.77 ± 0.52</w:t>
+            </w:r>
+          </w:p>
+        </w:tc>
+      </w:tr>
+      <w:tr>
+        <w:tc>
+          <w:tcPr>
+            <w:tcW w:w="2000" w:type="dxa"/>
+            <w:vAlign w:val="center"/>
+          </w:tcPr>
+          <w:p>
+            <w:pPr>
+              <w:spacing w:after="0" w:line="240" w:lineRule="auto"/>
+              <w:jc w:val="center"/>
+            </w:pPr>
+            <w:r>
+              <w:rPr>
+                <w:sz w:val="13"/>
+                <w:szCs w:val="13"/>
+              </w:rPr>
+              <w:t xml:space="preserve">V106A+F227L</w:t>
+            </w:r>
+          </w:p>
+        </w:tc>
+        <w:tc>
+          <w:tcPr>
+            <w:tcW w:w="1500" w:type="dxa"/>
+            <w:vAlign w:val="center"/>
+          </w:tcPr>
+          <w:p>
+            <w:pPr>
+              <w:spacing w:after="0" w:line="240" w:lineRule="auto"/>
+              <w:jc w:val="center"/>
+            </w:pPr>
+            <w:r>
+              <w:rPr>
+                <w:sz w:val="13"/>
+                <w:szCs w:val="13"/>
+              </w:rPr>
+              <w:t xml:space="preserve">ΔΔE GB</w:t>
+            </w:r>
+          </w:p>
+        </w:tc>
+        <w:tc>
+          <w:tcPr>
+            <w:tcW w:w="2400" w:type="dxa"/>
+            <w:vAlign w:val="center"/>
+          </w:tcPr>
+          <w:p>
+            <w:pPr>
+              <w:spacing w:after="0" w:line="240" w:lineRule="auto"/>
+              <w:jc w:val="center"/>
+            </w:pPr>
+            <w:r>
+              <w:rPr>
+                <w:sz w:val="13"/>
+                <w:szCs w:val="13"/>
+              </w:rPr>
+              <w:t xml:space="preserve">0.65 ± 0.38</w:t>
+            </w:r>
+          </w:p>
+        </w:tc>
+        <w:tc>
+          <w:tcPr>
+            <w:tcW w:w="2400" w:type="dxa"/>
+            <w:vAlign w:val="center"/>
+          </w:tcPr>
+          <w:p>
+            <w:pPr>
+              <w:spacing w:after="0" w:line="240" w:lineRule="auto"/>
+              <w:jc w:val="center"/>
+            </w:pPr>
+            <w:r>
+              <w:rPr>
+                <w:sz w:val="13"/>
+                <w:szCs w:val="13"/>
+              </w:rPr>
+              <w:t xml:space="preserve">0.92 ± 0.19</w:t>
+            </w:r>
+          </w:p>
+        </w:tc>
+      </w:tr>
+      <w:tr>
+        <w:tc>
+          <w:tcPr>
+            <w:tcW w:w="2000" w:type="dxa"/>
+            <w:vAlign w:val="center"/>
+          </w:tcPr>
+          <w:p>
+            <w:pPr>
+              <w:spacing w:after="0" w:line="240" w:lineRule="auto"/>
+              <w:jc w:val="center"/>
+            </w:pPr>
+            <w:r>
+              <w:rPr>
+                <w:sz w:val="13"/>
+                <w:szCs w:val="13"/>
+              </w:rPr>
+              <w:t xml:space="preserve">V106A+L234I</w:t>
+            </w:r>
+          </w:p>
+        </w:tc>
+        <w:tc>
+          <w:tcPr>
+            <w:tcW w:w="1500" w:type="dxa"/>
+            <w:vAlign w:val="center"/>
+          </w:tcPr>
+          <w:p>
+            <w:pPr>
+              <w:spacing w:after="0" w:line="240" w:lineRule="auto"/>
+              <w:jc w:val="center"/>
+            </w:pPr>
+            <w:r>
+              <w:rPr>
+                <w:sz w:val="13"/>
+                <w:szCs w:val="13"/>
+              </w:rPr>
+              <w:t xml:space="preserve">ΔΔE Total</w:t>
+            </w:r>
+          </w:p>
+        </w:tc>
+        <w:tc>
+          <w:tcPr>
+            <w:tcW w:w="2400" w:type="dxa"/>
+            <w:vAlign w:val="center"/>
+          </w:tcPr>
+          <w:p>
+            <w:pPr>
+              <w:spacing w:after="0" w:line="240" w:lineRule="auto"/>
+              <w:jc w:val="center"/>
+            </w:pPr>
+            <w:r>
+              <w:rPr>
+                <w:sz w:val="13"/>
+                <w:szCs w:val="13"/>
+              </w:rPr>
+              <w:t xml:space="preserve">-3.76 ± 3.31</w:t>
+            </w:r>
+          </w:p>
+        </w:tc>
+        <w:tc>
+          <w:tcPr>
+            <w:tcW w:w="2400" w:type="dxa"/>
+            <w:vAlign w:val="center"/>
+          </w:tcPr>
+          <w:p>
+            <w:pPr>
+              <w:spacing w:after="0" w:line="240" w:lineRule="auto"/>
+              <w:jc w:val="center"/>
+            </w:pPr>
+            <w:r>
+              <w:rPr>
+                <w:sz w:val="13"/>
+                <w:szCs w:val="13"/>
+              </w:rPr>
+              <w:t xml:space="preserve">2.37 ± 0.28</w:t>
+            </w:r>
+          </w:p>
+        </w:tc>
+      </w:tr>
+      <w:tr>
+        <w:tc>
+          <w:tcPr>
+            <w:tcW w:w="2000" w:type="dxa"/>
+            <w:vAlign w:val="center"/>
+          </w:tcPr>
+          <w:p>
+            <w:pPr>
+              <w:spacing w:after="0" w:line="240" w:lineRule="auto"/>
+              <w:jc w:val="center"/>
+            </w:pPr>
+            <w:r>
+              <w:rPr>
+                <w:sz w:val="13"/>
+                <w:szCs w:val="13"/>
+              </w:rPr>
+              <w:t xml:space="preserve">V106A+L234I</w:t>
+            </w:r>
+          </w:p>
+        </w:tc>
+        <w:tc>
+          <w:tcPr>
+            <w:tcW w:w="1500" w:type="dxa"/>
+            <w:vAlign w:val="center"/>
+          </w:tcPr>
+          <w:p>
+            <w:pPr>
+              <w:spacing w:after="0" w:line="240" w:lineRule="auto"/>
+              <w:jc w:val="center"/>
+            </w:pPr>
+            <w:r>
+              <w:rPr>
+                <w:sz w:val="13"/>
+                <w:szCs w:val="13"/>
+              </w:rPr>
+              <w:t xml:space="preserve">ΔΔE vdW</w:t>
+            </w:r>
+          </w:p>
+        </w:tc>
+        <w:tc>
+          <w:tcPr>
+            <w:tcW w:w="2400" w:type="dxa"/>
+            <w:vAlign w:val="center"/>
+          </w:tcPr>
+          <w:p>
+            <w:pPr>
+              <w:spacing w:after="0" w:line="240" w:lineRule="auto"/>
+              <w:jc w:val="center"/>
+            </w:pPr>
+            <w:r>
+              <w:rPr>
+                <w:sz w:val="13"/>
+                <w:szCs w:val="13"/>
+              </w:rPr>
+              <w:t xml:space="preserve">-5.37 ± 3.14</w:t>
+            </w:r>
+          </w:p>
+        </w:tc>
+        <w:tc>
+          <w:tcPr>
+            <w:tcW w:w="2400" w:type="dxa"/>
+            <w:vAlign w:val="center"/>
+          </w:tcPr>
+          <w:p>
+            <w:pPr>
+              <w:spacing w:after="0" w:line="240" w:lineRule="auto"/>
+              <w:jc w:val="center"/>
+            </w:pPr>
+            <w:r>
+              <w:rPr>
+                <w:sz w:val="13"/>
+                <w:szCs w:val="13"/>
+              </w:rPr>
+              <w:t xml:space="preserve">0.79 ± 0.44</w:t>
+            </w:r>
+          </w:p>
+        </w:tc>
+      </w:tr>
+      <w:tr>
+        <w:tc>
+          <w:tcPr>
+            <w:tcW w:w="2000" w:type="dxa"/>
+            <w:vAlign w:val="center"/>
+          </w:tcPr>
+          <w:p>
+            <w:pPr>
+              <w:spacing w:after="0" w:line="240" w:lineRule="auto"/>
+              <w:jc w:val="center"/>
+            </w:pPr>
+            <w:r>
+              <w:rPr>
+                <w:sz w:val="13"/>
+                <w:szCs w:val="13"/>
+              </w:rPr>
+              <w:t xml:space="preserve">V106A+L234I</w:t>
+            </w:r>
+          </w:p>
+        </w:tc>
+        <w:tc>
+          <w:tcPr>
+            <w:tcW w:w="1500" w:type="dxa"/>
+            <w:vAlign w:val="center"/>
+          </w:tcPr>
+          <w:p>
+            <w:pPr>
+              <w:spacing w:after="0" w:line="240" w:lineRule="auto"/>
+              <w:jc w:val="center"/>
+            </w:pPr>
+            <w:r>
+              <w:rPr>
+                <w:sz w:val="13"/>
+                <w:szCs w:val="13"/>
+              </w:rPr>
+              <w:t xml:space="preserve">ΔΔE elec</w:t>
+            </w:r>
+          </w:p>
+        </w:tc>
+        <w:tc>
+          <w:tcPr>
+            <w:tcW w:w="2400" w:type="dxa"/>
+            <w:vAlign w:val="center"/>
+          </w:tcPr>
+          <w:p>
+            <w:pPr>
+              <w:spacing w:after="0" w:line="240" w:lineRule="auto"/>
+              <w:jc w:val="center"/>
+            </w:pPr>
+            <w:r>
+              <w:rPr>
+                <w:sz w:val="13"/>
+                <w:szCs w:val="13"/>
+              </w:rPr>
+              <w:t xml:space="preserve">0.27 ± 0.14</w:t>
+            </w:r>
+          </w:p>
+        </w:tc>
+        <w:tc>
+          <w:tcPr>
+            <w:tcW w:w="2400" w:type="dxa"/>
+            <w:vAlign w:val="center"/>
+          </w:tcPr>
+          <w:p>
+            <w:pPr>
+              <w:spacing w:after="0" w:line="240" w:lineRule="auto"/>
+              <w:jc w:val="center"/>
+            </w:pPr>
+            <w:r>
+              <w:rPr>
+                <w:sz w:val="13"/>
+                <w:szCs w:val="13"/>
+              </w:rPr>
+              <w:t xml:space="preserve">0.47 ± 0.41</w:t>
+            </w:r>
+          </w:p>
+        </w:tc>
+      </w:tr>
+      <w:tr>
+        <w:tc>
+          <w:tcPr>
+            <w:tcW w:w="2000" w:type="dxa"/>
+            <w:vAlign w:val="center"/>
+          </w:tcPr>
+          <w:p>
+            <w:pPr>
+              <w:spacing w:after="0" w:line="240" w:lineRule="auto"/>
+              <w:jc w:val="center"/>
+            </w:pPr>
+            <w:r>
+              <w:rPr>
+                <w:sz w:val="13"/>
+                <w:szCs w:val="13"/>
+              </w:rPr>
+              <w:t xml:space="preserve">V106A+L234I</w:t>
+            </w:r>
+          </w:p>
+        </w:tc>
+        <w:tc>
+          <w:tcPr>
+            <w:tcW w:w="1500" w:type="dxa"/>
+            <w:vAlign w:val="center"/>
+          </w:tcPr>
+          <w:p>
+            <w:pPr>
+              <w:spacing w:after="0" w:line="240" w:lineRule="auto"/>
+              <w:jc w:val="center"/>
+            </w:pPr>
+            <w:r>
+              <w:rPr>
+                <w:sz w:val="13"/>
+                <w:szCs w:val="13"/>
+              </w:rPr>
+              <w:t xml:space="preserve">ΔΔE GB</w:t>
+            </w:r>
+          </w:p>
+        </w:tc>
+        <w:tc>
+          <w:tcPr>
+            <w:tcW w:w="2400" w:type="dxa"/>
+            <w:vAlign w:val="center"/>
+          </w:tcPr>
+          <w:p>
+            <w:pPr>
+              <w:spacing w:after="0" w:line="240" w:lineRule="auto"/>
+              <w:jc w:val="center"/>
+            </w:pPr>
+            <w:r>
+              <w:rPr>
+                <w:sz w:val="13"/>
+                <w:szCs w:val="13"/>
+              </w:rPr>
+              <w:t xml:space="preserve">1.39 ± 0.35</w:t>
+            </w:r>
+          </w:p>
+        </w:tc>
+        <w:tc>
+          <w:tcPr>
+            <w:tcW w:w="2400" w:type="dxa"/>
+            <w:vAlign w:val="center"/>
+          </w:tcPr>
+          <w:p>
+            <w:pPr>
+              <w:spacing w:after="0" w:line="240" w:lineRule="auto"/>
+              <w:jc w:val="center"/>
+            </w:pPr>
+            <w:r>
+              <w:rPr>
+                <w:sz w:val="13"/>
+                <w:szCs w:val="13"/>
+              </w:rPr>
+              <w:t xml:space="preserve">1.10 ± 0.43</w:t>
+            </w:r>
+          </w:p>
+        </w:tc>
+      </w:tr>
+      <w:tr>
+        <w:tc>
+          <w:tcPr>
+            <w:tcW w:w="2000" w:type="dxa"/>
+            <w:vAlign w:val="center"/>
+          </w:tcPr>
+          <w:p>
+            <w:pPr>
+              <w:spacing w:after="0" w:line="240" w:lineRule="auto"/>
+              <w:jc w:val="center"/>
+            </w:pPr>
+            <w:r>
+              <w:rPr>
+                <w:sz w:val="13"/>
+                <w:szCs w:val="13"/>
+              </w:rPr>
+              <w:t xml:space="preserve">V106A+P225H</w:t>
+            </w:r>
+          </w:p>
+        </w:tc>
+        <w:tc>
+          <w:tcPr>
+            <w:tcW w:w="1500" w:type="dxa"/>
+            <w:vAlign w:val="center"/>
+          </w:tcPr>
+          <w:p>
+            <w:pPr>
+              <w:spacing w:after="0" w:line="240" w:lineRule="auto"/>
+              <w:jc w:val="center"/>
+            </w:pPr>
+            <w:r>
+              <w:rPr>
+                <w:sz w:val="13"/>
+                <w:szCs w:val="13"/>
+              </w:rPr>
+              <w:t xml:space="preserve">ΔΔE Total</w:t>
+            </w:r>
+          </w:p>
+        </w:tc>
+        <w:tc>
+          <w:tcPr>
+            <w:tcW w:w="2400" w:type="dxa"/>
+            <w:vAlign w:val="center"/>
+          </w:tcPr>
+          <w:p>
+            <w:pPr>
+              <w:spacing w:after="0" w:line="240" w:lineRule="auto"/>
+              <w:jc w:val="center"/>
+            </w:pPr>
+            <w:r>
+              <w:rPr>
+                <w:sz w:val="13"/>
+                <w:szCs w:val="13"/>
+              </w:rPr>
+              <w:t xml:space="preserve">-7.13 ± 0.44</w:t>
+            </w:r>
+          </w:p>
+        </w:tc>
+        <w:tc>
+          <w:tcPr>
+            <w:tcW w:w="2400" w:type="dxa"/>
+            <w:vAlign w:val="center"/>
+          </w:tcPr>
+          <w:p>
+            <w:pPr>
+              <w:spacing w:after="0" w:line="240" w:lineRule="auto"/>
+              <w:jc w:val="center"/>
+            </w:pPr>
+            <w:r>
+              <w:rPr>
+                <w:sz w:val="13"/>
+                <w:szCs w:val="13"/>
+              </w:rPr>
+              <w:t xml:space="preserve">1.62 ± 0.81</w:t>
+            </w:r>
+          </w:p>
+        </w:tc>
+      </w:tr>
+      <w:tr>
+        <w:tc>
+          <w:tcPr>
+            <w:tcW w:w="2000" w:type="dxa"/>
+            <w:vAlign w:val="center"/>
+          </w:tcPr>
+          <w:p>
+            <w:pPr>
+              <w:spacing w:after="0" w:line="240" w:lineRule="auto"/>
+              <w:jc w:val="center"/>
+            </w:pPr>
+            <w:r>
+              <w:rPr>
+                <w:sz w:val="13"/>
+                <w:szCs w:val="13"/>
+              </w:rPr>
+              <w:t xml:space="preserve">V106A+P225H</w:t>
+            </w:r>
+          </w:p>
+        </w:tc>
+        <w:tc>
+          <w:tcPr>
+            <w:tcW w:w="1500" w:type="dxa"/>
+            <w:vAlign w:val="center"/>
+          </w:tcPr>
+          <w:p>
+            <w:pPr>
+              <w:spacing w:after="0" w:line="240" w:lineRule="auto"/>
+              <w:jc w:val="center"/>
+            </w:pPr>
+            <w:r>
+              <w:rPr>
+                <w:sz w:val="13"/>
+                <w:szCs w:val="13"/>
+              </w:rPr>
+              <w:t xml:space="preserve">ΔΔE vdW</w:t>
+            </w:r>
+          </w:p>
+        </w:tc>
+        <w:tc>
+          <w:tcPr>
+            <w:tcW w:w="2400" w:type="dxa"/>
+            <w:vAlign w:val="center"/>
+          </w:tcPr>
+          <w:p>
+            <w:pPr>
+              <w:spacing w:after="0" w:line="240" w:lineRule="auto"/>
+              <w:jc w:val="center"/>
+            </w:pPr>
+            <w:r>
+              <w:rPr>
+                <w:sz w:val="13"/>
+                <w:szCs w:val="13"/>
+              </w:rPr>
+              <w:t xml:space="preserve">-9.05 ± 0.59</w:t>
+            </w:r>
+          </w:p>
+        </w:tc>
+        <w:tc>
+          <w:tcPr>
+            <w:tcW w:w="2400" w:type="dxa"/>
+            <w:vAlign w:val="center"/>
+          </w:tcPr>
+          <w:p>
+            <w:pPr>
+              <w:spacing w:after="0" w:line="240" w:lineRule="auto"/>
+              <w:jc w:val="center"/>
+            </w:pPr>
+            <w:r>
+              <w:rPr>
+                <w:sz w:val="13"/>
+                <w:szCs w:val="13"/>
+              </w:rPr>
+              <w:t xml:space="preserve">0.23 ± 1.00</w:t>
+            </w:r>
+          </w:p>
+        </w:tc>
+      </w:tr>
+      <w:tr>
+        <w:tc>
+          <w:tcPr>
+            <w:tcW w:w="2000" w:type="dxa"/>
+            <w:vAlign w:val="center"/>
+          </w:tcPr>
+          <w:p>
+            <w:pPr>
+              <w:spacing w:after="0" w:line="240" w:lineRule="auto"/>
+              <w:jc w:val="center"/>
+            </w:pPr>
+            <w:r>
+              <w:rPr>
+                <w:sz w:val="13"/>
+                <w:szCs w:val="13"/>
+              </w:rPr>
+              <w:t xml:space="preserve">V106A+P225H</w:t>
+            </w:r>
+          </w:p>
+        </w:tc>
+        <w:tc>
+          <w:tcPr>
+            <w:tcW w:w="1500" w:type="dxa"/>
+            <w:vAlign w:val="center"/>
+          </w:tcPr>
+          <w:p>
+            <w:pPr>
+              <w:spacing w:after="0" w:line="240" w:lineRule="auto"/>
+              <w:jc w:val="center"/>
+            </w:pPr>
+            <w:r>
+              <w:rPr>
+                <w:sz w:val="13"/>
+                <w:szCs w:val="13"/>
+              </w:rPr>
+              <w:t xml:space="preserve">ΔΔE elec</w:t>
+            </w:r>
+          </w:p>
+        </w:tc>
+        <w:tc>
+          <w:tcPr>
+            <w:tcW w:w="2400" w:type="dxa"/>
+            <w:vAlign w:val="center"/>
+          </w:tcPr>
+          <w:p>
+            <w:pPr>
+              <w:spacing w:after="0" w:line="240" w:lineRule="auto"/>
+              <w:jc w:val="center"/>
+            </w:pPr>
+            <w:r>
+              <w:rPr>
+                <w:sz w:val="13"/>
+                <w:szCs w:val="13"/>
+              </w:rPr>
+              <w:t xml:space="preserve">0.64 ± 0.21</w:t>
+            </w:r>
+          </w:p>
+        </w:tc>
+        <w:tc>
+          <w:tcPr>
+            <w:tcW w:w="2400" w:type="dxa"/>
+            <w:vAlign w:val="center"/>
+          </w:tcPr>
+          <w:p>
+            <w:pPr>
+              <w:spacing w:after="0" w:line="240" w:lineRule="auto"/>
+              <w:jc w:val="center"/>
+            </w:pPr>
+            <w:r>
+              <w:rPr>
+                <w:sz w:val="13"/>
+                <w:szCs w:val="13"/>
+              </w:rPr>
+              <w:t xml:space="preserve">0.85 ± 0.67</w:t>
+            </w:r>
+          </w:p>
+        </w:tc>
+      </w:tr>
+      <w:tr>
+        <w:tc>
+          <w:tcPr>
+            <w:tcW w:w="2000" w:type="dxa"/>
+            <w:vAlign w:val="center"/>
+          </w:tcPr>
+          <w:p>
+            <w:pPr>
+              <w:spacing w:after="0" w:line="240" w:lineRule="auto"/>
+              <w:jc w:val="center"/>
+            </w:pPr>
+            <w:r>
+              <w:rPr>
+                <w:sz w:val="13"/>
+                <w:szCs w:val="13"/>
+              </w:rPr>
+              <w:t xml:space="preserve">V106A+P225H</w:t>
+            </w:r>
+          </w:p>
+        </w:tc>
+        <w:tc>
+          <w:tcPr>
+            <w:tcW w:w="1500" w:type="dxa"/>
+            <w:vAlign w:val="center"/>
+          </w:tcPr>
+          <w:p>
+            <w:pPr>
+              <w:spacing w:after="0" w:line="240" w:lineRule="auto"/>
+              <w:jc w:val="center"/>
+            </w:pPr>
+            <w:r>
+              <w:rPr>
+                <w:sz w:val="13"/>
+                <w:szCs w:val="13"/>
+              </w:rPr>
+              <w:t xml:space="preserve">ΔΔE GB</w:t>
+            </w:r>
+          </w:p>
+        </w:tc>
+        <w:tc>
+          <w:tcPr>
+            <w:tcW w:w="2400" w:type="dxa"/>
+            <w:vAlign w:val="center"/>
+          </w:tcPr>
+          <w:p>
+            <w:pPr>
+              <w:spacing w:after="0" w:line="240" w:lineRule="auto"/>
+              <w:jc w:val="center"/>
+            </w:pPr>
+            <w:r>
+              <w:rPr>
+                <w:sz w:val="13"/>
+                <w:szCs w:val="13"/>
+              </w:rPr>
+              <w:t xml:space="preserve">1.32 ± 0.27</w:t>
+            </w:r>
+          </w:p>
+        </w:tc>
+        <w:tc>
+          <w:tcPr>
+            <w:tcW w:w="2400" w:type="dxa"/>
+            <w:vAlign w:val="center"/>
+          </w:tcPr>
+          <w:p>
+            <w:pPr>
+              <w:spacing w:after="0" w:line="240" w:lineRule="auto"/>
+              <w:jc w:val="center"/>
+            </w:pPr>
+            <w:r>
+              <w:rPr>
+                <w:sz w:val="13"/>
+                <w:szCs w:val="13"/>
+              </w:rPr>
+              <w:t xml:space="preserve">0.55 ± 0.74</w:t>
+            </w:r>
+          </w:p>
+        </w:tc>
+      </w:tr>
+      <w:tr>
+        <w:tc>
+          <w:tcPr>
+            <w:tcW w:w="2000" w:type="dxa"/>
+            <w:vAlign w:val="center"/>
+          </w:tcPr>
+          <w:p>
+            <w:pPr>
+              <w:spacing w:after="0" w:line="240" w:lineRule="auto"/>
+              <w:jc w:val="center"/>
+            </w:pPr>
+            <w:r>
+              <w:rPr>
+                <w:sz w:val="13"/>
+                <w:szCs w:val="13"/>
+              </w:rPr>
+              <w:t xml:space="preserve">V106I</w:t>
+            </w:r>
+          </w:p>
+        </w:tc>
+        <w:tc>
+          <w:tcPr>
+            <w:tcW w:w="1500" w:type="dxa"/>
+            <w:vAlign w:val="center"/>
+          </w:tcPr>
+          <w:p>
+            <w:pPr>
+              <w:spacing w:after="0" w:line="240" w:lineRule="auto"/>
+              <w:jc w:val="center"/>
+            </w:pPr>
+            <w:r>
+              <w:rPr>
+                <w:sz w:val="13"/>
+                <w:szCs w:val="13"/>
+              </w:rPr>
+              <w:t xml:space="preserve">ΔΔE Total</w:t>
+            </w:r>
+          </w:p>
+        </w:tc>
+        <w:tc>
+          <w:tcPr>
+            <w:tcW w:w="2400" w:type="dxa"/>
+            <w:vAlign w:val="center"/>
+          </w:tcPr>
+          <w:p>
+            <w:pPr>
+              <w:spacing w:after="0" w:line="240" w:lineRule="auto"/>
+              <w:jc w:val="center"/>
+            </w:pPr>
+            <w:r>
+              <w:rPr>
+                <w:sz w:val="13"/>
+                <w:szCs w:val="13"/>
+              </w:rPr>
+              <w:t xml:space="preserve">4.66 ± 7.30</w:t>
+            </w:r>
+          </w:p>
+        </w:tc>
+        <w:tc>
+          <w:tcPr>
+            <w:tcW w:w="2400" w:type="dxa"/>
+            <w:vAlign w:val="center"/>
+          </w:tcPr>
+          <w:p>
+            <w:pPr>
+              <w:spacing w:after="0" w:line="240" w:lineRule="auto"/>
+              <w:jc w:val="center"/>
+            </w:pPr>
+            <w:r>
+              <w:rPr>
+                <w:sz w:val="13"/>
+                <w:szCs w:val="13"/>
+              </w:rPr>
+              <w:t xml:space="preserve">1.99 ± 0.89</w:t>
+            </w:r>
+          </w:p>
+        </w:tc>
+      </w:tr>
+      <w:tr>
+        <w:tc>
+          <w:tcPr>
+            <w:tcW w:w="2000" w:type="dxa"/>
+            <w:vAlign w:val="center"/>
+          </w:tcPr>
+          <w:p>
+            <w:pPr>
+              <w:spacing w:after="0" w:line="240" w:lineRule="auto"/>
+              <w:jc w:val="center"/>
+            </w:pPr>
+            <w:r>
+              <w:rPr>
+                <w:sz w:val="13"/>
+                <w:szCs w:val="13"/>
+              </w:rPr>
+              <w:t xml:space="preserve">V106I</w:t>
+            </w:r>
+          </w:p>
+        </w:tc>
+        <w:tc>
+          <w:tcPr>
+            <w:tcW w:w="1500" w:type="dxa"/>
+            <w:vAlign w:val="center"/>
+          </w:tcPr>
+          <w:p>
+            <w:pPr>
+              <w:spacing w:after="0" w:line="240" w:lineRule="auto"/>
+              <w:jc w:val="center"/>
+            </w:pPr>
+            <w:r>
+              <w:rPr>
+                <w:sz w:val="13"/>
+                <w:szCs w:val="13"/>
+              </w:rPr>
+              <w:t xml:space="preserve">ΔΔE vdW</w:t>
+            </w:r>
+          </w:p>
+        </w:tc>
+        <w:tc>
+          <w:tcPr>
+            <w:tcW w:w="2400" w:type="dxa"/>
+            <w:vAlign w:val="center"/>
+          </w:tcPr>
+          <w:p>
+            <w:pPr>
+              <w:spacing w:after="0" w:line="240" w:lineRule="auto"/>
+              <w:jc w:val="center"/>
+            </w:pPr>
+            <w:r>
+              <w:rPr>
+                <w:sz w:val="13"/>
+                <w:szCs w:val="13"/>
+              </w:rPr>
+              <w:t xml:space="preserve">4.14 ± 6.99</w:t>
+            </w:r>
+          </w:p>
+        </w:tc>
+        <w:tc>
+          <w:tcPr>
+            <w:tcW w:w="2400" w:type="dxa"/>
+            <w:vAlign w:val="center"/>
+          </w:tcPr>
+          <w:p>
+            <w:pPr>
+              <w:spacing w:after="0" w:line="240" w:lineRule="auto"/>
+              <w:jc w:val="center"/>
+            </w:pPr>
+            <w:r>
+              <w:rPr>
+                <w:sz w:val="13"/>
+                <w:szCs w:val="13"/>
+              </w:rPr>
+              <w:t xml:space="preserve">1.68 ± 0.77</w:t>
+            </w:r>
+          </w:p>
+        </w:tc>
+      </w:tr>
+      <w:tr>
+        <w:tc>
+          <w:tcPr>
+            <w:tcW w:w="2000" w:type="dxa"/>
+            <w:vAlign w:val="center"/>
+          </w:tcPr>
+          <w:p>
+            <w:pPr>
+              <w:spacing w:after="0" w:line="240" w:lineRule="auto"/>
+              <w:jc w:val="center"/>
+            </w:pPr>
+            <w:r>
+              <w:rPr>
+                <w:sz w:val="13"/>
+                <w:szCs w:val="13"/>
+              </w:rPr>
+              <w:t xml:space="preserve">V106I</w:t>
+            </w:r>
+          </w:p>
+        </w:tc>
+        <w:tc>
+          <w:tcPr>
+            <w:tcW w:w="1500" w:type="dxa"/>
+            <w:vAlign w:val="center"/>
+          </w:tcPr>
+          <w:p>
+            <w:pPr>
+              <w:spacing w:after="0" w:line="240" w:lineRule="auto"/>
+              <w:jc w:val="center"/>
+            </w:pPr>
+            <w:r>
+              <w:rPr>
+                <w:sz w:val="13"/>
+                <w:szCs w:val="13"/>
+              </w:rPr>
+              <w:t xml:space="preserve">ΔΔE elec</w:t>
+            </w:r>
+          </w:p>
+        </w:tc>
+        <w:tc>
+          <w:tcPr>
+            <w:tcW w:w="2400" w:type="dxa"/>
+            <w:vAlign w:val="center"/>
+          </w:tcPr>
+          <w:p>
+            <w:pPr>
+              <w:spacing w:after="0" w:line="240" w:lineRule="auto"/>
+              <w:jc w:val="center"/>
+            </w:pPr>
+            <w:r>
+              <w:rPr>
+                <w:sz w:val="13"/>
+                <w:szCs w:val="13"/>
+              </w:rPr>
+              <w:t xml:space="preserve">0.50 ± 0.30</w:t>
+            </w:r>
+          </w:p>
+        </w:tc>
+        <w:tc>
+          <w:tcPr>
+            <w:tcW w:w="2400" w:type="dxa"/>
+            <w:vAlign w:val="center"/>
+          </w:tcPr>
+          <w:p>
+            <w:pPr>
+              <w:spacing w:after="0" w:line="240" w:lineRule="auto"/>
+              <w:jc w:val="center"/>
+            </w:pPr>
+            <w:r>
+              <w:rPr>
+                <w:sz w:val="13"/>
+                <w:szCs w:val="13"/>
+              </w:rPr>
+              <w:t xml:space="preserve">0.17 ± 0.14</w:t>
+            </w:r>
+          </w:p>
+        </w:tc>
+      </w:tr>
+      <w:tr>
+        <w:tc>
+          <w:tcPr>
+            <w:tcW w:w="2000" w:type="dxa"/>
+            <w:vAlign w:val="center"/>
+          </w:tcPr>
+          <w:p>
+            <w:pPr>
+              <w:spacing w:after="0" w:line="240" w:lineRule="auto"/>
+              <w:jc w:val="center"/>
+            </w:pPr>
+            <w:r>
+              <w:rPr>
+                <w:sz w:val="13"/>
+                <w:szCs w:val="13"/>
+              </w:rPr>
+              <w:t xml:space="preserve">V106I</w:t>
+            </w:r>
+          </w:p>
+        </w:tc>
+        <w:tc>
+          <w:tcPr>
+            <w:tcW w:w="1500" w:type="dxa"/>
+            <w:vAlign w:val="center"/>
+          </w:tcPr>
+          <w:p>
+            <w:pPr>
+              <w:spacing w:after="0" w:line="240" w:lineRule="auto"/>
+              <w:jc w:val="center"/>
+            </w:pPr>
+            <w:r>
+              <w:rPr>
+                <w:sz w:val="13"/>
+                <w:szCs w:val="13"/>
+              </w:rPr>
+              <w:t xml:space="preserve">ΔΔE GB</w:t>
+            </w:r>
+          </w:p>
+        </w:tc>
+        <w:tc>
+          <w:tcPr>
+            <w:tcW w:w="2400" w:type="dxa"/>
+            <w:vAlign w:val="center"/>
+          </w:tcPr>
+          <w:p>
+            <w:pPr>
+              <w:spacing w:after="0" w:line="240" w:lineRule="auto"/>
+              <w:jc w:val="center"/>
+            </w:pPr>
+            <w:r>
+              <w:rPr>
+                <w:sz w:val="13"/>
+                <w:szCs w:val="13"/>
+              </w:rPr>
+              <w:t xml:space="preserve">0.06 ± 0.09</w:t>
+            </w:r>
+          </w:p>
+        </w:tc>
+        <w:tc>
+          <w:tcPr>
+            <w:tcW w:w="2400" w:type="dxa"/>
+            <w:vAlign w:val="center"/>
+          </w:tcPr>
+          <w:p>
+            <w:pPr>
+              <w:spacing w:after="0" w:line="240" w:lineRule="auto"/>
+              <w:jc w:val="center"/>
+            </w:pPr>
+            <w:r>
+              <w:rPr>
+                <w:sz w:val="13"/>
+                <w:szCs w:val="13"/>
+              </w:rPr>
+              <w:t xml:space="preserve">0.13 ± 0.07</w:t>
+            </w:r>
+          </w:p>
+        </w:tc>
+      </w:tr>
+      <w:tr>
+        <w:tc>
+          <w:tcPr>
+            <w:tcW w:w="2000" w:type="dxa"/>
+            <w:vAlign w:val="center"/>
+          </w:tcPr>
+          <w:p>
+            <w:pPr>
+              <w:spacing w:after="0" w:line="240" w:lineRule="auto"/>
+              <w:jc w:val="center"/>
+            </w:pPr>
+            <w:r>
+              <w:rPr>
+                <w:sz w:val="13"/>
+                <w:szCs w:val="13"/>
+              </w:rPr>
+              <w:t xml:space="preserve">V106I+F227C</w:t>
+            </w:r>
+          </w:p>
+        </w:tc>
+        <w:tc>
+          <w:tcPr>
+            <w:tcW w:w="1500" w:type="dxa"/>
+            <w:vAlign w:val="center"/>
+          </w:tcPr>
+          <w:p>
+            <w:pPr>
+              <w:spacing w:after="0" w:line="240" w:lineRule="auto"/>
+              <w:jc w:val="center"/>
+            </w:pPr>
+            <w:r>
+              <w:rPr>
+                <w:sz w:val="13"/>
+                <w:szCs w:val="13"/>
+              </w:rPr>
+              <w:t xml:space="preserve">ΔΔE Total</w:t>
+            </w:r>
+          </w:p>
+        </w:tc>
+        <w:tc>
+          <w:tcPr>
+            <w:tcW w:w="2400" w:type="dxa"/>
+            <w:vAlign w:val="center"/>
+          </w:tcPr>
+          <w:p>
+            <w:pPr>
+              <w:spacing w:after="0" w:line="240" w:lineRule="auto"/>
+              <w:jc w:val="center"/>
+            </w:pPr>
+            <w:r>
+              <w:rPr>
+                <w:sz w:val="13"/>
+                <w:szCs w:val="13"/>
+              </w:rPr>
+              <w:t xml:space="preserve">14.89 ± 12.64</w:t>
+            </w:r>
+          </w:p>
+        </w:tc>
+        <w:tc>
+          <w:tcPr>
+            <w:tcW w:w="2400" w:type="dxa"/>
+            <w:vAlign w:val="center"/>
+          </w:tcPr>
+          <w:p>
+            <w:pPr>
+              <w:spacing w:after="0" w:line="240" w:lineRule="auto"/>
+              <w:jc w:val="center"/>
+            </w:pPr>
+            <w:r>
+              <w:rPr>
+                <w:sz w:val="13"/>
+                <w:szCs w:val="13"/>
+              </w:rPr>
+              <w:t xml:space="preserve">0.99 ± 0.54</w:t>
+            </w:r>
+          </w:p>
+        </w:tc>
+      </w:tr>
+      <w:tr>
+        <w:tc>
+          <w:tcPr>
+            <w:tcW w:w="2000" w:type="dxa"/>
+            <w:vAlign w:val="center"/>
+          </w:tcPr>
+          <w:p>
+            <w:pPr>
+              <w:spacing w:after="0" w:line="240" w:lineRule="auto"/>
+              <w:jc w:val="center"/>
+            </w:pPr>
+            <w:r>
+              <w:rPr>
+                <w:sz w:val="13"/>
+                <w:szCs w:val="13"/>
+              </w:rPr>
+              <w:t xml:space="preserve">V106I+F227C</w:t>
+            </w:r>
+          </w:p>
+        </w:tc>
+        <w:tc>
+          <w:tcPr>
+            <w:tcW w:w="1500" w:type="dxa"/>
+            <w:vAlign w:val="center"/>
+          </w:tcPr>
+          <w:p>
+            <w:pPr>
+              <w:spacing w:after="0" w:line="240" w:lineRule="auto"/>
+              <w:jc w:val="center"/>
+            </w:pPr>
+            <w:r>
+              <w:rPr>
+                <w:sz w:val="13"/>
+                <w:szCs w:val="13"/>
+              </w:rPr>
+              <w:t xml:space="preserve">ΔΔE vdW</w:t>
+            </w:r>
+          </w:p>
+        </w:tc>
+        <w:tc>
+          <w:tcPr>
+            <w:tcW w:w="2400" w:type="dxa"/>
+            <w:vAlign w:val="center"/>
+          </w:tcPr>
+          <w:p>
+            <w:pPr>
+              <w:spacing w:after="0" w:line="240" w:lineRule="auto"/>
+              <w:jc w:val="center"/>
+            </w:pPr>
+            <w:r>
+              <w:rPr>
+                <w:sz w:val="13"/>
+                <w:szCs w:val="13"/>
+              </w:rPr>
+              <w:t xml:space="preserve">14.09 ± 11.98</w:t>
+            </w:r>
+          </w:p>
+        </w:tc>
+        <w:tc>
+          <w:tcPr>
+            <w:tcW w:w="2400" w:type="dxa"/>
+            <w:vAlign w:val="center"/>
+          </w:tcPr>
+          <w:p>
+            <w:pPr>
+              <w:spacing w:after="0" w:line="240" w:lineRule="auto"/>
+              <w:jc w:val="center"/>
+            </w:pPr>
+            <w:r>
+              <w:rPr>
+                <w:sz w:val="13"/>
+                <w:szCs w:val="13"/>
+              </w:rPr>
+              <w:t xml:space="preserve">1.05 ± 0.57</w:t>
+            </w:r>
+          </w:p>
+        </w:tc>
+      </w:tr>
+      <w:tr>
+        <w:tc>
+          <w:tcPr>
+            <w:tcW w:w="2000" w:type="dxa"/>
+            <w:vAlign w:val="center"/>
+          </w:tcPr>
+          <w:p>
+            <w:pPr>
+              <w:spacing w:after="0" w:line="240" w:lineRule="auto"/>
+              <w:jc w:val="center"/>
+            </w:pPr>
+            <w:r>
+              <w:rPr>
+                <w:sz w:val="13"/>
+                <w:szCs w:val="13"/>
+              </w:rPr>
+              <w:t xml:space="preserve">V106I+F227C</w:t>
+            </w:r>
+          </w:p>
+        </w:tc>
+        <w:tc>
+          <w:tcPr>
+            <w:tcW w:w="1500" w:type="dxa"/>
+            <w:vAlign w:val="center"/>
+          </w:tcPr>
+          <w:p>
+            <w:pPr>
+              <w:spacing w:after="0" w:line="240" w:lineRule="auto"/>
+              <w:jc w:val="center"/>
+            </w:pPr>
+            <w:r>
+              <w:rPr>
+                <w:sz w:val="13"/>
+                <w:szCs w:val="13"/>
+              </w:rPr>
+              <w:t xml:space="preserve">ΔΔE elec</w:t>
+            </w:r>
+          </w:p>
+        </w:tc>
+        <w:tc>
+          <w:tcPr>
+            <w:tcW w:w="2400" w:type="dxa"/>
+            <w:vAlign w:val="center"/>
+          </w:tcPr>
+          <w:p>
+            <w:pPr>
+              <w:spacing w:after="0" w:line="240" w:lineRule="auto"/>
+              <w:jc w:val="center"/>
+            </w:pPr>
+            <w:r>
+              <w:rPr>
+                <w:sz w:val="13"/>
+                <w:szCs w:val="13"/>
+              </w:rPr>
+              <w:t xml:space="preserve">0.67 ± 0.39</w:t>
+            </w:r>
+          </w:p>
+        </w:tc>
+        <w:tc>
+          <w:tcPr>
+            <w:tcW w:w="2400" w:type="dxa"/>
+            <w:vAlign w:val="center"/>
+          </w:tcPr>
+          <w:p>
+            <w:pPr>
+              <w:spacing w:after="0" w:line="240" w:lineRule="auto"/>
+              <w:jc w:val="center"/>
+            </w:pPr>
+            <w:r>
+              <w:rPr>
+                <w:sz w:val="13"/>
+                <w:szCs w:val="13"/>
+              </w:rPr>
+              <w:t xml:space="preserve">-0.05 ± 0.26</w:t>
+            </w:r>
+          </w:p>
+        </w:tc>
+      </w:tr>
+      <w:tr>
+        <w:tc>
+          <w:tcPr>
+            <w:tcW w:w="2000" w:type="dxa"/>
+            <w:vAlign w:val="center"/>
+          </w:tcPr>
+          <w:p>
+            <w:pPr>
+              <w:spacing w:after="0" w:line="240" w:lineRule="auto"/>
+              <w:jc w:val="center"/>
+            </w:pPr>
+            <w:r>
+              <w:rPr>
+                <w:sz w:val="13"/>
+                <w:szCs w:val="13"/>
+              </w:rPr>
+              <w:t xml:space="preserve">V106I+F227C</w:t>
+            </w:r>
+          </w:p>
+        </w:tc>
+        <w:tc>
+          <w:tcPr>
+            <w:tcW w:w="1500" w:type="dxa"/>
+            <w:vAlign w:val="center"/>
+          </w:tcPr>
+          <w:p>
+            <w:pPr>
+              <w:spacing w:after="0" w:line="240" w:lineRule="auto"/>
+              <w:jc w:val="center"/>
+            </w:pPr>
+            <w:r>
+              <w:rPr>
+                <w:sz w:val="13"/>
+                <w:szCs w:val="13"/>
+              </w:rPr>
+              <w:t xml:space="preserve">ΔΔE GB</w:t>
+            </w:r>
+          </w:p>
+        </w:tc>
+        <w:tc>
+          <w:tcPr>
+            <w:tcW w:w="2400" w:type="dxa"/>
+            <w:vAlign w:val="center"/>
+          </w:tcPr>
+          <w:p>
+            <w:pPr>
+              <w:spacing w:after="0" w:line="240" w:lineRule="auto"/>
+              <w:jc w:val="center"/>
+            </w:pPr>
+            <w:r>
+              <w:rPr>
+                <w:sz w:val="13"/>
+                <w:szCs w:val="13"/>
+              </w:rPr>
+              <w:t xml:space="preserve">0.12 ± 0.87</w:t>
+            </w:r>
+          </w:p>
+        </w:tc>
+        <w:tc>
+          <w:tcPr>
+            <w:tcW w:w="2400" w:type="dxa"/>
+            <w:vAlign w:val="center"/>
+          </w:tcPr>
+          <w:p>
+            <w:pPr>
+              <w:spacing w:after="0" w:line="240" w:lineRule="auto"/>
+              <w:jc w:val="center"/>
+            </w:pPr>
+            <w:r>
+              <w:rPr>
+                <w:sz w:val="13"/>
+                <w:szCs w:val="13"/>
+              </w:rPr>
+              <w:t xml:space="preserve">-0.02 ± 0.26</w:t>
+            </w:r>
+          </w:p>
+        </w:tc>
+      </w:tr>
+      <w:tr>
+        <w:tc>
+          <w:tcPr>
+            <w:tcW w:w="2000" w:type="dxa"/>
+            <w:vAlign w:val="center"/>
+          </w:tcPr>
+          <w:p>
+            <w:pPr>
+              <w:spacing w:after="0" w:line="240" w:lineRule="auto"/>
+              <w:jc w:val="center"/>
+            </w:pPr>
+            <w:r>
+              <w:rPr>
+                <w:sz w:val="13"/>
+                <w:szCs w:val="13"/>
+              </w:rPr>
+              <w:t xml:space="preserve">V106M</w:t>
+            </w:r>
+          </w:p>
+        </w:tc>
+        <w:tc>
+          <w:tcPr>
+            <w:tcW w:w="1500" w:type="dxa"/>
+            <w:vAlign w:val="center"/>
+          </w:tcPr>
+          <w:p>
+            <w:pPr>
+              <w:spacing w:after="0" w:line="240" w:lineRule="auto"/>
+              <w:jc w:val="center"/>
+            </w:pPr>
+            <w:r>
+              <w:rPr>
+                <w:sz w:val="13"/>
+                <w:szCs w:val="13"/>
+              </w:rPr>
+              <w:t xml:space="preserve">ΔΔE Total</w:t>
+            </w:r>
+          </w:p>
+        </w:tc>
+        <w:tc>
+          <w:tcPr>
+            <w:tcW w:w="2400" w:type="dxa"/>
+            <w:vAlign w:val="center"/>
+          </w:tcPr>
+          <w:p>
+            <w:pPr>
+              <w:spacing w:after="0" w:line="240" w:lineRule="auto"/>
+              <w:jc w:val="center"/>
+            </w:pPr>
+            <w:r>
+              <w:rPr>
+                <w:sz w:val="13"/>
+                <w:szCs w:val="13"/>
+              </w:rPr>
+              <w:t xml:space="preserve">3.59 ± 10.14</w:t>
+            </w:r>
+          </w:p>
+        </w:tc>
+        <w:tc>
+          <w:tcPr>
+            <w:tcW w:w="2400" w:type="dxa"/>
+            <w:vAlign w:val="center"/>
+          </w:tcPr>
+          <w:p>
+            <w:pPr>
+              <w:spacing w:after="0" w:line="240" w:lineRule="auto"/>
+              <w:jc w:val="center"/>
+            </w:pPr>
+            <w:r>
+              <w:rPr>
+                <w:sz w:val="13"/>
+                <w:szCs w:val="13"/>
+              </w:rPr>
+              <w:t xml:space="preserve">2.50 ± 1.10</w:t>
+            </w:r>
+          </w:p>
+        </w:tc>
+      </w:tr>
+      <w:tr>
+        <w:tc>
+          <w:tcPr>
+            <w:tcW w:w="2000" w:type="dxa"/>
+            <w:vAlign w:val="center"/>
+          </w:tcPr>
+          <w:p>
+            <w:pPr>
+              <w:spacing w:after="0" w:line="240" w:lineRule="auto"/>
+              <w:jc w:val="center"/>
+            </w:pPr>
+            <w:r>
+              <w:rPr>
+                <w:sz w:val="13"/>
+                <w:szCs w:val="13"/>
+              </w:rPr>
+              <w:t xml:space="preserve">V106M</w:t>
+            </w:r>
+          </w:p>
+        </w:tc>
+        <w:tc>
+          <w:tcPr>
+            <w:tcW w:w="1500" w:type="dxa"/>
+            <w:vAlign w:val="center"/>
+          </w:tcPr>
+          <w:p>
+            <w:pPr>
+              <w:spacing w:after="0" w:line="240" w:lineRule="auto"/>
+              <w:jc w:val="center"/>
+            </w:pPr>
+            <w:r>
+              <w:rPr>
+                <w:sz w:val="13"/>
+                <w:szCs w:val="13"/>
+              </w:rPr>
+              <w:t xml:space="preserve">ΔΔE vdW</w:t>
+            </w:r>
+          </w:p>
+        </w:tc>
+        <w:tc>
+          <w:tcPr>
+            <w:tcW w:w="2400" w:type="dxa"/>
+            <w:vAlign w:val="center"/>
+          </w:tcPr>
+          <w:p>
+            <w:pPr>
+              <w:spacing w:after="0" w:line="240" w:lineRule="auto"/>
+              <w:jc w:val="center"/>
+            </w:pPr>
+            <w:r>
+              <w:rPr>
+                <w:sz w:val="13"/>
+                <w:szCs w:val="13"/>
+              </w:rPr>
+              <w:t xml:space="preserve">2.49 ± 10.15</w:t>
+            </w:r>
+          </w:p>
+        </w:tc>
+        <w:tc>
+          <w:tcPr>
+            <w:tcW w:w="2400" w:type="dxa"/>
+            <w:vAlign w:val="center"/>
+          </w:tcPr>
+          <w:p>
+            <w:pPr>
+              <w:spacing w:after="0" w:line="240" w:lineRule="auto"/>
+              <w:jc w:val="center"/>
+            </w:pPr>
+            <w:r>
+              <w:rPr>
+                <w:sz w:val="13"/>
+                <w:szCs w:val="13"/>
+              </w:rPr>
+              <w:t xml:space="preserve">1.51 ± 0.91</w:t>
+            </w:r>
+          </w:p>
+        </w:tc>
+      </w:tr>
+      <w:tr>
+        <w:tc>
+          <w:tcPr>
+            <w:tcW w:w="2000" w:type="dxa"/>
+            <w:vAlign w:val="center"/>
+          </w:tcPr>
+          <w:p>
+            <w:pPr>
+              <w:spacing w:after="0" w:line="240" w:lineRule="auto"/>
+              <w:jc w:val="center"/>
+            </w:pPr>
+            <w:r>
+              <w:rPr>
+                <w:sz w:val="13"/>
+                <w:szCs w:val="13"/>
+              </w:rPr>
+              <w:t xml:space="preserve">V106M</w:t>
+            </w:r>
+          </w:p>
+        </w:tc>
+        <w:tc>
+          <w:tcPr>
+            <w:tcW w:w="1500" w:type="dxa"/>
+            <w:vAlign w:val="center"/>
+          </w:tcPr>
+          <w:p>
+            <w:pPr>
+              <w:spacing w:after="0" w:line="240" w:lineRule="auto"/>
+              <w:jc w:val="center"/>
+            </w:pPr>
+            <w:r>
+              <w:rPr>
+                <w:sz w:val="13"/>
+                <w:szCs w:val="13"/>
+              </w:rPr>
+              <w:t xml:space="preserve">ΔΔE elec</w:t>
+            </w:r>
+          </w:p>
+        </w:tc>
+        <w:tc>
+          <w:tcPr>
+            <w:tcW w:w="2400" w:type="dxa"/>
+            <w:vAlign w:val="center"/>
+          </w:tcPr>
+          <w:p>
+            <w:pPr>
+              <w:spacing w:after="0" w:line="240" w:lineRule="auto"/>
+              <w:jc w:val="center"/>
+            </w:pPr>
+            <w:r>
+              <w:rPr>
+                <w:sz w:val="13"/>
+                <w:szCs w:val="13"/>
+              </w:rPr>
+              <w:t xml:space="preserve">0.70 ± 0.47</w:t>
+            </w:r>
+          </w:p>
+        </w:tc>
+        <w:tc>
+          <w:tcPr>
+            <w:tcW w:w="2400" w:type="dxa"/>
+            <w:vAlign w:val="center"/>
+          </w:tcPr>
+          <w:p>
+            <w:pPr>
+              <w:spacing w:after="0" w:line="240" w:lineRule="auto"/>
+              <w:jc w:val="center"/>
+            </w:pPr>
+            <w:r>
+              <w:rPr>
+                <w:sz w:val="13"/>
+                <w:szCs w:val="13"/>
+              </w:rPr>
+              <w:t xml:space="preserve">0.52 ± 0.34</w:t>
+            </w:r>
+          </w:p>
+        </w:tc>
+      </w:tr>
+      <w:tr>
+        <w:tc>
+          <w:tcPr>
+            <w:tcW w:w="2000" w:type="dxa"/>
+            <w:vAlign w:val="center"/>
+          </w:tcPr>
+          <w:p>
+            <w:pPr>
+              <w:spacing w:after="0" w:line="240" w:lineRule="auto"/>
+              <w:jc w:val="center"/>
+            </w:pPr>
+            <w:r>
+              <w:rPr>
+                <w:sz w:val="13"/>
+                <w:szCs w:val="13"/>
+              </w:rPr>
+              <w:t xml:space="preserve">V106M</w:t>
+            </w:r>
+          </w:p>
+        </w:tc>
+        <w:tc>
+          <w:tcPr>
+            <w:tcW w:w="1500" w:type="dxa"/>
+            <w:vAlign w:val="center"/>
+          </w:tcPr>
+          <w:p>
+            <w:pPr>
+              <w:spacing w:after="0" w:line="240" w:lineRule="auto"/>
+              <w:jc w:val="center"/>
+            </w:pPr>
+            <w:r>
+              <w:rPr>
+                <w:sz w:val="13"/>
+                <w:szCs w:val="13"/>
+              </w:rPr>
+              <w:t xml:space="preserve">ΔΔE GB</w:t>
+            </w:r>
+          </w:p>
+        </w:tc>
+        <w:tc>
+          <w:tcPr>
+            <w:tcW w:w="2400" w:type="dxa"/>
+            <w:vAlign w:val="center"/>
+          </w:tcPr>
+          <w:p>
+            <w:pPr>
+              <w:spacing w:after="0" w:line="240" w:lineRule="auto"/>
+              <w:jc w:val="center"/>
+            </w:pPr>
+            <w:r>
+              <w:rPr>
+                <w:sz w:val="13"/>
+                <w:szCs w:val="13"/>
+              </w:rPr>
+              <w:t xml:space="preserve">0.36 ± 0.47</w:t>
+            </w:r>
+          </w:p>
+        </w:tc>
+        <w:tc>
+          <w:tcPr>
+            <w:tcW w:w="2400" w:type="dxa"/>
+            <w:vAlign w:val="center"/>
+          </w:tcPr>
+          <w:p>
+            <w:pPr>
+              <w:spacing w:after="0" w:line="240" w:lineRule="auto"/>
+              <w:jc w:val="center"/>
+            </w:pPr>
+            <w:r>
+              <w:rPr>
+                <w:sz w:val="13"/>
+                <w:szCs w:val="13"/>
+              </w:rPr>
+              <w:t xml:space="preserve">0.42 ± 0.30</w:t>
+            </w:r>
+          </w:p>
+        </w:tc>
+      </w:tr>
+      <w:tr>
+        <w:tc>
+          <w:tcPr>
+            <w:tcW w:w="2000" w:type="dxa"/>
+            <w:vAlign w:val="center"/>
+          </w:tcPr>
+          <w:p>
+            <w:pPr>
+              <w:spacing w:after="0" w:line="240" w:lineRule="auto"/>
+              <w:jc w:val="center"/>
+            </w:pPr>
+            <w:r>
+              <w:rPr>
+                <w:sz w:val="13"/>
+                <w:szCs w:val="13"/>
+              </w:rPr>
+              <w:t xml:space="preserve">Y181C</w:t>
+            </w:r>
+          </w:p>
+        </w:tc>
+        <w:tc>
+          <w:tcPr>
+            <w:tcW w:w="1500" w:type="dxa"/>
+            <w:vAlign w:val="center"/>
+          </w:tcPr>
+          <w:p>
+            <w:pPr>
+              <w:spacing w:after="0" w:line="240" w:lineRule="auto"/>
+              <w:jc w:val="center"/>
+            </w:pPr>
+            <w:r>
+              <w:rPr>
+                <w:sz w:val="13"/>
+                <w:szCs w:val="13"/>
+              </w:rPr>
+              <w:t xml:space="preserve">ΔΔE Total</w:t>
+            </w:r>
+          </w:p>
+        </w:tc>
+        <w:tc>
+          <w:tcPr>
+            <w:tcW w:w="2400" w:type="dxa"/>
+            <w:vAlign w:val="center"/>
+          </w:tcPr>
+          <w:p>
+            <w:pPr>
+              <w:spacing w:after="0" w:line="240" w:lineRule="auto"/>
+              <w:jc w:val="center"/>
+            </w:pPr>
+            <w:r>
+              <w:rPr>
+                <w:sz w:val="13"/>
+                <w:szCs w:val="13"/>
+              </w:rPr>
+              <w:t xml:space="preserve">11.37 ± 10.53</w:t>
+            </w:r>
+          </w:p>
+        </w:tc>
+        <w:tc>
+          <w:tcPr>
+            <w:tcW w:w="2400" w:type="dxa"/>
+            <w:vAlign w:val="center"/>
+          </w:tcPr>
+          <w:p>
+            <w:pPr>
+              <w:spacing w:after="0" w:line="240" w:lineRule="auto"/>
+              <w:jc w:val="center"/>
+            </w:pPr>
+            <w:r>
+              <w:rPr>
+                <w:sz w:val="13"/>
+                <w:szCs w:val="13"/>
+              </w:rPr>
+              <w:t xml:space="preserve">1.24 ± 0.17</w:t>
+            </w:r>
+          </w:p>
+        </w:tc>
+      </w:tr>
+      <w:tr>
+        <w:tc>
+          <w:tcPr>
+            <w:tcW w:w="2000" w:type="dxa"/>
+            <w:vAlign w:val="center"/>
+          </w:tcPr>
+          <w:p>
+            <w:pPr>
+              <w:spacing w:after="0" w:line="240" w:lineRule="auto"/>
+              <w:jc w:val="center"/>
+            </w:pPr>
+            <w:r>
+              <w:rPr>
+                <w:sz w:val="13"/>
+                <w:szCs w:val="13"/>
+              </w:rPr>
+              <w:t xml:space="preserve">Y181C</w:t>
+            </w:r>
+          </w:p>
+        </w:tc>
+        <w:tc>
+          <w:tcPr>
+            <w:tcW w:w="1500" w:type="dxa"/>
+            <w:vAlign w:val="center"/>
+          </w:tcPr>
+          <w:p>
+            <w:pPr>
+              <w:spacing w:after="0" w:line="240" w:lineRule="auto"/>
+              <w:jc w:val="center"/>
+            </w:pPr>
+            <w:r>
+              <w:rPr>
+                <w:sz w:val="13"/>
+                <w:szCs w:val="13"/>
+              </w:rPr>
+              <w:t xml:space="preserve">ΔΔE vdW</w:t>
+            </w:r>
+          </w:p>
+        </w:tc>
+        <w:tc>
+          <w:tcPr>
+            <w:tcW w:w="2400" w:type="dxa"/>
+            <w:vAlign w:val="center"/>
+          </w:tcPr>
+          <w:p>
+            <w:pPr>
+              <w:spacing w:after="0" w:line="240" w:lineRule="auto"/>
+              <w:jc w:val="center"/>
+            </w:pPr>
+            <w:r>
+              <w:rPr>
+                <w:sz w:val="13"/>
+                <w:szCs w:val="13"/>
+              </w:rPr>
+              <w:t xml:space="preserve">10.68 ± 10.38</w:t>
+            </w:r>
+          </w:p>
+        </w:tc>
+        <w:tc>
+          <w:tcPr>
+            <w:tcW w:w="2400" w:type="dxa"/>
+            <w:vAlign w:val="center"/>
+          </w:tcPr>
+          <w:p>
+            <w:pPr>
+              <w:spacing w:after="0" w:line="240" w:lineRule="auto"/>
+              <w:jc w:val="center"/>
+            </w:pPr>
+            <w:r>
+              <w:rPr>
+                <w:sz w:val="13"/>
+                <w:szCs w:val="13"/>
+              </w:rPr>
+              <w:t xml:space="preserve">0.91 ± 0.21</w:t>
+            </w:r>
+          </w:p>
+        </w:tc>
+      </w:tr>
+      <w:tr>
+        <w:tc>
+          <w:tcPr>
+            <w:tcW w:w="2000" w:type="dxa"/>
+            <w:vAlign w:val="center"/>
+          </w:tcPr>
+          <w:p>
+            <w:pPr>
+              <w:spacing w:after="0" w:line="240" w:lineRule="auto"/>
+              <w:jc w:val="center"/>
+            </w:pPr>
+            <w:r>
+              <w:rPr>
+                <w:sz w:val="13"/>
+                <w:szCs w:val="13"/>
+              </w:rPr>
+              <w:t xml:space="preserve">Y181C</w:t>
+            </w:r>
+          </w:p>
+        </w:tc>
+        <w:tc>
+          <w:tcPr>
+            <w:tcW w:w="1500" w:type="dxa"/>
+            <w:vAlign w:val="center"/>
+          </w:tcPr>
+          <w:p>
+            <w:pPr>
+              <w:spacing w:after="0" w:line="240" w:lineRule="auto"/>
+              <w:jc w:val="center"/>
+            </w:pPr>
+            <w:r>
+              <w:rPr>
+                <w:sz w:val="13"/>
+                <w:szCs w:val="13"/>
+              </w:rPr>
+              <w:t xml:space="preserve">ΔΔE elec</w:t>
+            </w:r>
+          </w:p>
+        </w:tc>
+        <w:tc>
+          <w:tcPr>
+            <w:tcW w:w="2400" w:type="dxa"/>
+            <w:vAlign w:val="center"/>
+          </w:tcPr>
+          <w:p>
+            <w:pPr>
+              <w:spacing w:after="0" w:line="240" w:lineRule="auto"/>
+              <w:jc w:val="center"/>
+            </w:pPr>
+            <w:r>
+              <w:rPr>
+                <w:sz w:val="13"/>
+                <w:szCs w:val="13"/>
+              </w:rPr>
+              <w:t xml:space="preserve">0.20 ± 0.59</w:t>
+            </w:r>
+          </w:p>
+        </w:tc>
+        <w:tc>
+          <w:tcPr>
+            <w:tcW w:w="2400" w:type="dxa"/>
+            <w:vAlign w:val="center"/>
+          </w:tcPr>
+          <w:p>
+            <w:pPr>
+              <w:spacing w:after="0" w:line="240" w:lineRule="auto"/>
+              <w:jc w:val="center"/>
+            </w:pPr>
+            <w:r>
+              <w:rPr>
+                <w:sz w:val="13"/>
+                <w:szCs w:val="13"/>
+              </w:rPr>
+              <w:t xml:space="preserve">-0.44 ± 0.29</w:t>
+            </w:r>
+          </w:p>
+        </w:tc>
+      </w:tr>
+      <w:tr>
+        <w:tc>
+          <w:tcPr>
+            <w:tcW w:w="2000" w:type="dxa"/>
+            <w:vAlign w:val="center"/>
+          </w:tcPr>
+          <w:p>
+            <w:pPr>
+              <w:spacing w:after="0" w:line="240" w:lineRule="auto"/>
+              <w:jc w:val="center"/>
+            </w:pPr>
+            <w:r>
+              <w:rPr>
+                <w:sz w:val="13"/>
+                <w:szCs w:val="13"/>
+              </w:rPr>
+              <w:t xml:space="preserve">Y181C</w:t>
+            </w:r>
+          </w:p>
+        </w:tc>
+        <w:tc>
+          <w:tcPr>
+            <w:tcW w:w="1500" w:type="dxa"/>
+            <w:vAlign w:val="center"/>
+          </w:tcPr>
+          <w:p>
+            <w:pPr>
+              <w:spacing w:after="0" w:line="240" w:lineRule="auto"/>
+              <w:jc w:val="center"/>
+            </w:pPr>
+            <w:r>
+              <w:rPr>
+                <w:sz w:val="13"/>
+                <w:szCs w:val="13"/>
+              </w:rPr>
+              <w:t xml:space="preserve">ΔΔE GB</w:t>
+            </w:r>
+          </w:p>
+        </w:tc>
+        <w:tc>
+          <w:tcPr>
+            <w:tcW w:w="2400" w:type="dxa"/>
+            <w:vAlign w:val="center"/>
+          </w:tcPr>
+          <w:p>
+            <w:pPr>
+              <w:spacing w:after="0" w:line="240" w:lineRule="auto"/>
+              <w:jc w:val="center"/>
+            </w:pPr>
+            <w:r>
+              <w:rPr>
+                <w:sz w:val="13"/>
+                <w:szCs w:val="13"/>
+              </w:rPr>
+              <w:t xml:space="preserve">0.50 ± 0.51</w:t>
+            </w:r>
+          </w:p>
+        </w:tc>
+        <w:tc>
+          <w:tcPr>
+            <w:tcW w:w="2400" w:type="dxa"/>
+            <w:vAlign w:val="center"/>
+          </w:tcPr>
+          <w:p>
+            <w:pPr>
+              <w:spacing w:after="0" w:line="240" w:lineRule="auto"/>
+              <w:jc w:val="center"/>
+            </w:pPr>
+            <w:r>
+              <w:rPr>
+                <w:sz w:val="13"/>
+                <w:szCs w:val="13"/>
+              </w:rPr>
+              <w:t xml:space="preserve">0.77 ± 0.23</w:t>
+            </w:r>
+          </w:p>
+        </w:tc>
+      </w:tr>
+      <w:tr>
+        <w:tc>
+          <w:tcPr>
+            <w:tcW w:w="2000" w:type="dxa"/>
+            <w:vAlign w:val="center"/>
+          </w:tcPr>
+          <w:p>
+            <w:pPr>
+              <w:spacing w:after="0" w:line="240" w:lineRule="auto"/>
+              <w:jc w:val="center"/>
+            </w:pPr>
+            <w:r>
+              <w:rPr>
+                <w:sz w:val="13"/>
+                <w:szCs w:val="13"/>
+              </w:rPr>
+              <w:t xml:space="preserve">Y188L</w:t>
+            </w:r>
+          </w:p>
+        </w:tc>
+        <w:tc>
+          <w:tcPr>
+            <w:tcW w:w="1500" w:type="dxa"/>
+            <w:vAlign w:val="center"/>
+          </w:tcPr>
+          <w:p>
+            <w:pPr>
+              <w:spacing w:after="0" w:line="240" w:lineRule="auto"/>
+              <w:jc w:val="center"/>
+            </w:pPr>
+            <w:r>
+              <w:rPr>
+                <w:sz w:val="13"/>
+                <w:szCs w:val="13"/>
+              </w:rPr>
+              <w:t xml:space="preserve">ΔΔE Total</w:t>
+            </w:r>
+          </w:p>
+        </w:tc>
+        <w:tc>
+          <w:tcPr>
+            <w:tcW w:w="2400" w:type="dxa"/>
+            <w:vAlign w:val="center"/>
+          </w:tcPr>
+          <w:p>
+            <w:pPr>
+              <w:spacing w:after="0" w:line="240" w:lineRule="auto"/>
+              <w:jc w:val="center"/>
+            </w:pPr>
+            <w:r>
+              <w:rPr>
+                <w:sz w:val="13"/>
+                <w:szCs w:val="13"/>
+              </w:rPr>
+              <w:t xml:space="preserve">22.55 ± 26.51</w:t>
+            </w:r>
+          </w:p>
+        </w:tc>
+        <w:tc>
+          <w:tcPr>
+            <w:tcW w:w="2400" w:type="dxa"/>
+            <w:vAlign w:val="center"/>
+          </w:tcPr>
+          <w:p>
+            <w:pPr>
+              <w:spacing w:after="0" w:line="240" w:lineRule="auto"/>
+              <w:jc w:val="center"/>
+            </w:pPr>
+            <w:r>
+              <w:rPr>
+                <w:sz w:val="13"/>
+                <w:szCs w:val="13"/>
+              </w:rPr>
+              <w:t xml:space="preserve">2.78 ± 0.42</w:t>
+            </w:r>
+          </w:p>
+        </w:tc>
+      </w:tr>
+      <w:tr>
+        <w:tc>
+          <w:tcPr>
+            <w:tcW w:w="2000" w:type="dxa"/>
+            <w:vAlign w:val="center"/>
+          </w:tcPr>
+          <w:p>
+            <w:pPr>
+              <w:spacing w:after="0" w:line="240" w:lineRule="auto"/>
+              <w:jc w:val="center"/>
+            </w:pPr>
+            <w:r>
+              <w:rPr>
+                <w:sz w:val="13"/>
+                <w:szCs w:val="13"/>
+              </w:rPr>
+              <w:t xml:space="preserve">Y188L</w:t>
+            </w:r>
+          </w:p>
+        </w:tc>
+        <w:tc>
+          <w:tcPr>
+            <w:tcW w:w="1500" w:type="dxa"/>
+            <w:vAlign w:val="center"/>
+          </w:tcPr>
+          <w:p>
+            <w:pPr>
+              <w:spacing w:after="0" w:line="240" w:lineRule="auto"/>
+              <w:jc w:val="center"/>
+            </w:pPr>
+            <w:r>
+              <w:rPr>
+                <w:sz w:val="13"/>
+                <w:szCs w:val="13"/>
+              </w:rPr>
+              <w:t xml:space="preserve">ΔΔE vdW</w:t>
+            </w:r>
+          </w:p>
+        </w:tc>
+        <w:tc>
+          <w:tcPr>
+            <w:tcW w:w="2400" w:type="dxa"/>
+            <w:vAlign w:val="center"/>
+          </w:tcPr>
+          <w:p>
+            <w:pPr>
+              <w:spacing w:after="0" w:line="240" w:lineRule="auto"/>
+              <w:jc w:val="center"/>
+            </w:pPr>
+            <w:r>
+              <w:rPr>
+                <w:sz w:val="13"/>
+                <w:szCs w:val="13"/>
+              </w:rPr>
+              <w:t xml:space="preserve">20.60 ± 24.55</w:t>
+            </w:r>
+          </w:p>
+        </w:tc>
+        <w:tc>
+          <w:tcPr>
+            <w:tcW w:w="2400" w:type="dxa"/>
+            <w:vAlign w:val="center"/>
+          </w:tcPr>
+          <w:p>
+            <w:pPr>
+              <w:spacing w:after="0" w:line="240" w:lineRule="auto"/>
+              <w:jc w:val="center"/>
+            </w:pPr>
+            <w:r>
+              <w:rPr>
+                <w:sz w:val="13"/>
+                <w:szCs w:val="13"/>
+              </w:rPr>
+              <w:t xml:space="preserve">2.25 ± 0.20</w:t>
+            </w:r>
+          </w:p>
+        </w:tc>
+      </w:tr>
+      <w:tr>
+        <w:tc>
+          <w:tcPr>
+            <w:tcW w:w="2000" w:type="dxa"/>
+            <w:vAlign w:val="center"/>
+          </w:tcPr>
+          <w:p>
+            <w:pPr>
+              <w:spacing w:after="0" w:line="240" w:lineRule="auto"/>
+              <w:jc w:val="center"/>
+            </w:pPr>
+            <w:r>
+              <w:rPr>
+                <w:sz w:val="13"/>
+                <w:szCs w:val="13"/>
+              </w:rPr>
+              <w:t xml:space="preserve">Y188L</w:t>
+            </w:r>
+          </w:p>
+        </w:tc>
+        <w:tc>
+          <w:tcPr>
+            <w:tcW w:w="1500" w:type="dxa"/>
+            <w:vAlign w:val="center"/>
+          </w:tcPr>
+          <w:p>
+            <w:pPr>
+              <w:spacing w:after="0" w:line="240" w:lineRule="auto"/>
+              <w:jc w:val="center"/>
+            </w:pPr>
+            <w:r>
+              <w:rPr>
+                <w:sz w:val="13"/>
+                <w:szCs w:val="13"/>
+              </w:rPr>
+              <w:t xml:space="preserve">ΔΔE elec</w:t>
+            </w:r>
+          </w:p>
+        </w:tc>
+        <w:tc>
+          <w:tcPr>
+            <w:tcW w:w="2400" w:type="dxa"/>
+            <w:vAlign w:val="center"/>
+          </w:tcPr>
+          <w:p>
+            <w:pPr>
+              <w:spacing w:after="0" w:line="240" w:lineRule="auto"/>
+              <w:jc w:val="center"/>
+            </w:pPr>
+            <w:r>
+              <w:rPr>
+                <w:sz w:val="13"/>
+                <w:szCs w:val="13"/>
+              </w:rPr>
+              <w:t xml:space="preserve">1.82 ± 1.73</w:t>
+            </w:r>
+          </w:p>
+        </w:tc>
+        <w:tc>
+          <w:tcPr>
+            <w:tcW w:w="2400" w:type="dxa"/>
+            <w:vAlign w:val="center"/>
+          </w:tcPr>
+          <w:p>
+            <w:pPr>
+              <w:spacing w:after="0" w:line="240" w:lineRule="auto"/>
+              <w:jc w:val="center"/>
+            </w:pPr>
+            <w:r>
+              <w:rPr>
+                <w:sz w:val="13"/>
+                <w:szCs w:val="13"/>
+              </w:rPr>
+              <w:t xml:space="preserve">0.31 ± 0.26</w:t>
+            </w:r>
+          </w:p>
+        </w:tc>
+      </w:tr>
+      <w:tr>
+        <w:tc>
+          <w:tcPr>
+            <w:tcW w:w="2000" w:type="dxa"/>
+            <w:vAlign w:val="center"/>
+          </w:tcPr>
+          <w:p>
+            <w:pPr>
+              <w:spacing w:after="0" w:line="240" w:lineRule="auto"/>
+              <w:jc w:val="center"/>
+            </w:pPr>
+            <w:r>
+              <w:rPr>
+                <w:sz w:val="13"/>
+                <w:szCs w:val="13"/>
+              </w:rPr>
+              <w:t xml:space="preserve">Y188L</w:t>
+            </w:r>
+          </w:p>
+        </w:tc>
+        <w:tc>
+          <w:tcPr>
+            <w:tcW w:w="1500" w:type="dxa"/>
+            <w:vAlign w:val="center"/>
+          </w:tcPr>
+          <w:p>
+            <w:pPr>
+              <w:spacing w:after="0" w:line="240" w:lineRule="auto"/>
+              <w:jc w:val="center"/>
+            </w:pPr>
+            <w:r>
+              <w:rPr>
+                <w:sz w:val="13"/>
+                <w:szCs w:val="13"/>
+              </w:rPr>
+              <w:t xml:space="preserve">ΔΔE GB</w:t>
+            </w:r>
+          </w:p>
+        </w:tc>
+        <w:tc>
+          <w:tcPr>
+            <w:tcW w:w="2400" w:type="dxa"/>
+            <w:vAlign w:val="center"/>
+          </w:tcPr>
+          <w:p>
+            <w:pPr>
+              <w:spacing w:after="0" w:line="240" w:lineRule="auto"/>
+              <w:jc w:val="center"/>
+            </w:pPr>
+            <w:r>
+              <w:rPr>
+                <w:sz w:val="13"/>
+                <w:szCs w:val="13"/>
+              </w:rPr>
+              <w:t xml:space="preserve">0.16 ± 0.22</w:t>
+            </w:r>
+          </w:p>
+        </w:tc>
+        <w:tc>
+          <w:tcPr>
+            <w:tcW w:w="2400" w:type="dxa"/>
+            <w:vAlign w:val="center"/>
+          </w:tcPr>
+          <w:p>
+            <w:pPr>
+              <w:spacing w:after="0" w:line="240" w:lineRule="auto"/>
+              <w:jc w:val="center"/>
+            </w:pPr>
+            <w:r>
+              <w:rPr>
+                <w:sz w:val="13"/>
+                <w:szCs w:val="13"/>
+              </w:rPr>
+              <w:t xml:space="preserve">0.26 ± 0.12</w:t>
+            </w:r>
+          </w:p>
+        </w:tc>
+      </w:tr>
+      <w:tr>
+        <w:tc>
+          <w:tcPr>
+            <w:tcW w:w="2000" w:type="dxa"/>
+            <w:vAlign w:val="center"/>
+          </w:tcPr>
+          <w:p>
+            <w:pPr>
+              <w:spacing w:after="0" w:line="240" w:lineRule="auto"/>
+              <w:jc w:val="center"/>
+            </w:pPr>
+            <w:r>
+              <w:rPr>
+                <w:sz w:val="13"/>
+                <w:szCs w:val="13"/>
+              </w:rPr>
+              <w:t xml:space="preserve">Y318F</w:t>
+            </w:r>
+          </w:p>
+        </w:tc>
+        <w:tc>
+          <w:tcPr>
+            <w:tcW w:w="1500" w:type="dxa"/>
+            <w:vAlign w:val="center"/>
+          </w:tcPr>
+          <w:p>
+            <w:pPr>
+              <w:spacing w:after="0" w:line="240" w:lineRule="auto"/>
+              <w:jc w:val="center"/>
+            </w:pPr>
+            <w:r>
+              <w:rPr>
+                <w:sz w:val="13"/>
+                <w:szCs w:val="13"/>
+              </w:rPr>
+              <w:t xml:space="preserve">ΔΔE Total</w:t>
+            </w:r>
+          </w:p>
+        </w:tc>
+        <w:tc>
+          <w:tcPr>
+            <w:tcW w:w="2400" w:type="dxa"/>
+            <w:vAlign w:val="center"/>
+          </w:tcPr>
+          <w:p>
+            <w:pPr>
+              <w:spacing w:after="0" w:line="240" w:lineRule="auto"/>
+              <w:jc w:val="center"/>
+            </w:pPr>
+            <w:r>
+              <w:rPr>
+                <w:sz w:val="13"/>
+                <w:szCs w:val="13"/>
+              </w:rPr>
+              <w:t xml:space="preserve">4.49 ± 3.18</w:t>
+            </w:r>
+          </w:p>
+        </w:tc>
+        <w:tc>
+          <w:tcPr>
+            <w:tcW w:w="2400" w:type="dxa"/>
+            <w:vAlign w:val="center"/>
+          </w:tcPr>
+          <w:p>
+            <w:pPr>
+              <w:spacing w:after="0" w:line="240" w:lineRule="auto"/>
+              <w:jc w:val="center"/>
+            </w:pPr>
+            <w:r>
+              <w:rPr>
+                <w:sz w:val="13"/>
+                <w:szCs w:val="13"/>
+              </w:rPr>
+              <w:t xml:space="preserve">1.53 ± 0.21</w:t>
+            </w:r>
+          </w:p>
+        </w:tc>
+      </w:tr>
+      <w:tr>
+        <w:tc>
+          <w:tcPr>
+            <w:tcW w:w="2000" w:type="dxa"/>
+            <w:vAlign w:val="center"/>
+          </w:tcPr>
+          <w:p>
+            <w:pPr>
+              <w:spacing w:after="0" w:line="240" w:lineRule="auto"/>
+              <w:jc w:val="center"/>
+            </w:pPr>
+            <w:r>
+              <w:rPr>
+                <w:sz w:val="13"/>
+                <w:szCs w:val="13"/>
+              </w:rPr>
+              <w:t xml:space="preserve">Y318F</w:t>
+            </w:r>
+          </w:p>
+        </w:tc>
+        <w:tc>
+          <w:tcPr>
+            <w:tcW w:w="1500" w:type="dxa"/>
+            <w:vAlign w:val="center"/>
+          </w:tcPr>
+          <w:p>
+            <w:pPr>
+              <w:spacing w:after="0" w:line="240" w:lineRule="auto"/>
+              <w:jc w:val="center"/>
+            </w:pPr>
+            <w:r>
+              <w:rPr>
+                <w:sz w:val="13"/>
+                <w:szCs w:val="13"/>
+              </w:rPr>
+              <w:t xml:space="preserve">ΔΔE vdW</w:t>
+            </w:r>
+          </w:p>
+        </w:tc>
+        <w:tc>
+          <w:tcPr>
+            <w:tcW w:w="2400" w:type="dxa"/>
+            <w:vAlign w:val="center"/>
+          </w:tcPr>
+          <w:p>
+            <w:pPr>
+              <w:spacing w:after="0" w:line="240" w:lineRule="auto"/>
+              <w:jc w:val="center"/>
+            </w:pPr>
+            <w:r>
+              <w:rPr>
+                <w:sz w:val="13"/>
+                <w:szCs w:val="13"/>
+              </w:rPr>
+              <w:t xml:space="preserve">4.18 ± 2.94</w:t>
+            </w:r>
+          </w:p>
+        </w:tc>
+        <w:tc>
+          <w:tcPr>
+            <w:tcW w:w="2400" w:type="dxa"/>
+            <w:vAlign w:val="center"/>
+          </w:tcPr>
+          <w:p>
+            <w:pPr>
+              <w:spacing w:after="0" w:line="240" w:lineRule="auto"/>
+              <w:jc w:val="center"/>
+            </w:pPr>
+            <w:r>
+              <w:rPr>
+                <w:sz w:val="13"/>
+                <w:szCs w:val="13"/>
+              </w:rPr>
+              <w:t xml:space="preserve">1.40 ± 0.24</w:t>
+            </w:r>
+          </w:p>
+        </w:tc>
+      </w:tr>
+      <w:tr>
+        <w:tc>
+          <w:tcPr>
+            <w:tcW w:w="2000" w:type="dxa"/>
+            <w:vAlign w:val="center"/>
+          </w:tcPr>
+          <w:p>
+            <w:pPr>
+              <w:spacing w:after="0" w:line="240" w:lineRule="auto"/>
+              <w:jc w:val="center"/>
+            </w:pPr>
+            <w:r>
+              <w:rPr>
+                <w:sz w:val="13"/>
+                <w:szCs w:val="13"/>
+              </w:rPr>
+              <w:t xml:space="preserve">Y318F</w:t>
+            </w:r>
+          </w:p>
+        </w:tc>
+        <w:tc>
+          <w:tcPr>
+            <w:tcW w:w="1500" w:type="dxa"/>
+            <w:vAlign w:val="center"/>
+          </w:tcPr>
+          <w:p>
+            <w:pPr>
+              <w:spacing w:after="0" w:line="240" w:lineRule="auto"/>
+              <w:jc w:val="center"/>
+            </w:pPr>
+            <w:r>
+              <w:rPr>
+                <w:sz w:val="13"/>
+                <w:szCs w:val="13"/>
+              </w:rPr>
+              <w:t xml:space="preserve">ΔΔE elec</w:t>
+            </w:r>
+          </w:p>
+        </w:tc>
+        <w:tc>
+          <w:tcPr>
+            <w:tcW w:w="2400" w:type="dxa"/>
+            <w:vAlign w:val="center"/>
+          </w:tcPr>
+          <w:p>
+            <w:pPr>
+              <w:spacing w:after="0" w:line="240" w:lineRule="auto"/>
+              <w:jc w:val="center"/>
+            </w:pPr>
+            <w:r>
+              <w:rPr>
+                <w:sz w:val="13"/>
+                <w:szCs w:val="13"/>
+              </w:rPr>
+              <w:t xml:space="preserve">0.13 ± 0.28</w:t>
+            </w:r>
+          </w:p>
+        </w:tc>
+        <w:tc>
+          <w:tcPr>
+            <w:tcW w:w="2400" w:type="dxa"/>
+            <w:vAlign w:val="center"/>
+          </w:tcPr>
+          <w:p>
+            <w:pPr>
+              <w:spacing w:after="0" w:line="240" w:lineRule="auto"/>
+              <w:jc w:val="center"/>
+            </w:pPr>
+            <w:r>
+              <w:rPr>
+                <w:sz w:val="13"/>
+                <w:szCs w:val="13"/>
+              </w:rPr>
+              <w:t xml:space="preserve">-0.35 ± 0.39</w:t>
+            </w:r>
+          </w:p>
+        </w:tc>
+      </w:tr>
+      <w:tr>
+        <w:tc>
+          <w:tcPr>
+            <w:tcW w:w="2000" w:type="dxa"/>
+            <w:vAlign w:val="center"/>
+          </w:tcPr>
+          <w:p>
+            <w:pPr>
+              <w:spacing w:after="0" w:line="240" w:lineRule="auto"/>
+              <w:jc w:val="center"/>
+            </w:pPr>
+            <w:r>
+              <w:rPr>
+                <w:sz w:val="13"/>
+                <w:szCs w:val="13"/>
+              </w:rPr>
+              <w:t xml:space="preserve">Y318F</w:t>
+            </w:r>
+          </w:p>
+        </w:tc>
+        <w:tc>
+          <w:tcPr>
+            <w:tcW w:w="1500" w:type="dxa"/>
+            <w:vAlign w:val="center"/>
+          </w:tcPr>
+          <w:p>
+            <w:pPr>
+              <w:spacing w:after="0" w:line="240" w:lineRule="auto"/>
+              <w:jc w:val="center"/>
+            </w:pPr>
+            <w:r>
+              <w:rPr>
+                <w:sz w:val="13"/>
+                <w:szCs w:val="13"/>
+              </w:rPr>
+              <w:t xml:space="preserve">ΔΔE GB</w:t>
+            </w:r>
+          </w:p>
+        </w:tc>
+        <w:tc>
+          <w:tcPr>
+            <w:tcW w:w="2400" w:type="dxa"/>
+            <w:vAlign w:val="center"/>
+          </w:tcPr>
+          <w:p>
+            <w:pPr>
+              <w:spacing w:after="0" w:line="240" w:lineRule="auto"/>
+              <w:jc w:val="center"/>
+            </w:pPr>
+            <w:r>
+              <w:rPr>
+                <w:sz w:val="13"/>
+                <w:szCs w:val="13"/>
+              </w:rPr>
+              <w:t xml:space="preserve">0.22 ± 0.15</w:t>
+            </w:r>
+          </w:p>
+        </w:tc>
+        <w:tc>
+          <w:tcPr>
+            <w:tcW w:w="2400" w:type="dxa"/>
+            <w:vAlign w:val="center"/>
+          </w:tcPr>
+          <w:p>
+            <w:pPr>
+              <w:spacing w:after="0" w:line="240" w:lineRule="auto"/>
+              <w:jc w:val="center"/>
+            </w:pPr>
+            <w:r>
+              <w:rPr>
+                <w:sz w:val="13"/>
+                <w:szCs w:val="13"/>
+              </w:rPr>
+              <w:t xml:space="preserve">0.52 ± 0.27</w:t>
+            </w:r>
+          </w:p>
+        </w:tc>
+      </w:tr>
+    </w:tbl>
+    <w:p/>
+    <w:p>
+      <w:pPr>
+        <w:spacing w:after="200"/>
+      </w:pPr>
+      <w:r>
+        <w:t xml:space="preserve">Supplementary Note 4. Sensitivity of the MM/GBSA energies to snapshot relaxation. Each snapshot is energy-minimized before its energy is evaluated. We compared hydrogen-only relaxation, with heavy atoms restrained, against the unrestrained full minimization used in the main text, for all 19 mutant genotypes (Supplementary Table 5). The two protocols agree on the terms that do not depend on close atomic contacts: the Spearman correlation between them is 0.69 for ΔΔEelec and 0.81 for ΔΔEGB. They do not agree on ΔΔEvdW (0.26), nor on ΔΔETotal (0.09), which ΔΔEvdW dominates (Supplementary Table 5b). The disagreement is not only noise. Under hydrogen-only relaxation F227C gives ΔΔETotal = -8.89 ± 0.19 kcal/mol, against +1.15 ± 0.31 under full minimization, and four other genotypes behave the same way. Hydrogen-only relaxation leaves heavy-atom contacts in place, and those contacts enter the van der Waals term. The two protocols also differ in direction against phenotype. Over the 13 genotypes with an established phenotype, ΔΔETotal from full minimization correlates with log10 fold reduction at Spearman +0.45, while hydrogen-only relaxation gives -0.32. Neither correlation is statistically significant. Full minimization is therefore not one workable option among several: ΔΔETotal is not interpretable until the contacts are relieved. Single-point evaluation, with no relaxation at all, was also tested on six genotypes. It is dominated by a small number of snapshots carrying steric contacts, reaching 7 × 10⁸ kcal/mol in the worst case, and the effect depends on the genotype: in wild type none of the 100 scored snapshots exceeds +100 kcal/mol, while in G190E half of them do.</w:t>
       </w:r>
     </w:p>
     <w:p>
@@ -715,7 +6763,7 @@
         <w:spacing w:after="200"/>
       </w:pPr>
       <w:r>
-        <w:t xml:space="preserve">Supplementary Table 5. Sensitivity of MM/GBSA energies to the snapshot relaxation protocol. ΔΔETotal and each component for a subset of genotypes, computed under single-point evaluation (no relaxation), hydrogen-only relaxation with heavy atoms restrained, and the unrestrained full minimization used in the main text. Addresses Reviewer 3, comment 3(b).</w:t>
+        <w:t xml:space="preserve">Supplementary Table 5b. Agreement between the two relaxation protocols, and between each protocol and phenotype. Protocol agreement is the Spearman correlation between the two columns of Supplementary Table 5 across the 19 genotypes. The phenotype columns are Spearman correlations against log10 fold reduction in susceptibility, over the 13 genotypes with an established susceptible or resistant phenotype.</w:t>
       </w:r>
     </w:p>
     <w:tbl>
@@ -733,10 +6781,10 @@
       </w:tblPr>
       <w:tblGrid>
         <w:gridCol w:w="1500"/>
-        <w:gridCol w:w="1300"/>
-        <w:gridCol w:w="2200"/>
-        <w:gridCol w:w="2000"/>
-        <w:gridCol w:w="1800"/>
+        <w:gridCol w:w="2400"/>
+        <w:gridCol w:w="1500"/>
+        <w:gridCol w:w="1900"/>
+        <w:gridCol w:w="1900"/>
       </w:tblGrid>
       <w:tr>
         <w:trPr>
@@ -758,13 +6806,13 @@
                 <w:sz w:val="14"/>
                 <w:szCs w:val="14"/>
               </w:rPr>
-              <w:t xml:space="preserve">Genotype</w:t>
-            </w:r>
-          </w:p>
-        </w:tc>
-        <w:tc>
-          <w:tcPr>
-            <w:tcW w:w="1300" w:type="dxa"/>
+              <w:t xml:space="preserve">Component</w:t>
+            </w:r>
+          </w:p>
+        </w:tc>
+        <w:tc>
+          <w:tcPr>
+            <w:tcW w:w="2400" w:type="dxa"/>
             <w:vAlign w:val="center"/>
           </w:tcPr>
           <w:p>
@@ -778,13 +6826,13 @@
                 <w:sz w:val="14"/>
                 <w:szCs w:val="14"/>
               </w:rPr>
-              <w:t xml:space="preserve">Component</w:t>
-            </w:r>
-          </w:p>
-        </w:tc>
-        <w:tc>
-          <w:tcPr>
-            <w:tcW w:w="2200" w:type="dxa"/>
+              <w:t xml:space="preserve">Protocols agree (Spearman)</w:t>
+            </w:r>
+          </w:p>
+        </w:tc>
+        <w:tc>
+          <w:tcPr>
+            <w:tcW w:w="1500" w:type="dxa"/>
             <w:vAlign w:val="center"/>
           </w:tcPr>
           <w:p>
@@ -798,13 +6846,13 @@
                 <w:sz w:val="14"/>
                 <w:szCs w:val="14"/>
               </w:rPr>
-              <w:t xml:space="preserve">Single-point</w:t>
-            </w:r>
-          </w:p>
-        </w:tc>
-        <w:tc>
-          <w:tcPr>
-            <w:tcW w:w="2000" w:type="dxa"/>
+              <w:t xml:space="preserve">Sign agreement</w:t>
+            </w:r>
+          </w:p>
+        </w:tc>
+        <w:tc>
+          <w:tcPr>
+            <w:tcW w:w="1900" w:type="dxa"/>
             <w:vAlign w:val="center"/>
           </w:tcPr>
           <w:p>
@@ -818,13 +6866,13 @@
                 <w:sz w:val="14"/>
                 <w:szCs w:val="14"/>
               </w:rPr>
-              <w:t xml:space="preserve">H-only relaxation</w:t>
-            </w:r>
-          </w:p>
-        </w:tc>
-        <w:tc>
-          <w:tcPr>
-            <w:tcW w:w="1800" w:type="dxa"/>
+              <w:t xml:space="preserve">vs phenotype (H-only)</w:t>
+            </w:r>
+          </w:p>
+        </w:tc>
+        <w:tc>
+          <w:tcPr>
+            <w:tcW w:w="1900" w:type="dxa"/>
             <w:vAlign w:val="center"/>
           </w:tcPr>
           <w:p>
@@ -838,7 +6886,7 @@
                 <w:sz w:val="14"/>
                 <w:szCs w:val="14"/>
               </w:rPr>
-              <w:t xml:space="preserve">Full minimization</w:t>
+              <w:t xml:space="preserve">vs phenotype (full min)</w:t>
             </w:r>
           </w:p>
         </w:tc>
@@ -859,13 +6907,13 @@
                 <w:sz w:val="14"/>
                 <w:szCs w:val="14"/>
               </w:rPr>
-              <w:t xml:space="preserve">G190E</w:t>
-            </w:r>
-          </w:p>
-        </w:tc>
-        <w:tc>
-          <w:tcPr>
-            <w:tcW w:w="1300" w:type="dxa"/>
+              <w:t xml:space="preserve">ΔΔE Total</w:t>
+            </w:r>
+          </w:p>
+        </w:tc>
+        <w:tc>
+          <w:tcPr>
+            <w:tcW w:w="2400" w:type="dxa"/>
             <w:vAlign w:val="center"/>
           </w:tcPr>
           <w:p>
@@ -878,13 +6926,13 @@
                 <w:sz w:val="14"/>
                 <w:szCs w:val="14"/>
               </w:rPr>
-              <w:t xml:space="preserve">ΔΔE Total</w:t>
-            </w:r>
-          </w:p>
-        </w:tc>
-        <w:tc>
-          <w:tcPr>
-            <w:tcW w:w="2200" w:type="dxa"/>
+              <w:t xml:space="preserve">0.09 (p = 0.700)</w:t>
+            </w:r>
+          </w:p>
+        </w:tc>
+        <w:tc>
+          <w:tcPr>
+            <w:tcW w:w="1500" w:type="dxa"/>
             <w:vAlign w:val="center"/>
           </w:tcPr>
           <w:p>
@@ -897,13 +6945,13 @@
                 <w:sz w:val="14"/>
                 <w:szCs w:val="14"/>
               </w:rPr>
-              <w:t xml:space="preserve">1.74e+06 ± 9.7e+05</w:t>
-            </w:r>
-          </w:p>
-        </w:tc>
-        <w:tc>
-          <w:tcPr>
-            <w:tcW w:w="2000" w:type="dxa"/>
+              <w:t xml:space="preserve">11/19</w:t>
+            </w:r>
+          </w:p>
+        </w:tc>
+        <w:tc>
+          <w:tcPr>
+            <w:tcW w:w="1900" w:type="dxa"/>
             <w:vAlign w:val="center"/>
           </w:tcPr>
           <w:p>
@@ -916,13 +6964,13 @@
                 <w:sz w:val="14"/>
                 <w:szCs w:val="14"/>
               </w:rPr>
-              <w:t xml:space="preserve">28.32 ± 15.12</w:t>
-            </w:r>
-          </w:p>
-        </w:tc>
-        <w:tc>
-          <w:tcPr>
-            <w:tcW w:w="1800" w:type="dxa"/>
+              <w:t xml:space="preserve">-0.32</w:t>
+            </w:r>
+          </w:p>
+        </w:tc>
+        <w:tc>
+          <w:tcPr>
+            <w:tcW w:w="1900" w:type="dxa"/>
             <w:vAlign w:val="center"/>
           </w:tcPr>
           <w:p>
@@ -935,7 +6983,7 @@
                 <w:sz w:val="14"/>
                 <w:szCs w:val="14"/>
               </w:rPr>
-              <w:t xml:space="preserve">1.94 ± 0.40</w:t>
+              <w:t xml:space="preserve">+0.45</w:t>
             </w:r>
           </w:p>
         </w:tc>
@@ -956,13 +7004,13 @@
                 <w:sz w:val="14"/>
                 <w:szCs w:val="14"/>
               </w:rPr>
-              <w:t xml:space="preserve">G190E</w:t>
-            </w:r>
-          </w:p>
-        </w:tc>
-        <w:tc>
-          <w:tcPr>
-            <w:tcW w:w="1300" w:type="dxa"/>
+              <w:t xml:space="preserve">ΔΔE vdW</w:t>
+            </w:r>
+          </w:p>
+        </w:tc>
+        <w:tc>
+          <w:tcPr>
+            <w:tcW w:w="2400" w:type="dxa"/>
             <w:vAlign w:val="center"/>
           </w:tcPr>
           <w:p>
@@ -975,13 +7023,13 @@
                 <w:sz w:val="14"/>
                 <w:szCs w:val="14"/>
               </w:rPr>
-              <w:t xml:space="preserve">ΔΔE vdW</w:t>
-            </w:r>
-          </w:p>
-        </w:tc>
-        <w:tc>
-          <w:tcPr>
-            <w:tcW w:w="2200" w:type="dxa"/>
+              <w:t xml:space="preserve">0.26 (p = 0.286)</w:t>
+            </w:r>
+          </w:p>
+        </w:tc>
+        <w:tc>
+          <w:tcPr>
+            <w:tcW w:w="1500" w:type="dxa"/>
             <w:vAlign w:val="center"/>
           </w:tcPr>
           <w:p>
@@ -994,13 +7042,13 @@
                 <w:sz w:val="14"/>
                 <w:szCs w:val="14"/>
               </w:rPr>
-              <w:t xml:space="preserve">1.74e+06 ± 9.7e+05</w:t>
-            </w:r>
-          </w:p>
-        </w:tc>
-        <w:tc>
-          <w:tcPr>
-            <w:tcW w:w="2000" w:type="dxa"/>
+              <w:t xml:space="preserve">11/19</w:t>
+            </w:r>
+          </w:p>
+        </w:tc>
+        <w:tc>
+          <w:tcPr>
+            <w:tcW w:w="1900" w:type="dxa"/>
             <w:vAlign w:val="center"/>
           </w:tcPr>
           <w:p>
@@ -1013,13 +7061,13 @@
                 <w:sz w:val="14"/>
                 <w:szCs w:val="14"/>
               </w:rPr>
-              <w:t xml:space="preserve">26.37 ± 14.81</w:t>
-            </w:r>
-          </w:p>
-        </w:tc>
-        <w:tc>
-          <w:tcPr>
-            <w:tcW w:w="1800" w:type="dxa"/>
+              <w:t xml:space="preserve">-0.27</w:t>
+            </w:r>
+          </w:p>
+        </w:tc>
+        <w:tc>
+          <w:tcPr>
+            <w:tcW w:w="1900" w:type="dxa"/>
             <w:vAlign w:val="center"/>
           </w:tcPr>
           <w:p>
@@ -1032,7 +7080,7 @@
                 <w:sz w:val="14"/>
                 <w:szCs w:val="14"/>
               </w:rPr>
-              <w:t xml:space="preserve">0.88 ± 0.61</w:t>
+              <w:t xml:space="preserve">+0.01</w:t>
             </w:r>
           </w:p>
         </w:tc>
@@ -1053,13 +7101,13 @@
                 <w:sz w:val="14"/>
                 <w:szCs w:val="14"/>
               </w:rPr>
-              <w:t xml:space="preserve">G190E</w:t>
-            </w:r>
-          </w:p>
-        </w:tc>
-        <w:tc>
-          <w:tcPr>
-            <w:tcW w:w="1300" w:type="dxa"/>
+              <w:t xml:space="preserve">ΔΔE elec</w:t>
+            </w:r>
+          </w:p>
+        </w:tc>
+        <w:tc>
+          <w:tcPr>
+            <w:tcW w:w="2400" w:type="dxa"/>
             <w:vAlign w:val="center"/>
           </w:tcPr>
           <w:p>
@@ -1072,13 +7120,13 @@
                 <w:sz w:val="14"/>
                 <w:szCs w:val="14"/>
               </w:rPr>
-              <w:t xml:space="preserve">ΔΔE elec</w:t>
-            </w:r>
-          </w:p>
-        </w:tc>
-        <w:tc>
-          <w:tcPr>
-            <w:tcW w:w="2200" w:type="dxa"/>
+              <w:t xml:space="preserve">0.69 (p = 0.001)</w:t>
+            </w:r>
+          </w:p>
+        </w:tc>
+        <w:tc>
+          <w:tcPr>
+            <w:tcW w:w="1500" w:type="dxa"/>
             <w:vAlign w:val="center"/>
           </w:tcPr>
           <w:p>
@@ -1091,13 +7139,13 @@
                 <w:sz w:val="14"/>
                 <w:szCs w:val="14"/>
               </w:rPr>
-              <w:t xml:space="preserve">0.65 ± 0.57</w:t>
-            </w:r>
-          </w:p>
-        </w:tc>
-        <w:tc>
-          <w:tcPr>
-            <w:tcW w:w="2000" w:type="dxa"/>
+              <w:t xml:space="preserve">13/19</w:t>
+            </w:r>
+          </w:p>
+        </w:tc>
+        <w:tc>
+          <w:tcPr>
+            <w:tcW w:w="1900" w:type="dxa"/>
             <w:vAlign w:val="center"/>
           </w:tcPr>
           <w:p>
@@ -1110,13 +7158,13 @@
                 <w:sz w:val="14"/>
                 <w:szCs w:val="14"/>
               </w:rPr>
-              <w:t xml:space="preserve">0.71 ± 0.87</w:t>
-            </w:r>
-          </w:p>
-        </w:tc>
-        <w:tc>
-          <w:tcPr>
-            <w:tcW w:w="1800" w:type="dxa"/>
+              <w:t xml:space="preserve">+0.36</w:t>
+            </w:r>
+          </w:p>
+        </w:tc>
+        <w:tc>
+          <w:tcPr>
+            <w:tcW w:w="1900" w:type="dxa"/>
             <w:vAlign w:val="center"/>
           </w:tcPr>
           <w:p>
@@ -1129,7 +7177,7 @@
                 <w:sz w:val="14"/>
                 <w:szCs w:val="14"/>
               </w:rPr>
-              <w:t xml:space="preserve">-1.37 ± 0.43</w:t>
+              <w:t xml:space="preserve">+0.63</w:t>
             </w:r>
           </w:p>
         </w:tc>
@@ -1150,13 +7198,13 @@
                 <w:sz w:val="14"/>
                 <w:szCs w:val="14"/>
               </w:rPr>
-              <w:t xml:space="preserve">G190E</w:t>
-            </w:r>
-          </w:p>
-        </w:tc>
-        <w:tc>
-          <w:tcPr>
-            <w:tcW w:w="1300" w:type="dxa"/>
+              <w:t xml:space="preserve">ΔΔE GB</w:t>
+            </w:r>
+          </w:p>
+        </w:tc>
+        <w:tc>
+          <w:tcPr>
+            <w:tcW w:w="2400" w:type="dxa"/>
             <w:vAlign w:val="center"/>
           </w:tcPr>
           <w:p>
@@ -1169,13 +7217,13 @@
                 <w:sz w:val="14"/>
                 <w:szCs w:val="14"/>
               </w:rPr>
-              <w:t xml:space="preserve">ΔΔE GB</w:t>
-            </w:r>
-          </w:p>
-        </w:tc>
-        <w:tc>
-          <w:tcPr>
-            <w:tcW w:w="2200" w:type="dxa"/>
+              <w:t xml:space="preserve">0.81 (p = 0.000)</w:t>
+            </w:r>
+          </w:p>
+        </w:tc>
+        <w:tc>
+          <w:tcPr>
+            <w:tcW w:w="1500" w:type="dxa"/>
             <w:vAlign w:val="center"/>
           </w:tcPr>
           <w:p>
@@ -1188,13 +7236,13 @@
                 <w:sz w:val="14"/>
                 <w:szCs w:val="14"/>
               </w:rPr>
-              <w:t xml:space="preserve">1.35 ± 0.54</w:t>
-            </w:r>
-          </w:p>
-        </w:tc>
-        <w:tc>
-          <w:tcPr>
-            <w:tcW w:w="2000" w:type="dxa"/>
+              <w:t xml:space="preserve">17/19</w:t>
+            </w:r>
+          </w:p>
+        </w:tc>
+        <w:tc>
+          <w:tcPr>
+            <w:tcW w:w="1900" w:type="dxa"/>
             <w:vAlign w:val="center"/>
           </w:tcPr>
           <w:p>
@@ -1207,13 +7255,13 @@
                 <w:sz w:val="14"/>
                 <w:szCs w:val="14"/>
               </w:rPr>
-              <w:t xml:space="preserve">1.31 ± 0.60</w:t>
-            </w:r>
-          </w:p>
-        </w:tc>
-        <w:tc>
-          <w:tcPr>
-            <w:tcW w:w="1800" w:type="dxa"/>
+              <w:t xml:space="preserve">+0.21</w:t>
+            </w:r>
+          </w:p>
+        </w:tc>
+        <w:tc>
+          <w:tcPr>
+            <w:tcW w:w="1900" w:type="dxa"/>
             <w:vAlign w:val="center"/>
           </w:tcPr>
           <w:p>
@@ -1226,1559 +7274,7 @@
                 <w:sz w:val="14"/>
                 <w:szCs w:val="14"/>
               </w:rPr>
-              <w:t xml:space="preserve">2.50 ± 0.32</w:t>
-            </w:r>
-          </w:p>
-        </w:tc>
-      </w:tr>
-      <w:tr>
-        <w:tc>
-          <w:tcPr>
-            <w:tcW w:w="1500" w:type="dxa"/>
-            <w:vAlign w:val="center"/>
-          </w:tcPr>
-          <w:p>
-            <w:pPr>
-              <w:spacing w:after="0" w:line="240" w:lineRule="auto"/>
-              <w:jc w:val="center"/>
-            </w:pPr>
-            <w:r>
-              <w:rPr>
-                <w:sz w:val="14"/>
-                <w:szCs w:val="14"/>
-              </w:rPr>
-              <w:t xml:space="preserve">K103N</w:t>
-            </w:r>
-          </w:p>
-        </w:tc>
-        <w:tc>
-          <w:tcPr>
-            <w:tcW w:w="1300" w:type="dxa"/>
-            <w:vAlign w:val="center"/>
-          </w:tcPr>
-          <w:p>
-            <w:pPr>
-              <w:spacing w:after="0" w:line="240" w:lineRule="auto"/>
-              <w:jc w:val="center"/>
-            </w:pPr>
-            <w:r>
-              <w:rPr>
-                <w:sz w:val="14"/>
-                <w:szCs w:val="14"/>
-              </w:rPr>
-              <w:t xml:space="preserve">ΔΔE Total</w:t>
-            </w:r>
-          </w:p>
-        </w:tc>
-        <w:tc>
-          <w:tcPr>
-            <w:tcW w:w="2200" w:type="dxa"/>
-            <w:vAlign w:val="center"/>
-          </w:tcPr>
-          <w:p>
-            <w:pPr>
-              <w:spacing w:after="0" w:line="240" w:lineRule="auto"/>
-              <w:jc w:val="center"/>
-            </w:pPr>
-            <w:r>
-              <w:rPr>
-                <w:sz w:val="14"/>
-                <w:szCs w:val="14"/>
-              </w:rPr>
-              <w:t xml:space="preserve">2.99e+04 ± 3.8e+04</w:t>
-            </w:r>
-          </w:p>
-        </w:tc>
-        <w:tc>
-          <w:tcPr>
-            <w:tcW w:w="2000" w:type="dxa"/>
-            <w:vAlign w:val="center"/>
-          </w:tcPr>
-          <w:p>
-            <w:pPr>
-              <w:spacing w:after="0" w:line="240" w:lineRule="auto"/>
-              <w:jc w:val="center"/>
-            </w:pPr>
-            <w:r>
-              <w:rPr>
-                <w:sz w:val="14"/>
-                <w:szCs w:val="14"/>
-              </w:rPr>
-              <w:t xml:space="preserve">5.71 ± 9.49</w:t>
-            </w:r>
-          </w:p>
-        </w:tc>
-        <w:tc>
-          <w:tcPr>
-            <w:tcW w:w="1800" w:type="dxa"/>
-            <w:vAlign w:val="center"/>
-          </w:tcPr>
-          <w:p>
-            <w:pPr>
-              <w:spacing w:after="0" w:line="240" w:lineRule="auto"/>
-              <w:jc w:val="center"/>
-            </w:pPr>
-            <w:r>
-              <w:rPr>
-                <w:sz w:val="14"/>
-                <w:szCs w:val="14"/>
-              </w:rPr>
-              <w:t xml:space="preserve">-0.75 ± 0.13</w:t>
-            </w:r>
-          </w:p>
-        </w:tc>
-      </w:tr>
-      <w:tr>
-        <w:tc>
-          <w:tcPr>
-            <w:tcW w:w="1500" w:type="dxa"/>
-            <w:vAlign w:val="center"/>
-          </w:tcPr>
-          <w:p>
-            <w:pPr>
-              <w:spacing w:after="0" w:line="240" w:lineRule="auto"/>
-              <w:jc w:val="center"/>
-            </w:pPr>
-            <w:r>
-              <w:rPr>
-                <w:sz w:val="14"/>
-                <w:szCs w:val="14"/>
-              </w:rPr>
-              <w:t xml:space="preserve">K103N</w:t>
-            </w:r>
-          </w:p>
-        </w:tc>
-        <w:tc>
-          <w:tcPr>
-            <w:tcW w:w="1300" w:type="dxa"/>
-            <w:vAlign w:val="center"/>
-          </w:tcPr>
-          <w:p>
-            <w:pPr>
-              <w:spacing w:after="0" w:line="240" w:lineRule="auto"/>
-              <w:jc w:val="center"/>
-            </w:pPr>
-            <w:r>
-              <w:rPr>
-                <w:sz w:val="14"/>
-                <w:szCs w:val="14"/>
-              </w:rPr>
-              <w:t xml:space="preserve">ΔΔE vdW</w:t>
-            </w:r>
-          </w:p>
-        </w:tc>
-        <w:tc>
-          <w:tcPr>
-            <w:tcW w:w="2200" w:type="dxa"/>
-            <w:vAlign w:val="center"/>
-          </w:tcPr>
-          <w:p>
-            <w:pPr>
-              <w:spacing w:after="0" w:line="240" w:lineRule="auto"/>
-              <w:jc w:val="center"/>
-            </w:pPr>
-            <w:r>
-              <w:rPr>
-                <w:sz w:val="14"/>
-                <w:szCs w:val="14"/>
-              </w:rPr>
-              <w:t xml:space="preserve">2.99e+04 ± 3.8e+04</w:t>
-            </w:r>
-          </w:p>
-        </w:tc>
-        <w:tc>
-          <w:tcPr>
-            <w:tcW w:w="2000" w:type="dxa"/>
-            <w:vAlign w:val="center"/>
-          </w:tcPr>
-          <w:p>
-            <w:pPr>
-              <w:spacing w:after="0" w:line="240" w:lineRule="auto"/>
-              <w:jc w:val="center"/>
-            </w:pPr>
-            <w:r>
-              <w:rPr>
-                <w:sz w:val="14"/>
-                <w:szCs w:val="14"/>
-              </w:rPr>
-              <w:t xml:space="preserve">5.48 ± 9.34</w:t>
-            </w:r>
-          </w:p>
-        </w:tc>
-        <w:tc>
-          <w:tcPr>
-            <w:tcW w:w="1800" w:type="dxa"/>
-            <w:vAlign w:val="center"/>
-          </w:tcPr>
-          <w:p>
-            <w:pPr>
-              <w:spacing w:after="0" w:line="240" w:lineRule="auto"/>
-              <w:jc w:val="center"/>
-            </w:pPr>
-            <w:r>
-              <w:rPr>
-                <w:sz w:val="14"/>
-                <w:szCs w:val="14"/>
-              </w:rPr>
-              <w:t xml:space="preserve">-0.60 ± 0.11</w:t>
-            </w:r>
-          </w:p>
-        </w:tc>
-      </w:tr>
-      <w:tr>
-        <w:tc>
-          <w:tcPr>
-            <w:tcW w:w="1500" w:type="dxa"/>
-            <w:vAlign w:val="center"/>
-          </w:tcPr>
-          <w:p>
-            <w:pPr>
-              <w:spacing w:after="0" w:line="240" w:lineRule="auto"/>
-              <w:jc w:val="center"/>
-            </w:pPr>
-            <w:r>
-              <w:rPr>
-                <w:sz w:val="14"/>
-                <w:szCs w:val="14"/>
-              </w:rPr>
-              <w:t xml:space="preserve">K103N</w:t>
-            </w:r>
-          </w:p>
-        </w:tc>
-        <w:tc>
-          <w:tcPr>
-            <w:tcW w:w="1300" w:type="dxa"/>
-            <w:vAlign w:val="center"/>
-          </w:tcPr>
-          <w:p>
-            <w:pPr>
-              <w:spacing w:after="0" w:line="240" w:lineRule="auto"/>
-              <w:jc w:val="center"/>
-            </w:pPr>
-            <w:r>
-              <w:rPr>
-                <w:sz w:val="14"/>
-                <w:szCs w:val="14"/>
-              </w:rPr>
-              <w:t xml:space="preserve">ΔΔE elec</w:t>
-            </w:r>
-          </w:p>
-        </w:tc>
-        <w:tc>
-          <w:tcPr>
-            <w:tcW w:w="2200" w:type="dxa"/>
-            <w:vAlign w:val="center"/>
-          </w:tcPr>
-          <w:p>
-            <w:pPr>
-              <w:spacing w:after="0" w:line="240" w:lineRule="auto"/>
-              <w:jc w:val="center"/>
-            </w:pPr>
-            <w:r>
-              <w:rPr>
-                <w:sz w:val="14"/>
-                <w:szCs w:val="14"/>
-              </w:rPr>
-              <w:t xml:space="preserve">-2.01 ± 0.36</w:t>
-            </w:r>
-          </w:p>
-        </w:tc>
-        <w:tc>
-          <w:tcPr>
-            <w:tcW w:w="2000" w:type="dxa"/>
-            <w:vAlign w:val="center"/>
-          </w:tcPr>
-          <w:p>
-            <w:pPr>
-              <w:spacing w:after="0" w:line="240" w:lineRule="auto"/>
-              <w:jc w:val="center"/>
-            </w:pPr>
-            <w:r>
-              <w:rPr>
-                <w:sz w:val="14"/>
-                <w:szCs w:val="14"/>
-              </w:rPr>
-              <w:t xml:space="preserve">-2.21 ± 0.23</w:t>
-            </w:r>
-          </w:p>
-        </w:tc>
-        <w:tc>
-          <w:tcPr>
-            <w:tcW w:w="1800" w:type="dxa"/>
-            <w:vAlign w:val="center"/>
-          </w:tcPr>
-          <w:p>
-            <w:pPr>
-              <w:spacing w:after="0" w:line="240" w:lineRule="auto"/>
-              <w:jc w:val="center"/>
-            </w:pPr>
-            <w:r>
-              <w:rPr>
-                <w:sz w:val="14"/>
-                <w:szCs w:val="14"/>
-              </w:rPr>
-              <w:t xml:space="preserve">-2.10 ± 0.19</w:t>
-            </w:r>
-          </w:p>
-        </w:tc>
-      </w:tr>
-      <w:tr>
-        <w:tc>
-          <w:tcPr>
-            <w:tcW w:w="1500" w:type="dxa"/>
-            <w:vAlign w:val="center"/>
-          </w:tcPr>
-          <w:p>
-            <w:pPr>
-              <w:spacing w:after="0" w:line="240" w:lineRule="auto"/>
-              <w:jc w:val="center"/>
-            </w:pPr>
-            <w:r>
-              <w:rPr>
-                <w:sz w:val="14"/>
-                <w:szCs w:val="14"/>
-              </w:rPr>
-              <w:t xml:space="preserve">K103N</w:t>
-            </w:r>
-          </w:p>
-        </w:tc>
-        <w:tc>
-          <w:tcPr>
-            <w:tcW w:w="1300" w:type="dxa"/>
-            <w:vAlign w:val="center"/>
-          </w:tcPr>
-          <w:p>
-            <w:pPr>
-              <w:spacing w:after="0" w:line="240" w:lineRule="auto"/>
-              <w:jc w:val="center"/>
-            </w:pPr>
-            <w:r>
-              <w:rPr>
-                <w:sz w:val="14"/>
-                <w:szCs w:val="14"/>
-              </w:rPr>
-              <w:t xml:space="preserve">ΔΔE GB</w:t>
-            </w:r>
-          </w:p>
-        </w:tc>
-        <w:tc>
-          <w:tcPr>
-            <w:tcW w:w="2200" w:type="dxa"/>
-            <w:vAlign w:val="center"/>
-          </w:tcPr>
-          <w:p>
-            <w:pPr>
-              <w:spacing w:after="0" w:line="240" w:lineRule="auto"/>
-              <w:jc w:val="center"/>
-            </w:pPr>
-            <w:r>
-              <w:rPr>
-                <w:sz w:val="14"/>
-                <w:szCs w:val="14"/>
-              </w:rPr>
-              <w:t xml:space="preserve">2.41 ± 0.23</w:t>
-            </w:r>
-          </w:p>
-        </w:tc>
-        <w:tc>
-          <w:tcPr>
-            <w:tcW w:w="2000" w:type="dxa"/>
-            <w:vAlign w:val="center"/>
-          </w:tcPr>
-          <w:p>
-            <w:pPr>
-              <w:spacing w:after="0" w:line="240" w:lineRule="auto"/>
-              <w:jc w:val="center"/>
-            </w:pPr>
-            <w:r>
-              <w:rPr>
-                <w:sz w:val="14"/>
-                <w:szCs w:val="14"/>
-              </w:rPr>
-              <w:t xml:space="preserve">2.47 ± 0.19</w:t>
-            </w:r>
-          </w:p>
-        </w:tc>
-        <w:tc>
-          <w:tcPr>
-            <w:tcW w:w="1800" w:type="dxa"/>
-            <w:vAlign w:val="center"/>
-          </w:tcPr>
-          <w:p>
-            <w:pPr>
-              <w:spacing w:after="0" w:line="240" w:lineRule="auto"/>
-              <w:jc w:val="center"/>
-            </w:pPr>
-            <w:r>
-              <w:rPr>
-                <w:sz w:val="14"/>
-                <w:szCs w:val="14"/>
-              </w:rPr>
-              <w:t xml:space="preserve">2.00 ± 0.17</w:t>
-            </w:r>
-          </w:p>
-        </w:tc>
-      </w:tr>
-      <w:tr>
-        <w:tc>
-          <w:tcPr>
-            <w:tcW w:w="1500" w:type="dxa"/>
-            <w:vAlign w:val="center"/>
-          </w:tcPr>
-          <w:p>
-            <w:pPr>
-              <w:spacing w:after="0" w:line="240" w:lineRule="auto"/>
-              <w:jc w:val="center"/>
-            </w:pPr>
-            <w:r>
-              <w:rPr>
-                <w:sz w:val="14"/>
-                <w:szCs w:val="14"/>
-              </w:rPr>
-              <w:t xml:space="preserve">V106A</w:t>
-            </w:r>
-          </w:p>
-        </w:tc>
-        <w:tc>
-          <w:tcPr>
-            <w:tcW w:w="1300" w:type="dxa"/>
-            <w:vAlign w:val="center"/>
-          </w:tcPr>
-          <w:p>
-            <w:pPr>
-              <w:spacing w:after="0" w:line="240" w:lineRule="auto"/>
-              <w:jc w:val="center"/>
-            </w:pPr>
-            <w:r>
-              <w:rPr>
-                <w:sz w:val="14"/>
-                <w:szCs w:val="14"/>
-              </w:rPr>
-              <w:t xml:space="preserve">ΔΔE Total</w:t>
-            </w:r>
-          </w:p>
-        </w:tc>
-        <w:tc>
-          <w:tcPr>
-            <w:tcW w:w="2200" w:type="dxa"/>
-            <w:vAlign w:val="center"/>
-          </w:tcPr>
-          <w:p>
-            <w:pPr>
-              <w:spacing w:after="0" w:line="240" w:lineRule="auto"/>
-              <w:jc w:val="center"/>
-            </w:pPr>
-            <w:r>
-              <w:rPr>
-                <w:sz w:val="14"/>
-                <w:szCs w:val="14"/>
-              </w:rPr>
-              <w:t xml:space="preserve">-8938.51 ± 4769.13</w:t>
-            </w:r>
-          </w:p>
-        </w:tc>
-        <w:tc>
-          <w:tcPr>
-            <w:tcW w:w="2000" w:type="dxa"/>
-            <w:vAlign w:val="center"/>
-          </w:tcPr>
-          <w:p>
-            <w:pPr>
-              <w:spacing w:after="0" w:line="240" w:lineRule="auto"/>
-              <w:jc w:val="center"/>
-            </w:pPr>
-            <w:r>
-              <w:rPr>
-                <w:sz w:val="14"/>
-                <w:szCs w:val="14"/>
-              </w:rPr>
-              <w:t xml:space="preserve">2.48 ± 6.91</w:t>
-            </w:r>
-          </w:p>
-        </w:tc>
-        <w:tc>
-          <w:tcPr>
-            <w:tcW w:w="1800" w:type="dxa"/>
-            <w:vAlign w:val="center"/>
-          </w:tcPr>
-          <w:p>
-            <w:pPr>
-              <w:spacing w:after="0" w:line="240" w:lineRule="auto"/>
-              <w:jc w:val="center"/>
-            </w:pPr>
-            <w:r>
-              <w:rPr>
-                <w:sz w:val="14"/>
-                <w:szCs w:val="14"/>
-              </w:rPr>
-              <w:t xml:space="preserve">1.73 ± 0.41</w:t>
-            </w:r>
-          </w:p>
-        </w:tc>
-      </w:tr>
-      <w:tr>
-        <w:tc>
-          <w:tcPr>
-            <w:tcW w:w="1500" w:type="dxa"/>
-            <w:vAlign w:val="center"/>
-          </w:tcPr>
-          <w:p>
-            <w:pPr>
-              <w:spacing w:after="0" w:line="240" w:lineRule="auto"/>
-              <w:jc w:val="center"/>
-            </w:pPr>
-            <w:r>
-              <w:rPr>
-                <w:sz w:val="14"/>
-                <w:szCs w:val="14"/>
-              </w:rPr>
-              <w:t xml:space="preserve">V106A</w:t>
-            </w:r>
-          </w:p>
-        </w:tc>
-        <w:tc>
-          <w:tcPr>
-            <w:tcW w:w="1300" w:type="dxa"/>
-            <w:vAlign w:val="center"/>
-          </w:tcPr>
-          <w:p>
-            <w:pPr>
-              <w:spacing w:after="0" w:line="240" w:lineRule="auto"/>
-              <w:jc w:val="center"/>
-            </w:pPr>
-            <w:r>
-              <w:rPr>
-                <w:sz w:val="14"/>
-                <w:szCs w:val="14"/>
-              </w:rPr>
-              <w:t xml:space="preserve">ΔΔE vdW</w:t>
-            </w:r>
-          </w:p>
-        </w:tc>
-        <w:tc>
-          <w:tcPr>
-            <w:tcW w:w="2200" w:type="dxa"/>
-            <w:vAlign w:val="center"/>
-          </w:tcPr>
-          <w:p>
-            <w:pPr>
-              <w:spacing w:after="0" w:line="240" w:lineRule="auto"/>
-              <w:jc w:val="center"/>
-            </w:pPr>
-            <w:r>
-              <w:rPr>
-                <w:sz w:val="14"/>
-                <w:szCs w:val="14"/>
-              </w:rPr>
-              <w:t xml:space="preserve">-8940.19 ± 4768.84</w:t>
-            </w:r>
-          </w:p>
-        </w:tc>
-        <w:tc>
-          <w:tcPr>
-            <w:tcW w:w="2000" w:type="dxa"/>
-            <w:vAlign w:val="center"/>
-          </w:tcPr>
-          <w:p>
-            <w:pPr>
-              <w:spacing w:after="0" w:line="240" w:lineRule="auto"/>
-              <w:jc w:val="center"/>
-            </w:pPr>
-            <w:r>
-              <w:rPr>
-                <w:sz w:val="14"/>
-                <w:szCs w:val="14"/>
-              </w:rPr>
-              <w:t xml:space="preserve">0.92 ± 6.79</w:t>
-            </w:r>
-          </w:p>
-        </w:tc>
-        <w:tc>
-          <w:tcPr>
-            <w:tcW w:w="1800" w:type="dxa"/>
-            <w:vAlign w:val="center"/>
-          </w:tcPr>
-          <w:p>
-            <w:pPr>
-              <w:spacing w:after="0" w:line="240" w:lineRule="auto"/>
-              <w:jc w:val="center"/>
-            </w:pPr>
-            <w:r>
-              <w:rPr>
-                <w:sz w:val="14"/>
-                <w:szCs w:val="14"/>
-              </w:rPr>
-              <w:t xml:space="preserve">0.73 ± 0.20</w:t>
-            </w:r>
-          </w:p>
-        </w:tc>
-      </w:tr>
-      <w:tr>
-        <w:tc>
-          <w:tcPr>
-            <w:tcW w:w="1500" w:type="dxa"/>
-            <w:vAlign w:val="center"/>
-          </w:tcPr>
-          <w:p>
-            <w:pPr>
-              <w:spacing w:after="0" w:line="240" w:lineRule="auto"/>
-              <w:jc w:val="center"/>
-            </w:pPr>
-            <w:r>
-              <w:rPr>
-                <w:sz w:val="14"/>
-                <w:szCs w:val="14"/>
-              </w:rPr>
-              <w:t xml:space="preserve">V106A</w:t>
-            </w:r>
-          </w:p>
-        </w:tc>
-        <w:tc>
-          <w:tcPr>
-            <w:tcW w:w="1300" w:type="dxa"/>
-            <w:vAlign w:val="center"/>
-          </w:tcPr>
-          <w:p>
-            <w:pPr>
-              <w:spacing w:after="0" w:line="240" w:lineRule="auto"/>
-              <w:jc w:val="center"/>
-            </w:pPr>
-            <w:r>
-              <w:rPr>
-                <w:sz w:val="14"/>
-                <w:szCs w:val="14"/>
-              </w:rPr>
-              <w:t xml:space="preserve">ΔΔE elec</w:t>
-            </w:r>
-          </w:p>
-        </w:tc>
-        <w:tc>
-          <w:tcPr>
-            <w:tcW w:w="2200" w:type="dxa"/>
-            <w:vAlign w:val="center"/>
-          </w:tcPr>
-          <w:p>
-            <w:pPr>
-              <w:spacing w:after="0" w:line="240" w:lineRule="auto"/>
-              <w:jc w:val="center"/>
-            </w:pPr>
-            <w:r>
-              <w:rPr>
-                <w:sz w:val="14"/>
-                <w:szCs w:val="14"/>
-              </w:rPr>
-              <w:t xml:space="preserve">0.39 ± 0.60</w:t>
-            </w:r>
-          </w:p>
-        </w:tc>
-        <w:tc>
-          <w:tcPr>
-            <w:tcW w:w="2000" w:type="dxa"/>
-            <w:vAlign w:val="center"/>
-          </w:tcPr>
-          <w:p>
-            <w:pPr>
-              <w:spacing w:after="0" w:line="240" w:lineRule="auto"/>
-              <w:jc w:val="center"/>
-            </w:pPr>
-            <w:r>
-              <w:rPr>
-                <w:sz w:val="14"/>
-                <w:szCs w:val="14"/>
-              </w:rPr>
-              <w:t xml:space="preserve">0.22 ± 0.50</w:t>
-            </w:r>
-          </w:p>
-        </w:tc>
-        <w:tc>
-          <w:tcPr>
-            <w:tcW w:w="1800" w:type="dxa"/>
-            <w:vAlign w:val="center"/>
-          </w:tcPr>
-          <w:p>
-            <w:pPr>
-              <w:spacing w:after="0" w:line="240" w:lineRule="auto"/>
-              <w:jc w:val="center"/>
-            </w:pPr>
-            <w:r>
-              <w:rPr>
-                <w:sz w:val="14"/>
-                <w:szCs w:val="14"/>
-              </w:rPr>
-              <w:t xml:space="preserve">-0.06 ± 0.77</w:t>
-            </w:r>
-          </w:p>
-        </w:tc>
-      </w:tr>
-      <w:tr>
-        <w:tc>
-          <w:tcPr>
-            <w:tcW w:w="1500" w:type="dxa"/>
-            <w:vAlign w:val="center"/>
-          </w:tcPr>
-          <w:p>
-            <w:pPr>
-              <w:spacing w:after="0" w:line="240" w:lineRule="auto"/>
-              <w:jc w:val="center"/>
-            </w:pPr>
-            <w:r>
-              <w:rPr>
-                <w:sz w:val="14"/>
-                <w:szCs w:val="14"/>
-              </w:rPr>
-              <w:t xml:space="preserve">V106A</w:t>
-            </w:r>
-          </w:p>
-        </w:tc>
-        <w:tc>
-          <w:tcPr>
-            <w:tcW w:w="1300" w:type="dxa"/>
-            <w:vAlign w:val="center"/>
-          </w:tcPr>
-          <w:p>
-            <w:pPr>
-              <w:spacing w:after="0" w:line="240" w:lineRule="auto"/>
-              <w:jc w:val="center"/>
-            </w:pPr>
-            <w:r>
-              <w:rPr>
-                <w:sz w:val="14"/>
-                <w:szCs w:val="14"/>
-              </w:rPr>
-              <w:t xml:space="preserve">ΔΔE GB</w:t>
-            </w:r>
-          </w:p>
-        </w:tc>
-        <w:tc>
-          <w:tcPr>
-            <w:tcW w:w="2200" w:type="dxa"/>
-            <w:vAlign w:val="center"/>
-          </w:tcPr>
-          <w:p>
-            <w:pPr>
-              <w:spacing w:after="0" w:line="240" w:lineRule="auto"/>
-              <w:jc w:val="center"/>
-            </w:pPr>
-            <w:r>
-              <w:rPr>
-                <w:sz w:val="14"/>
-                <w:szCs w:val="14"/>
-              </w:rPr>
-              <w:t xml:space="preserve">1.27 ± 0.96</w:t>
-            </w:r>
-          </w:p>
-        </w:tc>
-        <w:tc>
-          <w:tcPr>
-            <w:tcW w:w="2000" w:type="dxa"/>
-            <w:vAlign w:val="center"/>
-          </w:tcPr>
-          <w:p>
-            <w:pPr>
-              <w:spacing w:after="0" w:line="240" w:lineRule="auto"/>
-              <w:jc w:val="center"/>
-            </w:pPr>
-            <w:r>
-              <w:rPr>
-                <w:sz w:val="14"/>
-                <w:szCs w:val="14"/>
-              </w:rPr>
-              <w:t xml:space="preserve">1.33 ± 0.63</w:t>
-            </w:r>
-          </w:p>
-        </w:tc>
-        <w:tc>
-          <w:tcPr>
-            <w:tcW w:w="1800" w:type="dxa"/>
-            <w:vAlign w:val="center"/>
-          </w:tcPr>
-          <w:p>
-            <w:pPr>
-              <w:spacing w:after="0" w:line="240" w:lineRule="auto"/>
-              <w:jc w:val="center"/>
-            </w:pPr>
-            <w:r>
-              <w:rPr>
-                <w:sz w:val="14"/>
-                <w:szCs w:val="14"/>
-              </w:rPr>
-              <w:t xml:space="preserve">1.05 ± 0.64</w:t>
-            </w:r>
-          </w:p>
-        </w:tc>
-      </w:tr>
-      <w:tr>
-        <w:tc>
-          <w:tcPr>
-            <w:tcW w:w="1500" w:type="dxa"/>
-            <w:vAlign w:val="center"/>
-          </w:tcPr>
-          <w:p>
-            <w:pPr>
-              <w:spacing w:after="0" w:line="240" w:lineRule="auto"/>
-              <w:jc w:val="center"/>
-            </w:pPr>
-            <w:r>
-              <w:rPr>
-                <w:sz w:val="14"/>
-                <w:szCs w:val="14"/>
-              </w:rPr>
-              <w:t xml:space="preserve">V106I+F227C</w:t>
-            </w:r>
-          </w:p>
-        </w:tc>
-        <w:tc>
-          <w:tcPr>
-            <w:tcW w:w="1300" w:type="dxa"/>
-            <w:vAlign w:val="center"/>
-          </w:tcPr>
-          <w:p>
-            <w:pPr>
-              <w:spacing w:after="0" w:line="240" w:lineRule="auto"/>
-              <w:jc w:val="center"/>
-            </w:pPr>
-            <w:r>
-              <w:rPr>
-                <w:sz w:val="14"/>
-                <w:szCs w:val="14"/>
-              </w:rPr>
-              <w:t xml:space="preserve">ΔΔE Total</w:t>
-            </w:r>
-          </w:p>
-        </w:tc>
-        <w:tc>
-          <w:tcPr>
-            <w:tcW w:w="2200" w:type="dxa"/>
-            <w:vAlign w:val="center"/>
-          </w:tcPr>
-          <w:p>
-            <w:pPr>
-              <w:spacing w:after="0" w:line="240" w:lineRule="auto"/>
-              <w:jc w:val="center"/>
-            </w:pPr>
-            <w:r>
-              <w:rPr>
-                <w:sz w:val="14"/>
-                <w:szCs w:val="14"/>
-              </w:rPr>
-              <w:t xml:space="preserve">5.72e+04 ± 3.8e+04</w:t>
-            </w:r>
-          </w:p>
-        </w:tc>
-        <w:tc>
-          <w:tcPr>
-            <w:tcW w:w="2000" w:type="dxa"/>
-            <w:vAlign w:val="center"/>
-          </w:tcPr>
-          <w:p>
-            <w:pPr>
-              <w:spacing w:after="0" w:line="240" w:lineRule="auto"/>
-              <w:jc w:val="center"/>
-            </w:pPr>
-            <w:r>
-              <w:rPr>
-                <w:sz w:val="14"/>
-                <w:szCs w:val="14"/>
-              </w:rPr>
-              <w:t xml:space="preserve">14.89 ± 12.64</w:t>
-            </w:r>
-          </w:p>
-        </w:tc>
-        <w:tc>
-          <w:tcPr>
-            <w:tcW w:w="1800" w:type="dxa"/>
-            <w:vAlign w:val="center"/>
-          </w:tcPr>
-          <w:p>
-            <w:pPr>
-              <w:spacing w:after="0" w:line="240" w:lineRule="auto"/>
-              <w:jc w:val="center"/>
-            </w:pPr>
-            <w:r>
-              <w:rPr>
-                <w:sz w:val="14"/>
-                <w:szCs w:val="14"/>
-              </w:rPr>
-              <w:t xml:space="preserve">0.99 ± 0.54</w:t>
-            </w:r>
-          </w:p>
-        </w:tc>
-      </w:tr>
-      <w:tr>
-        <w:tc>
-          <w:tcPr>
-            <w:tcW w:w="1500" w:type="dxa"/>
-            <w:vAlign w:val="center"/>
-          </w:tcPr>
-          <w:p>
-            <w:pPr>
-              <w:spacing w:after="0" w:line="240" w:lineRule="auto"/>
-              <w:jc w:val="center"/>
-            </w:pPr>
-            <w:r>
-              <w:rPr>
-                <w:sz w:val="14"/>
-                <w:szCs w:val="14"/>
-              </w:rPr>
-              <w:t xml:space="preserve">V106I+F227C</w:t>
-            </w:r>
-          </w:p>
-        </w:tc>
-        <w:tc>
-          <w:tcPr>
-            <w:tcW w:w="1300" w:type="dxa"/>
-            <w:vAlign w:val="center"/>
-          </w:tcPr>
-          <w:p>
-            <w:pPr>
-              <w:spacing w:after="0" w:line="240" w:lineRule="auto"/>
-              <w:jc w:val="center"/>
-            </w:pPr>
-            <w:r>
-              <w:rPr>
-                <w:sz w:val="14"/>
-                <w:szCs w:val="14"/>
-              </w:rPr>
-              <w:t xml:space="preserve">ΔΔE vdW</w:t>
-            </w:r>
-          </w:p>
-        </w:tc>
-        <w:tc>
-          <w:tcPr>
-            <w:tcW w:w="2200" w:type="dxa"/>
-            <w:vAlign w:val="center"/>
-          </w:tcPr>
-          <w:p>
-            <w:pPr>
-              <w:spacing w:after="0" w:line="240" w:lineRule="auto"/>
-              <w:jc w:val="center"/>
-            </w:pPr>
-            <w:r>
-              <w:rPr>
-                <w:sz w:val="14"/>
-                <w:szCs w:val="14"/>
-              </w:rPr>
-              <w:t xml:space="preserve">5.72e+04 ± 3.8e+04</w:t>
-            </w:r>
-          </w:p>
-        </w:tc>
-        <w:tc>
-          <w:tcPr>
-            <w:tcW w:w="2000" w:type="dxa"/>
-            <w:vAlign w:val="center"/>
-          </w:tcPr>
-          <w:p>
-            <w:pPr>
-              <w:spacing w:after="0" w:line="240" w:lineRule="auto"/>
-              <w:jc w:val="center"/>
-            </w:pPr>
-            <w:r>
-              <w:rPr>
-                <w:sz w:val="14"/>
-                <w:szCs w:val="14"/>
-              </w:rPr>
-              <w:t xml:space="preserve">14.09 ± 11.98</w:t>
-            </w:r>
-          </w:p>
-        </w:tc>
-        <w:tc>
-          <w:tcPr>
-            <w:tcW w:w="1800" w:type="dxa"/>
-            <w:vAlign w:val="center"/>
-          </w:tcPr>
-          <w:p>
-            <w:pPr>
-              <w:spacing w:after="0" w:line="240" w:lineRule="auto"/>
-              <w:jc w:val="center"/>
-            </w:pPr>
-            <w:r>
-              <w:rPr>
-                <w:sz w:val="14"/>
-                <w:szCs w:val="14"/>
-              </w:rPr>
-              <w:t xml:space="preserve">1.05 ± 0.57</w:t>
-            </w:r>
-          </w:p>
-        </w:tc>
-      </w:tr>
-      <w:tr>
-        <w:tc>
-          <w:tcPr>
-            <w:tcW w:w="1500" w:type="dxa"/>
-            <w:vAlign w:val="center"/>
-          </w:tcPr>
-          <w:p>
-            <w:pPr>
-              <w:spacing w:after="0" w:line="240" w:lineRule="auto"/>
-              <w:jc w:val="center"/>
-            </w:pPr>
-            <w:r>
-              <w:rPr>
-                <w:sz w:val="14"/>
-                <w:szCs w:val="14"/>
-              </w:rPr>
-              <w:t xml:space="preserve">V106I+F227C</w:t>
-            </w:r>
-          </w:p>
-        </w:tc>
-        <w:tc>
-          <w:tcPr>
-            <w:tcW w:w="1300" w:type="dxa"/>
-            <w:vAlign w:val="center"/>
-          </w:tcPr>
-          <w:p>
-            <w:pPr>
-              <w:spacing w:after="0" w:line="240" w:lineRule="auto"/>
-              <w:jc w:val="center"/>
-            </w:pPr>
-            <w:r>
-              <w:rPr>
-                <w:sz w:val="14"/>
-                <w:szCs w:val="14"/>
-              </w:rPr>
-              <w:t xml:space="preserve">ΔΔE elec</w:t>
-            </w:r>
-          </w:p>
-        </w:tc>
-        <w:tc>
-          <w:tcPr>
-            <w:tcW w:w="2200" w:type="dxa"/>
-            <w:vAlign w:val="center"/>
-          </w:tcPr>
-          <w:p>
-            <w:pPr>
-              <w:spacing w:after="0" w:line="240" w:lineRule="auto"/>
-              <w:jc w:val="center"/>
-            </w:pPr>
-            <w:r>
-              <w:rPr>
-                <w:sz w:val="14"/>
-                <w:szCs w:val="14"/>
-              </w:rPr>
-              <w:t xml:space="preserve">0.34 ± 0.35</w:t>
-            </w:r>
-          </w:p>
-        </w:tc>
-        <w:tc>
-          <w:tcPr>
-            <w:tcW w:w="2000" w:type="dxa"/>
-            <w:vAlign w:val="center"/>
-          </w:tcPr>
-          <w:p>
-            <w:pPr>
-              <w:spacing w:after="0" w:line="240" w:lineRule="auto"/>
-              <w:jc w:val="center"/>
-            </w:pPr>
-            <w:r>
-              <w:rPr>
-                <w:sz w:val="14"/>
-                <w:szCs w:val="14"/>
-              </w:rPr>
-              <w:t xml:space="preserve">0.67 ± 0.39</w:t>
-            </w:r>
-          </w:p>
-        </w:tc>
-        <w:tc>
-          <w:tcPr>
-            <w:tcW w:w="1800" w:type="dxa"/>
-            <w:vAlign w:val="center"/>
-          </w:tcPr>
-          <w:p>
-            <w:pPr>
-              <w:spacing w:after="0" w:line="240" w:lineRule="auto"/>
-              <w:jc w:val="center"/>
-            </w:pPr>
-            <w:r>
-              <w:rPr>
-                <w:sz w:val="14"/>
-                <w:szCs w:val="14"/>
-              </w:rPr>
-              <w:t xml:space="preserve">-0.05 ± 0.26</w:t>
-            </w:r>
-          </w:p>
-        </w:tc>
-      </w:tr>
-      <w:tr>
-        <w:tc>
-          <w:tcPr>
-            <w:tcW w:w="1500" w:type="dxa"/>
-            <w:vAlign w:val="center"/>
-          </w:tcPr>
-          <w:p>
-            <w:pPr>
-              <w:spacing w:after="0" w:line="240" w:lineRule="auto"/>
-              <w:jc w:val="center"/>
-            </w:pPr>
-            <w:r>
-              <w:rPr>
-                <w:sz w:val="14"/>
-                <w:szCs w:val="14"/>
-              </w:rPr>
-              <w:t xml:space="preserve">V106I+F227C</w:t>
-            </w:r>
-          </w:p>
-        </w:tc>
-        <w:tc>
-          <w:tcPr>
-            <w:tcW w:w="1300" w:type="dxa"/>
-            <w:vAlign w:val="center"/>
-          </w:tcPr>
-          <w:p>
-            <w:pPr>
-              <w:spacing w:after="0" w:line="240" w:lineRule="auto"/>
-              <w:jc w:val="center"/>
-            </w:pPr>
-            <w:r>
-              <w:rPr>
-                <w:sz w:val="14"/>
-                <w:szCs w:val="14"/>
-              </w:rPr>
-              <w:t xml:space="preserve">ΔΔE GB</w:t>
-            </w:r>
-          </w:p>
-        </w:tc>
-        <w:tc>
-          <w:tcPr>
-            <w:tcW w:w="2200" w:type="dxa"/>
-            <w:vAlign w:val="center"/>
-          </w:tcPr>
-          <w:p>
-            <w:pPr>
-              <w:spacing w:after="0" w:line="240" w:lineRule="auto"/>
-              <w:jc w:val="center"/>
-            </w:pPr>
-            <w:r>
-              <w:rPr>
-                <w:sz w:val="14"/>
-                <w:szCs w:val="14"/>
-              </w:rPr>
-              <w:t xml:space="preserve">0.45 ± 1.33</w:t>
-            </w:r>
-          </w:p>
-        </w:tc>
-        <w:tc>
-          <w:tcPr>
-            <w:tcW w:w="2000" w:type="dxa"/>
-            <w:vAlign w:val="center"/>
-          </w:tcPr>
-          <w:p>
-            <w:pPr>
-              <w:spacing w:after="0" w:line="240" w:lineRule="auto"/>
-              <w:jc w:val="center"/>
-            </w:pPr>
-            <w:r>
-              <w:rPr>
-                <w:sz w:val="14"/>
-                <w:szCs w:val="14"/>
-              </w:rPr>
-              <w:t xml:space="preserve">0.12 ± 0.87</w:t>
-            </w:r>
-          </w:p>
-        </w:tc>
-        <w:tc>
-          <w:tcPr>
-            <w:tcW w:w="1800" w:type="dxa"/>
-            <w:vAlign w:val="center"/>
-          </w:tcPr>
-          <w:p>
-            <w:pPr>
-              <w:spacing w:after="0" w:line="240" w:lineRule="auto"/>
-              <w:jc w:val="center"/>
-            </w:pPr>
-            <w:r>
-              <w:rPr>
-                <w:sz w:val="14"/>
-                <w:szCs w:val="14"/>
-              </w:rPr>
-              <w:t xml:space="preserve">-0.02 ± 0.26</w:t>
-            </w:r>
-          </w:p>
-        </w:tc>
-      </w:tr>
-      <w:tr>
-        <w:tc>
-          <w:tcPr>
-            <w:tcW w:w="1500" w:type="dxa"/>
-            <w:vAlign w:val="center"/>
-          </w:tcPr>
-          <w:p>
-            <w:pPr>
-              <w:spacing w:after="0" w:line="240" w:lineRule="auto"/>
-              <w:jc w:val="center"/>
-            </w:pPr>
-            <w:r>
-              <w:rPr>
-                <w:sz w:val="14"/>
-                <w:szCs w:val="14"/>
-              </w:rPr>
-              <w:t xml:space="preserve">Y188L</w:t>
-            </w:r>
-          </w:p>
-        </w:tc>
-        <w:tc>
-          <w:tcPr>
-            <w:tcW w:w="1300" w:type="dxa"/>
-            <w:vAlign w:val="center"/>
-          </w:tcPr>
-          <w:p>
-            <w:pPr>
-              <w:spacing w:after="0" w:line="240" w:lineRule="auto"/>
-              <w:jc w:val="center"/>
-            </w:pPr>
-            <w:r>
-              <w:rPr>
-                <w:sz w:val="14"/>
-                <w:szCs w:val="14"/>
-              </w:rPr>
-              <w:t xml:space="preserve">ΔΔE Total</w:t>
-            </w:r>
-          </w:p>
-        </w:tc>
-        <w:tc>
-          <w:tcPr>
-            <w:tcW w:w="2200" w:type="dxa"/>
-            <w:vAlign w:val="center"/>
-          </w:tcPr>
-          <w:p>
-            <w:pPr>
-              <w:spacing w:after="0" w:line="240" w:lineRule="auto"/>
-              <w:jc w:val="center"/>
-            </w:pPr>
-            <w:r>
-              <w:rPr>
-                <w:sz w:val="14"/>
-                <w:szCs w:val="14"/>
-              </w:rPr>
-              <w:t xml:space="preserve">7.16e+08 ± 7.2e+08</w:t>
-            </w:r>
-          </w:p>
-        </w:tc>
-        <w:tc>
-          <w:tcPr>
-            <w:tcW w:w="2000" w:type="dxa"/>
-            <w:vAlign w:val="center"/>
-          </w:tcPr>
-          <w:p>
-            <w:pPr>
-              <w:spacing w:after="0" w:line="240" w:lineRule="auto"/>
-              <w:jc w:val="center"/>
-            </w:pPr>
-            <w:r>
-              <w:rPr>
-                <w:sz w:val="14"/>
-                <w:szCs w:val="14"/>
-              </w:rPr>
-              <w:t xml:space="preserve">22.55 ± 26.51</w:t>
-            </w:r>
-          </w:p>
-        </w:tc>
-        <w:tc>
-          <w:tcPr>
-            <w:tcW w:w="1800" w:type="dxa"/>
-            <w:vAlign w:val="center"/>
-          </w:tcPr>
-          <w:p>
-            <w:pPr>
-              <w:spacing w:after="0" w:line="240" w:lineRule="auto"/>
-              <w:jc w:val="center"/>
-            </w:pPr>
-            <w:r>
-              <w:rPr>
-                <w:sz w:val="14"/>
-                <w:szCs w:val="14"/>
-              </w:rPr>
-              <w:t xml:space="preserve">2.78 ± 0.42</w:t>
-            </w:r>
-          </w:p>
-        </w:tc>
-      </w:tr>
-      <w:tr>
-        <w:tc>
-          <w:tcPr>
-            <w:tcW w:w="1500" w:type="dxa"/>
-            <w:vAlign w:val="center"/>
-          </w:tcPr>
-          <w:p>
-            <w:pPr>
-              <w:spacing w:after="0" w:line="240" w:lineRule="auto"/>
-              <w:jc w:val="center"/>
-            </w:pPr>
-            <w:r>
-              <w:rPr>
-                <w:sz w:val="14"/>
-                <w:szCs w:val="14"/>
-              </w:rPr>
-              <w:t xml:space="preserve">Y188L</w:t>
-            </w:r>
-          </w:p>
-        </w:tc>
-        <w:tc>
-          <w:tcPr>
-            <w:tcW w:w="1300" w:type="dxa"/>
-            <w:vAlign w:val="center"/>
-          </w:tcPr>
-          <w:p>
-            <w:pPr>
-              <w:spacing w:after="0" w:line="240" w:lineRule="auto"/>
-              <w:jc w:val="center"/>
-            </w:pPr>
-            <w:r>
-              <w:rPr>
-                <w:sz w:val="14"/>
-                <w:szCs w:val="14"/>
-              </w:rPr>
-              <w:t xml:space="preserve">ΔΔE vdW</w:t>
-            </w:r>
-          </w:p>
-        </w:tc>
-        <w:tc>
-          <w:tcPr>
-            <w:tcW w:w="2200" w:type="dxa"/>
-            <w:vAlign w:val="center"/>
-          </w:tcPr>
-          <w:p>
-            <w:pPr>
-              <w:spacing w:after="0" w:line="240" w:lineRule="auto"/>
-              <w:jc w:val="center"/>
-            </w:pPr>
-            <w:r>
-              <w:rPr>
-                <w:sz w:val="14"/>
-                <w:szCs w:val="14"/>
-              </w:rPr>
-              <w:t xml:space="preserve">7.16e+08 ± 7.2e+08</w:t>
-            </w:r>
-          </w:p>
-        </w:tc>
-        <w:tc>
-          <w:tcPr>
-            <w:tcW w:w="2000" w:type="dxa"/>
-            <w:vAlign w:val="center"/>
-          </w:tcPr>
-          <w:p>
-            <w:pPr>
-              <w:spacing w:after="0" w:line="240" w:lineRule="auto"/>
-              <w:jc w:val="center"/>
-            </w:pPr>
-            <w:r>
-              <w:rPr>
-                <w:sz w:val="14"/>
-                <w:szCs w:val="14"/>
-              </w:rPr>
-              <w:t xml:space="preserve">20.60 ± 24.55</w:t>
-            </w:r>
-          </w:p>
-        </w:tc>
-        <w:tc>
-          <w:tcPr>
-            <w:tcW w:w="1800" w:type="dxa"/>
-            <w:vAlign w:val="center"/>
-          </w:tcPr>
-          <w:p>
-            <w:pPr>
-              <w:spacing w:after="0" w:line="240" w:lineRule="auto"/>
-              <w:jc w:val="center"/>
-            </w:pPr>
-            <w:r>
-              <w:rPr>
-                <w:sz w:val="14"/>
-                <w:szCs w:val="14"/>
-              </w:rPr>
-              <w:t xml:space="preserve">2.25 ± 0.20</w:t>
-            </w:r>
-          </w:p>
-        </w:tc>
-      </w:tr>
-      <w:tr>
-        <w:tc>
-          <w:tcPr>
-            <w:tcW w:w="1500" w:type="dxa"/>
-            <w:vAlign w:val="center"/>
-          </w:tcPr>
-          <w:p>
-            <w:pPr>
-              <w:spacing w:after="0" w:line="240" w:lineRule="auto"/>
-              <w:jc w:val="center"/>
-            </w:pPr>
-            <w:r>
-              <w:rPr>
-                <w:sz w:val="14"/>
-                <w:szCs w:val="14"/>
-              </w:rPr>
-              <w:t xml:space="preserve">Y188L</w:t>
-            </w:r>
-          </w:p>
-        </w:tc>
-        <w:tc>
-          <w:tcPr>
-            <w:tcW w:w="1300" w:type="dxa"/>
-            <w:vAlign w:val="center"/>
-          </w:tcPr>
-          <w:p>
-            <w:pPr>
-              <w:spacing w:after="0" w:line="240" w:lineRule="auto"/>
-              <w:jc w:val="center"/>
-            </w:pPr>
-            <w:r>
-              <w:rPr>
-                <w:sz w:val="14"/>
-                <w:szCs w:val="14"/>
-              </w:rPr>
-              <w:t xml:space="preserve">ΔΔE elec</w:t>
-            </w:r>
-          </w:p>
-        </w:tc>
-        <w:tc>
-          <w:tcPr>
-            <w:tcW w:w="2200" w:type="dxa"/>
-            <w:vAlign w:val="center"/>
-          </w:tcPr>
-          <w:p>
-            <w:pPr>
-              <w:spacing w:after="0" w:line="240" w:lineRule="auto"/>
-              <w:jc w:val="center"/>
-            </w:pPr>
-            <w:r>
-              <w:rPr>
-                <w:sz w:val="14"/>
-                <w:szCs w:val="14"/>
-              </w:rPr>
-              <w:t xml:space="preserve">1.51 ± 1.30</w:t>
-            </w:r>
-          </w:p>
-        </w:tc>
-        <w:tc>
-          <w:tcPr>
-            <w:tcW w:w="2000" w:type="dxa"/>
-            <w:vAlign w:val="center"/>
-          </w:tcPr>
-          <w:p>
-            <w:pPr>
-              <w:spacing w:after="0" w:line="240" w:lineRule="auto"/>
-              <w:jc w:val="center"/>
-            </w:pPr>
-            <w:r>
-              <w:rPr>
-                <w:sz w:val="14"/>
-                <w:szCs w:val="14"/>
-              </w:rPr>
-              <w:t xml:space="preserve">1.82 ± 1.73</w:t>
-            </w:r>
-          </w:p>
-        </w:tc>
-        <w:tc>
-          <w:tcPr>
-            <w:tcW w:w="1800" w:type="dxa"/>
-            <w:vAlign w:val="center"/>
-          </w:tcPr>
-          <w:p>
-            <w:pPr>
-              <w:spacing w:after="0" w:line="240" w:lineRule="auto"/>
-              <w:jc w:val="center"/>
-            </w:pPr>
-            <w:r>
-              <w:rPr>
-                <w:sz w:val="14"/>
-                <w:szCs w:val="14"/>
-              </w:rPr>
-              <w:t xml:space="preserve">0.31 ± 0.26</w:t>
-            </w:r>
-          </w:p>
-        </w:tc>
-      </w:tr>
-      <w:tr>
-        <w:tc>
-          <w:tcPr>
-            <w:tcW w:w="1500" w:type="dxa"/>
-            <w:vAlign w:val="center"/>
-          </w:tcPr>
-          <w:p>
-            <w:pPr>
-              <w:spacing w:after="0" w:line="240" w:lineRule="auto"/>
-              <w:jc w:val="center"/>
-            </w:pPr>
-            <w:r>
-              <w:rPr>
-                <w:sz w:val="14"/>
-                <w:szCs w:val="14"/>
-              </w:rPr>
-              <w:t xml:space="preserve">Y188L</w:t>
-            </w:r>
-          </w:p>
-        </w:tc>
-        <w:tc>
-          <w:tcPr>
-            <w:tcW w:w="1300" w:type="dxa"/>
-            <w:vAlign w:val="center"/>
-          </w:tcPr>
-          <w:p>
-            <w:pPr>
-              <w:spacing w:after="0" w:line="240" w:lineRule="auto"/>
-              <w:jc w:val="center"/>
-            </w:pPr>
-            <w:r>
-              <w:rPr>
-                <w:sz w:val="14"/>
-                <w:szCs w:val="14"/>
-              </w:rPr>
-              <w:t xml:space="preserve">ΔΔE GB</w:t>
-            </w:r>
-          </w:p>
-        </w:tc>
-        <w:tc>
-          <w:tcPr>
-            <w:tcW w:w="2200" w:type="dxa"/>
-            <w:vAlign w:val="center"/>
-          </w:tcPr>
-          <w:p>
-            <w:pPr>
-              <w:spacing w:after="0" w:line="240" w:lineRule="auto"/>
-              <w:jc w:val="center"/>
-            </w:pPr>
-            <w:r>
-              <w:rPr>
-                <w:sz w:val="14"/>
-                <w:szCs w:val="14"/>
-              </w:rPr>
-              <w:t xml:space="preserve">0.94 ± 1.25</w:t>
-            </w:r>
-          </w:p>
-        </w:tc>
-        <w:tc>
-          <w:tcPr>
-            <w:tcW w:w="2000" w:type="dxa"/>
-            <w:vAlign w:val="center"/>
-          </w:tcPr>
-          <w:p>
-            <w:pPr>
-              <w:spacing w:after="0" w:line="240" w:lineRule="auto"/>
-              <w:jc w:val="center"/>
-            </w:pPr>
-            <w:r>
-              <w:rPr>
-                <w:sz w:val="14"/>
-                <w:szCs w:val="14"/>
-              </w:rPr>
-              <w:t xml:space="preserve">0.16 ± 0.22</w:t>
-            </w:r>
-          </w:p>
-        </w:tc>
-        <w:tc>
-          <w:tcPr>
-            <w:tcW w:w="1800" w:type="dxa"/>
-            <w:vAlign w:val="center"/>
-          </w:tcPr>
-          <w:p>
-            <w:pPr>
-              <w:spacing w:after="0" w:line="240" w:lineRule="auto"/>
-              <w:jc w:val="center"/>
-            </w:pPr>
-            <w:r>
-              <w:rPr>
-                <w:sz w:val="14"/>
-                <w:szCs w:val="14"/>
-              </w:rPr>
-              <w:t xml:space="preserve">0.26 ± 0.12</w:t>
+              <w:t xml:space="preserve">+0.08</w:t>
             </w:r>
           </w:p>
         </w:tc>
@@ -2794,7 +7290,11 @@
         <w:spacing w:after="200"/>
       </w:pPr>
       <w:r>
-        <w:t xml:space="preserve">Supplementary Note 4. Sensitivity of the MM/GBSA energies to snapshot relaxation. Each snapshot is energy-minimized before its energy is evaluated. We compared three treatments on six genotypes: no relaxation, hydrogen atoms only with heavy atoms restrained, and the full minimization used in the main text. Supplementary Table 5 gives ΔΔETotal and its components under all three. The differences between the three treatments fall almost entirely in the van der Waals term. The electrostatic and polar solvation terms agree to within 1 to 2 kcal/mol across all three. Without relaxation the van der Waals term is dominated by close atomic contacts in the stored snapshots, and ΔΔETotal reaches values as large as 7 × 10⁸ kcal/mol. The effect depends on the genotype. In wild type, none of the 100 scored snapshots gives a value above +100 kcal/mol; in G190E, half of them do. Hydrogen-only relaxation reduces these contacts but does not remove them, and leaves replicate standard errors of 6.9 to 26.5 kcal/mol, which are larger than the shifts being measured. With full minimization the replicate standard errors are 0.13 to 0.54 kcal/mol. Full minimization may also shift the individual components, and these data cannot separate that from the reduction in noise.</w:t>
+        <w:t xml:space="preserve">Supplementary Note 1. Finite-size corrections for the charge-changing legs. The leading periodicity (net-charge self-energy) term of the Rocklin scheme is +0.0407 kcal/mol per phase and cancels to below 0.0001 kcal/mol in ΔΔGbind for both WT→K103N and WT→G190E. The higher-order terms — net-charge undersolvation, discrete-solvent and residual integrated potential — were not applied, since computing them exactly requires a Poisson-Boltzmann treatment of each environment. They are bounded instead by cancellation: each depends on the net charge, the box, the solvent density and the solute </w:t>
+      </w:r>
+      <w:r>
+        <w:lastRenderedPageBreak/>
+        <w:t>excluded volume; the charge change is identical in the holo and apo phases by construction; and the cells are matched to within 0.13% (K103N) and 0.31% (G190E) in volume, with DOR occupying 0.019% of the cell. Taking a per-phase correction of 1 kcal/mol, about 25 times the leading term, the residual on ΔΔGbind is at most 0.003 kcal/mol — two to three orders of magnitude below the 0.2–1.2 kcal/mol per-leg statistical uncertainties in Table 2.</w:t>
       </w:r>
     </w:p>
     <w:p>
@@ -2802,7 +7302,7 @@
         <w:spacing w:after="200"/>
       </w:pPr>
       <w:r>
-        <w:t xml:space="preserve">Supplementary Note 1. Finite-size corrections for the charge-changing legs. The leading periodicity (net-charge self-energy) term of the Rocklin scheme is +0.0407 kcal/mol per phase and cancels to below 0.0001 kcal/mol in ΔΔGbind for both WT→K103N and WT→G190E. The higher-order terms — net-charge undersolvation, discrete-solvent and residual integrated potential — were not applied, since computing them exactly requires a Poisson-Boltzmann treatment of each environment. They are bounded instead by cancellation: each depends on the net charge, the box, the solvent density and the solute excluded volume; the charge change is identical in the holo and apo phases by construction; and the cells are matched to within 0.13% (K103N) and 0.31% (G190E) in volume, with DOR occupying 0.019% of the cell. Taking a per-phase correction of 1 kcal/mol, about 25 times the leading term, the residual on ΔΔGbind is at most 0.003 kcal/mol — two to three orders of magnitude below the 0.2–1.2 kcal/mol per-leg statistical uncertainties in Table 2.</w:t>
+        <w:t>Supplementary Note 2. Effect of the ligand charge model. MM/GBSA energies recomputed with AM1-BCC partial charges for WT, V106A and Y188L, using the same trajectories, snapshots, sampling and relaxation protocol as the main text, so that the ligand charge set is the only difference. The two charge sets are both neutral and correlate at 0.890, but AM1-BCC is more polarised (mean |q| 0.228 e against 0.138 e; RMS difference 0.165 e, maximum 0.390 e), with the largest differences on the triazolinone and pyridinone carbonyl and amide atoms. Absolute binding energies shift by 3.5–4.6 kcal/mol. The WT-referenced ΔΔETotal reported in Table 2 shifts by at most 0.81 kcal/mol (V106A 1.73 → 2.54, Y188L 2.78 → 2.34) with the sign preserved, and the shift falls almost entirely on the charge-dependent components (ΔΔEelec up to 1.17, ΔΔEGB up to 1.32) while ΔΔEvdW moves only 0.23–0.29 kcal/mol. Much of the charge-model effect is therefore common to wild type and mutant and cancels in the WT-referenced difference. This applies to MM/GBSA only; ΔΔGbind is unaffected because DOR is neutral and identically parameterised at both end states of every alchemical leg.</w:t>
       </w:r>
     </w:p>
     <w:p>
@@ -2810,20 +7310,11 @@
         <w:spacing w:after="200"/>
       </w:pPr>
       <w:r>
-        <w:t xml:space="preserve">Supplementary Note 2. Effect of the ligand charge model. MM/GBSA energies recomputed with AM1-BCC partial charges for WT, V106A and Y188L, using the same trajectories, snapshots, sampling and relaxation protocol as the main text, so that the ligand charge set is the only difference. The two charge sets are both neutral and correlate at 0.890, but AM1-BCC is more polarised (mean |q| 0.228 e against 0.138 e; RMS difference 0.165 e, maximum 0.390 e), with the largest differences on the triazolinone and pyridinone carbonyl and amide atoms. Absolute binding energies shift by 3.5–4.6 kcal/mol. The WT-referenced ΔΔETotal reported in Table 2 shifts by at most 0.81 kcal/mol (V106A 1.73 → 2.54, Y188L 2.78 → 2.34) with the sign preserved, and the shift falls almost entirely on the charge-dependent components (ΔΔEelec up to 1.17, ΔΔEGB up to 1.32) while ΔΔEvdW moves only 0.23–0.29 kcal/mol. Much of the charge-model effect is therefore common to wild type and mutant and cancels in the WT-referenced difference. This applies to MM/GBSA only; ΔΔGbind is unaffected because DOR is neutral and identically parameterised at both end states of every alchemical leg.</w:t>
-      </w:r>
-    </w:p>
-    <w:p>
-      <w:pPr>
-        <w:spacing w:after="200"/>
-      </w:pPr>
-      <w:r>
-        <w:t xml:space="preserve">Supplementary Table 6. Effect of the ligand charge model on WT-referenced MM/GBSA energies. The same trajectories and snapshots re-scored with Gasteiger and with AM1-BCC partial charges, three replicates per genotype. Values are kcal/mol, mean ± SEM over replicates.</w:t>
+        <w:t>Supplementary Table 6. Effect of the ligand charge model on WT-referenced MM/GBSA energies. The same trajectories and snapshots re-scored with Gasteiger and with AM1-BCC partial charges, three replicates per genotype. Values are kcal/mol, mean ± SEM over replicates.</w:t>
       </w:r>
     </w:p>
     <w:tbl>
       <w:tblPr>
-        <w:tblStyle w:val="TableGrid"/>
         <w:tblW w:w="0" w:type="auto"/>
         <w:tblBorders>
           <w:top w:val="single" w:sz="4" w:space="0" w:color="auto"/>
@@ -2833,6 +7324,7 @@
           <w:insideH w:val="single" w:sz="4" w:space="0" w:color="auto"/>
           <w:insideV w:val="single" w:sz="4" w:space="0" w:color="auto"/>
         </w:tblBorders>
+        <w:tblLook w:val="04A0" w:firstRow="1" w:lastRow="0" w:firstColumn="1" w:lastColumn="0" w:noHBand="0" w:noVBand="1"/>
       </w:tblPr>
       <w:tblGrid>
         <w:gridCol w:w="1700"/>
@@ -2852,7 +7344,6 @@
           </w:tcPr>
           <w:p>
             <w:pPr>
-              <w:spacing w:after="0" w:line="240" w:lineRule="auto"/>
               <w:jc w:val="center"/>
             </w:pPr>
             <w:r>
@@ -2861,7 +7352,7 @@
                 <w:sz w:val="16"/>
                 <w:szCs w:val="16"/>
               </w:rPr>
-              <w:t xml:space="preserve">Genotype</w:t>
+              <w:t>Genotype</w:t>
             </w:r>
           </w:p>
         </w:tc>
@@ -2872,7 +7363,6 @@
           </w:tcPr>
           <w:p>
             <w:pPr>
-              <w:spacing w:after="0" w:line="240" w:lineRule="auto"/>
               <w:jc w:val="center"/>
             </w:pPr>
             <w:r>
@@ -2881,7 +7371,7 @@
                 <w:sz w:val="16"/>
                 <w:szCs w:val="16"/>
               </w:rPr>
-              <w:t xml:space="preserve">Component</w:t>
+              <w:t>Component</w:t>
             </w:r>
           </w:p>
         </w:tc>
@@ -2892,7 +7382,6 @@
           </w:tcPr>
           <w:p>
             <w:pPr>
-              <w:spacing w:after="0" w:line="240" w:lineRule="auto"/>
               <w:jc w:val="center"/>
             </w:pPr>
             <w:r>
@@ -2901,7 +7390,7 @@
                 <w:sz w:val="16"/>
                 <w:szCs w:val="16"/>
               </w:rPr>
-              <w:t xml:space="preserve">Gasteiger</w:t>
+              <w:t>Gasteiger</w:t>
             </w:r>
           </w:p>
         </w:tc>
@@ -2912,7 +7401,6 @@
           </w:tcPr>
           <w:p>
             <w:pPr>
-              <w:spacing w:after="0" w:line="240" w:lineRule="auto"/>
               <w:jc w:val="center"/>
             </w:pPr>
             <w:r>
@@ -2921,7 +7409,7 @@
                 <w:sz w:val="16"/>
                 <w:szCs w:val="16"/>
               </w:rPr>
-              <w:t xml:space="preserve">AM1-BCC</w:t>
+              <w:t>AM1-BCC</w:t>
             </w:r>
           </w:p>
         </w:tc>
@@ -2932,7 +7420,6 @@
           </w:tcPr>
           <w:p>
             <w:pPr>
-              <w:spacing w:after="0" w:line="240" w:lineRule="auto"/>
               <w:jc w:val="center"/>
             </w:pPr>
             <w:r>
@@ -2941,7 +7428,7 @@
                 <w:sz w:val="16"/>
                 <w:szCs w:val="16"/>
               </w:rPr>
-              <w:t xml:space="preserve">Difference</w:t>
+              <w:t>Difference</w:t>
             </w:r>
           </w:p>
         </w:tc>
@@ -2954,7 +7441,6 @@
           </w:tcPr>
           <w:p>
             <w:pPr>
-              <w:spacing w:after="0" w:line="240" w:lineRule="auto"/>
               <w:jc w:val="center"/>
             </w:pPr>
             <w:r>
@@ -2962,7 +7448,7 @@
                 <w:sz w:val="16"/>
                 <w:szCs w:val="16"/>
               </w:rPr>
-              <w:t xml:space="preserve">V106A</w:t>
+              <w:t>V106A</w:t>
             </w:r>
           </w:p>
         </w:tc>
@@ -2973,7 +7459,6 @@
           </w:tcPr>
           <w:p>
             <w:pPr>
-              <w:spacing w:after="0" w:line="240" w:lineRule="auto"/>
               <w:jc w:val="center"/>
             </w:pPr>
             <w:r>
@@ -2981,7 +7466,7 @@
                 <w:sz w:val="16"/>
                 <w:szCs w:val="16"/>
               </w:rPr>
-              <w:t xml:space="preserve">ΔΔE Total</w:t>
+              <w:t>ΔΔE Total</w:t>
             </w:r>
           </w:p>
         </w:tc>
@@ -2992,7 +7477,6 @@
           </w:tcPr>
           <w:p>
             <w:pPr>
-              <w:spacing w:after="0" w:line="240" w:lineRule="auto"/>
               <w:jc w:val="center"/>
             </w:pPr>
             <w:r>
@@ -3000,7 +7484,7 @@
                 <w:sz w:val="16"/>
                 <w:szCs w:val="16"/>
               </w:rPr>
-              <w:t xml:space="preserve">1.73 ± 0.41</w:t>
+              <w:t>1.73 ± 0.41</w:t>
             </w:r>
           </w:p>
         </w:tc>
@@ -3011,7 +7495,6 @@
           </w:tcPr>
           <w:p>
             <w:pPr>
-              <w:spacing w:after="0" w:line="240" w:lineRule="auto"/>
               <w:jc w:val="center"/>
             </w:pPr>
             <w:r>
@@ -3019,7 +7502,7 @@
                 <w:sz w:val="16"/>
                 <w:szCs w:val="16"/>
               </w:rPr>
-              <w:t xml:space="preserve">2.54 ± 0.55</w:t>
+              <w:t>2.54 ± 0.55</w:t>
             </w:r>
           </w:p>
         </w:tc>
@@ -3030,7 +7513,6 @@
           </w:tcPr>
           <w:p>
             <w:pPr>
-              <w:spacing w:after="0" w:line="240" w:lineRule="auto"/>
               <w:jc w:val="center"/>
             </w:pPr>
             <w:r>
@@ -3038,7 +7520,7 @@
                 <w:sz w:val="16"/>
                 <w:szCs w:val="16"/>
               </w:rPr>
-              <w:t xml:space="preserve">+0.81</w:t>
+              <w:t>+0.81</w:t>
             </w:r>
           </w:p>
         </w:tc>
@@ -3051,7 +7533,6 @@
           </w:tcPr>
           <w:p>
             <w:pPr>
-              <w:spacing w:after="0" w:line="240" w:lineRule="auto"/>
               <w:jc w:val="center"/>
             </w:pPr>
             <w:r>
@@ -3059,7 +7540,7 @@
                 <w:sz w:val="16"/>
                 <w:szCs w:val="16"/>
               </w:rPr>
-              <w:t xml:space="preserve">V106A</w:t>
+              <w:t>V106A</w:t>
             </w:r>
           </w:p>
         </w:tc>
@@ -3070,7 +7551,6 @@
           </w:tcPr>
           <w:p>
             <w:pPr>
-              <w:spacing w:after="0" w:line="240" w:lineRule="auto"/>
               <w:jc w:val="center"/>
             </w:pPr>
             <w:r>
@@ -3078,7 +7558,7 @@
                 <w:sz w:val="16"/>
                 <w:szCs w:val="16"/>
               </w:rPr>
-              <w:t xml:space="preserve">ΔΔE vdW</w:t>
+              <w:t>ΔΔE vdW</w:t>
             </w:r>
           </w:p>
         </w:tc>
@@ -3089,7 +7569,6 @@
           </w:tcPr>
           <w:p>
             <w:pPr>
-              <w:spacing w:after="0" w:line="240" w:lineRule="auto"/>
               <w:jc w:val="center"/>
             </w:pPr>
             <w:r>
@@ -3097,7 +7576,7 @@
                 <w:sz w:val="16"/>
                 <w:szCs w:val="16"/>
               </w:rPr>
-              <w:t xml:space="preserve">0.73 ± 0.20</w:t>
+              <w:t>0.73 ± 0.20</w:t>
             </w:r>
           </w:p>
         </w:tc>
@@ -3108,7 +7587,6 @@
           </w:tcPr>
           <w:p>
             <w:pPr>
-              <w:spacing w:after="0" w:line="240" w:lineRule="auto"/>
               <w:jc w:val="center"/>
             </w:pPr>
             <w:r>
@@ -3116,7 +7594,7 @@
                 <w:sz w:val="16"/>
                 <w:szCs w:val="16"/>
               </w:rPr>
-              <w:t xml:space="preserve">1.02 ± 0.20</w:t>
+              <w:t>1.02 ± 0.20</w:t>
             </w:r>
           </w:p>
         </w:tc>
@@ -3127,7 +7605,6 @@
           </w:tcPr>
           <w:p>
             <w:pPr>
-              <w:spacing w:after="0" w:line="240" w:lineRule="auto"/>
               <w:jc w:val="center"/>
             </w:pPr>
             <w:r>
@@ -3135,7 +7612,7 @@
                 <w:sz w:val="16"/>
                 <w:szCs w:val="16"/>
               </w:rPr>
-              <w:t xml:space="preserve">+0.29</w:t>
+              <w:t>+0.29</w:t>
             </w:r>
           </w:p>
         </w:tc>
@@ -3148,7 +7625,6 @@
           </w:tcPr>
           <w:p>
             <w:pPr>
-              <w:spacing w:after="0" w:line="240" w:lineRule="auto"/>
               <w:jc w:val="center"/>
             </w:pPr>
             <w:r>
@@ -3156,7 +7632,7 @@
                 <w:sz w:val="16"/>
                 <w:szCs w:val="16"/>
               </w:rPr>
-              <w:t xml:space="preserve">V106A</w:t>
+              <w:t>V106A</w:t>
             </w:r>
           </w:p>
         </w:tc>
@@ -3167,7 +7643,6 @@
           </w:tcPr>
           <w:p>
             <w:pPr>
-              <w:spacing w:after="0" w:line="240" w:lineRule="auto"/>
               <w:jc w:val="center"/>
             </w:pPr>
             <w:r>
@@ -3175,7 +7650,7 @@
                 <w:sz w:val="16"/>
                 <w:szCs w:val="16"/>
               </w:rPr>
-              <w:t xml:space="preserve">ΔΔE elec</w:t>
+              <w:t>ΔΔE elec</w:t>
             </w:r>
           </w:p>
         </w:tc>
@@ -3186,7 +7661,6 @@
           </w:tcPr>
           <w:p>
             <w:pPr>
-              <w:spacing w:after="0" w:line="240" w:lineRule="auto"/>
               <w:jc w:val="center"/>
             </w:pPr>
             <w:r>
@@ -3194,7 +7668,7 @@
                 <w:sz w:val="16"/>
                 <w:szCs w:val="16"/>
               </w:rPr>
-              <w:t xml:space="preserve">-0.07 ± 0.77</w:t>
+              <w:t>-0.07 ± 0.77</w:t>
             </w:r>
           </w:p>
         </w:tc>
@@ -3205,7 +7679,6 @@
           </w:tcPr>
           <w:p>
             <w:pPr>
-              <w:spacing w:after="0" w:line="240" w:lineRule="auto"/>
               <w:jc w:val="center"/>
             </w:pPr>
             <w:r>
@@ -3213,7 +7686,7 @@
                 <w:sz w:val="16"/>
                 <w:szCs w:val="16"/>
               </w:rPr>
-              <w:t xml:space="preserve">-0.88 ± 1.51</w:t>
+              <w:t>-0.88 ± 1.51</w:t>
             </w:r>
           </w:p>
         </w:tc>
@@ -3224,7 +7697,6 @@
           </w:tcPr>
           <w:p>
             <w:pPr>
-              <w:spacing w:after="0" w:line="240" w:lineRule="auto"/>
               <w:jc w:val="center"/>
             </w:pPr>
             <w:r>
@@ -3232,7 +7704,7 @@
                 <w:sz w:val="16"/>
                 <w:szCs w:val="16"/>
               </w:rPr>
-              <w:t xml:space="preserve">-0.81</w:t>
+              <w:t>-0.81</w:t>
             </w:r>
           </w:p>
         </w:tc>
@@ -3245,7 +7717,6 @@
           </w:tcPr>
           <w:p>
             <w:pPr>
-              <w:spacing w:after="0" w:line="240" w:lineRule="auto"/>
               <w:jc w:val="center"/>
             </w:pPr>
             <w:r>
@@ -3253,7 +7724,7 @@
                 <w:sz w:val="16"/>
                 <w:szCs w:val="16"/>
               </w:rPr>
-              <w:t xml:space="preserve">V106A</w:t>
+              <w:t>V106A</w:t>
             </w:r>
           </w:p>
         </w:tc>
@@ -3264,7 +7735,6 @@
           </w:tcPr>
           <w:p>
             <w:pPr>
-              <w:spacing w:after="0" w:line="240" w:lineRule="auto"/>
               <w:jc w:val="center"/>
             </w:pPr>
             <w:r>
@@ -3272,7 +7742,7 @@
                 <w:sz w:val="16"/>
                 <w:szCs w:val="16"/>
               </w:rPr>
-              <w:t xml:space="preserve">ΔΔE GB</w:t>
+              <w:t>ΔΔE GB</w:t>
             </w:r>
           </w:p>
         </w:tc>
@@ -3283,7 +7753,6 @@
           </w:tcPr>
           <w:p>
             <w:pPr>
-              <w:spacing w:after="0" w:line="240" w:lineRule="auto"/>
               <w:jc w:val="center"/>
             </w:pPr>
             <w:r>
@@ -3291,7 +7760,7 @@
                 <w:sz w:val="16"/>
                 <w:szCs w:val="16"/>
               </w:rPr>
-              <w:t xml:space="preserve">1.05 ± 0.64</w:t>
+              <w:t>1.05 ± 0.64</w:t>
             </w:r>
           </w:p>
         </w:tc>
@@ -3302,7 +7771,6 @@
           </w:tcPr>
           <w:p>
             <w:pPr>
-              <w:spacing w:after="0" w:line="240" w:lineRule="auto"/>
               <w:jc w:val="center"/>
             </w:pPr>
             <w:r>
@@ -3310,7 +7778,7 @@
                 <w:sz w:val="16"/>
                 <w:szCs w:val="16"/>
               </w:rPr>
-              <w:t xml:space="preserve">2.37 ± 1.16</w:t>
+              <w:t>2.37 ± 1.16</w:t>
             </w:r>
           </w:p>
         </w:tc>
@@ -3321,7 +7789,6 @@
           </w:tcPr>
           <w:p>
             <w:pPr>
-              <w:spacing w:after="0" w:line="240" w:lineRule="auto"/>
               <w:jc w:val="center"/>
             </w:pPr>
             <w:r>
@@ -3329,7 +7796,7 @@
                 <w:sz w:val="16"/>
                 <w:szCs w:val="16"/>
               </w:rPr>
-              <w:t xml:space="preserve">+1.32</w:t>
+              <w:t>+1.32</w:t>
             </w:r>
           </w:p>
         </w:tc>
@@ -3342,7 +7809,6 @@
           </w:tcPr>
           <w:p>
             <w:pPr>
-              <w:spacing w:after="0" w:line="240" w:lineRule="auto"/>
               <w:jc w:val="center"/>
             </w:pPr>
             <w:r>
@@ -3350,7 +7816,7 @@
                 <w:sz w:val="16"/>
                 <w:szCs w:val="16"/>
               </w:rPr>
-              <w:t xml:space="preserve">Y188L</w:t>
+              <w:t>Y188L</w:t>
             </w:r>
           </w:p>
         </w:tc>
@@ -3361,7 +7827,6 @@
           </w:tcPr>
           <w:p>
             <w:pPr>
-              <w:spacing w:after="0" w:line="240" w:lineRule="auto"/>
               <w:jc w:val="center"/>
             </w:pPr>
             <w:r>
@@ -3369,7 +7834,7 @@
                 <w:sz w:val="16"/>
                 <w:szCs w:val="16"/>
               </w:rPr>
-              <w:t xml:space="preserve">ΔΔE Total</w:t>
+              <w:t>ΔΔE Total</w:t>
             </w:r>
           </w:p>
         </w:tc>
@@ -3380,7 +7845,6 @@
           </w:tcPr>
           <w:p>
             <w:pPr>
-              <w:spacing w:after="0" w:line="240" w:lineRule="auto"/>
               <w:jc w:val="center"/>
             </w:pPr>
             <w:r>
@@ -3388,7 +7852,7 @@
                 <w:sz w:val="16"/>
                 <w:szCs w:val="16"/>
               </w:rPr>
-              <w:t xml:space="preserve">2.78 ± 0.42</w:t>
+              <w:t>2.78 ± 0.42</w:t>
             </w:r>
           </w:p>
         </w:tc>
@@ -3399,7 +7863,6 @@
           </w:tcPr>
           <w:p>
             <w:pPr>
-              <w:spacing w:after="0" w:line="240" w:lineRule="auto"/>
               <w:jc w:val="center"/>
             </w:pPr>
             <w:r>
@@ -3407,7 +7870,7 @@
                 <w:sz w:val="16"/>
                 <w:szCs w:val="16"/>
               </w:rPr>
-              <w:t xml:space="preserve">2.34 ± 0.14</w:t>
+              <w:t>2.34 ± 0.14</w:t>
             </w:r>
           </w:p>
         </w:tc>
@@ -3418,7 +7881,6 @@
           </w:tcPr>
           <w:p>
             <w:pPr>
-              <w:spacing w:after="0" w:line="240" w:lineRule="auto"/>
               <w:jc w:val="center"/>
             </w:pPr>
             <w:r>
@@ -3426,7 +7888,7 @@
                 <w:sz w:val="16"/>
                 <w:szCs w:val="16"/>
               </w:rPr>
-              <w:t xml:space="preserve">-0.45</w:t>
+              <w:t>-0.45</w:t>
             </w:r>
           </w:p>
         </w:tc>
@@ -3439,7 +7901,6 @@
           </w:tcPr>
           <w:p>
             <w:pPr>
-              <w:spacing w:after="0" w:line="240" w:lineRule="auto"/>
               <w:jc w:val="center"/>
             </w:pPr>
             <w:r>
@@ -3447,7 +7908,7 @@
                 <w:sz w:val="16"/>
                 <w:szCs w:val="16"/>
               </w:rPr>
-              <w:t xml:space="preserve">Y188L</w:t>
+              <w:t>Y188L</w:t>
             </w:r>
           </w:p>
         </w:tc>
@@ -3458,7 +7919,6 @@
           </w:tcPr>
           <w:p>
             <w:pPr>
-              <w:spacing w:after="0" w:line="240" w:lineRule="auto"/>
               <w:jc w:val="center"/>
             </w:pPr>
             <w:r>
@@ -3466,7 +7926,7 @@
                 <w:sz w:val="16"/>
                 <w:szCs w:val="16"/>
               </w:rPr>
-              <w:t xml:space="preserve">ΔΔE vdW</w:t>
+              <w:t>ΔΔE vdW</w:t>
             </w:r>
           </w:p>
         </w:tc>
@@ -3477,7 +7937,6 @@
           </w:tcPr>
           <w:p>
             <w:pPr>
-              <w:spacing w:after="0" w:line="240" w:lineRule="auto"/>
               <w:jc w:val="center"/>
             </w:pPr>
             <w:r>
@@ -3485,7 +7944,7 @@
                 <w:sz w:val="16"/>
                 <w:szCs w:val="16"/>
               </w:rPr>
-              <w:t xml:space="preserve">2.25 ± 0.20</w:t>
+              <w:t>2.25 ± 0.20</w:t>
             </w:r>
           </w:p>
         </w:tc>
@@ -3496,7 +7955,6 @@
           </w:tcPr>
           <w:p>
             <w:pPr>
-              <w:spacing w:after="0" w:line="240" w:lineRule="auto"/>
               <w:jc w:val="center"/>
             </w:pPr>
             <w:r>
@@ -3504,7 +7962,7 @@
                 <w:sz w:val="16"/>
                 <w:szCs w:val="16"/>
               </w:rPr>
-              <w:t xml:space="preserve">2.48 ± 0.23</w:t>
+              <w:t>2.48 ± 0.23</w:t>
             </w:r>
           </w:p>
         </w:tc>
@@ -3515,7 +7973,6 @@
           </w:tcPr>
           <w:p>
             <w:pPr>
-              <w:spacing w:after="0" w:line="240" w:lineRule="auto"/>
               <w:jc w:val="center"/>
             </w:pPr>
             <w:r>
@@ -3523,7 +7980,7 @@
                 <w:sz w:val="16"/>
                 <w:szCs w:val="16"/>
               </w:rPr>
-              <w:t xml:space="preserve">+0.23</w:t>
+              <w:t>+0.23</w:t>
             </w:r>
           </w:p>
         </w:tc>
@@ -3536,7 +7993,6 @@
           </w:tcPr>
           <w:p>
             <w:pPr>
-              <w:spacing w:after="0" w:line="240" w:lineRule="auto"/>
               <w:jc w:val="center"/>
             </w:pPr>
             <w:r>
@@ -3544,7 +8000,7 @@
                 <w:sz w:val="16"/>
                 <w:szCs w:val="16"/>
               </w:rPr>
-              <w:t xml:space="preserve">Y188L</w:t>
+              <w:t>Y188L</w:t>
             </w:r>
           </w:p>
         </w:tc>
@@ -3555,7 +8011,6 @@
           </w:tcPr>
           <w:p>
             <w:pPr>
-              <w:spacing w:after="0" w:line="240" w:lineRule="auto"/>
               <w:jc w:val="center"/>
             </w:pPr>
             <w:r>
@@ -3563,7 +8018,7 @@
                 <w:sz w:val="16"/>
                 <w:szCs w:val="16"/>
               </w:rPr>
-              <w:t xml:space="preserve">ΔΔE elec</w:t>
+              <w:t>ΔΔE elec</w:t>
             </w:r>
           </w:p>
         </w:tc>
@@ -3574,7 +8029,6 @@
           </w:tcPr>
           <w:p>
             <w:pPr>
-              <w:spacing w:after="0" w:line="240" w:lineRule="auto"/>
               <w:jc w:val="center"/>
             </w:pPr>
             <w:r>
@@ -3582,7 +8036,7 @@
                 <w:sz w:val="16"/>
                 <w:szCs w:val="16"/>
               </w:rPr>
-              <w:t xml:space="preserve">0.31 ± 0.26</w:t>
+              <w:t>0.31 ± 0.26</w:t>
             </w:r>
           </w:p>
         </w:tc>
@@ -3593,7 +8047,6 @@
           </w:tcPr>
           <w:p>
             <w:pPr>
-              <w:spacing w:after="0" w:line="240" w:lineRule="auto"/>
               <w:jc w:val="center"/>
             </w:pPr>
             <w:r>
@@ -3601,7 +8054,7 @@
                 <w:sz w:val="16"/>
                 <w:szCs w:val="16"/>
               </w:rPr>
-              <w:t xml:space="preserve">-0.85 ± 0.38</w:t>
+              <w:t>-0.85 ± 0.38</w:t>
             </w:r>
           </w:p>
         </w:tc>
@@ -3612,7 +8065,6 @@
           </w:tcPr>
           <w:p>
             <w:pPr>
-              <w:spacing w:after="0" w:line="240" w:lineRule="auto"/>
               <w:jc w:val="center"/>
             </w:pPr>
             <w:r>
@@ -3620,7 +8072,7 @@
                 <w:sz w:val="16"/>
                 <w:szCs w:val="16"/>
               </w:rPr>
-              <w:t xml:space="preserve">-1.17</w:t>
+              <w:t>-1.17</w:t>
             </w:r>
           </w:p>
         </w:tc>
@@ -3633,7 +8085,6 @@
           </w:tcPr>
           <w:p>
             <w:pPr>
-              <w:spacing w:after="0" w:line="240" w:lineRule="auto"/>
               <w:jc w:val="center"/>
             </w:pPr>
             <w:r>
@@ -3641,7 +8092,7 @@
                 <w:sz w:val="16"/>
                 <w:szCs w:val="16"/>
               </w:rPr>
-              <w:t xml:space="preserve">Y188L</w:t>
+              <w:t>Y188L</w:t>
             </w:r>
           </w:p>
         </w:tc>
@@ -3652,7 +8103,6 @@
           </w:tcPr>
           <w:p>
             <w:pPr>
-              <w:spacing w:after="0" w:line="240" w:lineRule="auto"/>
               <w:jc w:val="center"/>
             </w:pPr>
             <w:r>
@@ -3660,7 +8110,7 @@
                 <w:sz w:val="16"/>
                 <w:szCs w:val="16"/>
               </w:rPr>
-              <w:t xml:space="preserve">ΔΔE GB</w:t>
+              <w:t>ΔΔE GB</w:t>
             </w:r>
           </w:p>
         </w:tc>
@@ -3671,7 +8121,6 @@
           </w:tcPr>
           <w:p>
             <w:pPr>
-              <w:spacing w:after="0" w:line="240" w:lineRule="auto"/>
               <w:jc w:val="center"/>
             </w:pPr>
             <w:r>
@@ -3679,7 +8128,7 @@
                 <w:sz w:val="16"/>
                 <w:szCs w:val="16"/>
               </w:rPr>
-              <w:t xml:space="preserve">0.26 ± 0.12</w:t>
+              <w:t>0.26 ± 0.12</w:t>
             </w:r>
           </w:p>
         </w:tc>
@@ -3690,7 +8139,6 @@
           </w:tcPr>
           <w:p>
             <w:pPr>
-              <w:spacing w:after="0" w:line="240" w:lineRule="auto"/>
               <w:jc w:val="center"/>
             </w:pPr>
             <w:r>
@@ -3698,7 +8146,7 @@
                 <w:sz w:val="16"/>
                 <w:szCs w:val="16"/>
               </w:rPr>
-              <w:t xml:space="preserve">0.74 ± 0.14</w:t>
+              <w:t>0.74 ± 0.14</w:t>
             </w:r>
           </w:p>
         </w:tc>
@@ -3709,7 +8157,6 @@
           </w:tcPr>
           <w:p>
             <w:pPr>
-              <w:spacing w:after="0" w:line="240" w:lineRule="auto"/>
               <w:jc w:val="center"/>
             </w:pPr>
             <w:r>
@@ -3717,23 +8164,19 @@
                 <w:sz w:val="16"/>
                 <w:szCs w:val="16"/>
               </w:rPr>
-              <w:t xml:space="preserve">+0.48</w:t>
+              <w:t>+0.48</w:t>
             </w:r>
           </w:p>
         </w:tc>
       </w:tr>
     </w:tbl>
-    <w:p>
-      <w:pPr>
-        <w:spacing w:after="0"/>
-      </w:pPr>
-    </w:p>
+    <w:p/>
     <w:p>
       <w:pPr>
         <w:spacing w:after="200"/>
       </w:pPr>
       <w:r>
-        <w:t xml:space="preserve">Supplementary Figure 3. Convergence diagnostics. Block averages over the production trajectories, together with integrated autocorrelation times estimated by Geyer's initial positive sequence and the resulting effective sample sizes, for six structural observables across all 60 holo replicates. Median autocorrelation times are 1.0–3.7 ns, giving a median effective sample size of 14–50 per 100 ns replicate; per-genotype median values range from 8 (V106M) to 73 (F227C). These bound the precision of the reported replicate means. They do not establish that the sampled basin is the only relevant one: an autocorrelation time measures motion within the basin a replicate occupies, so a trajectory that never leaves its starting basin can show a short correlation time and a healthy effective sample size regardless.</w:t>
+        <w:t>Supplementary Figure 3. Convergence diagnostics. Block averages over the production trajectories, together with integrated autocorrelation times estimated by Geyer's initial positive sequence and the resulting effective sample sizes, for six structural observables across all 60 holo replicates. Median autocorrelation times are 1.0–3.7 ns, giving a median effective sample size of 14–50 per 100 ns replicate; per-genotype median values range from 8 (V106M) to 73 (F227C). These bound the precision of the reported replicate means. They do not establish that the sampled basin is the only relevant one: an autocorrelation time measures motion within the basin a replicate occupies, so a trajectory that never leaves its starting basin can show a short correlation time and a healthy effective sample size regardless.</w:t>
       </w:r>
     </w:p>
     <w:p>
@@ -3741,7 +8184,8 @@
         <w:spacing w:after="200"/>
       </w:pPr>
       <w:r>
-        <w:t xml:space="preserve">Supplementary Figure 4. Protein-level conformational analysis. Per-residue Cα RMSF after superposition on the NNIBP-lining residues, and three-state secondary structure by DSSP, both referenced to wild type across the panel. Regional RMSF changes reach at most 0.25 Å, in the primer grip (225–235) and the β9–β10 sheet for Y181C and G190S, and secondary structure is essentially unchanged throughout, the largest shift being G190E losing 0.08 of strand character at the NNIBP lining. No genotype remodels the fold in the bound state, which indicates that the differences in Table 3 are local to the DOR interface rather than consequences of broader conformational change.</w:t>
+        <w:lastRenderedPageBreak/>
+        <w:t>Supplementary Figure 4. Protein-level conformational analysis. Per-residue Cα RMSF after superposition on the NNIBP-lining residues, and three-state secondary structure by DSSP, both referenced to wild type across the panel. Regional RMSF changes reach at most 0.25 Å, in the primer grip (225–235) and the β9–β10 sheet for Y181C and G190S, and secondary structure is essentially unchanged throughout, the largest shift being G190E losing 0.08 of strand character at the NNIBP lining. No genotype remodels the fold in the bound state, which indicates that the differences in Table 3 are local to the DOR interface rather than consequences of broader conformational change.</w:t>
       </w:r>
     </w:p>
     <w:p>
@@ -3749,7 +8193,7 @@
         <w:spacing w:after="200"/>
       </w:pPr>
       <w:r>
-        <w:t xml:space="preserve">Supplementary Figure 5. Apo and holo NNIBP volume distributions. Per-frame pocket volume for the bound state over full production, and for the unliganded state over a matched 10 ns window. The wild-type apo trajectories are 10 ns and set that window. The unliganded pocket is much smaller than the bound pocket in every genotype; per-genotype values are given in Supplementary Table 7. In all three G190E apo simulations RT became extended, after 18.5, 23 and 71 ns, with the chain spanning more than the box edge while every covalent bond stayed intact at 1.2 Å. Those frames are excluded. The matched 10 ns window comes before the change in every replicate, and no holo trajectory behaves this way.</w:t>
+        <w:t>Supplementary Figure 5. Apo and holo NNIBP volume distributions. Per-frame pocket volume for the bound state over full production, and for the unliganded state over a matched 10 ns window. The wild-type apo trajectories are 10 ns and set that window. The unliganded pocket is much smaller than the bound pocket in every genotype; per-genotype values are given in Supplementary Table 7. In all three G190E apo simulations RT became extended, after 18.5, 23 and 71 ns, with the chain spanning more than the box edge while every covalent bond stayed intact at 1.2 Å. Those frames are excluded. The matched 10 ns window comes before the change in every replicate, and no holo trajectory behaves this way.</w:t>
       </w:r>
     </w:p>
     <w:p>
@@ -3757,7 +8201,7 @@
         <w:spacing w:after="200"/>
       </w:pPr>
       <w:r>
-        <w:t xml:space="preserve">Supplementary Note 3. The unliganded (apo) pocket. The NNIBP is not an open cavity in RT on its own. DOR has to open it, and that costs free energy. The thermodynamic cycle introduces each mutation twice, once in the DOR-bound state and once in the unliganded state. A mutation that changes the cost of opening the pocket therefore changes both legs in the same direction, and the two changes largely cancel in ΔΔGbind. We ran apo simulations for wild type and seven genotypes. Wild-type apo is 10 ns, so every apo trajectory was cut to a matched 10 ns window for comparison. Supplementary Table 7 gives the unliganded pocket volume on that window beside the bound-state volume from Table 3. Every apo pocket is smaller than its bound counterpart. The difference between the two states is larger than wild type (137 Å³) for the three genotypes whose ΔΔGbind misses the phenotype: G190E (242 Å³), V106I+F227C (178 Å³) and A98G+F227C (176 Å³).</w:t>
+        <w:t>Supplementary Note 3. The unliganded (apo) pocket. The NNIBP is not an open cavity in RT on its own. DOR has to open it, and that costs free energy. The thermodynamic cycle introduces each mutation twice, once in the DOR-bound state and once in the unliganded state. A mutation that changes the cost of opening the pocket therefore changes both legs in the same direction, and the two changes largely cancel in ΔΔGbind. We ran apo simulations for wild type and seven genotypes. Wild-type apo is 10 ns, so every apo trajectory was cut to a matched 10 ns window for comparison. Supplementary Table 7 gives the unliganded pocket volume on that window beside the bound-state volume from Table 3. Every apo pocket is smaller than its bound counterpart. The difference between the two states is larger than wild type (137 Å³) for the three genotypes whose ΔΔGbind misses the phenotype: G190E (242 Å³), V106I+F227C (178 Å³) and A98G+F227C (176 Å³).</w:t>
       </w:r>
     </w:p>
     <w:p>
@@ -3765,15 +8209,11 @@
         <w:spacing w:after="200"/>
       </w:pPr>
       <w:r>
-        <w:t xml:space="preserve">Supplementary Table 7. Unliganded (apo) and bound (holo) NNIBP pocket volume. Apo values are the mean ± SD over the matched 10 ns window across three replicates; holo values are the replicate means from Table 3. The induced-fit gap is holo minus apo. Genotypes are ordered by apo pocket volume.</w:t>
-      </w:r>
-      <w:r>
-        <w:t xml:space="preserve"> *In all three G190E apo simulations RT became extended after 18.5 ns or later, and the trajectories were not usable past that point. The value shown comes from the matched 10 ns window, which precedes the change in every replicate.</w:t>
+        <w:t>Supplementary Table 7. Unliganded (apo) and bound (holo) NNIBP pocket volume. Apo values are the mean ± SD over the matched 10 ns window across three replicates; holo values are the replicate means from Table 3. The induced-fit gap is holo minus apo. Genotypes are ordered by apo pocket volume. *In all three G190E apo simulations RT became extended after 18.5 ns or later, and the trajectories were not usable past that point. The value shown comes from the matched 10 ns window, which precedes the change in every replicate.</w:t>
       </w:r>
     </w:p>
     <w:tbl>
       <w:tblPr>
-        <w:tblStyle w:val="TableGrid"/>
         <w:tblW w:w="0" w:type="auto"/>
         <w:tblBorders>
           <w:top w:val="single" w:sz="4" w:space="0" w:color="auto"/>
@@ -3783,14 +8223,15 @@
           <w:insideH w:val="single" w:sz="4" w:space="0" w:color="auto"/>
           <w:insideV w:val="single" w:sz="4" w:space="0" w:color="auto"/>
         </w:tblBorders>
+        <w:tblLook w:val="04A0" w:firstRow="1" w:lastRow="0" w:firstColumn="1" w:lastColumn="0" w:noHBand="0" w:noVBand="1"/>
       </w:tblPr>
       <w:tblGrid>
-        <w:gridCol w:w="1700"/>
-        <w:gridCol w:w="1100"/>
-        <w:gridCol w:w="1800"/>
-        <w:gridCol w:w="1700"/>
-        <w:gridCol w:w="1700"/>
-        <w:gridCol w:w="1500"/>
+        <w:gridCol w:w="1682"/>
+        <w:gridCol w:w="1096"/>
+        <w:gridCol w:w="1766"/>
+        <w:gridCol w:w="1670"/>
+        <w:gridCol w:w="1669"/>
+        <w:gridCol w:w="1467"/>
       </w:tblGrid>
       <w:tr>
         <w:trPr>
@@ -3803,7 +8244,6 @@
           </w:tcPr>
           <w:p>
             <w:pPr>
-              <w:spacing w:after="0" w:line="240" w:lineRule="auto"/>
               <w:jc w:val="center"/>
             </w:pPr>
             <w:r>
@@ -3812,7 +8252,7 @@
                 <w:sz w:val="16"/>
                 <w:szCs w:val="16"/>
               </w:rPr>
-              <w:t xml:space="preserve">Genotype</w:t>
+              <w:t>Genotype</w:t>
             </w:r>
           </w:p>
         </w:tc>
@@ -3823,7 +8263,6 @@
           </w:tcPr>
           <w:p>
             <w:pPr>
-              <w:spacing w:after="0" w:line="240" w:lineRule="auto"/>
               <w:jc w:val="center"/>
             </w:pPr>
             <w:r>
@@ -3832,7 +8271,7 @@
                 <w:sz w:val="16"/>
                 <w:szCs w:val="16"/>
               </w:rPr>
-              <w:t xml:space="preserve">Replicates</w:t>
+              <w:t>Replicates</w:t>
             </w:r>
           </w:p>
         </w:tc>
@@ -3843,7 +8282,6 @@
           </w:tcPr>
           <w:p>
             <w:pPr>
-              <w:spacing w:after="0" w:line="240" w:lineRule="auto"/>
               <w:jc w:val="center"/>
             </w:pPr>
             <w:r>
@@ -3852,7 +8290,7 @@
                 <w:sz w:val="16"/>
                 <w:szCs w:val="16"/>
               </w:rPr>
-              <w:t xml:space="preserve">Apo V(NNIBP) (Å³)</w:t>
+              <w:t>Apo V(NNIBP) (Å³)</w:t>
             </w:r>
           </w:p>
         </w:tc>
@@ -3863,7 +8301,6 @@
           </w:tcPr>
           <w:p>
             <w:pPr>
-              <w:spacing w:after="0" w:line="240" w:lineRule="auto"/>
               <w:jc w:val="center"/>
             </w:pPr>
             <w:r>
@@ -3872,7 +8309,7 @@
                 <w:sz w:val="16"/>
                 <w:szCs w:val="16"/>
               </w:rPr>
-              <w:t xml:space="preserve">Holo V(NNIBP) (Å³)</w:t>
+              <w:t>Holo V(NNIBP) (Å³)</w:t>
             </w:r>
           </w:p>
         </w:tc>
@@ -3883,7 +8320,6 @@
           </w:tcPr>
           <w:p>
             <w:pPr>
-              <w:spacing w:after="0" w:line="240" w:lineRule="auto"/>
               <w:jc w:val="center"/>
             </w:pPr>
             <w:r>
@@ -3892,7 +8328,7 @@
                 <w:sz w:val="16"/>
                 <w:szCs w:val="16"/>
               </w:rPr>
-              <w:t xml:space="preserve">Induced-fit gap (Å³)</w:t>
+              <w:t>Induced-fit gap (Å³)</w:t>
             </w:r>
           </w:p>
         </w:tc>
@@ -3903,7 +8339,6 @@
           </w:tcPr>
           <w:p>
             <w:pPr>
-              <w:spacing w:after="0" w:line="240" w:lineRule="auto"/>
               <w:jc w:val="center"/>
             </w:pPr>
             <w:r>
@@ -3912,7 +8347,7 @@
                 <w:sz w:val="16"/>
                 <w:szCs w:val="16"/>
               </w:rPr>
-              <w:t xml:space="preserve">ΔApo vs WT (Å³)</w:t>
+              <w:t>ΔApo vs WT (Å³)</w:t>
             </w:r>
           </w:p>
         </w:tc>
@@ -3925,7 +8360,6 @@
           </w:tcPr>
           <w:p>
             <w:pPr>
-              <w:spacing w:after="0" w:line="240" w:lineRule="auto"/>
               <w:jc w:val="center"/>
             </w:pPr>
             <w:r>
@@ -3933,7 +8367,7 @@
                 <w:sz w:val="16"/>
                 <w:szCs w:val="16"/>
               </w:rPr>
-              <w:t xml:space="preserve">G190E*</w:t>
+              <w:t>G190E*</w:t>
             </w:r>
           </w:p>
         </w:tc>
@@ -3944,7 +8378,6 @@
           </w:tcPr>
           <w:p>
             <w:pPr>
-              <w:spacing w:after="0" w:line="240" w:lineRule="auto"/>
               <w:jc w:val="center"/>
             </w:pPr>
             <w:r>
@@ -3952,7 +8385,7 @@
                 <w:sz w:val="16"/>
                 <w:szCs w:val="16"/>
               </w:rPr>
-              <w:t xml:space="preserve">3</w:t>
+              <w:t>3</w:t>
             </w:r>
           </w:p>
         </w:tc>
@@ -3963,7 +8396,6 @@
           </w:tcPr>
           <w:p>
             <w:pPr>
-              <w:spacing w:after="0" w:line="240" w:lineRule="auto"/>
               <w:jc w:val="center"/>
             </w:pPr>
             <w:r>
@@ -3971,7 +8403,7 @@
                 <w:sz w:val="16"/>
                 <w:szCs w:val="16"/>
               </w:rPr>
-              <w:t xml:space="preserve">42.0 ± 16.6</w:t>
+              <w:t>42.0 ± 16.6</w:t>
             </w:r>
           </w:p>
         </w:tc>
@@ -3982,7 +8414,6 @@
           </w:tcPr>
           <w:p>
             <w:pPr>
-              <w:spacing w:after="0" w:line="240" w:lineRule="auto"/>
               <w:jc w:val="center"/>
             </w:pPr>
             <w:r>
@@ -3990,7 +8421,7 @@
                 <w:sz w:val="16"/>
                 <w:szCs w:val="16"/>
               </w:rPr>
-              <w:t xml:space="preserve">284.3</w:t>
+              <w:t>284.3</w:t>
             </w:r>
           </w:p>
         </w:tc>
@@ -4001,7 +8432,6 @@
           </w:tcPr>
           <w:p>
             <w:pPr>
-              <w:spacing w:after="0" w:line="240" w:lineRule="auto"/>
               <w:jc w:val="center"/>
             </w:pPr>
             <w:r>
@@ -4009,7 +8439,7 @@
                 <w:sz w:val="16"/>
                 <w:szCs w:val="16"/>
               </w:rPr>
-              <w:t xml:space="preserve">242</w:t>
+              <w:t>242</w:t>
             </w:r>
           </w:p>
         </w:tc>
@@ -4020,7 +8450,6 @@
           </w:tcPr>
           <w:p>
             <w:pPr>
-              <w:spacing w:after="0" w:line="240" w:lineRule="auto"/>
               <w:jc w:val="center"/>
             </w:pPr>
             <w:r>
@@ -4028,7 +8457,7 @@
                 <w:sz w:val="16"/>
                 <w:szCs w:val="16"/>
               </w:rPr>
-              <w:t xml:space="preserve">-49.0</w:t>
+              <w:t>-49.0</w:t>
             </w:r>
           </w:p>
         </w:tc>
@@ -4041,7 +8470,6 @@
           </w:tcPr>
           <w:p>
             <w:pPr>
-              <w:spacing w:after="0" w:line="240" w:lineRule="auto"/>
               <w:jc w:val="center"/>
             </w:pPr>
             <w:r>
@@ -4049,7 +8477,7 @@
                 <w:sz w:val="16"/>
                 <w:szCs w:val="16"/>
               </w:rPr>
-              <w:t xml:space="preserve">V106I+F227C</w:t>
+              <w:t>V106I+F227C</w:t>
             </w:r>
           </w:p>
         </w:tc>
@@ -4060,7 +8488,6 @@
           </w:tcPr>
           <w:p>
             <w:pPr>
-              <w:spacing w:after="0" w:line="240" w:lineRule="auto"/>
               <w:jc w:val="center"/>
             </w:pPr>
             <w:r>
@@ -4068,7 +8495,7 @@
                 <w:sz w:val="16"/>
                 <w:szCs w:val="16"/>
               </w:rPr>
-              <w:t xml:space="preserve">3</w:t>
+              <w:t>3</w:t>
             </w:r>
           </w:p>
         </w:tc>
@@ -4079,7 +8506,6 @@
           </w:tcPr>
           <w:p>
             <w:pPr>
-              <w:spacing w:after="0" w:line="240" w:lineRule="auto"/>
               <w:jc w:val="center"/>
             </w:pPr>
             <w:r>
@@ -4087,7 +8513,7 @@
                 <w:sz w:val="16"/>
                 <w:szCs w:val="16"/>
               </w:rPr>
-              <w:t xml:space="preserve">54.4 ± 27.6</w:t>
+              <w:t>54.4 ± 27.6</w:t>
             </w:r>
           </w:p>
         </w:tc>
@@ -4098,7 +8524,6 @@
           </w:tcPr>
           <w:p>
             <w:pPr>
-              <w:spacing w:after="0" w:line="240" w:lineRule="auto"/>
               <w:jc w:val="center"/>
             </w:pPr>
             <w:r>
@@ -4106,7 +8531,7 @@
                 <w:sz w:val="16"/>
                 <w:szCs w:val="16"/>
               </w:rPr>
-              <w:t xml:space="preserve">232.8</w:t>
+              <w:t>232.8</w:t>
             </w:r>
           </w:p>
         </w:tc>
@@ -4117,7 +8542,6 @@
           </w:tcPr>
           <w:p>
             <w:pPr>
-              <w:spacing w:after="0" w:line="240" w:lineRule="auto"/>
               <w:jc w:val="center"/>
             </w:pPr>
             <w:r>
@@ -4125,7 +8549,7 @@
                 <w:sz w:val="16"/>
                 <w:szCs w:val="16"/>
               </w:rPr>
-              <w:t xml:space="preserve">178</w:t>
+              <w:t>178</w:t>
             </w:r>
           </w:p>
         </w:tc>
@@ -4136,7 +8560,6 @@
           </w:tcPr>
           <w:p>
             <w:pPr>
-              <w:spacing w:after="0" w:line="240" w:lineRule="auto"/>
               <w:jc w:val="center"/>
             </w:pPr>
             <w:r>
@@ -4144,7 +8567,7 @@
                 <w:sz w:val="16"/>
                 <w:szCs w:val="16"/>
               </w:rPr>
-              <w:t xml:space="preserve">-36.6</w:t>
+              <w:t>-36.6</w:t>
             </w:r>
           </w:p>
         </w:tc>
@@ -4157,7 +8580,6 @@
           </w:tcPr>
           <w:p>
             <w:pPr>
-              <w:spacing w:after="0" w:line="240" w:lineRule="auto"/>
               <w:jc w:val="center"/>
             </w:pPr>
             <w:r>
@@ -4165,7 +8587,7 @@
                 <w:sz w:val="16"/>
                 <w:szCs w:val="16"/>
               </w:rPr>
-              <w:t xml:space="preserve">A98G+F227C</w:t>
+              <w:t>A98G+F227C</w:t>
             </w:r>
           </w:p>
         </w:tc>
@@ -4176,7 +8598,6 @@
           </w:tcPr>
           <w:p>
             <w:pPr>
-              <w:spacing w:after="0" w:line="240" w:lineRule="auto"/>
               <w:jc w:val="center"/>
             </w:pPr>
             <w:r>
@@ -4184,7 +8605,7 @@
                 <w:sz w:val="16"/>
                 <w:szCs w:val="16"/>
               </w:rPr>
-              <w:t xml:space="preserve">3</w:t>
+              <w:t>3</w:t>
             </w:r>
           </w:p>
         </w:tc>
@@ -4195,7 +8616,6 @@
           </w:tcPr>
           <w:p>
             <w:pPr>
-              <w:spacing w:after="0" w:line="240" w:lineRule="auto"/>
               <w:jc w:val="center"/>
             </w:pPr>
             <w:r>
@@ -4203,7 +8623,7 @@
                 <w:sz w:val="16"/>
                 <w:szCs w:val="16"/>
               </w:rPr>
-              <w:t xml:space="preserve">62.6 ± 21.0</w:t>
+              <w:t>62.6 ± 21.0</w:t>
             </w:r>
           </w:p>
         </w:tc>
@@ -4214,7 +8634,6 @@
           </w:tcPr>
           <w:p>
             <w:pPr>
-              <w:spacing w:after="0" w:line="240" w:lineRule="auto"/>
               <w:jc w:val="center"/>
             </w:pPr>
             <w:r>
@@ -4222,7 +8641,7 @@
                 <w:sz w:val="16"/>
                 <w:szCs w:val="16"/>
               </w:rPr>
-              <w:t xml:space="preserve">238.1</w:t>
+              <w:t>238.1</w:t>
             </w:r>
           </w:p>
         </w:tc>
@@ -4233,7 +8652,6 @@
           </w:tcPr>
           <w:p>
             <w:pPr>
-              <w:spacing w:after="0" w:line="240" w:lineRule="auto"/>
               <w:jc w:val="center"/>
             </w:pPr>
             <w:r>
@@ -4241,7 +8659,7 @@
                 <w:sz w:val="16"/>
                 <w:szCs w:val="16"/>
               </w:rPr>
-              <w:t xml:space="preserve">176</w:t>
+              <w:t>176</w:t>
             </w:r>
           </w:p>
         </w:tc>
@@ -4252,7 +8670,6 @@
           </w:tcPr>
           <w:p>
             <w:pPr>
-              <w:spacing w:after="0" w:line="240" w:lineRule="auto"/>
               <w:jc w:val="center"/>
             </w:pPr>
             <w:r>
@@ -4260,7 +8677,7 @@
                 <w:sz w:val="16"/>
                 <w:szCs w:val="16"/>
               </w:rPr>
-              <w:t xml:space="preserve">-28.4</w:t>
+              <w:t>-28.4</w:t>
             </w:r>
           </w:p>
         </w:tc>
@@ -4273,7 +8690,6 @@
           </w:tcPr>
           <w:p>
             <w:pPr>
-              <w:spacing w:after="0" w:line="240" w:lineRule="auto"/>
               <w:jc w:val="center"/>
             </w:pPr>
             <w:r>
@@ -4281,7 +8697,7 @@
                 <w:sz w:val="16"/>
                 <w:szCs w:val="16"/>
               </w:rPr>
-              <w:t xml:space="preserve">F227C</w:t>
+              <w:t>F227C</w:t>
             </w:r>
           </w:p>
         </w:tc>
@@ -4292,7 +8708,6 @@
           </w:tcPr>
           <w:p>
             <w:pPr>
-              <w:spacing w:after="0" w:line="240" w:lineRule="auto"/>
               <w:jc w:val="center"/>
             </w:pPr>
             <w:r>
@@ -4300,7 +8715,7 @@
                 <w:sz w:val="16"/>
                 <w:szCs w:val="16"/>
               </w:rPr>
-              <w:t xml:space="preserve">3</w:t>
+              <w:t>3</w:t>
             </w:r>
           </w:p>
         </w:tc>
@@ -4311,7 +8726,6 @@
           </w:tcPr>
           <w:p>
             <w:pPr>
-              <w:spacing w:after="0" w:line="240" w:lineRule="auto"/>
               <w:jc w:val="center"/>
             </w:pPr>
             <w:r>
@@ -4319,7 +8733,7 @@
                 <w:sz w:val="16"/>
                 <w:szCs w:val="16"/>
               </w:rPr>
-              <w:t xml:space="preserve">74.8 ± 25.7</w:t>
+              <w:t>74.8 ± 25.7</w:t>
             </w:r>
           </w:p>
         </w:tc>
@@ -4330,7 +8744,6 @@
           </w:tcPr>
           <w:p>
             <w:pPr>
-              <w:spacing w:after="0" w:line="240" w:lineRule="auto"/>
               <w:jc w:val="center"/>
             </w:pPr>
             <w:r>
@@ -4338,7 +8751,7 @@
                 <w:sz w:val="16"/>
                 <w:szCs w:val="16"/>
               </w:rPr>
-              <w:t xml:space="preserve">n/a</w:t>
+              <w:t>n/a</w:t>
             </w:r>
           </w:p>
         </w:tc>
@@ -4349,7 +8762,6 @@
           </w:tcPr>
           <w:p>
             <w:pPr>
-              <w:spacing w:after="0" w:line="240" w:lineRule="auto"/>
               <w:jc w:val="center"/>
             </w:pPr>
             <w:r>
@@ -4357,7 +8769,7 @@
                 <w:sz w:val="16"/>
                 <w:szCs w:val="16"/>
               </w:rPr>
-              <w:t xml:space="preserve">n/a</w:t>
+              <w:t>n/a</w:t>
             </w:r>
           </w:p>
         </w:tc>
@@ -4368,7 +8780,6 @@
           </w:tcPr>
           <w:p>
             <w:pPr>
-              <w:spacing w:after="0" w:line="240" w:lineRule="auto"/>
               <w:jc w:val="center"/>
             </w:pPr>
             <w:r>
@@ -4376,7 +8787,7 @@
                 <w:sz w:val="16"/>
                 <w:szCs w:val="16"/>
               </w:rPr>
-              <w:t xml:space="preserve">-16.2</w:t>
+              <w:t>-16.2</w:t>
             </w:r>
           </w:p>
         </w:tc>
@@ -4389,7 +8800,6 @@
           </w:tcPr>
           <w:p>
             <w:pPr>
-              <w:spacing w:after="0" w:line="240" w:lineRule="auto"/>
               <w:jc w:val="center"/>
             </w:pPr>
             <w:r>
@@ -4397,7 +8807,7 @@
                 <w:sz w:val="16"/>
                 <w:szCs w:val="16"/>
               </w:rPr>
-              <w:t xml:space="preserve">WT</w:t>
+              <w:t>WT</w:t>
             </w:r>
           </w:p>
         </w:tc>
@@ -4408,7 +8818,6 @@
           </w:tcPr>
           <w:p>
             <w:pPr>
-              <w:spacing w:after="0" w:line="240" w:lineRule="auto"/>
               <w:jc w:val="center"/>
             </w:pPr>
             <w:r>
@@ -4416,7 +8825,7 @@
                 <w:sz w:val="16"/>
                 <w:szCs w:val="16"/>
               </w:rPr>
-              <w:t xml:space="preserve">3</w:t>
+              <w:t>3</w:t>
             </w:r>
           </w:p>
         </w:tc>
@@ -4427,7 +8836,6 @@
           </w:tcPr>
           <w:p>
             <w:pPr>
-              <w:spacing w:after="0" w:line="240" w:lineRule="auto"/>
               <w:jc w:val="center"/>
             </w:pPr>
             <w:r>
@@ -4435,7 +8843,7 @@
                 <w:sz w:val="16"/>
                 <w:szCs w:val="16"/>
               </w:rPr>
-              <w:t xml:space="preserve">91.0 ± 23.7</w:t>
+              <w:t>91.0 ± 23.7</w:t>
             </w:r>
           </w:p>
         </w:tc>
@@ -4446,7 +8854,6 @@
           </w:tcPr>
           <w:p>
             <w:pPr>
-              <w:spacing w:after="0" w:line="240" w:lineRule="auto"/>
               <w:jc w:val="center"/>
             </w:pPr>
             <w:r>
@@ -4454,7 +8861,7 @@
                 <w:sz w:val="16"/>
                 <w:szCs w:val="16"/>
               </w:rPr>
-              <w:t xml:space="preserve">228.4</w:t>
+              <w:t>228.4</w:t>
             </w:r>
           </w:p>
         </w:tc>
@@ -4465,7 +8872,6 @@
           </w:tcPr>
           <w:p>
             <w:pPr>
-              <w:spacing w:after="0" w:line="240" w:lineRule="auto"/>
               <w:jc w:val="center"/>
             </w:pPr>
             <w:r>
@@ -4473,7 +8879,7 @@
                 <w:sz w:val="16"/>
                 <w:szCs w:val="16"/>
               </w:rPr>
-              <w:t xml:space="preserve">137</w:t>
+              <w:t>137</w:t>
             </w:r>
           </w:p>
         </w:tc>
@@ -4484,7 +8890,6 @@
           </w:tcPr>
           <w:p>
             <w:pPr>
-              <w:spacing w:after="0" w:line="240" w:lineRule="auto"/>
               <w:jc w:val="center"/>
             </w:pPr>
             <w:r>
@@ -4492,7 +8897,7 @@
                 <w:sz w:val="16"/>
                 <w:szCs w:val="16"/>
               </w:rPr>
-              <w:t xml:space="preserve">+0.0</w:t>
+              <w:t>+0.0</w:t>
             </w:r>
           </w:p>
         </w:tc>
@@ -4505,7 +8910,6 @@
           </w:tcPr>
           <w:p>
             <w:pPr>
-              <w:spacing w:after="0" w:line="240" w:lineRule="auto"/>
               <w:jc w:val="center"/>
             </w:pPr>
             <w:r>
@@ -4513,7 +8917,7 @@
                 <w:sz w:val="16"/>
                 <w:szCs w:val="16"/>
               </w:rPr>
-              <w:t xml:space="preserve">K103N+M230L</w:t>
+              <w:t>K103N+M230L</w:t>
             </w:r>
           </w:p>
         </w:tc>
@@ -4524,7 +8928,6 @@
           </w:tcPr>
           <w:p>
             <w:pPr>
-              <w:spacing w:after="0" w:line="240" w:lineRule="auto"/>
               <w:jc w:val="center"/>
             </w:pPr>
             <w:r>
@@ -4532,7 +8935,7 @@
                 <w:sz w:val="16"/>
                 <w:szCs w:val="16"/>
               </w:rPr>
-              <w:t xml:space="preserve">3</w:t>
+              <w:t>3</w:t>
             </w:r>
           </w:p>
         </w:tc>
@@ -4543,7 +8946,6 @@
           </w:tcPr>
           <w:p>
             <w:pPr>
-              <w:spacing w:after="0" w:line="240" w:lineRule="auto"/>
               <w:jc w:val="center"/>
             </w:pPr>
             <w:r>
@@ -4551,7 +8953,7 @@
                 <w:sz w:val="16"/>
                 <w:szCs w:val="16"/>
               </w:rPr>
-              <w:t xml:space="preserve">93.0 ± 23.8</w:t>
+              <w:t>93.0 ± 23.8</w:t>
             </w:r>
           </w:p>
         </w:tc>
@@ -4562,7 +8964,6 @@
           </w:tcPr>
           <w:p>
             <w:pPr>
-              <w:spacing w:after="0" w:line="240" w:lineRule="auto"/>
               <w:jc w:val="center"/>
             </w:pPr>
             <w:r>
@@ -4570,7 +8971,7 @@
                 <w:sz w:val="16"/>
                 <w:szCs w:val="16"/>
               </w:rPr>
-              <w:t xml:space="preserve">250.5</w:t>
+              <w:t>250.5</w:t>
             </w:r>
           </w:p>
         </w:tc>
@@ -4581,7 +8982,6 @@
           </w:tcPr>
           <w:p>
             <w:pPr>
-              <w:spacing w:after="0" w:line="240" w:lineRule="auto"/>
               <w:jc w:val="center"/>
             </w:pPr>
             <w:r>
@@ -4589,7 +8989,7 @@
                 <w:sz w:val="16"/>
                 <w:szCs w:val="16"/>
               </w:rPr>
-              <w:t xml:space="preserve">158</w:t>
+              <w:t>158</w:t>
             </w:r>
           </w:p>
         </w:tc>
@@ -4600,7 +9000,6 @@
           </w:tcPr>
           <w:p>
             <w:pPr>
-              <w:spacing w:after="0" w:line="240" w:lineRule="auto"/>
               <w:jc w:val="center"/>
             </w:pPr>
             <w:r>
@@ -4608,7 +9007,7 @@
                 <w:sz w:val="16"/>
                 <w:szCs w:val="16"/>
               </w:rPr>
-              <w:t xml:space="preserve">+2.0</w:t>
+              <w:t>+2.0</w:t>
             </w:r>
           </w:p>
         </w:tc>
@@ -4621,7 +9020,6 @@
           </w:tcPr>
           <w:p>
             <w:pPr>
-              <w:spacing w:after="0" w:line="240" w:lineRule="auto"/>
               <w:jc w:val="center"/>
             </w:pPr>
             <w:r>
@@ -4629,7 +9027,7 @@
                 <w:sz w:val="16"/>
                 <w:szCs w:val="16"/>
               </w:rPr>
-              <w:t xml:space="preserve">V106A</w:t>
+              <w:t>V106A</w:t>
             </w:r>
           </w:p>
         </w:tc>
@@ -4640,7 +9038,6 @@
           </w:tcPr>
           <w:p>
             <w:pPr>
-              <w:spacing w:after="0" w:line="240" w:lineRule="auto"/>
               <w:jc w:val="center"/>
             </w:pPr>
             <w:r>
@@ -4648,7 +9045,7 @@
                 <w:sz w:val="16"/>
                 <w:szCs w:val="16"/>
               </w:rPr>
-              <w:t xml:space="preserve">3</w:t>
+              <w:t>3</w:t>
             </w:r>
           </w:p>
         </w:tc>
@@ -4659,7 +9056,6 @@
           </w:tcPr>
           <w:p>
             <w:pPr>
-              <w:spacing w:after="0" w:line="240" w:lineRule="auto"/>
               <w:jc w:val="center"/>
             </w:pPr>
             <w:r>
@@ -4667,7 +9063,7 @@
                 <w:sz w:val="16"/>
                 <w:szCs w:val="16"/>
               </w:rPr>
-              <w:t xml:space="preserve">103.5 ± 42.0</w:t>
+              <w:t>103.5 ± 42.0</w:t>
             </w:r>
           </w:p>
         </w:tc>
@@ -4678,7 +9074,6 @@
           </w:tcPr>
           <w:p>
             <w:pPr>
-              <w:spacing w:after="0" w:line="240" w:lineRule="auto"/>
               <w:jc w:val="center"/>
             </w:pPr>
             <w:r>
@@ -4686,7 +9081,7 @@
                 <w:sz w:val="16"/>
                 <w:szCs w:val="16"/>
               </w:rPr>
-              <w:t xml:space="preserve">250.5</w:t>
+              <w:t>250.5</w:t>
             </w:r>
           </w:p>
         </w:tc>
@@ -4697,7 +9092,6 @@
           </w:tcPr>
           <w:p>
             <w:pPr>
-              <w:spacing w:after="0" w:line="240" w:lineRule="auto"/>
               <w:jc w:val="center"/>
             </w:pPr>
             <w:r>
@@ -4705,7 +9099,7 @@
                 <w:sz w:val="16"/>
                 <w:szCs w:val="16"/>
               </w:rPr>
-              <w:t xml:space="preserve">147</w:t>
+              <w:t>147</w:t>
             </w:r>
           </w:p>
         </w:tc>
@@ -4716,7 +9110,6 @@
           </w:tcPr>
           <w:p>
             <w:pPr>
-              <w:spacing w:after="0" w:line="240" w:lineRule="auto"/>
               <w:jc w:val="center"/>
             </w:pPr>
             <w:r>
@@ -4724,7 +9117,7 @@
                 <w:sz w:val="16"/>
                 <w:szCs w:val="16"/>
               </w:rPr>
-              <w:t xml:space="preserve">+12.5</w:t>
+              <w:t>+12.5</w:t>
             </w:r>
           </w:p>
         </w:tc>
@@ -4737,7 +9130,6 @@
           </w:tcPr>
           <w:p>
             <w:pPr>
-              <w:spacing w:after="0" w:line="240" w:lineRule="auto"/>
               <w:jc w:val="center"/>
             </w:pPr>
             <w:r>
@@ -4745,7 +9137,7 @@
                 <w:sz w:val="16"/>
                 <w:szCs w:val="16"/>
               </w:rPr>
-              <w:t xml:space="preserve">V106A+P225H</w:t>
+              <w:t>V106A+P225H</w:t>
             </w:r>
           </w:p>
         </w:tc>
@@ -4756,7 +9148,6 @@
           </w:tcPr>
           <w:p>
             <w:pPr>
-              <w:spacing w:after="0" w:line="240" w:lineRule="auto"/>
               <w:jc w:val="center"/>
             </w:pPr>
             <w:r>
@@ -4764,7 +9155,7 @@
                 <w:sz w:val="16"/>
                 <w:szCs w:val="16"/>
               </w:rPr>
-              <w:t xml:space="preserve">3</w:t>
+              <w:t>3</w:t>
             </w:r>
           </w:p>
         </w:tc>
@@ -4775,7 +9166,6 @@
           </w:tcPr>
           <w:p>
             <w:pPr>
-              <w:spacing w:after="0" w:line="240" w:lineRule="auto"/>
               <w:jc w:val="center"/>
             </w:pPr>
             <w:r>
@@ -4783,7 +9173,7 @@
                 <w:sz w:val="16"/>
                 <w:szCs w:val="16"/>
               </w:rPr>
-              <w:t xml:space="preserve">106.7 ± 26.0</w:t>
+              <w:t>106.7 ± 26.0</w:t>
             </w:r>
           </w:p>
         </w:tc>
@@ -4794,7 +9184,6 @@
           </w:tcPr>
           <w:p>
             <w:pPr>
-              <w:spacing w:after="0" w:line="240" w:lineRule="auto"/>
               <w:jc w:val="center"/>
             </w:pPr>
             <w:r>
@@ -4802,7 +9191,7 @@
                 <w:sz w:val="16"/>
                 <w:szCs w:val="16"/>
               </w:rPr>
-              <w:t xml:space="preserve">223.3</w:t>
+              <w:t>223.3</w:t>
             </w:r>
           </w:p>
         </w:tc>
@@ -4813,7 +9202,6 @@
           </w:tcPr>
           <w:p>
             <w:pPr>
-              <w:spacing w:after="0" w:line="240" w:lineRule="auto"/>
               <w:jc w:val="center"/>
             </w:pPr>
             <w:r>
@@ -4821,7 +9209,7 @@
                 <w:sz w:val="16"/>
                 <w:szCs w:val="16"/>
               </w:rPr>
-              <w:t xml:space="preserve">117</w:t>
+              <w:t>117</w:t>
             </w:r>
           </w:p>
         </w:tc>
@@ -4832,7 +9220,6 @@
           </w:tcPr>
           <w:p>
             <w:pPr>
-              <w:spacing w:after="0" w:line="240" w:lineRule="auto"/>
               <w:jc w:val="center"/>
             </w:pPr>
             <w:r>
@@ -4840,17 +9227,13 @@
                 <w:sz w:val="16"/>
                 <w:szCs w:val="16"/>
               </w:rPr>
-              <w:t xml:space="preserve">+15.7</w:t>
+              <w:t>+15.7</w:t>
             </w:r>
           </w:p>
         </w:tc>
       </w:tr>
     </w:tbl>
-    <w:p>
-      <w:pPr>
-        <w:spacing w:after="0"/>
-      </w:pPr>
-    </w:p>
+    <w:p/>
     <w:sectPr>
       <w:pgSz w:w="12240" w:h="15840"/>
       <w:pgMar w:top="1440" w:right="1440" w:bottom="1440" w:left="1440" w:header="720" w:footer="720" w:gutter="0"/>

--- a/revisions/Supplementary-Text-Revision-1-CLEAN.docx
+++ b/revisions/Supplementary-Text-Revision-1-CLEAN.docx
@@ -6755,7 +6755,7 @@
         <w:spacing w:after="200"/>
       </w:pPr>
       <w:r>
-        <w:t xml:space="preserve">Supplementary Note 4. Sensitivity of the MM/GBSA energies to snapshot relaxation. Each snapshot is energy-minimized before its energy is evaluated. We compared hydrogen-only relaxation, with heavy atoms restrained, against the unrestrained full minimization used in the main text, for all 19 mutant genotypes (Supplementary Table 5). The two protocols agree on the terms that do not depend on close atomic contacts: the Spearman correlation between them is 0.69 for ΔΔEelec and 0.81 for ΔΔEGB. They do not agree on ΔΔEvdW (0.26), nor on ΔΔETotal (0.09), which ΔΔEvdW dominates (Supplementary Table 5b). The disagreement is not only noise. Under hydrogen-only relaxation F227C gives ΔΔETotal = -8.89 ± 0.19 kcal/mol, against +1.15 ± 0.31 under full minimization, and four other genotypes behave the same way. Hydrogen-only relaxation leaves heavy-atom contacts in place, and those contacts enter the van der Waals term. The two protocols also differ in direction against phenotype. Over the 13 genotypes with an established phenotype, ΔΔETotal from full minimization correlates with log10 fold reduction at Spearman +0.45, while hydrogen-only relaxation gives -0.32. Neither correlation is statistically significant. Full minimization is therefore not one workable option among several: ΔΔETotal is not interpretable until the contacts are relieved. Single-point evaluation, with no relaxation at all, was also tested on six genotypes. It is dominated by a small number of snapshots carrying steric contacts, reaching 7 × 10⁸ kcal/mol in the worst case, and the effect depends on the genotype: in wild type none of the 100 scored snapshots exceeds +100 kcal/mol, while in G190E half of them do.</w:t>
+        <w:t xml:space="preserve">Supplementary Note 4. Sensitivity of the MM/GBSA energies to snapshot relaxation. Each snapshot is energy-minimized before its energy is evaluated. We compared hydrogen-only relaxation, with heavy atoms restrained, against the unrestrained full minimization used in the main text, for all 19 mutant genotypes (Supplementary Table 5). The two protocols agree on the terms that do not depend on close atomic contacts: the Spearman correlation between them is 0.69 for ΔΔEelec and 0.81 for ΔΔEGB. They do not agree on ΔΔEvdW (0.26), nor on ΔΔETotal (0.09), which ΔΔEvdW dominates (Supplementary Table 5b). The disagreement is not only noise. Under hydrogen-only relaxation F227C gives ΔΔETotal = -8.89 ± 0.19 kcal/mol, against +1.15 ± 0.31 under full minimization, and four other genotypes behave the same way. Hydrogen-only relaxation leaves heavy-atom contacts in place, and those contacts enter the van der Waals term. The two protocols also differ in direction against phenotype. Over the 13 genotypes with an established phenotype, ΔΔETotal from full minimization correlates with log10 fold reduction at Spearman +0.45 (p = 0.13), while hydrogen-only relaxation gives -0.32 (p = 0.29). Neither reaches significance. The only correlation that does is ΔΔEelec under full minimization, at +0.63 (p = 0.02); we note that eight correlations were examined, so this would not survive a correction for multiple comparisons. Full minimization is therefore not one workable option among several: ΔΔETotal is not interpretable until the contacts are relieved. Single-point evaluation, with no relaxation at all, was also tested on six genotypes. It is dominated by a small number of snapshots carrying steric contacts, reaching 7 × 10⁸ kcal/mol in the worst case, and the effect depends on the genotype: in wild type none of the 100 scored snapshots exceeds +100 kcal/mol, while in G190E half of them do.</w:t>
       </w:r>
     </w:p>
     <w:p>
@@ -6780,11 +6780,10 @@
         </w:tblBorders>
       </w:tblPr>
       <w:tblGrid>
-        <w:gridCol w:w="1500"/>
+        <w:gridCol w:w="1600"/>
+        <w:gridCol w:w="2600"/>
         <w:gridCol w:w="2400"/>
-        <w:gridCol w:w="1500"/>
-        <w:gridCol w:w="1900"/>
-        <w:gridCol w:w="1900"/>
+        <w:gridCol w:w="2400"/>
       </w:tblGrid>
       <w:tr>
         <w:trPr>
@@ -6792,7 +6791,7 @@
         </w:trPr>
         <w:tc>
           <w:tcPr>
-            <w:tcW w:w="1500" w:type="dxa"/>
+            <w:tcW w:w="1600" w:type="dxa"/>
             <w:vAlign w:val="center"/>
           </w:tcPr>
           <w:p>
@@ -6812,7 +6811,7 @@
         </w:tc>
         <w:tc>
           <w:tcPr>
-            <w:tcW w:w="2400" w:type="dxa"/>
+            <w:tcW w:w="2600" w:type="dxa"/>
             <w:vAlign w:val="center"/>
           </w:tcPr>
           <w:p>
@@ -6832,7 +6831,7 @@
         </w:tc>
         <w:tc>
           <w:tcPr>
-            <w:tcW w:w="1500" w:type="dxa"/>
+            <w:tcW w:w="2400" w:type="dxa"/>
             <w:vAlign w:val="center"/>
           </w:tcPr>
           <w:p>
@@ -6846,13 +6845,13 @@
                 <w:sz w:val="14"/>
                 <w:szCs w:val="14"/>
               </w:rPr>
-              <w:t xml:space="preserve">Sign agreement</w:t>
-            </w:r>
-          </w:p>
-        </w:tc>
-        <w:tc>
-          <w:tcPr>
-            <w:tcW w:w="1900" w:type="dxa"/>
+              <w:t xml:space="preserve">vs phenotype (H-only)</w:t>
+            </w:r>
+          </w:p>
+        </w:tc>
+        <w:tc>
+          <w:tcPr>
+            <w:tcW w:w="2400" w:type="dxa"/>
             <w:vAlign w:val="center"/>
           </w:tcPr>
           <w:p>
@@ -6866,27 +6865,85 @@
                 <w:sz w:val="14"/>
                 <w:szCs w:val="14"/>
               </w:rPr>
-              <w:t xml:space="preserve">vs phenotype (H-only)</w:t>
-            </w:r>
-          </w:p>
-        </w:tc>
-        <w:tc>
-          <w:tcPr>
-            <w:tcW w:w="1900" w:type="dxa"/>
-            <w:vAlign w:val="center"/>
-          </w:tcPr>
-          <w:p>
-            <w:pPr>
-              <w:spacing w:after="0" w:line="240" w:lineRule="auto"/>
-              <w:jc w:val="center"/>
-            </w:pPr>
-            <w:r>
-              <w:rPr>
-                <w:b/>
+              <w:t xml:space="preserve">vs phenotype (full min)</w:t>
+            </w:r>
+          </w:p>
+        </w:tc>
+      </w:tr>
+      <w:tr>
+        <w:tc>
+          <w:tcPr>
+            <w:tcW w:w="1600" w:type="dxa"/>
+            <w:vAlign w:val="center"/>
+          </w:tcPr>
+          <w:p>
+            <w:pPr>
+              <w:spacing w:after="0" w:line="240" w:lineRule="auto"/>
+              <w:jc w:val="center"/>
+            </w:pPr>
+            <w:r>
+              <w:rPr>
                 <w:sz w:val="14"/>
                 <w:szCs w:val="14"/>
               </w:rPr>
-              <w:t xml:space="preserve">vs phenotype (full min)</w:t>
+              <w:t xml:space="preserve">ΔΔE Total</w:t>
+            </w:r>
+          </w:p>
+        </w:tc>
+        <w:tc>
+          <w:tcPr>
+            <w:tcW w:w="2600" w:type="dxa"/>
+            <w:vAlign w:val="center"/>
+          </w:tcPr>
+          <w:p>
+            <w:pPr>
+              <w:spacing w:after="0" w:line="240" w:lineRule="auto"/>
+              <w:jc w:val="center"/>
+            </w:pPr>
+            <w:r>
+              <w:rPr>
+                <w:sz w:val="14"/>
+                <w:szCs w:val="14"/>
+              </w:rPr>
+              <w:t xml:space="preserve">0.09 (p = 0.700)</w:t>
+            </w:r>
+          </w:p>
+        </w:tc>
+        <w:tc>
+          <w:tcPr>
+            <w:tcW w:w="2400" w:type="dxa"/>
+            <w:vAlign w:val="center"/>
+          </w:tcPr>
+          <w:p>
+            <w:pPr>
+              <w:spacing w:after="0" w:line="240" w:lineRule="auto"/>
+              <w:jc w:val="center"/>
+            </w:pPr>
+            <w:r>
+              <w:rPr>
+                <w:sz w:val="14"/>
+                <w:szCs w:val="14"/>
+              </w:rPr>
+              <w:t xml:space="preserve">-0.32 (p = 0.289)</w:t>
+            </w:r>
+          </w:p>
+        </w:tc>
+        <w:tc>
+          <w:tcPr>
+            <w:tcW w:w="2400" w:type="dxa"/>
+            <w:vAlign w:val="center"/>
+          </w:tcPr>
+          <w:p>
+            <w:pPr>
+              <w:spacing w:after="0" w:line="240" w:lineRule="auto"/>
+              <w:jc w:val="center"/>
+            </w:pPr>
+            <w:r>
+              <w:rPr>
+                <w:sz w:val="14"/>
+                <w:szCs w:val="14"/>
+              </w:rPr>
+              <w:t xml:space="preserve">+0.45 (p = 0.128)</w:t>
             </w:r>
           </w:p>
         </w:tc>
@@ -6894,7 +6951,7 @@
       <w:tr>
         <w:tc>
           <w:tcPr>
-            <w:tcW w:w="1500" w:type="dxa"/>
+            <w:tcW w:w="1600" w:type="dxa"/>
             <w:vAlign w:val="center"/>
           </w:tcPr>
           <w:p>
@@ -6907,13 +6964,13 @@
                 <w:sz w:val="14"/>
                 <w:szCs w:val="14"/>
               </w:rPr>
-              <w:t xml:space="preserve">ΔΔE Total</w:t>
-            </w:r>
-          </w:p>
-        </w:tc>
-        <w:tc>
-          <w:tcPr>
-            <w:tcW w:w="2400" w:type="dxa"/>
+              <w:t xml:space="preserve">ΔΔE vdW</w:t>
+            </w:r>
+          </w:p>
+        </w:tc>
+        <w:tc>
+          <w:tcPr>
+            <w:tcW w:w="2600" w:type="dxa"/>
             <w:vAlign w:val="center"/>
           </w:tcPr>
           <w:p>
@@ -6926,13 +6983,13 @@
                 <w:sz w:val="14"/>
                 <w:szCs w:val="14"/>
               </w:rPr>
-              <w:t xml:space="preserve">0.09 (p = 0.700)</w:t>
-            </w:r>
-          </w:p>
-        </w:tc>
-        <w:tc>
-          <w:tcPr>
-            <w:tcW w:w="1500" w:type="dxa"/>
+              <w:t xml:space="preserve">0.26 (p = 0.286)</w:t>
+            </w:r>
+          </w:p>
+        </w:tc>
+        <w:tc>
+          <w:tcPr>
+            <w:tcW w:w="2400" w:type="dxa"/>
             <w:vAlign w:val="center"/>
           </w:tcPr>
           <w:p>
@@ -6945,13 +7002,13 @@
                 <w:sz w:val="14"/>
                 <w:szCs w:val="14"/>
               </w:rPr>
-              <w:t xml:space="preserve">11/19</w:t>
-            </w:r>
-          </w:p>
-        </w:tc>
-        <w:tc>
-          <w:tcPr>
-            <w:tcW w:w="1900" w:type="dxa"/>
+              <w:t xml:space="preserve">-0.27 (p = 0.364)</w:t>
+            </w:r>
+          </w:p>
+        </w:tc>
+        <w:tc>
+          <w:tcPr>
+            <w:tcW w:w="2400" w:type="dxa"/>
             <w:vAlign w:val="center"/>
           </w:tcPr>
           <w:p>
@@ -6964,13 +7021,15 @@
                 <w:sz w:val="14"/>
                 <w:szCs w:val="14"/>
               </w:rPr>
-              <w:t xml:space="preserve">-0.32</w:t>
-            </w:r>
-          </w:p>
-        </w:tc>
-        <w:tc>
-          <w:tcPr>
-            <w:tcW w:w="1900" w:type="dxa"/>
+              <w:t xml:space="preserve">+0.01 (p = 0.986)</w:t>
+            </w:r>
+          </w:p>
+        </w:tc>
+      </w:tr>
+      <w:tr>
+        <w:tc>
+          <w:tcPr>
+            <w:tcW w:w="1600" w:type="dxa"/>
             <w:vAlign w:val="center"/>
           </w:tcPr>
           <w:p>
@@ -6983,7 +7042,64 @@
                 <w:sz w:val="14"/>
                 <w:szCs w:val="14"/>
               </w:rPr>
-              <w:t xml:space="preserve">+0.45</w:t>
+              <w:t xml:space="preserve">ΔΔE elec</w:t>
+            </w:r>
+          </w:p>
+        </w:tc>
+        <w:tc>
+          <w:tcPr>
+            <w:tcW w:w="2600" w:type="dxa"/>
+            <w:vAlign w:val="center"/>
+          </w:tcPr>
+          <w:p>
+            <w:pPr>
+              <w:spacing w:after="0" w:line="240" w:lineRule="auto"/>
+              <w:jc w:val="center"/>
+            </w:pPr>
+            <w:r>
+              <w:rPr>
+                <w:sz w:val="14"/>
+                <w:szCs w:val="14"/>
+              </w:rPr>
+              <w:t xml:space="preserve">0.69 (p = 0.001)</w:t>
+            </w:r>
+          </w:p>
+        </w:tc>
+        <w:tc>
+          <w:tcPr>
+            <w:tcW w:w="2400" w:type="dxa"/>
+            <w:vAlign w:val="center"/>
+          </w:tcPr>
+          <w:p>
+            <w:pPr>
+              <w:spacing w:after="0" w:line="240" w:lineRule="auto"/>
+              <w:jc w:val="center"/>
+            </w:pPr>
+            <w:r>
+              <w:rPr>
+                <w:sz w:val="14"/>
+                <w:szCs w:val="14"/>
+              </w:rPr>
+              <w:t xml:space="preserve">+0.36 (p = 0.231)</w:t>
+            </w:r>
+          </w:p>
+        </w:tc>
+        <w:tc>
+          <w:tcPr>
+            <w:tcW w:w="2400" w:type="dxa"/>
+            <w:vAlign w:val="center"/>
+          </w:tcPr>
+          <w:p>
+            <w:pPr>
+              <w:spacing w:after="0" w:line="240" w:lineRule="auto"/>
+              <w:jc w:val="center"/>
+            </w:pPr>
+            <w:r>
+              <w:rPr>
+                <w:sz w:val="14"/>
+                <w:szCs w:val="14"/>
+              </w:rPr>
+              <w:t xml:space="preserve">+0.63 (p = 0.021)</w:t>
             </w:r>
           </w:p>
         </w:tc>
@@ -6991,7 +7107,7 @@
       <w:tr>
         <w:tc>
           <w:tcPr>
-            <w:tcW w:w="1500" w:type="dxa"/>
+            <w:tcW w:w="1600" w:type="dxa"/>
             <w:vAlign w:val="center"/>
           </w:tcPr>
           <w:p>
@@ -7004,13 +7120,13 @@
                 <w:sz w:val="14"/>
                 <w:szCs w:val="14"/>
               </w:rPr>
-              <w:t xml:space="preserve">ΔΔE vdW</w:t>
-            </w:r>
-          </w:p>
-        </w:tc>
-        <w:tc>
-          <w:tcPr>
-            <w:tcW w:w="2400" w:type="dxa"/>
+              <w:t xml:space="preserve">ΔΔE GB</w:t>
+            </w:r>
+          </w:p>
+        </w:tc>
+        <w:tc>
+          <w:tcPr>
+            <w:tcW w:w="2600" w:type="dxa"/>
             <w:vAlign w:val="center"/>
           </w:tcPr>
           <w:p>
@@ -7023,13 +7139,13 @@
                 <w:sz w:val="14"/>
                 <w:szCs w:val="14"/>
               </w:rPr>
-              <w:t xml:space="preserve">0.26 (p = 0.286)</w:t>
-            </w:r>
-          </w:p>
-        </w:tc>
-        <w:tc>
-          <w:tcPr>
-            <w:tcW w:w="1500" w:type="dxa"/>
+              <w:t xml:space="preserve">0.81 (p = 0.000)</w:t>
+            </w:r>
+          </w:p>
+        </w:tc>
+        <w:tc>
+          <w:tcPr>
+            <w:tcW w:w="2400" w:type="dxa"/>
             <w:vAlign w:val="center"/>
           </w:tcPr>
           <w:p>
@@ -7042,13 +7158,13 @@
                 <w:sz w:val="14"/>
                 <w:szCs w:val="14"/>
               </w:rPr>
-              <w:t xml:space="preserve">11/19</w:t>
-            </w:r>
-          </w:p>
-        </w:tc>
-        <w:tc>
-          <w:tcPr>
-            <w:tcW w:w="1900" w:type="dxa"/>
+              <w:t xml:space="preserve">+0.21 (p = 0.494)</w:t>
+            </w:r>
+          </w:p>
+        </w:tc>
+        <w:tc>
+          <w:tcPr>
+            <w:tcW w:w="2400" w:type="dxa"/>
             <w:vAlign w:val="center"/>
           </w:tcPr>
           <w:p>
@@ -7061,220 +7177,7 @@
                 <w:sz w:val="14"/>
                 <w:szCs w:val="14"/>
               </w:rPr>
-              <w:t xml:space="preserve">-0.27</w:t>
-            </w:r>
-          </w:p>
-        </w:tc>
-        <w:tc>
-          <w:tcPr>
-            <w:tcW w:w="1900" w:type="dxa"/>
-            <w:vAlign w:val="center"/>
-          </w:tcPr>
-          <w:p>
-            <w:pPr>
-              <w:spacing w:after="0" w:line="240" w:lineRule="auto"/>
-              <w:jc w:val="center"/>
-            </w:pPr>
-            <w:r>
-              <w:rPr>
-                <w:sz w:val="14"/>
-                <w:szCs w:val="14"/>
-              </w:rPr>
-              <w:t xml:space="preserve">+0.01</w:t>
-            </w:r>
-          </w:p>
-        </w:tc>
-      </w:tr>
-      <w:tr>
-        <w:tc>
-          <w:tcPr>
-            <w:tcW w:w="1500" w:type="dxa"/>
-            <w:vAlign w:val="center"/>
-          </w:tcPr>
-          <w:p>
-            <w:pPr>
-              <w:spacing w:after="0" w:line="240" w:lineRule="auto"/>
-              <w:jc w:val="center"/>
-            </w:pPr>
-            <w:r>
-              <w:rPr>
-                <w:sz w:val="14"/>
-                <w:szCs w:val="14"/>
-              </w:rPr>
-              <w:t xml:space="preserve">ΔΔE elec</w:t>
-            </w:r>
-          </w:p>
-        </w:tc>
-        <w:tc>
-          <w:tcPr>
-            <w:tcW w:w="2400" w:type="dxa"/>
-            <w:vAlign w:val="center"/>
-          </w:tcPr>
-          <w:p>
-            <w:pPr>
-              <w:spacing w:after="0" w:line="240" w:lineRule="auto"/>
-              <w:jc w:val="center"/>
-            </w:pPr>
-            <w:r>
-              <w:rPr>
-                <w:sz w:val="14"/>
-                <w:szCs w:val="14"/>
-              </w:rPr>
-              <w:t xml:space="preserve">0.69 (p = 0.001)</w:t>
-            </w:r>
-          </w:p>
-        </w:tc>
-        <w:tc>
-          <w:tcPr>
-            <w:tcW w:w="1500" w:type="dxa"/>
-            <w:vAlign w:val="center"/>
-          </w:tcPr>
-          <w:p>
-            <w:pPr>
-              <w:spacing w:after="0" w:line="240" w:lineRule="auto"/>
-              <w:jc w:val="center"/>
-            </w:pPr>
-            <w:r>
-              <w:rPr>
-                <w:sz w:val="14"/>
-                <w:szCs w:val="14"/>
-              </w:rPr>
-              <w:t xml:space="preserve">13/19</w:t>
-            </w:r>
-          </w:p>
-        </w:tc>
-        <w:tc>
-          <w:tcPr>
-            <w:tcW w:w="1900" w:type="dxa"/>
-            <w:vAlign w:val="center"/>
-          </w:tcPr>
-          <w:p>
-            <w:pPr>
-              <w:spacing w:after="0" w:line="240" w:lineRule="auto"/>
-              <w:jc w:val="center"/>
-            </w:pPr>
-            <w:r>
-              <w:rPr>
-                <w:sz w:val="14"/>
-                <w:szCs w:val="14"/>
-              </w:rPr>
-              <w:t xml:space="preserve">+0.36</w:t>
-            </w:r>
-          </w:p>
-        </w:tc>
-        <w:tc>
-          <w:tcPr>
-            <w:tcW w:w="1900" w:type="dxa"/>
-            <w:vAlign w:val="center"/>
-          </w:tcPr>
-          <w:p>
-            <w:pPr>
-              <w:spacing w:after="0" w:line="240" w:lineRule="auto"/>
-              <w:jc w:val="center"/>
-            </w:pPr>
-            <w:r>
-              <w:rPr>
-                <w:sz w:val="14"/>
-                <w:szCs w:val="14"/>
-              </w:rPr>
-              <w:t xml:space="preserve">+0.63</w:t>
-            </w:r>
-          </w:p>
-        </w:tc>
-      </w:tr>
-      <w:tr>
-        <w:tc>
-          <w:tcPr>
-            <w:tcW w:w="1500" w:type="dxa"/>
-            <w:vAlign w:val="center"/>
-          </w:tcPr>
-          <w:p>
-            <w:pPr>
-              <w:spacing w:after="0" w:line="240" w:lineRule="auto"/>
-              <w:jc w:val="center"/>
-            </w:pPr>
-            <w:r>
-              <w:rPr>
-                <w:sz w:val="14"/>
-                <w:szCs w:val="14"/>
-              </w:rPr>
-              <w:t xml:space="preserve">ΔΔE GB</w:t>
-            </w:r>
-          </w:p>
-        </w:tc>
-        <w:tc>
-          <w:tcPr>
-            <w:tcW w:w="2400" w:type="dxa"/>
-            <w:vAlign w:val="center"/>
-          </w:tcPr>
-          <w:p>
-            <w:pPr>
-              <w:spacing w:after="0" w:line="240" w:lineRule="auto"/>
-              <w:jc w:val="center"/>
-            </w:pPr>
-            <w:r>
-              <w:rPr>
-                <w:sz w:val="14"/>
-                <w:szCs w:val="14"/>
-              </w:rPr>
-              <w:t xml:space="preserve">0.81 (p = 0.000)</w:t>
-            </w:r>
-          </w:p>
-        </w:tc>
-        <w:tc>
-          <w:tcPr>
-            <w:tcW w:w="1500" w:type="dxa"/>
-            <w:vAlign w:val="center"/>
-          </w:tcPr>
-          <w:p>
-            <w:pPr>
-              <w:spacing w:after="0" w:line="240" w:lineRule="auto"/>
-              <w:jc w:val="center"/>
-            </w:pPr>
-            <w:r>
-              <w:rPr>
-                <w:sz w:val="14"/>
-                <w:szCs w:val="14"/>
-              </w:rPr>
-              <w:t xml:space="preserve">17/19</w:t>
-            </w:r>
-          </w:p>
-        </w:tc>
-        <w:tc>
-          <w:tcPr>
-            <w:tcW w:w="1900" w:type="dxa"/>
-            <w:vAlign w:val="center"/>
-          </w:tcPr>
-          <w:p>
-            <w:pPr>
-              <w:spacing w:after="0" w:line="240" w:lineRule="auto"/>
-              <w:jc w:val="center"/>
-            </w:pPr>
-            <w:r>
-              <w:rPr>
-                <w:sz w:val="14"/>
-                <w:szCs w:val="14"/>
-              </w:rPr>
-              <w:t xml:space="preserve">+0.21</w:t>
-            </w:r>
-          </w:p>
-        </w:tc>
-        <w:tc>
-          <w:tcPr>
-            <w:tcW w:w="1900" w:type="dxa"/>
-            <w:vAlign w:val="center"/>
-          </w:tcPr>
-          <w:p>
-            <w:pPr>
-              <w:spacing w:after="0" w:line="240" w:lineRule="auto"/>
-              <w:jc w:val="center"/>
-            </w:pPr>
-            <w:r>
-              <w:rPr>
-                <w:sz w:val="14"/>
-                <w:szCs w:val="14"/>
-              </w:rPr>
-              <w:t xml:space="preserve">+0.08</w:t>
+              <w:t xml:space="preserve">+0.08 (p = 0.803)</w:t>
             </w:r>
           </w:p>
         </w:tc>

--- a/revisions/Supplementary-Text-Revision-1-CLEAN.docx
+++ b/revisions/Supplementary-Text-Revision-1-CLEAN.docx
@@ -4,10 +4,131 @@
   <w:body>
     <w:p>
       <w:pPr>
+        <w:pStyle w:val="Title"/>
+        <w:jc w:val="center"/>
+      </w:pPr>
+      <w:r>
+        <w:t xml:space="preserve">Supporting Information</w:t>
+      </w:r>
+    </w:p>
+    <w:p>
+      <w:pPr>
+        <w:jc w:val="center"/>
+      </w:pPr>
+      <w:r>
+        <w:rPr>
+          <w:b/>
+          <w:sz w:val="28"/>
+          <w:szCs w:val="28"/>
+        </w:rPr>
+        <w:t xml:space="preserve">Molecular Simulation of Doravirine Resistance in HIV-1 Reverse Transcriptase</w:t>
+      </w:r>
+    </w:p>
+    <w:p>
+      <w:pPr>
+        <w:jc w:val="center"/>
+      </w:pPr>
+      <w:r>
+        <w:t xml:space="preserve"/>
+      </w:r>
+    </w:p>
+    <w:p>
+      <w:pPr>
+        <w:jc w:val="center"/>
+      </w:pPr>
+      <w:r>
+        <w:rPr>
+          <w:sz w:val="24"/>
+          <w:szCs w:val="24"/>
+        </w:rPr>
+        <w:t xml:space="preserve">Rohit Satija, Kaiming Tao, Robert W. Shafer</w:t>
+      </w:r>
+    </w:p>
+    <w:p>
+      <w:pPr>
+        <w:jc w:val="center"/>
+      </w:pPr>
+      <w:r>
+        <w:rPr>
+          <w:i/>
+          <w:sz w:val="22"/>
+          <w:szCs w:val="22"/>
+        </w:rPr>
+        <w:t xml:space="preserve">Division of Infectious Diseases, School of Medicine, Stanford University, Stanford, CA, USA</w:t>
+      </w:r>
+    </w:p>
+    <w:p>
+      <w:pPr>
+        <w:jc w:val="center"/>
+      </w:pPr>
+      <w:r>
+        <w:rPr>
+          <w:sz w:val="22"/>
+          <w:szCs w:val="22"/>
+        </w:rPr>
+        <w:t xml:space="preserve">Corresponding author: rsatija@stanford.edu</w:t>
+      </w:r>
+    </w:p>
+    <w:p>
+      <w:r>
+        <w:br w:type="page"/>
+      </w:r>
+    </w:p>
+    <w:p>
+      <w:pPr>
+        <w:pStyle w:val="Heading1"/>
+      </w:pPr>
+      <w:r>
+        <w:t xml:space="preserve">Contents</w:t>
+      </w:r>
+    </w:p>
+    <w:p>
+      <w:r>
+        <w:fldChar w:fldCharType="begin" w:dirty="true"/>
+      </w:r>
+      <w:r>
+        <w:instrText xml:space="preserve"> TOC \o "1-1" \h \z \u </w:instrText>
+      </w:r>
+      <w:r>
+        <w:fldChar w:fldCharType="separate"/>
+      </w:r>
+      <w:r>
+        <w:rPr>
+          <w:i/>
+        </w:rPr>
+        <w:t xml:space="preserve">Right-click and choose Update Field to generate the contents.</w:t>
+      </w:r>
+      <w:r>
+        <w:fldChar w:fldCharType="end"/>
+      </w:r>
+    </w:p>
+    <w:p>
+      <w:r>
+        <w:br w:type="page"/>
+      </w:r>
+    </w:p>
+    <w:p>
+      <w:pPr>
+        <w:pStyle w:val="Heading1"/>
+      </w:pPr>
+      <w:r>
+        <w:t xml:space="preserve">1  Finite-size corrections for the charge-changing alchemical legs</w:t>
+      </w:r>
+    </w:p>
+    <w:p>
+      <w:pPr>
         <w:spacing w:after="200"/>
       </w:pPr>
       <w:r>
-        <w:t xml:space="preserve">S1. Finite-size corrections for the charge-changing legs. The leading periodicity (net-charge self-energy) term of the Rocklin scheme is +0.0407 kcal/mol per phase and cancels to below 0.0001 kcal/mol in ΔΔGbind for both WT→K103N and WT→G190E. The higher-order terms — net-charge undersolvation, discrete-solvent and residual integrated potential — were not applied, since computing them exactly requires a Poisson-Boltzmann treatment of each environment. They are bounded instead by cancellation: each depends on the net charge, the box, the solvent density and the solute excluded volume; the charge change is identical in the holo and apo phases by construction; and the cells are matched to within 0.13% (K103N) and 0.31% (G190E) in volume, with DOR occupying 0.019% of the cell. Taking a per-phase correction of 1 kcal/mol, about 25 times the leading term, the residual on ΔΔGbind is at most 0.003 kcal/mol — two to three orders of magnitude below the 0.2–1.2 kcal/mol per-leg statistical uncertainties in Table 2.</w:t>
+        <w:t xml:space="preserve">The leading periodicity (net-charge self-energy) term of the Rocklin scheme is +0.0407 kcal/mol per phase and cancels to below 0.0001 kcal/mol in ΔΔGbind for both WT→K103N and WT→G190E. The higher-order terms — net-charge undersolvation, discrete-solvent and residual integrated potential — were not applied, since computing them exactly requires a Poisson-Boltzmann treatment of each environment. They are bounded instead by cancellation: each depends on the net charge, the box, the solvent density and the solute excluded volume; the charge change is identical in the holo and apo phases by construction; and the cells are matched to within 0.13% (K103N) and 0.31% (G190E) in volume, with DOR occupying 0.019% of the cell. Taking a per-phase correction of 1 kcal/mol, about 25 times the leading term, the residual on ΔΔGbind is at most 0.003 kcal/mol — two to three orders of magnitude below the 0.2–1.2 kcal/mol per-leg statistical uncertainties in Table 2.</w:t>
+      </w:r>
+    </w:p>
+    <w:p>
+      <w:pPr>
+        <w:pStyle w:val="Heading1"/>
+      </w:pPr>
+      <w:r>
+        <w:t xml:space="preserve">2  Sensitivity of the MM/GBSA energies to the ligand charge model</w:t>
       </w:r>
     </w:p>
     <w:p>
@@ -15,7 +136,15 @@
         <w:spacing w:after="200"/>
       </w:pPr>
       <w:r>
-        <w:t xml:space="preserve">S2. Effect of the ligand charge model. DOR parameters were generated with Gasteiger partial charges. To test how much that choice matters, the same trajectories and snapshots were re-scored with AM1-BCC charges under an otherwise identical protocol, so the charge set is the only difference. The two charge sets are both neutral and correlate at 0.890, but AM1-BCC is more polarised (mean |q| 0.228 e against 0.138 e; RMS difference 0.165 e, maximum 0.390 e), with the largest differences on the triazolinone and pyridinone carbonyl and amide atoms. Supplementary Table 6 reports the comparison. [PENDING: extended to all genotypes; correlation of each charge model with phenotype to follow]</w:t>
+        <w:t xml:space="preserve">DOR parameters were generated with Gasteiger partial charges. To test how much that choice matters, the same trajectories and snapshots were re-scored with AM1-BCC charges under an otherwise identical protocol, so the charge set is the only difference. The two charge sets are both neutral and correlate at 0.890, but AM1-BCC is more polarised (mean |q| 0.228 e against 0.138 e; RMS difference 0.165 e, maximum 0.390 e), with the largest differences on the triazolinone and pyridinone carbonyl and amide atoms. Supplementary Table 6 reports the comparison. [PENDING: extended to all genotypes; correlation of each charge model with phenotype to follow]</w:t>
+      </w:r>
+    </w:p>
+    <w:p>
+      <w:pPr>
+        <w:pStyle w:val="Heading1"/>
+      </w:pPr>
+      <w:r>
+        <w:t xml:space="preserve">3  Sensitivity of the MM/GBSA energies to the snapshot relaxation protocol</w:t>
       </w:r>
     </w:p>
     <w:p>
@@ -23,7 +152,15 @@
         <w:spacing w:after="200"/>
       </w:pPr>
       <w:r>
-        <w:t xml:space="preserve">S3. Snapshot relaxation protocol. Each snapshot is energy-minimized before its energy is evaluated. We compared hydrogen-only relaxation, with heavy atoms restrained, against the unrestrained full minimization used in the main text, for all 19 mutant genotypes (Supplementary Table 5). The two protocols agree on the terms that do not depend on close atomic contacts: the Spearman correlation between them is 0.69 for ΔΔEelec and 0.81 for ΔΔEGB. They do not agree on ΔΔEvdW (0.26), nor on ΔΔETotal (0.09), which ΔΔEvdW dominates. The disagreement is not only noise. Under hydrogen-only relaxation F227C gives ΔΔETotal = -8.89 ± 0.19 kcal/mol, against +1.15 ± 0.31 under full minimization, and four other genotypes behave the same way. Hydrogen-only relaxation leaves heavy-atom contacts in place, and those contacts enter the van der Waals term. The two protocols also differ in direction against phenotype. Over the 13 genotypes with an established phenotype, ΔΔETotal from full minimization correlates with log10 fold reduction at Spearman +0.45 (p = 0.13), while hydrogen-only relaxation gives -0.32 (p = 0.29). Neither reaches significance. The only correlation that does is ΔΔEelec under full minimization, at +0.63 (p = 0.02); eight correlations were examined, so this would not survive a correction for multiple comparisons. Full minimization is therefore not one workable option among several: ΔΔETotal is not interpretable until the contacts are relieved. Single-point evaluation, with no relaxation at all, was also tested on six genotypes. It is dominated by a small number of snapshots carrying steric contacts, reaching 7 × 10⁸ kcal/mol in the worst case, and the effect depends on the genotype: in wild type none of the 100 scored snapshots exceeds +100 kcal/mol, while in G190E half of them do.</w:t>
+        <w:t xml:space="preserve">Each snapshot is energy-minimized before its energy is evaluated. We compared hydrogen-only relaxation, with heavy atoms restrained, against the unrestrained full minimization used in the main text, for all 19 mutant genotypes (Supplementary Table 5). The two protocols agree on the terms that do not depend on close atomic contacts: the Spearman correlation between them is 0.69 for ΔΔEelec and 0.81 for ΔΔEGB. They do not agree on ΔΔEvdW (0.26), nor on ΔΔETotal (0.09), which ΔΔEvdW dominates. The disagreement is not only noise. Under hydrogen-only relaxation F227C gives ΔΔETotal = -8.89 ± 0.19 kcal/mol, against +1.15 ± 0.31 under full minimization, and four other genotypes behave the same way. Hydrogen-only relaxation leaves heavy-atom contacts in place, and those contacts enter the van der Waals term. The two protocols also differ in direction against phenotype. Over the 13 genotypes with an established phenotype, ΔΔETotal from full minimization correlates with log10 fold reduction at Spearman +0.45 (p = 0.13), while hydrogen-only relaxation gives -0.32 (p = 0.29). Neither reaches significance. The only correlation that does is ΔΔEelec under full minimization, at +0.63 (p = 0.02); eight correlations were examined, so this would not survive a correction for multiple comparisons. Full minimization is therefore not one workable option among several: ΔΔETotal is not interpretable until the contacts are relieved. Single-point evaluation, with no relaxation at all, was also tested on six genotypes. It is dominated by a small number of snapshots carrying steric contacts, reaching 7 × 10⁸ kcal/mol in the worst case, and the effect depends on the genotype: in wild type none of the 100 scored snapshots exceeds +100 kcal/mol, while in G190E half of them do.</w:t>
+      </w:r>
+    </w:p>
+    <w:p>
+      <w:pPr>
+        <w:pStyle w:val="Heading1"/>
+      </w:pPr>
+      <w:r>
+        <w:t xml:space="preserve">4  Conformation of the unliganded binding pocket</w:t>
       </w:r>
     </w:p>
     <w:p>
@@ -31,18 +168,18 @@
         <w:spacing w:after="200"/>
       </w:pPr>
       <w:r>
-        <w:t xml:space="preserve">S4. The unliganded (apo) pocket. The NNIBP is not an open cavity in RT on its own. DOR has to open it, and that costs free energy. The thermodynamic cycle introduces each mutation twice, once in the DOR-bound state and once in the unliganded state. A mutation that changes the cost of opening the pocket therefore changes both legs in the same direction, and the two changes largely cancel in ΔΔGbind. We ran apo simulations for wild type and seven genotypes. Wild-type apo is 10 ns, so every apo trajectory was cut to a matched 10 ns window for comparison. Supplementary Table 7 gives the unliganded pocket volume on that window beside the bound-state volume from Table 3. Every apo pocket is smaller than its bound counterpart. The difference between the two states is larger than wild type (137 Å³) for the three genotypes whose ΔΔGbind misses the phenotype: G190E (242 Å³), V106I+F227C (178 Å³) and A98G+F227C (176 Å³).</w:t>
-      </w:r>
-    </w:p>
-    <w:p>
-      <w:pPr>
-        <w:spacing w:after="200"/>
-      </w:pPr>
-      <w:r>
-        <w:rPr>
-          <w:b/>
-        </w:rPr>
-        <w:t xml:space="preserve">Supplementary Figures</w:t>
+        <w:t xml:space="preserve">The NNIBP is not an open cavity in RT on its own. DOR has to open it, and that costs free energy. The thermodynamic cycle introduces each mutation twice, once in the DOR-bound state and once in the unliganded state. A mutation that changes the cost of opening the pocket therefore changes both legs in the same direction, and the two changes largely cancel in ΔΔGbind. We ran apo simulations for wild type and seven genotypes. Wild-type apo is 10 ns, so every apo trajectory was cut to a matched 10 ns window for comparison. Supplementary Table 7 gives the unliganded pocket volume on that window beside the bound-state volume from Table 3. Every apo pocket is smaller than its bound counterpart. The difference between the two states is larger than wild type (137 Å³) for the three genotypes whose ΔΔGbind misses the phenotype: G190E (242 Å³), V106I+F227C (178 Å³) and A98G+F227C (176 Å³).</w:t>
+      </w:r>
+      <w:r>
+        <w:t xml:space="preserve"> We also tested how the measured pocket volume depends on the treatment of the cavity that DOR leaves behind. In the systems as prepared, that cavity was solvated empty: one water lies within 6 Å of the pocket centre, where a cavity of this size holds five or six. We therefore repeated the apo runs with the cavity filled, settling the water for 100 ps with the protein restrained before releasing it, and sampled both sets every picosecond for 200 ps. The two treatments bracket the crystallographic value rather than agreeing with it. With the cavity empty the pocket closes within about 10 ps and settles at 70 Å³, below the 102 and 104 Å³ measured on the unliganded structures 1DLO and 1HMV. With the cavity filled it closes more slowly and reaches 142 Å³ at 200 ps, above those values, and is still contracting at 6 Å³ per 100 ps. The unliganded pocket volumes reported here come from the first treatment and are therefore likely to be somewhat too small, which would make the induced-fit differences in Supplementary Table 7 upper bounds.</w:t>
+      </w:r>
+    </w:p>
+    <w:p>
+      <w:pPr>
+        <w:pStyle w:val="Heading1"/>
+      </w:pPr>
+      <w:r>
+        <w:t xml:space="preserve">5  Supplementary Figures</w:t>
       </w:r>
     </w:p>
     <w:p>
@@ -741,10 +878,86 @@
     </w:p>
     <w:p>
       <w:pPr>
+        <w:jc w:val="center"/>
+      </w:pPr>
+      <w:r>
+        <w:drawing>
+          <wp:inline xmlns:wp="http://schemas.openxmlformats.org/drawingml/2006/wordprocessingDrawing" distT="0" distB="0" distL="0" distR="0">
+            <wp:extent cx="5943600" cy="2371352"/>
+            <wp:docPr id="910" name="suppfig3"/>
+            <a:graphic xmlns:a="http://schemas.openxmlformats.org/drawingml/2006/main">
+              <a:graphicData uri="http://schemas.openxmlformats.org/drawingml/2006/picture">
+                <pic:pic xmlns:pic="http://schemas.openxmlformats.org/drawingml/2006/picture">
+                  <pic:nvPicPr>
+                    <pic:cNvPr id="910" name="suppfig3"/>
+                    <pic:cNvPicPr/>
+                  </pic:nvPicPr>
+                  <pic:blipFill>
+                    <a:blip xmlns:r="http://schemas.openxmlformats.org/officeDocument/2006/relationships" r:embed="rId10"/>
+                    <a:stretch>
+                      <a:fillRect/>
+                    </a:stretch>
+                  </pic:blipFill>
+                  <pic:spPr>
+                    <a:xfrm>
+                      <a:off x="0" y="0"/>
+                      <a:ext cx="5943600" cy="2371352"/>
+                    </a:xfrm>
+                    <a:prstGeom prst="rect">
+                      <a:avLst/>
+                    </a:prstGeom>
+                  </pic:spPr>
+                </pic:pic>
+              </a:graphicData>
+            </a:graphic>
+          </wp:inline>
+        </w:drawing>
+      </w:r>
+    </w:p>
+    <w:p>
+      <w:pPr>
         <w:spacing w:after="200"/>
       </w:pPr>
       <w:r>
         <w:t>Supplementary Figure 3. Convergence diagnostics. Block averages over the production trajectories, together with integrated autocorrelation times estimated by Geyer's initial positive sequence and the resulting effective sample sizes, for six structural observables across all 60 holo replicates. Median autocorrelation times are 1.0–3.7 ns, giving a median effective sample size of 14–50 per 100 ns replicate; per-genotype median values range from 8 (V106M) to 73 (F227C). These bound the precision of the reported replicate means. They do not establish that the sampled basin is the only relevant one: an autocorrelation time measures motion within the basin a replicate occupies, so a trajectory that never leaves its starting basin can show a short correlation time and a healthy effective sample size regardless.</w:t>
+      </w:r>
+    </w:p>
+    <w:p>
+      <w:pPr>
+        <w:jc w:val="center"/>
+      </w:pPr>
+      <w:r>
+        <w:drawing>
+          <wp:inline xmlns:wp="http://schemas.openxmlformats.org/drawingml/2006/wordprocessingDrawing" distT="0" distB="0" distL="0" distR="0">
+            <wp:extent cx="5943600" cy="3453264"/>
+            <wp:docPr id="911" name="suppfig4"/>
+            <a:graphic xmlns:a="http://schemas.openxmlformats.org/drawingml/2006/main">
+              <a:graphicData uri="http://schemas.openxmlformats.org/drawingml/2006/picture">
+                <pic:pic xmlns:pic="http://schemas.openxmlformats.org/drawingml/2006/picture">
+                  <pic:nvPicPr>
+                    <pic:cNvPr id="911" name="suppfig4"/>
+                    <pic:cNvPicPr/>
+                  </pic:nvPicPr>
+                  <pic:blipFill>
+                    <a:blip xmlns:r="http://schemas.openxmlformats.org/officeDocument/2006/relationships" r:embed="rId11"/>
+                    <a:stretch>
+                      <a:fillRect/>
+                    </a:stretch>
+                  </pic:blipFill>
+                  <pic:spPr>
+                    <a:xfrm>
+                      <a:off x="0" y="0"/>
+                      <a:ext cx="5943600" cy="3453264"/>
+                    </a:xfrm>
+                    <a:prstGeom prst="rect">
+                      <a:avLst/>
+                    </a:prstGeom>
+                  </pic:spPr>
+                </pic:pic>
+              </a:graphicData>
+            </a:graphic>
+          </wp:inline>
+        </w:drawing>
       </w:r>
     </w:p>
     <w:p>
@@ -754,6 +967,44 @@
       <w:r>
         <w:lastRenderedPageBreak/>
         <w:t>Supplementary Figure 4. Protein-level conformational analysis. Per-residue Cα RMSF after superposition on the NNIBP-lining residues, and three-state secondary structure by DSSP, both referenced to wild type across the panel. Regional RMSF changes reach at most 0.25 Å, in the primer grip (225–235) and the β9–β10 sheet for Y181C and G190S, and secondary structure is essentially unchanged throughout, the largest shift being G190E losing 0.08 of strand character at the NNIBP lining. No genotype remodels the fold in the bound state, which indicates that the differences in Table 3 are local to the DOR interface rather than consequences of broader conformational change.</w:t>
+      </w:r>
+    </w:p>
+    <w:p>
+      <w:pPr>
+        <w:jc w:val="center"/>
+      </w:pPr>
+      <w:r>
+        <w:drawing>
+          <wp:inline xmlns:wp="http://schemas.openxmlformats.org/drawingml/2006/wordprocessingDrawing" distT="0" distB="0" distL="0" distR="0">
+            <wp:extent cx="5943600" cy="2623153"/>
+            <wp:docPr id="912" name="suppfig5"/>
+            <a:graphic xmlns:a="http://schemas.openxmlformats.org/drawingml/2006/main">
+              <a:graphicData uri="http://schemas.openxmlformats.org/drawingml/2006/picture">
+                <pic:pic xmlns:pic="http://schemas.openxmlformats.org/drawingml/2006/picture">
+                  <pic:nvPicPr>
+                    <pic:cNvPr id="912" name="suppfig5"/>
+                    <pic:cNvPicPr/>
+                  </pic:nvPicPr>
+                  <pic:blipFill>
+                    <a:blip xmlns:r="http://schemas.openxmlformats.org/officeDocument/2006/relationships" r:embed="rId12"/>
+                    <a:stretch>
+                      <a:fillRect/>
+                    </a:stretch>
+                  </pic:blipFill>
+                  <pic:spPr>
+                    <a:xfrm>
+                      <a:off x="0" y="0"/>
+                      <a:ext cx="5943600" cy="2623153"/>
+                    </a:xfrm>
+                    <a:prstGeom prst="rect">
+                      <a:avLst/>
+                    </a:prstGeom>
+                  </pic:spPr>
+                </pic:pic>
+              </a:graphicData>
+            </a:graphic>
+          </wp:inline>
+        </w:drawing>
       </w:r>
     </w:p>
     <w:p>

--- a/revisions/Supplementary-Text-Revision-1-CLEAN.docx
+++ b/revisions/Supplementary-Text-Revision-1-CLEAN.docx
@@ -4,246 +4,74 @@
   <w:body>
     <w:p>
       <w:pPr>
-        <w:pStyle w:val="Title"/>
+        <w:pStyle w:val="Heading1"/>
+      </w:pPr>
+      <w:r>
+        <w:t xml:space="preserve">1  Finite-size corrections for the charge-changing alchemical legs</w:t>
+      </w:r>
+    </w:p>
+    <w:p>
+      <w:pPr>
+        <w:pStyle w:val="Heading1"/>
+      </w:pPr>
+      <w:r>
+        <w:t xml:space="preserve">2  Sensitivity of the MM/GBSA energies to the ligand charge model</w:t>
+      </w:r>
+    </w:p>
+    <w:p>
+      <w:pPr>
+        <w:pStyle w:val="Heading1"/>
+      </w:pPr>
+      <w:r>
+        <w:t xml:space="preserve">3  Sensitivity of the MM/GBSA energies to the snapshot relaxation protocol</w:t>
+      </w:r>
+    </w:p>
+    <w:p>
+      <w:pPr>
+        <w:pStyle w:val="Heading1"/>
+      </w:pPr>
+      <w:r>
+        <w:t xml:space="preserve">4  Conformation of the unliganded binding pocket</w:t>
+      </w:r>
+    </w:p>
+    <w:p>
+      <w:pPr>
+        <w:pStyle w:val="Heading1"/>
+      </w:pPr>
+      <w:r>
+        <w:t xml:space="preserve">5  Supplementary Figures</w:t>
+      </w:r>
+    </w:p>
+    <w:p>
+      <w:pPr>
         <w:jc w:val="center"/>
       </w:pPr>
       <w:r>
-        <w:t xml:space="preserve">Supporting Information</w:t>
-      </w:r>
-    </w:p>
-    <w:p>
-      <w:pPr>
-        <w:jc w:val="center"/>
-      </w:pPr>
-      <w:r>
-        <w:rPr>
-          <w:b/>
-          <w:sz w:val="28"/>
-          <w:szCs w:val="28"/>
-        </w:rPr>
-        <w:t xml:space="preserve">Molecular Simulation of Doravirine Resistance in HIV-1 Reverse Transcriptase</w:t>
-      </w:r>
-    </w:p>
-    <w:p>
-      <w:pPr>
-        <w:jc w:val="center"/>
-      </w:pPr>
-      <w:r>
-        <w:t xml:space="preserve"/>
-      </w:r>
-    </w:p>
-    <w:p>
-      <w:pPr>
-        <w:jc w:val="center"/>
-      </w:pPr>
-      <w:r>
-        <w:rPr>
-          <w:sz w:val="24"/>
-          <w:szCs w:val="24"/>
-        </w:rPr>
-        <w:t xml:space="preserve">Rohit Satija, Kaiming Tao, Robert W. Shafer</w:t>
-      </w:r>
-    </w:p>
-    <w:p>
-      <w:pPr>
-        <w:jc w:val="center"/>
-      </w:pPr>
-      <w:r>
-        <w:rPr>
-          <w:i/>
-          <w:sz w:val="22"/>
-          <w:szCs w:val="22"/>
-        </w:rPr>
-        <w:t xml:space="preserve">Division of Infectious Diseases, School of Medicine, Stanford University, Stanford, CA, USA</w:t>
-      </w:r>
-    </w:p>
-    <w:p>
-      <w:pPr>
-        <w:jc w:val="center"/>
-      </w:pPr>
-      <w:r>
-        <w:rPr>
-          <w:sz w:val="22"/>
-          <w:szCs w:val="22"/>
-        </w:rPr>
-        <w:t xml:space="preserve">Corresponding author: rsatija@stanford.edu</w:t>
-      </w:r>
-    </w:p>
-    <w:p>
-      <w:r>
-        <w:br w:type="page"/>
-      </w:r>
-    </w:p>
-    <w:p>
-      <w:pPr>
-        <w:pStyle w:val="Heading1"/>
-      </w:pPr>
-      <w:r>
-        <w:t xml:space="preserve">Contents</w:t>
-      </w:r>
-    </w:p>
-    <w:p>
-      <w:r>
-        <w:fldChar w:fldCharType="begin" w:dirty="true"/>
-      </w:r>
-      <w:r>
-        <w:instrText xml:space="preserve"> TOC \o "1-1" \h \z \u </w:instrText>
-      </w:r>
-      <w:r>
-        <w:fldChar w:fldCharType="separate"/>
-      </w:r>
-      <w:r>
-        <w:rPr>
-          <w:i/>
-        </w:rPr>
-        <w:t xml:space="preserve">Right-click and choose Update Field to generate the contents.</w:t>
-      </w:r>
-      <w:r>
-        <w:fldChar w:fldCharType="end"/>
-      </w:r>
-    </w:p>
-    <w:p>
-      <w:r>
-        <w:br w:type="page"/>
-      </w:r>
-    </w:p>
-    <w:p>
-      <w:pPr>
-        <w:pStyle w:val="Heading1"/>
-      </w:pPr>
-      <w:r>
-        <w:t xml:space="preserve">1  Finite-size corrections for the charge-changing alchemical legs</w:t>
-      </w:r>
-    </w:p>
-    <w:p>
-      <w:pPr>
-        <w:spacing w:after="200"/>
-      </w:pPr>
-      <w:r>
-        <w:t xml:space="preserve">The leading periodicity (net-charge self-energy) term of the Rocklin scheme is +0.0407 kcal/mol per phase and cancels to below 0.0001 kcal/mol in ΔΔGbind for both WT→K103N and WT→G190E. The higher-order terms — net-charge undersolvation, discrete-solvent and residual integrated potential — were not applied, since computing them exactly requires a Poisson-Boltzmann treatment of each environment. They are bounded instead by cancellation: each depends on the net charge, the box, the solvent density and the solute excluded volume; the charge change is identical in the holo and apo phases by construction; and the cells are matched to within 0.13% (K103N) and 0.31% (G190E) in volume, with DOR occupying 0.019% of the cell. Taking a per-phase correction of 1 kcal/mol, about 25 times the leading term, the residual on ΔΔGbind is at most 0.003 kcal/mol — two to three orders of magnitude below the 0.2–1.2 kcal/mol per-leg statistical uncertainties in Table 2.</w:t>
-      </w:r>
-    </w:p>
-    <w:p>
-      <w:pPr>
-        <w:pStyle w:val="Heading1"/>
-      </w:pPr>
-      <w:r>
-        <w:t xml:space="preserve">2  Sensitivity of the MM/GBSA energies to the ligand charge model</w:t>
-      </w:r>
-    </w:p>
-    <w:p>
-      <w:pPr>
-        <w:spacing w:after="200"/>
-      </w:pPr>
-      <w:r>
-        <w:t xml:space="preserve">DOR parameters were generated with Gasteiger partial charges. To test how much that choice matters, the same trajectories and snapshots were re-scored with AM1-BCC charges under an otherwise identical protocol, so the charge set is the only difference. The two charge sets are both neutral and correlate at 0.890, but AM1-BCC is more polarised (mean |q| 0.228 e against 0.138 e; RMS difference 0.165 e, maximum 0.390 e), with the largest differences on the triazolinone and pyridinone carbonyl and amide atoms. Supplementary Table 6 reports the comparison. [PENDING: extended to all genotypes; correlation of each charge model with phenotype to follow]</w:t>
-      </w:r>
-    </w:p>
-    <w:p>
-      <w:pPr>
-        <w:pStyle w:val="Heading1"/>
-      </w:pPr>
-      <w:r>
-        <w:t xml:space="preserve">3  Sensitivity of the MM/GBSA energies to the snapshot relaxation protocol</w:t>
-      </w:r>
-    </w:p>
-    <w:p>
-      <w:pPr>
-        <w:spacing w:after="200"/>
-      </w:pPr>
-      <w:r>
-        <w:t xml:space="preserve">Each snapshot is energy-minimized before its energy is evaluated. We compared hydrogen-only relaxation, with heavy atoms restrained, against the unrestrained full minimization used in the main text, for all 19 mutant genotypes (Supplementary Table 5). The two protocols agree on the terms that do not depend on close atomic contacts: the Spearman correlation between them is 0.69 for ΔΔEelec and 0.81 for ΔΔEGB. They do not agree on ΔΔEvdW (0.26), nor on ΔΔETotal (0.09), which ΔΔEvdW dominates. The disagreement is not only noise. Under hydrogen-only relaxation F227C gives ΔΔETotal = -8.89 ± 0.19 kcal/mol, against +1.15 ± 0.31 under full minimization, and four other genotypes behave the same way. Hydrogen-only relaxation leaves heavy-atom contacts in place, and those contacts enter the van der Waals term. The two protocols also differ in direction against phenotype. Over the 13 genotypes with an established phenotype, ΔΔETotal from full minimization correlates with log10 fold reduction at Spearman +0.45 (p = 0.13), while hydrogen-only relaxation gives -0.32 (p = 0.29). Neither reaches significance. The only correlation that does is ΔΔEelec under full minimization, at +0.63 (p = 0.02); eight correlations were examined, so this would not survive a correction for multiple comparisons. Full minimization is therefore not one workable option among several: ΔΔETotal is not interpretable until the contacts are relieved. Single-point evaluation, with no relaxation at all, was also tested on six genotypes. It is dominated by a small number of snapshots carrying steric contacts, reaching 7 × 10⁸ kcal/mol in the worst case, and the effect depends on the genotype: in wild type none of the 100 scored snapshots exceeds +100 kcal/mol, while in G190E half of them do.</w:t>
-      </w:r>
-    </w:p>
-    <w:p>
-      <w:pPr>
-        <w:pStyle w:val="Heading1"/>
-      </w:pPr>
-      <w:r>
-        <w:t xml:space="preserve">4  Conformation of the unliganded binding pocket</w:t>
-      </w:r>
-    </w:p>
-    <w:p>
-      <w:pPr>
-        <w:spacing w:after="200"/>
-      </w:pPr>
-      <w:r>
-        <w:t xml:space="preserve">The NNIBP is not an open cavity in RT on its own. DOR has to open it, and that costs free energy. The thermodynamic cycle introduces each mutation twice, once in the DOR-bound state and once in the unliganded state. A mutation that changes the cost of opening the pocket therefore changes both legs in the same direction, and the two changes largely cancel in ΔΔGbind. We ran apo simulations for wild type and seven genotypes. Wild-type apo is 10 ns, so every apo trajectory was cut to a matched 10 ns window for comparison. Supplementary Table 7 gives the unliganded pocket volume on that window beside the bound-state volume from Table 3. Every apo pocket is smaller than its bound counterpart. The difference between the two states is larger than wild type (137 Å³) for the three genotypes whose ΔΔGbind misses the phenotype: G190E (242 Å³), V106I+F227C (178 Å³) and A98G+F227C (176 Å³).</w:t>
-      </w:r>
-      <w:r>
-        <w:t xml:space="preserve"> We also tested how the measured pocket volume depends on the treatment of the cavity that DOR leaves behind. In the systems as prepared, that cavity was solvated empty: one water lies within 6 Å of the pocket centre, where a cavity of this size holds five or six. We therefore repeated the apo runs with the cavity filled, settling the water for 100 ps with the protein restrained before releasing it, and sampled both sets every picosecond for 200 ps. The two treatments bracket the crystallographic value rather than agreeing with it. With the cavity empty the pocket closes within about 10 ps and settles at 70 Å³, below the 102 and 104 Å³ measured on the unliganded structures 1DLO and 1HMV. With the cavity filled it closes more slowly and reaches 142 Å³ at 200 ps, above those values, and is still contracting at 6 Å³ per 100 ps. The unliganded pocket volumes reported here come from the first treatment and are therefore likely to be somewhat too small, which would make the induced-fit differences in Supplementary Table 7 upper bounds.</w:t>
-      </w:r>
-    </w:p>
-    <w:p>
-      <w:pPr>
-        <w:pStyle w:val="Heading1"/>
-      </w:pPr>
-      <w:r>
-        <w:t xml:space="preserve">5  Supplementary Figures</w:t>
-      </w:r>
-    </w:p>
-    <w:p>
-      <w:pPr>
-        <w:rPr>
-          <w:rFonts w:ascii="Times New Roman" w:hAnsi="Times New Roman" w:cs="Times New Roman"/>
-        </w:rPr>
-      </w:pPr>
-      <w:r>
-        <w:rPr>
-          <w:rFonts w:ascii="Times New Roman" w:hAnsi="Times New Roman" w:cs="Times New Roman"/>
-        </w:rPr>
-        <w:t xml:space="preserve">A)                                                                         B) </w:t>
-      </w:r>
-    </w:p>
-    <w:p>
-      <w:r>
-        <w:rPr>
-          <w:noProof/>
-        </w:rPr>
         <w:drawing>
-          <wp:inline distT="0" distB="0" distL="0" distR="0" wp14:anchorId="004EC088" wp14:editId="5611EF41">
-            <wp:extent cx="2870212" cy="1937505"/>
-            <wp:effectExtent l="0" t="0" r="0" b="5715"/>
-            <wp:docPr id="738111491" name="Picture 6"/>
-            <wp:cNvGraphicFramePr>
-              <a:graphicFrameLocks xmlns:a="http://schemas.openxmlformats.org/drawingml/2006/main" noChangeAspect="1"/>
-            </wp:cNvGraphicFramePr>
+          <wp:inline xmlns:wp="http://schemas.openxmlformats.org/drawingml/2006/wordprocessingDrawing" distT="0" distB="0" distL="0" distR="0">
+            <wp:extent cx="5943600" cy="5284123"/>
+            <wp:docPr id="913" name="suppfig1"/>
             <a:graphic xmlns:a="http://schemas.openxmlformats.org/drawingml/2006/main">
               <a:graphicData uri="http://schemas.openxmlformats.org/drawingml/2006/picture">
                 <pic:pic xmlns:pic="http://schemas.openxmlformats.org/drawingml/2006/picture">
                   <pic:nvPicPr>
-                    <pic:cNvPr id="738111491" name="Picture 738111491"/>
+                    <pic:cNvPr id="913" name="suppfig1"/>
                     <pic:cNvPicPr/>
                   </pic:nvPicPr>
-                  <pic:blipFill rotWithShape="1">
-                    <a:blip r:embed="rId5" cstate="print">
-                      <a:extLst>
-                        <a:ext uri="{28A0092B-C50C-407E-A947-70E740481C1C}">
-                          <a14:useLocalDpi xmlns:a14="http://schemas.microsoft.com/office/drawing/2010/main" val="0"/>
-                        </a:ext>
-                      </a:extLst>
-                    </a:blip>
-                    <a:srcRect t="6077" r="3927"/>
+                  <pic:blipFill>
+                    <a:blip xmlns:r="http://schemas.openxmlformats.org/officeDocument/2006/relationships" r:embed="rId13"/>
                     <a:stretch>
                       <a:fillRect/>
                     </a:stretch>
                   </pic:blipFill>
-                  <pic:spPr bwMode="auto">
+                  <pic:spPr>
                     <a:xfrm>
                       <a:off x="0" y="0"/>
-                      <a:ext cx="2928076" cy="1976565"/>
+                      <a:ext cx="5943600" cy="5284123"/>
                     </a:xfrm>
                     <a:prstGeom prst="rect">
                       <a:avLst/>
                     </a:prstGeom>
-                    <a:ln>
-                      <a:noFill/>
-                    </a:ln>
-                    <a:extLst>
-                      <a:ext uri="{53640926-AAD7-44D8-BBD7-CCE9431645EC}">
-                        <a14:shadowObscured xmlns:a14="http://schemas.microsoft.com/office/drawing/2010/main"/>
-                      </a:ext>
-                    </a:extLst>
                   </pic:spPr>
                 </pic:pic>
               </a:graphicData>
@@ -251,393 +79,14 @@
           </wp:inline>
         </w:drawing>
       </w:r>
-      <w:r>
-        <w:rPr>
-          <w:noProof/>
-        </w:rPr>
-        <w:drawing>
-          <wp:inline distT="0" distB="0" distL="0" distR="0" wp14:anchorId="3E366904" wp14:editId="62FB8BAB">
-            <wp:extent cx="2898181" cy="1899139"/>
-            <wp:effectExtent l="0" t="0" r="0" b="6350"/>
-            <wp:docPr id="1174811184" name="Picture 8"/>
-            <wp:cNvGraphicFramePr>
-              <a:graphicFrameLocks xmlns:a="http://schemas.openxmlformats.org/drawingml/2006/main" noChangeAspect="1"/>
-            </wp:cNvGraphicFramePr>
-            <a:graphic xmlns:a="http://schemas.openxmlformats.org/drawingml/2006/main">
-              <a:graphicData uri="http://schemas.openxmlformats.org/drawingml/2006/picture">
-                <pic:pic xmlns:pic="http://schemas.openxmlformats.org/drawingml/2006/picture">
-                  <pic:nvPicPr>
-                    <pic:cNvPr id="1174811184" name="Picture 1174811184"/>
-                    <pic:cNvPicPr/>
-                  </pic:nvPicPr>
-                  <pic:blipFill rotWithShape="1">
-                    <a:blip r:embed="rId6" cstate="print">
-                      <a:extLst>
-                        <a:ext uri="{28A0092B-C50C-407E-A947-70E740481C1C}">
-                          <a14:useLocalDpi xmlns:a14="http://schemas.microsoft.com/office/drawing/2010/main" val="0"/>
-                        </a:ext>
-                      </a:extLst>
-                    </a:blip>
-                    <a:srcRect t="5580"/>
-                    <a:stretch>
-                      <a:fillRect/>
-                    </a:stretch>
-                  </pic:blipFill>
-                  <pic:spPr bwMode="auto">
-                    <a:xfrm>
-                      <a:off x="0" y="0"/>
-                      <a:ext cx="2926069" cy="1917414"/>
-                    </a:xfrm>
-                    <a:prstGeom prst="rect">
-                      <a:avLst/>
-                    </a:prstGeom>
-                    <a:ln>
-                      <a:noFill/>
-                    </a:ln>
-                    <a:extLst>
-                      <a:ext uri="{53640926-AAD7-44D8-BBD7-CCE9431645EC}">
-                        <a14:shadowObscured xmlns:a14="http://schemas.microsoft.com/office/drawing/2010/main"/>
-                      </a:ext>
-                    </a:extLst>
-                  </pic:spPr>
-                </pic:pic>
-              </a:graphicData>
-            </a:graphic>
-          </wp:inline>
-        </w:drawing>
-      </w:r>
-    </w:p>
-    <w:p>
-      <w:pPr>
-        <w:rPr>
-          <w:rFonts w:ascii="Times New Roman" w:hAnsi="Times New Roman" w:cs="Times New Roman"/>
-          <w:sz w:val="20"/>
-          <w:szCs w:val="20"/>
-        </w:rPr>
-      </w:pPr>
-      <w:r>
-        <w:rPr>
-          <w:rFonts w:ascii="Times New Roman" w:hAnsi="Times New Roman" w:cs="Times New Roman"/>
-          <w:b/>
-          <w:bCs/>
-          <w:sz w:val="20"/>
-          <w:szCs w:val="16"/>
-        </w:rPr>
-        <w:t>Supplementary Figure 1. DOR Root Mean Squared Deviation (RMSD) and distance between centers of mass (COM) of DOR and RT indicate 100ns runtime is sufficient for DOR-RT interactions to stabilize.</w:t>
-      </w:r>
-      <w:r>
-        <w:rPr>
-          <w:rFonts w:ascii="Times New Roman" w:hAnsi="Times New Roman" w:cs="Times New Roman"/>
-          <w:sz w:val="20"/>
-          <w:szCs w:val="16"/>
-        </w:rPr>
-        <w:br/>
-      </w:r>
-      <w:r>
-        <w:rPr>
-          <w:rFonts w:ascii="Times New Roman" w:hAnsi="Times New Roman" w:cs="Times New Roman"/>
-          <w:sz w:val="20"/>
-          <w:szCs w:val="20"/>
-        </w:rPr>
-        <w:t xml:space="preserve">(A) Each solid line provides the average RMSD of the DOR heavy atoms vs the minimized structure within the NNIBP (at </w:t>
-      </w:r>
-      <w:r>
-        <w:rPr>
-          <w:rFonts w:ascii="Times New Roman" w:hAnsi="Times New Roman" w:cs="Times New Roman"/>
-          <w:i/>
-          <w:iCs/>
-          <w:sz w:val="20"/>
-          <w:szCs w:val="20"/>
-        </w:rPr>
-        <w:t xml:space="preserve">t </w:t>
-      </w:r>
-      <w:r>
-        <w:rPr>
-          <w:rFonts w:ascii="Times New Roman" w:hAnsi="Times New Roman" w:cs="Times New Roman"/>
-          <w:sz w:val="20"/>
-          <w:szCs w:val="20"/>
-        </w:rPr>
-        <w:t xml:space="preserve">= 0) computed at each time point across triplicate simulations. Shaded regions represent the standard error this mean (SEM). The red curve represents WT and the remaining trajectories are color-coded based on the respective genotype’s fold-change in susceptibility (Table 1 in main text). Inset shows the same data highlighting the rapid changes in the first 5ns of the simulations. (B) Similar plot for the average distance between the centers of mass (COM) of DOR and RT atoms. </w:t>
-      </w:r>
-    </w:p>
-    <w:p>
-      <w:pPr>
-        <w:rPr>
-          <w:rFonts w:ascii="Times New Roman" w:hAnsi="Times New Roman" w:cs="Times New Roman"/>
-          <w:sz w:val="20"/>
-          <w:szCs w:val="20"/>
-        </w:rPr>
-      </w:pPr>
-    </w:p>
-    <w:p>
-      <w:pPr>
-        <w:rPr>
-          <w:rFonts w:ascii="Times New Roman" w:hAnsi="Times New Roman" w:cs="Times New Roman"/>
-          <w:sz w:val="20"/>
-          <w:szCs w:val="20"/>
-        </w:rPr>
-      </w:pPr>
-    </w:p>
-    <w:p>
-      <w:pPr>
-        <w:rPr>
-          <w:rFonts w:ascii="Times New Roman" w:hAnsi="Times New Roman" w:cs="Times New Roman"/>
-          <w:sz w:val="20"/>
-          <w:szCs w:val="20"/>
-        </w:rPr>
-      </w:pPr>
-    </w:p>
-    <w:p>
-      <w:pPr>
-        <w:rPr>
-          <w:rFonts w:ascii="Times New Roman" w:hAnsi="Times New Roman" w:cs="Times New Roman"/>
-          <w:sz w:val="20"/>
-          <w:szCs w:val="20"/>
-        </w:rPr>
-      </w:pPr>
-    </w:p>
-    <w:p>
-      <w:pPr>
-        <w:rPr>
-          <w:rFonts w:ascii="Times New Roman" w:hAnsi="Times New Roman" w:cs="Times New Roman"/>
-          <w:sz w:val="20"/>
-          <w:szCs w:val="20"/>
-        </w:rPr>
-      </w:pPr>
-    </w:p>
-    <w:p>
-      <w:pPr>
-        <w:rPr>
-          <w:rFonts w:ascii="Times New Roman" w:hAnsi="Times New Roman" w:cs="Times New Roman"/>
-          <w:sz w:val="20"/>
-          <w:szCs w:val="20"/>
-        </w:rPr>
-      </w:pPr>
-    </w:p>
-    <w:p>
-      <w:pPr>
-        <w:rPr>
-          <w:rFonts w:ascii="Times New Roman" w:hAnsi="Times New Roman" w:cs="Times New Roman"/>
-          <w:sz w:val="20"/>
-          <w:szCs w:val="20"/>
-        </w:rPr>
-      </w:pPr>
-    </w:p>
-    <w:p>
-      <w:pPr>
-        <w:rPr>
-          <w:rFonts w:ascii="Times New Roman" w:hAnsi="Times New Roman" w:cs="Times New Roman"/>
-          <w:sz w:val="20"/>
-          <w:szCs w:val="20"/>
-        </w:rPr>
-      </w:pPr>
-    </w:p>
-    <w:p>
-      <w:pPr>
-        <w:rPr>
-          <w:rFonts w:ascii="Times New Roman" w:hAnsi="Times New Roman" w:cs="Times New Roman"/>
-          <w:sz w:val="20"/>
-          <w:szCs w:val="20"/>
-        </w:rPr>
-      </w:pPr>
-    </w:p>
-    <w:p>
-      <w:pPr>
-        <w:rPr>
-          <w:rFonts w:ascii="Times New Roman" w:hAnsi="Times New Roman" w:cs="Times New Roman"/>
-          <w:sz w:val="20"/>
-          <w:szCs w:val="20"/>
-        </w:rPr>
-      </w:pPr>
-    </w:p>
-    <w:p>
-      <w:pPr>
-        <w:rPr>
-          <w:rFonts w:ascii="Times New Roman" w:hAnsi="Times New Roman" w:cs="Times New Roman"/>
-          <w:sz w:val="20"/>
-          <w:szCs w:val="20"/>
-        </w:rPr>
-      </w:pPr>
-    </w:p>
-    <w:p>
-      <w:pPr>
-        <w:rPr>
-          <w:rFonts w:ascii="Times New Roman" w:hAnsi="Times New Roman" w:cs="Times New Roman"/>
-          <w:sz w:val="20"/>
-          <w:szCs w:val="20"/>
-        </w:rPr>
-      </w:pPr>
-    </w:p>
-    <w:p>
-      <w:pPr>
-        <w:rPr>
-          <w:rFonts w:ascii="Times New Roman" w:hAnsi="Times New Roman" w:cs="Times New Roman"/>
-          <w:sz w:val="20"/>
-          <w:szCs w:val="20"/>
-        </w:rPr>
-      </w:pPr>
-    </w:p>
-    <w:p>
-      <w:pPr>
-        <w:rPr>
-          <w:rFonts w:ascii="Times New Roman" w:hAnsi="Times New Roman" w:cs="Times New Roman"/>
-          <w:sz w:val="20"/>
-          <w:szCs w:val="20"/>
-        </w:rPr>
-      </w:pPr>
-    </w:p>
-    <w:p>
-      <w:pPr>
-        <w:rPr>
-          <w:rFonts w:ascii="Times New Roman" w:hAnsi="Times New Roman" w:cs="Times New Roman"/>
-          <w:sz w:val="20"/>
-          <w:szCs w:val="20"/>
-        </w:rPr>
-      </w:pPr>
-    </w:p>
-    <w:p>
-      <w:pPr>
-        <w:rPr>
-          <w:rFonts w:ascii="Times New Roman" w:hAnsi="Times New Roman" w:cs="Times New Roman"/>
-          <w:sz w:val="20"/>
-          <w:szCs w:val="20"/>
-        </w:rPr>
-      </w:pPr>
-    </w:p>
-    <w:p>
-      <w:pPr>
-        <w:rPr>
-          <w:rFonts w:ascii="Times New Roman" w:hAnsi="Times New Roman" w:cs="Times New Roman"/>
-          <w:sz w:val="20"/>
-          <w:szCs w:val="20"/>
-        </w:rPr>
-      </w:pPr>
-    </w:p>
-    <w:p>
-      <w:pPr>
-        <w:rPr>
-          <w:rFonts w:ascii="Times New Roman" w:hAnsi="Times New Roman" w:cs="Times New Roman"/>
-          <w:sz w:val="20"/>
-          <w:szCs w:val="20"/>
-        </w:rPr>
-      </w:pPr>
-    </w:p>
-    <w:p>
-      <w:pPr>
-        <w:rPr>
-          <w:rFonts w:ascii="Times New Roman" w:hAnsi="Times New Roman" w:cs="Times New Roman"/>
-          <w:sz w:val="20"/>
-          <w:szCs w:val="20"/>
-        </w:rPr>
-      </w:pPr>
-    </w:p>
-    <w:p>
-      <w:pPr>
-        <w:rPr>
-          <w:rFonts w:ascii="Times New Roman" w:hAnsi="Times New Roman" w:cs="Times New Roman"/>
-          <w:sz w:val="20"/>
-          <w:szCs w:val="20"/>
-        </w:rPr>
-      </w:pPr>
-    </w:p>
-    <w:p>
-      <w:pPr>
-        <w:rPr>
-          <w:rFonts w:ascii="Times New Roman" w:hAnsi="Times New Roman" w:cs="Times New Roman"/>
-          <w:sz w:val="20"/>
-          <w:szCs w:val="20"/>
-        </w:rPr>
-      </w:pPr>
-    </w:p>
-    <w:p>
-      <w:pPr>
-        <w:rPr>
-          <w:rFonts w:ascii="Times New Roman" w:hAnsi="Times New Roman" w:cs="Times New Roman"/>
-          <w:sz w:val="20"/>
-          <w:szCs w:val="20"/>
-        </w:rPr>
-      </w:pPr>
-    </w:p>
-    <w:p>
-      <w:pPr>
-        <w:rPr>
-          <w:rFonts w:ascii="Times New Roman" w:hAnsi="Times New Roman" w:cs="Times New Roman"/>
-          <w:sz w:val="20"/>
-          <w:szCs w:val="20"/>
-        </w:rPr>
-      </w:pPr>
-    </w:p>
-    <w:p>
-      <w:pPr>
-        <w:rPr>
-          <w:rFonts w:ascii="Times New Roman" w:hAnsi="Times New Roman" w:cs="Times New Roman"/>
-          <w:sz w:val="20"/>
-          <w:szCs w:val="20"/>
-        </w:rPr>
-      </w:pPr>
-    </w:p>
-    <w:p>
-      <w:pPr>
-        <w:rPr>
-          <w:rFonts w:ascii="Times New Roman" w:hAnsi="Times New Roman" w:cs="Times New Roman"/>
-          <w:sz w:val="20"/>
-          <w:szCs w:val="20"/>
-        </w:rPr>
-      </w:pPr>
-    </w:p>
-    <w:p>
-      <w:pPr>
-        <w:rPr>
-          <w:rFonts w:ascii="Times New Roman" w:hAnsi="Times New Roman" w:cs="Times New Roman"/>
-          <w:sz w:val="20"/>
-          <w:szCs w:val="20"/>
-        </w:rPr>
-      </w:pPr>
-    </w:p>
-    <w:p>
-      <w:pPr>
-        <w:rPr>
-          <w:rFonts w:ascii="Times New Roman" w:hAnsi="Times New Roman" w:cs="Times New Roman"/>
-          <w:sz w:val="20"/>
-          <w:szCs w:val="20"/>
-        </w:rPr>
-      </w:pPr>
-    </w:p>
-    <w:p>
-      <w:pPr>
-        <w:rPr>
-          <w:rFonts w:ascii="Times New Roman" w:hAnsi="Times New Roman" w:cs="Times New Roman"/>
-          <w:sz w:val="20"/>
-          <w:szCs w:val="20"/>
-        </w:rPr>
-      </w:pPr>
-    </w:p>
-    <w:p>
-      <w:pPr>
-        <w:rPr>
-          <w:rFonts w:ascii="Times New Roman" w:hAnsi="Times New Roman" w:cs="Times New Roman"/>
-          <w:sz w:val="20"/>
-          <w:szCs w:val="20"/>
-        </w:rPr>
-      </w:pPr>
-    </w:p>
-    <w:p>
-      <w:pPr>
-        <w:rPr>
-          <w:rFonts w:ascii="Times New Roman" w:hAnsi="Times New Roman" w:cs="Times New Roman"/>
-          <w:sz w:val="20"/>
-          <w:szCs w:val="20"/>
-        </w:rPr>
-      </w:pPr>
-    </w:p>
-    <w:p>
-      <w:pPr>
-        <w:rPr>
-          <w:rFonts w:ascii="Times New Roman" w:hAnsi="Times New Roman" w:cs="Times New Roman"/>
-          <w:sz w:val="20"/>
-          <w:szCs w:val="20"/>
-        </w:rPr>
-      </w:pPr>
+    </w:p>
+    <w:p>
+      <w:pPr>
+        <w:pStyle w:val="Heading1"/>
+      </w:pPr>
+      <w:r>
+        <w:t xml:space="preserve">Supplementary Figure 1. Convergence of the production simulations. (A–C) Time traces of three observables, one line per genotype averaged over its three replicates, with the median across genotypes in red: DOR internal RMSD, the DOR–RT centre-of-mass distance, and Cα RMSD. (D–F) Normalised autocorrelation functions of the same observables. (G–I) Statistical inefficiency g against block length, shaded with the chi-square interval on the median. DOR RMSD is stationary within a few nanoseconds and its autocorrelation decays by about 5 ns, whereas Cα RMSD rises throughout the 100 ns and its autocorrelation persists beyond 25 ns, so the ligand pose is sampled far better than the protein-global coordinates. Block lengths are converted to frames separately for each replicate and block means are pooled across the three replicates, so the longest block shown, 50 ns, rests on six blocks. Definitions are given in Methods.</w:t>
+      </w:r>
     </w:p>
     <w:p>
       <w:pPr>
@@ -919,54 +368,8 @@
         <w:spacing w:after="200"/>
       </w:pPr>
       <w:r>
-        <w:t>Supplementary Figure 3. Convergence diagnostics. Block averages over the production trajectories, together with integrated autocorrelation times estimated by Geyer's initial positive sequence and the resulting effective sample sizes, for six structural observables across all 60 holo replicates. Median autocorrelation times are 1.0–3.7 ns, giving a median effective sample size of 14–50 per 100 ns replicate; per-genotype median values range from 8 (V106M) to 73 (F227C). These bound the precision of the reported replicate means. They do not establish that the sampled basin is the only relevant one: an autocorrelation time measures motion within the basin a replicate occupies, so a trajectory that never leaves its starting basin can show a short correlation time and a healthy effective sample size regardless.</w:t>
-      </w:r>
-    </w:p>
-    <w:p>
-      <w:pPr>
-        <w:jc w:val="center"/>
-      </w:pPr>
-      <w:r>
-        <w:drawing>
-          <wp:inline xmlns:wp="http://schemas.openxmlformats.org/drawingml/2006/wordprocessingDrawing" distT="0" distB="0" distL="0" distR="0">
-            <wp:extent cx="5943600" cy="3453264"/>
-            <wp:docPr id="911" name="suppfig4"/>
-            <a:graphic xmlns:a="http://schemas.openxmlformats.org/drawingml/2006/main">
-              <a:graphicData uri="http://schemas.openxmlformats.org/drawingml/2006/picture">
-                <pic:pic xmlns:pic="http://schemas.openxmlformats.org/drawingml/2006/picture">
-                  <pic:nvPicPr>
-                    <pic:cNvPr id="911" name="suppfig4"/>
-                    <pic:cNvPicPr/>
-                  </pic:nvPicPr>
-                  <pic:blipFill>
-                    <a:blip xmlns:r="http://schemas.openxmlformats.org/officeDocument/2006/relationships" r:embed="rId11"/>
-                    <a:stretch>
-                      <a:fillRect/>
-                    </a:stretch>
-                  </pic:blipFill>
-                  <pic:spPr>
-                    <a:xfrm>
-                      <a:off x="0" y="0"/>
-                      <a:ext cx="5943600" cy="3453264"/>
-                    </a:xfrm>
-                    <a:prstGeom prst="rect">
-                      <a:avLst/>
-                    </a:prstGeom>
-                  </pic:spPr>
-                </pic:pic>
-              </a:graphicData>
-            </a:graphic>
-          </wp:inline>
-        </w:drawing>
-      </w:r>
-    </w:p>
-    <w:p>
-      <w:pPr>
-        <w:spacing w:after="200"/>
-      </w:pPr>
-      <w:r>
         <w:lastRenderedPageBreak/>
-        <w:t>Supplementary Figure 4. Protein-level conformational analysis. Per-residue Cα RMSF after superposition on the NNIBP-lining residues, and three-state secondary structure by DSSP, both referenced to wild type across the panel. Regional RMSF changes reach at most 0.25 Å, in the primer grip (225–235) and the β9–β10 sheet for Y181C and G190S, and secondary structure is essentially unchanged throughout, the largest shift being G190E losing 0.08 of strand character at the NNIBP lining. No genotype remodels the fold in the bound state, which indicates that the differences in Table 3 are local to the DOR interface rather than consequences of broader conformational change.</w:t>
+        <w:t>Supplementary Figure 3. Protein-level conformational analysis. Per-residue Cα RMSF after superposition on the NNIBP-lining residues, and three-state secondary structure by DSSP, both referenced to wild type across the panel. Regional RMSF changes reach at most 0.25 Å, in the primer grip (225–235) and the β9–β10 sheet for Y181C and G190S, and secondary structure is essentially unchanged throughout, the largest shift being G190E losing 0.08 of strand character at the NNIBP lining. No genotype remodels the fold in the bound state, which indicates that the differences in Table 3 are local to the DOR interface rather than consequences of broader conformational change.</w:t>
       </w:r>
     </w:p>
     <w:p>
@@ -1012,7 +415,147 @@
         <w:spacing w:after="200"/>
       </w:pPr>
       <w:r>
-        <w:t>Supplementary Figure 5. Apo and holo NNIBP volume distributions. Per-frame pocket volume for the bound state over full production, and for the unliganded state over a matched 10 ns window. The wild-type apo trajectories are 10 ns and set that window. The unliganded pocket is much smaller than the bound pocket in every genotype; per-genotype values are given in Supplementary Table 7. In all three G190E apo simulations RT became extended, after 18.5, 23 and 71 ns, with the chain spanning more than the box edge while every covalent bond stayed intact at 1.2 Å. Those frames are excluded. The matched 10 ns window comes before the change in every replicate, and no holo trajectory behaves this way.</w:t>
+        <w:t>Supplementary Figure 4. Apo and holo NNIBP volume distributions. Per-frame pocket volume for the bound state over full production, and for the unliganded state over a matched 10 ns window. The wild-type apo trajectories are 10 ns and set that window. The unliganded pocket is much smaller than the bound pocket in every genotype; per-genotype values are given in Supplementary Table 7. In all three G190E apo simulations RT became extended, after 18.5, 23 and 71 ns, with the chain spanning more than the box edge while every covalent bond stayed intact at 1.2 Å. Those frames are excluded. The matched 10 ns window comes before the change in every replicate, and no holo trajectory behaves this way.</w:t>
+      </w:r>
+    </w:p>
+    <w:p>
+      <w:pPr>
+        <w:pStyle w:val="Title"/>
+        <w:jc w:val="center"/>
+      </w:pPr>
+      <w:r>
+        <w:t xml:space="preserve">Supporting Information</w:t>
+      </w:r>
+    </w:p>
+    <w:p>
+      <w:pPr>
+        <w:jc w:val="center"/>
+      </w:pPr>
+      <w:r>
+        <w:rPr>
+          <w:b/>
+          <w:sz w:val="28"/>
+          <w:szCs w:val="28"/>
+        </w:rPr>
+        <w:t xml:space="preserve">Molecular Simulation of Doravirine Resistance in HIV-1 Reverse Transcriptase</w:t>
+      </w:r>
+    </w:p>
+    <w:p>
+      <w:pPr>
+        <w:jc w:val="center"/>
+      </w:pPr>
+      <w:r>
+        <w:t xml:space="preserve"/>
+      </w:r>
+    </w:p>
+    <w:p>
+      <w:pPr>
+        <w:jc w:val="center"/>
+      </w:pPr>
+      <w:r>
+        <w:rPr>
+          <w:sz w:val="24"/>
+          <w:szCs w:val="24"/>
+        </w:rPr>
+        <w:t xml:space="preserve">Rohit Satija, Kaiming Tao, Robert W. Shafer</w:t>
+      </w:r>
+    </w:p>
+    <w:p>
+      <w:pPr>
+        <w:jc w:val="center"/>
+      </w:pPr>
+      <w:r>
+        <w:rPr>
+          <w:i/>
+          <w:sz w:val="22"/>
+          <w:szCs w:val="22"/>
+        </w:rPr>
+        <w:t xml:space="preserve">Division of Infectious Diseases, School of Medicine, Stanford University, Stanford, CA, USA</w:t>
+      </w:r>
+    </w:p>
+    <w:p>
+      <w:pPr>
+        <w:jc w:val="center"/>
+      </w:pPr>
+      <w:r>
+        <w:rPr>
+          <w:sz w:val="22"/>
+          <w:szCs w:val="22"/>
+        </w:rPr>
+        <w:t xml:space="preserve">Corresponding author: rsatija@stanford.edu</w:t>
+      </w:r>
+    </w:p>
+    <w:p>
+      <w:r>
+        <w:br w:type="page"/>
+      </w:r>
+    </w:p>
+    <w:p>
+      <w:pPr>
+        <w:pStyle w:val="Heading1"/>
+      </w:pPr>
+      <w:r>
+        <w:t xml:space="preserve">Contents</w:t>
+      </w:r>
+    </w:p>
+    <w:p>
+      <w:r>
+        <w:fldChar w:fldCharType="begin" w:dirty="true"/>
+      </w:r>
+      <w:r>
+        <w:instrText xml:space="preserve"> TOC \o "1-1" \h \z \u </w:instrText>
+      </w:r>
+      <w:r>
+        <w:fldChar w:fldCharType="separate"/>
+      </w:r>
+      <w:r>
+        <w:rPr>
+          <w:i/>
+        </w:rPr>
+        <w:t xml:space="preserve">Right-click and choose Update Field to generate the contents.</w:t>
+      </w:r>
+      <w:r>
+        <w:fldChar w:fldCharType="end"/>
+      </w:r>
+    </w:p>
+    <w:p>
+      <w:r>
+        <w:br w:type="page"/>
+      </w:r>
+    </w:p>
+    <w:p>
+      <w:pPr>
+        <w:spacing w:after="200"/>
+      </w:pPr>
+      <w:r>
+        <w:t xml:space="preserve">The leading periodicity (net-charge self-energy) term of the Rocklin scheme is +0.0407 kcal/mol per phase and cancels to below 0.0001 kcal/mol in ΔΔGbind for both WT→K103N and WT→G190E. The higher-order terms — net-charge undersolvation, discrete-solvent and residual integrated potential — were not applied, since computing them exactly requires a Poisson-Boltzmann treatment of each environment. They are bounded instead by cancellation: each depends on the net charge, the box, the solvent density and the solute excluded volume; the charge change is identical in the holo and apo phases by construction; and the cells are matched to within 0.13% (K103N) and 0.31% (G190E) in volume, with DOR occupying 0.019% of the cell. Taking a per-phase correction of 1 kcal/mol, about 25 times the leading term, the residual on ΔΔGbind is at most 0.003 kcal/mol — two to three orders of magnitude below the 0.2–1.2 kcal/mol per-leg statistical uncertainties in Table 2.</w:t>
+      </w:r>
+    </w:p>
+    <w:p>
+      <w:pPr>
+        <w:spacing w:after="200"/>
+      </w:pPr>
+      <w:r>
+        <w:t xml:space="preserve">DOR parameters were generated with Gasteiger partial charges. To test how much that choice matters, the same trajectories and snapshots were re-scored with AM1-BCC charges under an otherwise identical protocol, so the charge set is the only difference. The two charge sets are both neutral and correlate at 0.890, but AM1-BCC is more polarised (mean |q| 0.228 e against 0.138 e; RMS difference 0.165 e, maximum 0.390 e), with the largest differences on the triazolinone and pyridinone carbonyl and amide atoms. Supplementary Table 6 reports the comparison. [PENDING: extended to all genotypes; correlation of each charge model with phenotype to follow]</w:t>
+      </w:r>
+    </w:p>
+    <w:p>
+      <w:pPr>
+        <w:spacing w:after="200"/>
+      </w:pPr>
+      <w:r>
+        <w:t xml:space="preserve">Each snapshot is energy-minimized before its energy is evaluated. We compared hydrogen-only relaxation, with heavy atoms restrained, against the unrestrained full minimization used in the main text, for all 19 mutant genotypes (Supplementary Table 5). The two protocols agree on the terms that do not depend on close atomic contacts: the Spearman correlation between them is 0.69 for ΔΔEelec and 0.81 for ΔΔEGB. They do not agree on ΔΔEvdW (0.26), nor on ΔΔETotal (0.09), which ΔΔEvdW dominates. The disagreement is not only noise. Under hydrogen-only relaxation F227C gives ΔΔETotal = -8.89 ± 0.19 kcal/mol, against +1.15 ± 0.31 under full minimization, and four other genotypes behave the same way. Hydrogen-only relaxation leaves heavy-atom contacts in place, and those contacts enter the van der Waals term. The two protocols also differ in direction against phenotype. Over the 13 genotypes with an established phenotype, ΔΔETotal from full minimization correlates with log10 fold reduction at Spearman +0.45 (p = 0.13), while hydrogen-only relaxation gives -0.32 (p = 0.29). Neither reaches significance. The only correlation that does is ΔΔEelec under full minimization, at +0.63 (p = 0.02); eight correlations were examined, so this would not survive a correction for multiple comparisons. Full minimization is therefore not one workable option among several: ΔΔETotal is not interpretable until the contacts are relieved. Single-point evaluation, with no relaxation at all, was also tested on six genotypes. It is dominated by a small number of snapshots carrying steric contacts, reaching 7 × 10⁸ kcal/mol in the worst case, and the effect depends on the genotype: in wild type none of the 100 scored snapshots exceeds +100 kcal/mol, while in G190E half of them do.</w:t>
+      </w:r>
+    </w:p>
+    <w:p>
+      <w:pPr>
+        <w:spacing w:after="200"/>
+      </w:pPr>
+      <w:r>
+        <w:t xml:space="preserve">The NNIBP is not an open cavity in RT on its own. DOR has to open it, and that costs free energy. The thermodynamic cycle introduces each mutation twice, once in the DOR-bound state and once in the unliganded state. A mutation that changes the cost of opening the pocket therefore changes both legs in the same direction, and the two changes largely cancel in ΔΔGbind. We ran apo simulations for wild type and seven genotypes. Wild-type apo is 10 ns, so every apo trajectory was cut to a matched 10 ns window for comparison. Supplementary Table 7 gives the unliganded pocket volume on that window beside the bound-state volume from Table 3. Every apo pocket is smaller than its bound counterpart. The difference between the two states is larger than wild type (137 Å³) for the three genotypes whose ΔΔGbind misses the phenotype: G190E (242 Å³), V106I+F227C (178 Å³) and A98G+F227C (176 Å³).</w:t>
+      </w:r>
+      <w:r>
+        <w:t xml:space="preserve"> We also tested how the measured pocket volume depends on the treatment of the cavity that DOR leaves behind. In the systems as prepared, that cavity was solvated empty: one water lies within 6 Å of the pocket centre, where a cavity of this size holds five or six. We therefore repeated the apo runs with the cavity filled, settling the water for 100 ps with the protein restrained before releasing it, and sampled both sets every picosecond for 200 ps. The two treatments bracket the crystallographic value rather than agreeing with it. With the cavity empty the pocket closes within about 10 ps and settles at 70 Å³, below the 102 and 104 Å³ measured on the unliganded structures 1DLO and 1HMV. With the cavity filled it closes more slowly and reaches 142 Å³ at 200 ps, above those values, and is still contracting at 6 Å³ per 100 ps. The unliganded pocket volumes reported here come from the first treatment and are therefore likely to be somewhat too small, which would make the induced-fit differences in Supplementary Table 7 upper bounds.</w:t>
       </w:r>
     </w:p>
     <w:sectPr>

--- a/revisions/Supplementary-Text-Revision-1-CLEAN.docx
+++ b/revisions/Supplementary-Text-Revision-1-CLEAN.docx
@@ -49,17 +49,17 @@
       <w:r>
         <w:drawing>
           <wp:inline xmlns:wp="http://schemas.openxmlformats.org/drawingml/2006/wordprocessingDrawing" distT="0" distB="0" distL="0" distR="0">
-            <wp:extent cx="5943600" cy="5284123"/>
-            <wp:docPr id="913" name="suppfig1"/>
+            <wp:extent cx="5943600" cy="4839662"/>
+            <wp:docPr id="914" name="suppfig1b"/>
             <a:graphic xmlns:a="http://schemas.openxmlformats.org/drawingml/2006/main">
               <a:graphicData uri="http://schemas.openxmlformats.org/drawingml/2006/picture">
                 <pic:pic xmlns:pic="http://schemas.openxmlformats.org/drawingml/2006/picture">
                   <pic:nvPicPr>
-                    <pic:cNvPr id="913" name="suppfig1"/>
+                    <pic:cNvPr id="914" name="suppfig1b"/>
                     <pic:cNvPicPr/>
                   </pic:nvPicPr>
                   <pic:blipFill>
-                    <a:blip xmlns:r="http://schemas.openxmlformats.org/officeDocument/2006/relationships" r:embed="rId13"/>
+                    <a:blip xmlns:r="http://schemas.openxmlformats.org/officeDocument/2006/relationships" r:embed="rId14"/>
                     <a:stretch>
                       <a:fillRect/>
                     </a:stretch>
@@ -67,7 +67,7 @@
                   <pic:spPr>
                     <a:xfrm>
                       <a:off x="0" y="0"/>
-                      <a:ext cx="5943600" cy="5284123"/>
+                      <a:ext cx="5943600" cy="4839662"/>
                     </a:xfrm>
                     <a:prstGeom prst="rect">
                       <a:avLst/>
@@ -85,7 +85,7 @@
         <w:pStyle w:val="Heading1"/>
       </w:pPr>
       <w:r>
-        <w:t xml:space="preserve">Supplementary Figure 1. Convergence of the production simulations. (A–C) Time traces of three observables, one line per genotype averaged over its three replicates, with the median across genotypes in red: DOR internal RMSD, the DOR–RT centre-of-mass distance, and Cα RMSD. (D–F) Normalised autocorrelation functions of the same observables. (G–I) Statistical inefficiency g against block length, shaded with the chi-square interval on the median. DOR RMSD is stationary within a few nanoseconds and its autocorrelation decays by about 5 ns, whereas Cα RMSD rises throughout the 100 ns and its autocorrelation persists beyond 25 ns, so the ligand pose is sampled far better than the protein-global coordinates. Block lengths are converted to frames separately for each replicate and block means are pooled across the three replicates, so the longest block shown, 50 ns, rests on six blocks. Definitions are given in Methods.</w:t>
+        <w:t xml:space="preserve">Supplementary Figure 1. Convergence of the production simulations. Each line is one genotype, averaged over its three replicates, shaded with the across-replicate standard error; colour runs light to dark with DOR fold reduction and wild type is drawn in red. F227C is omitted, as in the other convergence figures, because its replicate 2 profile is an alignment artefact and it lies outside the 18-genotype panel. (A–C) Time traces of DOR internal RMSD, the DOR–RT centre-of-mass distance and Cα RMSD. (D–F) Normalised autocorrelation functions of the same three observables. (G–I) Blocked standard error against block length; the value at which this curve levels off is the standard error of the mean once correlation between frames is accounted for, and the ratio to its value at the shortest block gives the number of frames per independent sample. DOR RMSD is stationary within a few nanoseconds, its autocorrelation decays by about 5 ns and its blocked error levels off early. Cα RMSD rises throughout the 100 ns, its autocorrelation persists beyond 25 ns and its blocked error is still climbing at 50 ns, so the protein-global coordinates are sampled far less well than the ligand pose. Block lengths are converted to a frame count separately for each replicate and block means are pooled across the three, so the longest block shown, 50 ns, rests on six blocks. Definitions are given in Methods.</w:t>
       </w:r>
     </w:p>
     <w:p>

--- a/revisions/Supplementary-Text-Revision-1-CLEAN.docx
+++ b/revisions/Supplementary-Text-Revision-1-CLEAN.docx
@@ -4,9 +4,76 @@
   <w:body>
     <w:p>
       <w:pPr>
+        <w:pStyle w:val="Title"/>
+        <w:jc w:val="center"/>
+      </w:pPr>
+      <w:r>
+        <w:t xml:space="preserve">Supporting Information</w:t>
+      </w:r>
+    </w:p>
+    <w:p>
+      <w:pPr>
+        <w:jc w:val="center"/>
+      </w:pPr>
+      <w:r>
+        <w:rPr>
+          <w:b/>
+          <w:sz w:val="28"/>
+          <w:szCs w:val="28"/>
+        </w:rPr>
+        <w:t xml:space="preserve">Molecular Simulation of Doravirine Resistance in HIV-1 Reverse Transcriptase</w:t>
+      </w:r>
+    </w:p>
+    <w:p>
+      <w:pPr>
+        <w:jc w:val="center"/>
+      </w:pPr>
+      <w:r>
+        <w:rPr>
+          <w:sz w:val="24"/>
+          <w:szCs w:val="24"/>
+        </w:rPr>
+        <w:t xml:space="preserve">Rohit Satija, Kaiming Tao, Robert W. Shafer</w:t>
+      </w:r>
+    </w:p>
+    <w:p>
+      <w:pPr>
+        <w:jc w:val="center"/>
+      </w:pPr>
+      <w:r>
+        <w:rPr>
+          <w:i/>
+          <w:sz w:val="22"/>
+          <w:szCs w:val="22"/>
+        </w:rPr>
+        <w:t xml:space="preserve">Division of Infectious Diseases, School of Medicine, Stanford University, Stanford, CA, USA</w:t>
+      </w:r>
+    </w:p>
+    <w:p>
+      <w:pPr>
+        <w:jc w:val="center"/>
+      </w:pPr>
+      <w:r>
+        <w:rPr>
+          <w:sz w:val="22"/>
+          <w:szCs w:val="22"/>
+        </w:rPr>
+        <w:t xml:space="preserve">Corresponding author: rsatija@stanford.edu</w:t>
+      </w:r>
+    </w:p>
+    <w:p>
+      <w:pPr>
         <w:pStyle w:val="Heading1"/>
       </w:pPr>
       <w:r>
+        <w:t xml:space="preserve">Contents</w:t>
+      </w:r>
+    </w:p>
+    <w:p>
+      <w:pPr>
+        <w:pStyle w:val="Heading1"/>
+      </w:pPr>
+      <w:r>
         <w:t xml:space="preserve">1  Finite-size corrections for the charge-changing alchemical legs</w:t>
       </w:r>
     </w:p>
@@ -40,6 +107,81 @@
       </w:pPr>
       <w:r>
         <w:t xml:space="preserve">5  Supplementary Figures</w:t>
+      </w:r>
+    </w:p>
+    <w:p>
+      <w:pPr>
+        <w:spacing w:after="80"/>
+      </w:pPr>
+      <w:r>
+        <w:t xml:space="preserve">1   Finite-size corrections for the charge-changing alchemical legs</w:t>
+      </w:r>
+    </w:p>
+    <w:p>
+      <w:pPr>
+        <w:spacing w:after="200"/>
+      </w:pPr>
+      <w:r>
+        <w:t xml:space="preserve">The leading periodicity (net-charge self-energy) term of the Rocklin scheme is +0.0407 kcal/mol per phase and cancels to below 0.0001 kcal/mol in ΔΔGbind for both WT→K103N and WT→G190E. The higher-order terms — net-charge undersolvation, discrete-solvent and residual integrated potential — were not applied, since computing them exactly requires a Poisson-Boltzmann treatment of each environment. They are bounded instead by cancellation: each depends on the net charge, the box, the solvent density and the solute excluded volume; the charge change is identical in the holo and apo phases by construction; and the cells are matched to within 0.13% (K103N) and 0.31% (G190E) in volume, with DOR occupying 0.019% of the cell. Taking a per-phase correction of 1 kcal/mol, about 25 times the leading term, the residual on ΔΔGbind is at most 0.003 kcal/mol — two to three orders of magnitude below the 0.2–1.2 kcal/mol per-leg statistical uncertainties in Table 2.</w:t>
+      </w:r>
+    </w:p>
+    <w:p>
+      <w:pPr>
+        <w:spacing w:after="80"/>
+      </w:pPr>
+      <w:r>
+        <w:t xml:space="preserve">2   Sensitivity of the MM/GBSA energies to the ligand charge model</w:t>
+      </w:r>
+    </w:p>
+    <w:p>
+      <w:pPr>
+        <w:spacing w:after="200"/>
+      </w:pPr>
+      <w:r>
+        <w:t xml:space="preserve">DOR parameters were generated with Gasteiger partial charges. To test how much that choice matters, the same trajectories and snapshots were re-scored with AM1-BCC charges under an otherwise identical protocol, so the charge set is the only difference. The two charge sets are both neutral and correlate at 0.890, but AM1-BCC is more polarised (mean |q| 0.228 e against 0.138 e; RMS difference 0.165 e, maximum 0.390 e), with the largest differences on the triazolinone and pyridinone carbonyl and amide atoms. Supplementary Table 6 reports the comparison. [PENDING: extended to all genotypes; correlation of each charge model with phenotype to follow]</w:t>
+      </w:r>
+    </w:p>
+    <w:p>
+      <w:pPr>
+        <w:spacing w:after="80"/>
+      </w:pPr>
+      <w:r>
+        <w:t xml:space="preserve">3   Sensitivity of the MM/GBSA energies to the snapshot relaxation protocol</w:t>
+      </w:r>
+    </w:p>
+    <w:p>
+      <w:pPr>
+        <w:spacing w:after="200"/>
+      </w:pPr>
+      <w:r>
+        <w:t xml:space="preserve">Each snapshot is energy-minimized before its energy is evaluated. We compared hydrogen-only relaxation, with heavy atoms restrained, against the unrestrained full minimization used in the main text, for all 19 mutant genotypes (Supplementary Table 5). The two protocols agree on the terms that do not depend on close atomic contacts: the Spearman correlation between them is 0.69 for ΔΔEelec and 0.81 for ΔΔEGB. They do not agree on ΔΔEvdW (0.26), nor on ΔΔETotal (0.09), which ΔΔEvdW dominates. The disagreement is not only noise. Under hydrogen-only relaxation F227C gives ΔΔETotal = -8.89 ± 0.19 kcal/mol, against +1.15 ± 0.31 under full minimization, and four other genotypes behave the same way. Hydrogen-only relaxation leaves heavy-atom contacts in place, and those contacts enter the van der Waals term. The two protocols also differ in direction against phenotype. Over the 13 genotypes with an established phenotype, ΔΔETotal from full minimization correlates with log10 fold reduction at Spearman +0.45 (p = 0.13), while hydrogen-only relaxation gives -0.32 (p = 0.29). Neither reaches significance. The only correlation that does is ΔΔEelec under full minimization, at +0.63 (p = 0.02); eight correlations were examined, so this would not survive a correction for multiple comparisons. Full minimization is therefore not one workable option among several: ΔΔETotal is not interpretable until the contacts are relieved. Single-point evaluation, with no relaxation at all, was also tested on six genotypes. It is dominated by a small number of snapshots carrying steric contacts, reaching 7 × 10⁸ kcal/mol in the worst case, and the effect depends on the genotype: in wild type none of the 100 scored snapshots exceeds +100 kcal/mol, while in G190E half of them do.</w:t>
+      </w:r>
+    </w:p>
+    <w:p>
+      <w:pPr>
+        <w:spacing w:after="80"/>
+      </w:pPr>
+      <w:r>
+        <w:t xml:space="preserve">4   Conformation of the unliganded binding pocket</w:t>
+      </w:r>
+    </w:p>
+    <w:p>
+      <w:pPr>
+        <w:spacing w:after="200"/>
+      </w:pPr>
+      <w:r>
+        <w:t xml:space="preserve">The NNIBP is not an open cavity in RT on its own. DOR has to open it, and that costs free energy. The thermodynamic cycle introduces each mutation twice, once in the DOR-bound state and once in the unliganded state. A mutation that changes the cost of opening the pocket therefore changes both legs in the same direction, and the two changes largely cancel in ΔΔGbind. We ran apo simulations for wild type and seven genotypes. Wild-type apo is 10 ns, so every apo trajectory was cut to a matched 10 ns window for comparison. Supplementary Table 7 gives the unliganded pocket volume on that window beside the bound-state volume from Table 3. Every apo pocket is smaller than its bound counterpart. The difference between the two states is larger than wild type (137 Å³) for the three genotypes whose ΔΔGbind misses the phenotype: G190E (242 Å³), V106I+F227C (178 Å³) and A98G+F227C (176 Å³).</w:t>
+      </w:r>
+      <w:r>
+        <w:t xml:space="preserve"> We also tested how the measured pocket volume depends on the treatment of the cavity that DOR leaves behind. In the systems as prepared, that cavity was solvated empty: one water lies within 6 Å of the pocket centre, where a cavity of this size holds five or six. We therefore repeated the apo runs with the cavity filled, settling the water for 100 ps with the protein restrained before releasing it, and sampled both sets every picosecond for 200 ps. The two treatments bracket the crystallographic value rather than agreeing with it. With the cavity empty the pocket closes within about 10 ps and settles at 70 Å³, below the 102 and 104 Å³ measured on the unliganded structures 1DLO and 1HMV. With the cavity filled it closes more slowly and reaches 142 Å³ at 200 ps, above those values, and is still contracting at 6 Å³ per 100 ps. The unliganded pocket volumes reported here come from the first treatment and are therefore likely to be somewhat too small, which would make the induced-fit differences in Supplementary Table 7 upper bounds.</w:t>
+      </w:r>
+    </w:p>
+    <w:p>
+      <w:pPr>
+        <w:spacing w:after="80"/>
+      </w:pPr>
+      <w:r>
+        <w:t xml:space="preserve">5   Supplementary Figures</w:t>
       </w:r>
     </w:p>
     <w:p>
@@ -309,24 +451,6 @@
     </w:p>
     <w:p>
       <w:pPr>
-        <w:rPr>
-          <w:rFonts w:ascii="Times New Roman" w:hAnsi="Times New Roman" w:cs="Times New Roman"/>
-          <w:sz w:val="20"/>
-          <w:szCs w:val="20"/>
-        </w:rPr>
-      </w:pPr>
-    </w:p>
-    <w:p>
-      <w:pPr>
-        <w:rPr>
-          <w:rFonts w:ascii="Times New Roman" w:hAnsi="Times New Roman" w:cs="Times New Roman"/>
-          <w:sz w:val="20"/>
-          <w:szCs w:val="20"/>
-        </w:rPr>
-      </w:pPr>
-    </w:p>
-    <w:p>
-      <w:pPr>
         <w:jc w:val="center"/>
       </w:pPr>
       <w:r>
@@ -416,146 +540,6 @@
       </w:pPr>
       <w:r>
         <w:t>Supplementary Figure 4. Apo and holo NNIBP volume distributions. Per-frame pocket volume for the bound state over full production, and for the unliganded state over a matched 10 ns window. The wild-type apo trajectories are 10 ns and set that window. The unliganded pocket is much smaller than the bound pocket in every genotype; per-genotype values are given in Supplementary Table 7. In all three G190E apo simulations RT became extended, after 18.5, 23 and 71 ns, with the chain spanning more than the box edge while every covalent bond stayed intact at 1.2 Å. Those frames are excluded. The matched 10 ns window comes before the change in every replicate, and no holo trajectory behaves this way.</w:t>
-      </w:r>
-    </w:p>
-    <w:p>
-      <w:pPr>
-        <w:pStyle w:val="Title"/>
-        <w:jc w:val="center"/>
-      </w:pPr>
-      <w:r>
-        <w:t xml:space="preserve">Supporting Information</w:t>
-      </w:r>
-    </w:p>
-    <w:p>
-      <w:pPr>
-        <w:jc w:val="center"/>
-      </w:pPr>
-      <w:r>
-        <w:rPr>
-          <w:b/>
-          <w:sz w:val="28"/>
-          <w:szCs w:val="28"/>
-        </w:rPr>
-        <w:t xml:space="preserve">Molecular Simulation of Doravirine Resistance in HIV-1 Reverse Transcriptase</w:t>
-      </w:r>
-    </w:p>
-    <w:p>
-      <w:pPr>
-        <w:jc w:val="center"/>
-      </w:pPr>
-      <w:r>
-        <w:t xml:space="preserve"/>
-      </w:r>
-    </w:p>
-    <w:p>
-      <w:pPr>
-        <w:jc w:val="center"/>
-      </w:pPr>
-      <w:r>
-        <w:rPr>
-          <w:sz w:val="24"/>
-          <w:szCs w:val="24"/>
-        </w:rPr>
-        <w:t xml:space="preserve">Rohit Satija, Kaiming Tao, Robert W. Shafer</w:t>
-      </w:r>
-    </w:p>
-    <w:p>
-      <w:pPr>
-        <w:jc w:val="center"/>
-      </w:pPr>
-      <w:r>
-        <w:rPr>
-          <w:i/>
-          <w:sz w:val="22"/>
-          <w:szCs w:val="22"/>
-        </w:rPr>
-        <w:t xml:space="preserve">Division of Infectious Diseases, School of Medicine, Stanford University, Stanford, CA, USA</w:t>
-      </w:r>
-    </w:p>
-    <w:p>
-      <w:pPr>
-        <w:jc w:val="center"/>
-      </w:pPr>
-      <w:r>
-        <w:rPr>
-          <w:sz w:val="22"/>
-          <w:szCs w:val="22"/>
-        </w:rPr>
-        <w:t xml:space="preserve">Corresponding author: rsatija@stanford.edu</w:t>
-      </w:r>
-    </w:p>
-    <w:p>
-      <w:r>
-        <w:br w:type="page"/>
-      </w:r>
-    </w:p>
-    <w:p>
-      <w:pPr>
-        <w:pStyle w:val="Heading1"/>
-      </w:pPr>
-      <w:r>
-        <w:t xml:space="preserve">Contents</w:t>
-      </w:r>
-    </w:p>
-    <w:p>
-      <w:r>
-        <w:fldChar w:fldCharType="begin" w:dirty="true"/>
-      </w:r>
-      <w:r>
-        <w:instrText xml:space="preserve"> TOC \o "1-1" \h \z \u </w:instrText>
-      </w:r>
-      <w:r>
-        <w:fldChar w:fldCharType="separate"/>
-      </w:r>
-      <w:r>
-        <w:rPr>
-          <w:i/>
-        </w:rPr>
-        <w:t xml:space="preserve">Right-click and choose Update Field to generate the contents.</w:t>
-      </w:r>
-      <w:r>
-        <w:fldChar w:fldCharType="end"/>
-      </w:r>
-    </w:p>
-    <w:p>
-      <w:r>
-        <w:br w:type="page"/>
-      </w:r>
-    </w:p>
-    <w:p>
-      <w:pPr>
-        <w:spacing w:after="200"/>
-      </w:pPr>
-      <w:r>
-        <w:t xml:space="preserve">The leading periodicity (net-charge self-energy) term of the Rocklin scheme is +0.0407 kcal/mol per phase and cancels to below 0.0001 kcal/mol in ΔΔGbind for both WT→K103N and WT→G190E. The higher-order terms — net-charge undersolvation, discrete-solvent and residual integrated potential — were not applied, since computing them exactly requires a Poisson-Boltzmann treatment of each environment. They are bounded instead by cancellation: each depends on the net charge, the box, the solvent density and the solute excluded volume; the charge change is identical in the holo and apo phases by construction; and the cells are matched to within 0.13% (K103N) and 0.31% (G190E) in volume, with DOR occupying 0.019% of the cell. Taking a per-phase correction of 1 kcal/mol, about 25 times the leading term, the residual on ΔΔGbind is at most 0.003 kcal/mol — two to three orders of magnitude below the 0.2–1.2 kcal/mol per-leg statistical uncertainties in Table 2.</w:t>
-      </w:r>
-    </w:p>
-    <w:p>
-      <w:pPr>
-        <w:spacing w:after="200"/>
-      </w:pPr>
-      <w:r>
-        <w:t xml:space="preserve">DOR parameters were generated with Gasteiger partial charges. To test how much that choice matters, the same trajectories and snapshots were re-scored with AM1-BCC charges under an otherwise identical protocol, so the charge set is the only difference. The two charge sets are both neutral and correlate at 0.890, but AM1-BCC is more polarised (mean |q| 0.228 e against 0.138 e; RMS difference 0.165 e, maximum 0.390 e), with the largest differences on the triazolinone and pyridinone carbonyl and amide atoms. Supplementary Table 6 reports the comparison. [PENDING: extended to all genotypes; correlation of each charge model with phenotype to follow]</w:t>
-      </w:r>
-    </w:p>
-    <w:p>
-      <w:pPr>
-        <w:spacing w:after="200"/>
-      </w:pPr>
-      <w:r>
-        <w:t xml:space="preserve">Each snapshot is energy-minimized before its energy is evaluated. We compared hydrogen-only relaxation, with heavy atoms restrained, against the unrestrained full minimization used in the main text, for all 19 mutant genotypes (Supplementary Table 5). The two protocols agree on the terms that do not depend on close atomic contacts: the Spearman correlation between them is 0.69 for ΔΔEelec and 0.81 for ΔΔEGB. They do not agree on ΔΔEvdW (0.26), nor on ΔΔETotal (0.09), which ΔΔEvdW dominates. The disagreement is not only noise. Under hydrogen-only relaxation F227C gives ΔΔETotal = -8.89 ± 0.19 kcal/mol, against +1.15 ± 0.31 under full minimization, and four other genotypes behave the same way. Hydrogen-only relaxation leaves heavy-atom contacts in place, and those contacts enter the van der Waals term. The two protocols also differ in direction against phenotype. Over the 13 genotypes with an established phenotype, ΔΔETotal from full minimization correlates with log10 fold reduction at Spearman +0.45 (p = 0.13), while hydrogen-only relaxation gives -0.32 (p = 0.29). Neither reaches significance. The only correlation that does is ΔΔEelec under full minimization, at +0.63 (p = 0.02); eight correlations were examined, so this would not survive a correction for multiple comparisons. Full minimization is therefore not one workable option among several: ΔΔETotal is not interpretable until the contacts are relieved. Single-point evaluation, with no relaxation at all, was also tested on six genotypes. It is dominated by a small number of snapshots carrying steric contacts, reaching 7 × 10⁸ kcal/mol in the worst case, and the effect depends on the genotype: in wild type none of the 100 scored snapshots exceeds +100 kcal/mol, while in G190E half of them do.</w:t>
-      </w:r>
-    </w:p>
-    <w:p>
-      <w:pPr>
-        <w:spacing w:after="200"/>
-      </w:pPr>
-      <w:r>
-        <w:t xml:space="preserve">The NNIBP is not an open cavity in RT on its own. DOR has to open it, and that costs free energy. The thermodynamic cycle introduces each mutation twice, once in the DOR-bound state and once in the unliganded state. A mutation that changes the cost of opening the pocket therefore changes both legs in the same direction, and the two changes largely cancel in ΔΔGbind. We ran apo simulations for wild type and seven genotypes. Wild-type apo is 10 ns, so every apo trajectory was cut to a matched 10 ns window for comparison. Supplementary Table 7 gives the unliganded pocket volume on that window beside the bound-state volume from Table 3. Every apo pocket is smaller than its bound counterpart. The difference between the two states is larger than wild type (137 Å³) for the three genotypes whose ΔΔGbind misses the phenotype: G190E (242 Å³), V106I+F227C (178 Å³) and A98G+F227C (176 Å³).</w:t>
-      </w:r>
-      <w:r>
-        <w:t xml:space="preserve"> We also tested how the measured pocket volume depends on the treatment of the cavity that DOR leaves behind. In the systems as prepared, that cavity was solvated empty: one water lies within 6 Å of the pocket centre, where a cavity of this size holds five or six. We therefore repeated the apo runs with the cavity filled, settling the water for 100 ps with the protein restrained before releasing it, and sampled both sets every picosecond for 200 ps. The two treatments bracket the crystallographic value rather than agreeing with it. With the cavity empty the pocket closes within about 10 ps and settles at 70 Å³, below the 102 and 104 Å³ measured on the unliganded structures 1DLO and 1HMV. With the cavity filled it closes more slowly and reaches 142 Å³ at 200 ps, above those values, and is still contracting at 6 Å³ per 100 ps. The unliganded pocket volumes reported here come from the first treatment and are therefore likely to be somewhat too small, which would make the induced-fit differences in Supplementary Table 7 upper bounds.</w:t>
       </w:r>
     </w:p>
     <w:sectPr>

--- a/revisions/Supplementary-Text-Revision-1-CLEAN.docx
+++ b/revisions/Supplementary-Text-Revision-1-CLEAN.docx
@@ -191,7 +191,7 @@
       <w:r>
         <w:drawing>
           <wp:inline xmlns:wp="http://schemas.openxmlformats.org/drawingml/2006/wordprocessingDrawing" distT="0" distB="0" distL="0" distR="0">
-            <wp:extent cx="5943600" cy="4839662"/>
+            <wp:extent cx="5943600" cy="5979661"/>
             <wp:docPr id="914" name="suppfig1b"/>
             <a:graphic xmlns:a="http://schemas.openxmlformats.org/drawingml/2006/main">
               <a:graphicData uri="http://schemas.openxmlformats.org/drawingml/2006/picture">
@@ -209,7 +209,7 @@
                   <pic:spPr>
                     <a:xfrm>
                       <a:off x="0" y="0"/>
-                      <a:ext cx="5943600" cy="4839662"/>
+                      <a:ext cx="5943600" cy="5979661"/>
                     </a:xfrm>
                     <a:prstGeom prst="rect">
                       <a:avLst/>
@@ -227,7 +227,7 @@
         <w:pStyle w:val="Heading1"/>
       </w:pPr>
       <w:r>
-        <w:t xml:space="preserve">Supplementary Figure 1. Convergence of the production simulations. Each line is one genotype, averaged over its three replicates, shaded with the across-replicate standard error; colour runs light to dark with DOR fold reduction and wild type is drawn in red. F227C is omitted, as in the other convergence figures, because its replicate 2 profile is an alignment artefact and it lies outside the 18-genotype panel. (A–C) Time traces of DOR internal RMSD, the DOR–RT centre-of-mass distance and Cα RMSD. (D–F) Normalised autocorrelation functions of the same three observables. (G–I) Blocked standard error against block length; the value at which this curve levels off is the standard error of the mean once correlation between frames is accounted for, and the ratio to its value at the shortest block gives the number of frames per independent sample. DOR RMSD is stationary within a few nanoseconds, its autocorrelation decays by about 5 ns and its blocked error levels off early. Cα RMSD rises throughout the 100 ns, its autocorrelation persists beyond 25 ns and its blocked error is still climbing at 50 ns, so the protein-global coordinates are sampled far less well than the ligand pose. Block lengths are converted to a frame count separately for each replicate and block means are pooled across the three, so the longest block shown, 50 ns, rests on six blocks. Definitions are given in Methods.</w:t>
+        <w:t xml:space="preserve">Supplementary Figure 1. DOR Root Mean Squared Deviation (RMSD) and distance between centers of mass (COM) of DOR and RT indicate 100ns runtime is sufficient for DOR-RT interactions to stabilize. (A) Each solid line provides the average RMSD of the DOR heavy atoms vs the minimized structure within the NNIBP (at t = 0) computed at each time point across triplicate simulations. Shaded regions represent the standard error this mean (SEM). The red curve represents WT and the remaining trajectories are color-coded based on the respective genotype's fold-change in susceptibility (Table 1 in main text). Inset shows the same data highlighting the rapid changes in the first 5ns of the simulations. (B) Similar plot for the average distance between the centers of mass (COM) of DOR and RT atoms. (C, D) Normalised autocorrelation functions of the quantities in (A) and (B), computed for each replicate and averaged within each genotype, with the shaded region the SEM across replicates. (E, F) Blocked standard error of the same two quantities against block length. This is the standard error of the mean implied by blocks of that length, and the value at which it levels off is the standard error once correlation between successive frames is accounted for. DOR RMSD decorrelates within about 5 ns and its blocked error is nearly flat beyond 10 ns, so the ligand pose is well sampled over 100 ns; the COM distance decorrelates over roughly 20 ns and its blocked error is still rising at 50 ns. Block lengths are converted to a frame count separately for each replicate and block means are pooled across the three replicates, so the longest block shown, 50 ns, rests on six blocks. Definitions are given in Methods.</w:t>
       </w:r>
     </w:p>
     <w:p>

--- a/revisions/Supplementary-Text-Revision-1-CLEAN.docx
+++ b/revisions/Supplementary-Text-Revision-1-CLEAN.docx
@@ -227,7 +227,7 @@
         <w:pStyle w:val="Heading1"/>
       </w:pPr>
       <w:r>
-        <w:t xml:space="preserve">Supplementary Figure 1. DOR Root Mean Squared Deviation (RMSD) and distance between centers of mass (COM) of DOR and RT indicate 100ns runtime is sufficient for DOR-RT interactions to stabilize. (A) Each solid line provides the average RMSD of the DOR heavy atoms vs the minimized structure within the NNIBP (at t = 0) computed at each time point across triplicate simulations. Shaded regions represent the standard error this mean (SEM). The red curve represents WT and the remaining trajectories are color-coded based on the respective genotype's fold-change in susceptibility (Table 1 in main text). Inset shows the same data highlighting the rapid changes in the first 5ns of the simulations. (B) Similar plot for the average distance between the centers of mass (COM) of DOR and RT atoms. (C, D) Normalised autocorrelation functions of the quantities in (A) and (B), computed for each replicate and averaged within each genotype, with the shaded region the SEM across replicates. (E, F) Blocked standard error of the same two quantities against block length. This is the standard error of the mean implied by blocks of that length, and the value at which it levels off is the standard error once correlation between successive frames is accounted for. DOR RMSD decorrelates within about 5 ns and its blocked error is nearly flat beyond 10 ns, so the ligand pose is well sampled over 100 ns; the COM distance decorrelates over roughly 20 ns and its blocked error is still rising at 50 ns. Block lengths are converted to a frame count separately for each replicate and block means are pooled across the three replicates, so the longest block shown, 50 ns, rests on six blocks. Definitions are given in Methods.</w:t>
+        <w:t xml:space="preserve">Supplementary Figure 1. DOR Root Mean Squared Deviation (RMSD) and distance between centers of mass (COM) of DOR and RT indicate 100ns runtime is sufficient for DOR-RT interactions to stabilize. (A) Each solid line provides the average RMSD of the DOR heavy atoms vs the minimized structure within the NNIBP (at t = 0) computed at each time point across triplicate simulations. Shaded regions represent the standard error this mean (SEM). The red curve represents WT and the remaining trajectories are color-coded based on the respective genotype's fold-change in susceptibility (Table 1 in main text). Inset shows the same data highlighting the rapid changes in the first 5ns of the simulations. (B) Similar plot for the average distance between the centers of mass (COM) of DOR and RT atoms. (C, D) Normalised autocorrelation functions of the quantities in (A) and (B), computed for each replicate and averaged within each genotype, with the shaded region the SEM across replicates. (E, F) Blocked standard error of the same two quantities against block length. This is the standard error of the mean implied by blocks of that length, and the value at which it levels off is the standard error once correlation between successive frames is accounted for. DOR RMSD decorrelates within about 5 ns and its blocked error is nearly flat beyond 10 ns, so the ligand pose is well sampled over 100 ns; the COM distance decorrelates over roughly 20 ns and its blocked error is still rising at 50 ns. Block lengths are converted to a frame count separately for each replicate and block means are pooled across the three replicates, so the longest block shown, 50 ns, rests on six blocks. The shaded band, drawn for wild type alone to keep the panel legible, is the 95% chi-square interval on a standard error estimated from that number of blocks. Definitions are given in Methods.</w:t>
       </w:r>
     </w:p>
     <w:p>
